--- a/Self Study MCQ/Self Study DBT MCQ Session 05 to 08.docx
+++ b/Self Study MCQ/Self Study DBT MCQ Session 05 to 08.docx
@@ -130,14 +130,6 @@
         </w:rPr>
         <w:t>1. Which MySQL data type is best for storing a fixed-length string of exactly 10 characters?</w:t>
       </w:r>
-      <w:r>
-        <w:rPr>
-          <w:rFonts w:ascii="Arial" w:hAnsi="Arial" w:cs="Arial"/>
-          <w:sz w:val="20"/>
-          <w:szCs w:val="20"/>
-        </w:rPr>
-        <w:br/>
-      </w:r>
     </w:p>
     <w:p>
       <w:pPr>
@@ -248,14 +240,6 @@
         </w:rPr>
         <w:t>2. Which integer type in MySQL uses the smallest storage (1 byte)?</w:t>
       </w:r>
-      <w:r>
-        <w:rPr>
-          <w:rFonts w:ascii="Arial" w:hAnsi="Arial" w:cs="Arial"/>
-          <w:sz w:val="20"/>
-          <w:szCs w:val="20"/>
-        </w:rPr>
-        <w:br/>
-      </w:r>
     </w:p>
     <w:p>
       <w:pPr>
@@ -366,14 +350,6 @@
         </w:rPr>
         <w:t>3. The DECIMAL(10,2) data type can store:</w:t>
       </w:r>
-      <w:r>
-        <w:rPr>
-          <w:rFonts w:ascii="Arial" w:hAnsi="Arial" w:cs="Arial"/>
-          <w:sz w:val="20"/>
-          <w:szCs w:val="20"/>
-        </w:rPr>
-        <w:br/>
-      </w:r>
     </w:p>
     <w:p>
       <w:pPr>
@@ -484,14 +460,6 @@
         </w:rPr>
         <w:t>4. Which data type is used for storing large text up to 65,535 bytes?</w:t>
       </w:r>
-      <w:r>
-        <w:rPr>
-          <w:rFonts w:ascii="Arial" w:hAnsi="Arial" w:cs="Arial"/>
-          <w:sz w:val="20"/>
-          <w:szCs w:val="20"/>
-        </w:rPr>
-        <w:br/>
-      </w:r>
     </w:p>
     <w:p>
       <w:pPr>
@@ -602,14 +570,6 @@
         </w:rPr>
         <w:t>5. The DATE data type in MySQL stores:</w:t>
       </w:r>
-      <w:r>
-        <w:rPr>
-          <w:rFonts w:ascii="Arial" w:hAnsi="Arial" w:cs="Arial"/>
-          <w:sz w:val="20"/>
-          <w:szCs w:val="20"/>
-        </w:rPr>
-        <w:br/>
-      </w:r>
     </w:p>
     <w:p>
       <w:pPr>
@@ -720,14 +680,6 @@
         </w:rPr>
         <w:t>6. Which constraint ensures that a column cannot have NULL values?</w:t>
       </w:r>
-      <w:r>
-        <w:rPr>
-          <w:rFonts w:ascii="Arial" w:hAnsi="Arial" w:cs="Arial"/>
-          <w:sz w:val="20"/>
-          <w:szCs w:val="20"/>
-        </w:rPr>
-        <w:br/>
-      </w:r>
     </w:p>
     <w:p>
       <w:pPr>
@@ -838,14 +790,6 @@
         </w:rPr>
         <w:t>7. A table can have at most how many PRIMARY KEY constraints?</w:t>
       </w:r>
-      <w:r>
-        <w:rPr>
-          <w:rFonts w:ascii="Arial" w:hAnsi="Arial" w:cs="Arial"/>
-          <w:sz w:val="20"/>
-          <w:szCs w:val="20"/>
-        </w:rPr>
-        <w:br/>
-      </w:r>
     </w:p>
     <w:p>
       <w:pPr>
@@ -956,14 +900,6 @@
         </w:rPr>
         <w:t>8. Which constraint allows multiple NULL values in a column (in MySQL)?</w:t>
       </w:r>
-      <w:r>
-        <w:rPr>
-          <w:rFonts w:ascii="Arial" w:hAnsi="Arial" w:cs="Arial"/>
-          <w:sz w:val="20"/>
-          <w:szCs w:val="20"/>
-        </w:rPr>
-        <w:br/>
-      </w:r>
     </w:p>
     <w:p>
       <w:pPr>
@@ -1074,14 +1010,6 @@
         </w:rPr>
         <w:t>9. The CHECK constraint in MySQL (prior to version 8.0.16):</w:t>
       </w:r>
-      <w:r>
-        <w:rPr>
-          <w:rFonts w:ascii="Arial" w:hAnsi="Arial" w:cs="Arial"/>
-          <w:sz w:val="20"/>
-          <w:szCs w:val="20"/>
-        </w:rPr>
-        <w:br/>
-      </w:r>
     </w:p>
     <w:p>
       <w:pPr>
@@ -1192,14 +1120,6 @@
         </w:rPr>
         <w:t>10. A FOREIGN KEY constraint must reference:</w:t>
       </w:r>
-      <w:r>
-        <w:rPr>
-          <w:rFonts w:ascii="Arial" w:hAnsi="Arial" w:cs="Arial"/>
-          <w:sz w:val="20"/>
-          <w:szCs w:val="20"/>
-        </w:rPr>
-        <w:br/>
-      </w:r>
     </w:p>
     <w:p>
       <w:pPr>
@@ -1310,14 +1230,6 @@
         </w:rPr>
         <w:t>11. Which clause is used to define a DEFAULT value for a column?</w:t>
       </w:r>
-      <w:r>
-        <w:rPr>
-          <w:rFonts w:ascii="Arial" w:hAnsi="Arial" w:cs="Arial"/>
-          <w:sz w:val="20"/>
-          <w:szCs w:val="20"/>
-        </w:rPr>
-        <w:br/>
-      </w:r>
     </w:p>
     <w:p>
       <w:pPr>
@@ -1428,14 +1340,6 @@
         </w:rPr>
         <w:t>12. Adding a FOREIGN KEY constraint to an existing table uses:</w:t>
       </w:r>
-      <w:r>
-        <w:rPr>
-          <w:rFonts w:ascii="Arial" w:hAnsi="Arial" w:cs="Arial"/>
-          <w:sz w:val="20"/>
-          <w:szCs w:val="20"/>
-        </w:rPr>
-        <w:br/>
-      </w:r>
     </w:p>
     <w:p>
       <w:pPr>
@@ -1546,14 +1450,6 @@
         </w:rPr>
         <w:t>13. Which aggregate function returns the number of rows in a result set?</w:t>
       </w:r>
-      <w:r>
-        <w:rPr>
-          <w:rFonts w:ascii="Arial" w:hAnsi="Arial" w:cs="Arial"/>
-          <w:sz w:val="20"/>
-          <w:szCs w:val="20"/>
-        </w:rPr>
-        <w:br/>
-      </w:r>
     </w:p>
     <w:p>
       <w:pPr>
@@ -1588,6 +1484,13 @@
           <w:szCs w:val="20"/>
         </w:rPr>
         <w:br/>
+      </w:r>
+      <w:r>
+        <w:rPr>
+          <w:rFonts w:ascii="Arial" w:hAnsi="Arial" w:cs="Arial"/>
+          <w:sz w:val="20"/>
+          <w:szCs w:val="20"/>
+        </w:rPr>
         <w:t>C) TOTAL()</w:t>
       </w:r>
       <w:r>
@@ -1657,23 +1560,22 @@
         </w:rPr>
         <w:t>14. What does COUNT(column_name) do regarding NULL values?</w:t>
       </w:r>
-      <w:r>
-        <w:rPr>
-          <w:rFonts w:ascii="Arial" w:hAnsi="Arial" w:cs="Arial"/>
-          <w:sz w:val="20"/>
-          <w:szCs w:val="20"/>
-        </w:rPr>
-        <w:br/>
-      </w:r>
-    </w:p>
-    <w:p>
-      <w:pPr>
-        <w:spacing w:after="0" w:line="240" w:lineRule="auto"/>
-        <w:rPr>
-          <w:rFonts w:ascii="Arial" w:hAnsi="Arial" w:cs="Arial"/>
-          <w:sz w:val="20"/>
-          <w:szCs w:val="20"/>
-        </w:rPr>
+    </w:p>
+    <w:p>
+      <w:pPr>
+        <w:spacing w:after="0" w:line="240" w:lineRule="auto"/>
+        <w:rPr>
+          <w:rFonts w:ascii="Arial" w:hAnsi="Arial" w:cs="Arial"/>
+          <w:sz w:val="20"/>
+          <w:szCs w:val="20"/>
+        </w:rPr>
+        <w:sectPr>
+          <w:type w:val="continuous"/>
+          <w:pgSz w:w="11906" w:h="16838"/>
+          <w:pgMar w:top="567" w:right="1440" w:bottom="567" w:left="1440" w:header="708" w:footer="708" w:gutter="0"/>
+          <w:cols w:num="2" w:space="708"/>
+          <w:docGrid w:linePitch="360"/>
+        </w:sectPr>
       </w:pPr>
       <w:r>
         <w:rPr>
@@ -1699,6 +1601,13 @@
           <w:szCs w:val="20"/>
         </w:rPr>
         <w:br/>
+      </w:r>
+      <w:r>
+        <w:rPr>
+          <w:rFonts w:ascii="Arial" w:hAnsi="Arial" w:cs="Arial"/>
+          <w:sz w:val="20"/>
+          <w:szCs w:val="20"/>
+        </w:rPr>
         <w:t>C) Throws error if NULL exists</w:t>
       </w:r>
       <w:r>
@@ -1708,7 +1617,128 @@
           <w:szCs w:val="20"/>
         </w:rPr>
         <w:br/>
-        <w:t>D) Counts NULLs as 0</w:t>
+        <w:t xml:space="preserve">D) Counts NULLs </w:t>
+      </w:r>
+    </w:p>
+    <w:p>
+      <w:pPr>
+        <w:spacing w:after="0" w:line="240" w:lineRule="auto"/>
+        <w:rPr>
+          <w:rFonts w:ascii="Arial" w:hAnsi="Arial" w:cs="Arial"/>
+          <w:b/>
+          <w:bCs/>
+          <w:sz w:val="20"/>
+          <w:szCs w:val="20"/>
+        </w:rPr>
+      </w:pPr>
+    </w:p>
+    <w:p>
+      <w:pPr>
+        <w:spacing w:after="0" w:line="240" w:lineRule="auto"/>
+        <w:rPr>
+          <w:rFonts w:ascii="Arial" w:hAnsi="Arial" w:cs="Arial"/>
+          <w:b/>
+          <w:bCs/>
+          <w:sz w:val="20"/>
+          <w:szCs w:val="20"/>
+        </w:rPr>
+      </w:pPr>
+    </w:p>
+    <w:p>
+      <w:pPr>
+        <w:spacing w:after="0" w:line="240" w:lineRule="auto"/>
+        <w:rPr>
+          <w:rFonts w:ascii="Arial" w:hAnsi="Arial" w:cs="Arial"/>
+          <w:b/>
+          <w:bCs/>
+          <w:sz w:val="20"/>
+          <w:szCs w:val="20"/>
+        </w:rPr>
+      </w:pPr>
+    </w:p>
+    <w:p>
+      <w:pPr>
+        <w:spacing w:after="0" w:line="240" w:lineRule="auto"/>
+        <w:rPr>
+          <w:rFonts w:ascii="Arial" w:hAnsi="Arial" w:cs="Arial"/>
+          <w:b/>
+          <w:bCs/>
+          <w:sz w:val="20"/>
+          <w:szCs w:val="20"/>
+        </w:rPr>
+      </w:pPr>
+    </w:p>
+    <w:p>
+      <w:pPr>
+        <w:spacing w:after="0" w:line="240" w:lineRule="auto"/>
+        <w:rPr>
+          <w:rFonts w:ascii="Arial" w:hAnsi="Arial" w:cs="Arial"/>
+          <w:sz w:val="20"/>
+          <w:szCs w:val="20"/>
+        </w:rPr>
+        <w:sectPr>
+          <w:type w:val="continuous"/>
+          <w:pgSz w:w="11906" w:h="16838"/>
+          <w:pgMar w:top="567" w:right="1440" w:bottom="567" w:left="1440" w:header="708" w:footer="708" w:gutter="0"/>
+          <w:cols w:space="708"/>
+          <w:docGrid w:linePitch="360"/>
+        </w:sectPr>
+      </w:pPr>
+      <w:r>
+        <w:rPr>
+          <w:rFonts w:ascii="Arial" w:hAnsi="Arial" w:cs="Arial"/>
+          <w:b/>
+          <w:bCs/>
+          <w:sz w:val="20"/>
+          <w:szCs w:val="20"/>
+        </w:rPr>
+        <w:lastRenderedPageBreak/>
+        <w:t>15. Which function returns the highest value in a column?</w:t>
+      </w:r>
+    </w:p>
+    <w:p>
+      <w:pPr>
+        <w:spacing w:after="0" w:line="240" w:lineRule="auto"/>
+        <w:rPr>
+          <w:rFonts w:ascii="Arial" w:hAnsi="Arial" w:cs="Arial"/>
+          <w:sz w:val="20"/>
+          <w:szCs w:val="20"/>
+        </w:rPr>
+      </w:pPr>
+      <w:r>
+        <w:rPr>
+          <w:rFonts w:ascii="Arial" w:hAnsi="Arial" w:cs="Arial"/>
+          <w:sz w:val="20"/>
+          <w:szCs w:val="20"/>
+        </w:rPr>
+        <w:t>A) MAX()</w:t>
+      </w:r>
+      <w:r>
+        <w:rPr>
+          <w:rFonts w:ascii="Arial" w:hAnsi="Arial" w:cs="Arial"/>
+          <w:sz w:val="20"/>
+          <w:szCs w:val="20"/>
+        </w:rPr>
+        <w:br/>
+        <w:t>B) HIGHEST()</w:t>
+      </w:r>
+      <w:r>
+        <w:rPr>
+          <w:rFonts w:ascii="Arial" w:hAnsi="Arial" w:cs="Arial"/>
+          <w:sz w:val="20"/>
+          <w:szCs w:val="20"/>
+        </w:rPr>
+        <w:br/>
+        <w:t>C) TOP()</w:t>
+      </w:r>
+      <w:r>
+        <w:rPr>
+          <w:rFonts w:ascii="Arial" w:hAnsi="Arial" w:cs="Arial"/>
+          <w:sz w:val="20"/>
+          <w:szCs w:val="20"/>
+        </w:rPr>
+        <w:br/>
+        <w:t>D) GREATEST()</w:t>
       </w:r>
     </w:p>
     <w:p>
@@ -1766,60 +1796,52 @@
           <w:sz w:val="20"/>
           <w:szCs w:val="20"/>
         </w:rPr>
-        <w:t>15. Which function returns the highest value in a column?</w:t>
-      </w:r>
-      <w:r>
-        <w:rPr>
-          <w:rFonts w:ascii="Arial" w:hAnsi="Arial" w:cs="Arial"/>
-          <w:sz w:val="20"/>
-          <w:szCs w:val="20"/>
-        </w:rPr>
-        <w:br/>
-      </w:r>
-    </w:p>
-    <w:p>
-      <w:pPr>
-        <w:spacing w:after="0" w:line="240" w:lineRule="auto"/>
-        <w:rPr>
-          <w:rFonts w:ascii="Arial" w:hAnsi="Arial" w:cs="Arial"/>
-          <w:sz w:val="20"/>
-          <w:szCs w:val="20"/>
-        </w:rPr>
-      </w:pPr>
-      <w:r>
-        <w:rPr>
-          <w:rFonts w:ascii="Arial" w:hAnsi="Arial" w:cs="Arial"/>
-          <w:sz w:val="20"/>
-          <w:szCs w:val="20"/>
-        </w:rPr>
-        <w:t>A) MAX()</w:t>
-      </w:r>
-      <w:r>
-        <w:rPr>
-          <w:rFonts w:ascii="Arial" w:hAnsi="Arial" w:cs="Arial"/>
-          <w:sz w:val="20"/>
-          <w:szCs w:val="20"/>
-        </w:rPr>
-        <w:br/>
-        <w:t>B) HIGHEST()</w:t>
-      </w:r>
-      <w:r>
-        <w:rPr>
-          <w:rFonts w:ascii="Arial" w:hAnsi="Arial" w:cs="Arial"/>
-          <w:sz w:val="20"/>
-          <w:szCs w:val="20"/>
-        </w:rPr>
-        <w:br/>
-        <w:t>C) TOP()</w:t>
-      </w:r>
-      <w:r>
-        <w:rPr>
-          <w:rFonts w:ascii="Arial" w:hAnsi="Arial" w:cs="Arial"/>
-          <w:sz w:val="20"/>
-          <w:szCs w:val="20"/>
-        </w:rPr>
-        <w:br/>
-        <w:t>D) GREATEST()</w:t>
+        <w:t>16. AVG() function in MySQL implicitly ignores:</w:t>
+      </w:r>
+    </w:p>
+    <w:p>
+      <w:pPr>
+        <w:spacing w:after="0" w:line="240" w:lineRule="auto"/>
+        <w:rPr>
+          <w:rFonts w:ascii="Arial" w:hAnsi="Arial" w:cs="Arial"/>
+          <w:sz w:val="20"/>
+          <w:szCs w:val="20"/>
+        </w:rPr>
+      </w:pPr>
+      <w:r>
+        <w:rPr>
+          <w:rFonts w:ascii="Arial" w:hAnsi="Arial" w:cs="Arial"/>
+          <w:sz w:val="20"/>
+          <w:szCs w:val="20"/>
+        </w:rPr>
+        <w:t>A) Zeros</w:t>
+      </w:r>
+      <w:r>
+        <w:rPr>
+          <w:rFonts w:ascii="Arial" w:hAnsi="Arial" w:cs="Arial"/>
+          <w:sz w:val="20"/>
+          <w:szCs w:val="20"/>
+        </w:rPr>
+        <w:br/>
+        <w:t>B) NULL values</w:t>
+      </w:r>
+      <w:r>
+        <w:rPr>
+          <w:rFonts w:ascii="Arial" w:hAnsi="Arial" w:cs="Arial"/>
+          <w:sz w:val="20"/>
+          <w:szCs w:val="20"/>
+        </w:rPr>
+        <w:br/>
+        <w:t>C) Negative numbers</w:t>
+      </w:r>
+      <w:r>
+        <w:rPr>
+          <w:rFonts w:ascii="Arial" w:hAnsi="Arial" w:cs="Arial"/>
+          <w:sz w:val="20"/>
+          <w:szCs w:val="20"/>
+        </w:rPr>
+        <w:br/>
+        <w:t>D) Duplicates</w:t>
       </w:r>
     </w:p>
     <w:p>
@@ -1877,60 +1899,52 @@
           <w:sz w:val="20"/>
           <w:szCs w:val="20"/>
         </w:rPr>
-        <w:t>16. AVG() function in MySQL implicitly ignores:</w:t>
-      </w:r>
-      <w:r>
-        <w:rPr>
-          <w:rFonts w:ascii="Arial" w:hAnsi="Arial" w:cs="Arial"/>
-          <w:sz w:val="20"/>
-          <w:szCs w:val="20"/>
-        </w:rPr>
-        <w:br/>
-      </w:r>
-    </w:p>
-    <w:p>
-      <w:pPr>
-        <w:spacing w:after="0" w:line="240" w:lineRule="auto"/>
-        <w:rPr>
-          <w:rFonts w:ascii="Arial" w:hAnsi="Arial" w:cs="Arial"/>
-          <w:sz w:val="20"/>
-          <w:szCs w:val="20"/>
-        </w:rPr>
-      </w:pPr>
-      <w:r>
-        <w:rPr>
-          <w:rFonts w:ascii="Arial" w:hAnsi="Arial" w:cs="Arial"/>
-          <w:sz w:val="20"/>
-          <w:szCs w:val="20"/>
-        </w:rPr>
-        <w:t>A) Zeros</w:t>
-      </w:r>
-      <w:r>
-        <w:rPr>
-          <w:rFonts w:ascii="Arial" w:hAnsi="Arial" w:cs="Arial"/>
-          <w:sz w:val="20"/>
-          <w:szCs w:val="20"/>
-        </w:rPr>
-        <w:br/>
-        <w:t>B) NULL values</w:t>
-      </w:r>
-      <w:r>
-        <w:rPr>
-          <w:rFonts w:ascii="Arial" w:hAnsi="Arial" w:cs="Arial"/>
-          <w:sz w:val="20"/>
-          <w:szCs w:val="20"/>
-        </w:rPr>
-        <w:br/>
-        <w:t>C) Negative numbers</w:t>
-      </w:r>
-      <w:r>
-        <w:rPr>
-          <w:rFonts w:ascii="Arial" w:hAnsi="Arial" w:cs="Arial"/>
-          <w:sz w:val="20"/>
-          <w:szCs w:val="20"/>
-        </w:rPr>
-        <w:br/>
-        <w:t>D) Duplicates</w:t>
+        <w:t>17. SUM(DISTINCT salary) will:</w:t>
+      </w:r>
+    </w:p>
+    <w:p>
+      <w:pPr>
+        <w:spacing w:after="0" w:line="240" w:lineRule="auto"/>
+        <w:rPr>
+          <w:rFonts w:ascii="Arial" w:hAnsi="Arial" w:cs="Arial"/>
+          <w:sz w:val="20"/>
+          <w:szCs w:val="20"/>
+        </w:rPr>
+      </w:pPr>
+      <w:r>
+        <w:rPr>
+          <w:rFonts w:ascii="Arial" w:hAnsi="Arial" w:cs="Arial"/>
+          <w:sz w:val="20"/>
+          <w:szCs w:val="20"/>
+        </w:rPr>
+        <w:t>A) Sum all salaries including duplicates</w:t>
+      </w:r>
+      <w:r>
+        <w:rPr>
+          <w:rFonts w:ascii="Arial" w:hAnsi="Arial" w:cs="Arial"/>
+          <w:sz w:val="20"/>
+          <w:szCs w:val="20"/>
+        </w:rPr>
+        <w:br/>
+        <w:t>B) Sum only unique salary values</w:t>
+      </w:r>
+      <w:r>
+        <w:rPr>
+          <w:rFonts w:ascii="Arial" w:hAnsi="Arial" w:cs="Arial"/>
+          <w:sz w:val="20"/>
+          <w:szCs w:val="20"/>
+        </w:rPr>
+        <w:br/>
+        <w:t>C) Sum ignoring NULLs but including duplicates</w:t>
+      </w:r>
+      <w:r>
+        <w:rPr>
+          <w:rFonts w:ascii="Arial" w:hAnsi="Arial" w:cs="Arial"/>
+          <w:sz w:val="20"/>
+          <w:szCs w:val="20"/>
+        </w:rPr>
+        <w:br/>
+        <w:t>D) Error because DISTINCT not allowed with SUM</w:t>
       </w:r>
     </w:p>
     <w:p>
@@ -1988,60 +2002,52 @@
           <w:sz w:val="20"/>
           <w:szCs w:val="20"/>
         </w:rPr>
-        <w:t>17. SUM(DISTINCT salary) will:</w:t>
-      </w:r>
-      <w:r>
-        <w:rPr>
-          <w:rFonts w:ascii="Arial" w:hAnsi="Arial" w:cs="Arial"/>
-          <w:sz w:val="20"/>
-          <w:szCs w:val="20"/>
-        </w:rPr>
-        <w:br/>
-      </w:r>
-    </w:p>
-    <w:p>
-      <w:pPr>
-        <w:spacing w:after="0" w:line="240" w:lineRule="auto"/>
-        <w:rPr>
-          <w:rFonts w:ascii="Arial" w:hAnsi="Arial" w:cs="Arial"/>
-          <w:sz w:val="20"/>
-          <w:szCs w:val="20"/>
-        </w:rPr>
-      </w:pPr>
-      <w:r>
-        <w:rPr>
-          <w:rFonts w:ascii="Arial" w:hAnsi="Arial" w:cs="Arial"/>
-          <w:sz w:val="20"/>
-          <w:szCs w:val="20"/>
-        </w:rPr>
-        <w:t>A) Sum all salaries including duplicates</w:t>
-      </w:r>
-      <w:r>
-        <w:rPr>
-          <w:rFonts w:ascii="Arial" w:hAnsi="Arial" w:cs="Arial"/>
-          <w:sz w:val="20"/>
-          <w:szCs w:val="20"/>
-        </w:rPr>
-        <w:br/>
-        <w:t>B) Sum only unique salary values</w:t>
-      </w:r>
-      <w:r>
-        <w:rPr>
-          <w:rFonts w:ascii="Arial" w:hAnsi="Arial" w:cs="Arial"/>
-          <w:sz w:val="20"/>
-          <w:szCs w:val="20"/>
-        </w:rPr>
-        <w:br/>
-        <w:t>C) Sum ignoring NULLs but including duplicates</w:t>
-      </w:r>
-      <w:r>
-        <w:rPr>
-          <w:rFonts w:ascii="Arial" w:hAnsi="Arial" w:cs="Arial"/>
-          <w:sz w:val="20"/>
-          <w:szCs w:val="20"/>
-        </w:rPr>
-        <w:br/>
-        <w:t>D) Error because DISTINCT not allowed with SUM</w:t>
+        <w:t>18. The GROUP BY clause is used to:</w:t>
+      </w:r>
+    </w:p>
+    <w:p>
+      <w:pPr>
+        <w:spacing w:after="0" w:line="240" w:lineRule="auto"/>
+        <w:rPr>
+          <w:rFonts w:ascii="Arial" w:hAnsi="Arial" w:cs="Arial"/>
+          <w:sz w:val="20"/>
+          <w:szCs w:val="20"/>
+        </w:rPr>
+      </w:pPr>
+      <w:r>
+        <w:rPr>
+          <w:rFonts w:ascii="Arial" w:hAnsi="Arial" w:cs="Arial"/>
+          <w:sz w:val="20"/>
+          <w:szCs w:val="20"/>
+        </w:rPr>
+        <w:t>A) Sort rows</w:t>
+      </w:r>
+      <w:r>
+        <w:rPr>
+          <w:rFonts w:ascii="Arial" w:hAnsi="Arial" w:cs="Arial"/>
+          <w:sz w:val="20"/>
+          <w:szCs w:val="20"/>
+        </w:rPr>
+        <w:br/>
+        <w:t>B) Filter rows before aggregation</w:t>
+      </w:r>
+      <w:r>
+        <w:rPr>
+          <w:rFonts w:ascii="Arial" w:hAnsi="Arial" w:cs="Arial"/>
+          <w:sz w:val="20"/>
+          <w:szCs w:val="20"/>
+        </w:rPr>
+        <w:br/>
+        <w:t>C) Group rows that have the same values into summary rows</w:t>
+      </w:r>
+      <w:r>
+        <w:rPr>
+          <w:rFonts w:ascii="Arial" w:hAnsi="Arial" w:cs="Arial"/>
+          <w:sz w:val="20"/>
+          <w:szCs w:val="20"/>
+        </w:rPr>
+        <w:br/>
+        <w:t>D) Remove duplicates</w:t>
       </w:r>
     </w:p>
     <w:p>
@@ -2099,60 +2105,52 @@
           <w:sz w:val="20"/>
           <w:szCs w:val="20"/>
         </w:rPr>
-        <w:t>18. The GROUP BY clause is used to:</w:t>
-      </w:r>
-      <w:r>
-        <w:rPr>
-          <w:rFonts w:ascii="Arial" w:hAnsi="Arial" w:cs="Arial"/>
-          <w:sz w:val="20"/>
-          <w:szCs w:val="20"/>
-        </w:rPr>
-        <w:br/>
-      </w:r>
-    </w:p>
-    <w:p>
-      <w:pPr>
-        <w:spacing w:after="0" w:line="240" w:lineRule="auto"/>
-        <w:rPr>
-          <w:rFonts w:ascii="Arial" w:hAnsi="Arial" w:cs="Arial"/>
-          <w:sz w:val="20"/>
-          <w:szCs w:val="20"/>
-        </w:rPr>
-      </w:pPr>
-      <w:r>
-        <w:rPr>
-          <w:rFonts w:ascii="Arial" w:hAnsi="Arial" w:cs="Arial"/>
-          <w:sz w:val="20"/>
-          <w:szCs w:val="20"/>
-        </w:rPr>
-        <w:t>A) Sort rows</w:t>
-      </w:r>
-      <w:r>
-        <w:rPr>
-          <w:rFonts w:ascii="Arial" w:hAnsi="Arial" w:cs="Arial"/>
-          <w:sz w:val="20"/>
-          <w:szCs w:val="20"/>
-        </w:rPr>
-        <w:br/>
-        <w:t>B) Filter rows before aggregation</w:t>
-      </w:r>
-      <w:r>
-        <w:rPr>
-          <w:rFonts w:ascii="Arial" w:hAnsi="Arial" w:cs="Arial"/>
-          <w:sz w:val="20"/>
-          <w:szCs w:val="20"/>
-        </w:rPr>
-        <w:br/>
-        <w:t>C) Group rows that have the same values into summary rows</w:t>
-      </w:r>
-      <w:r>
-        <w:rPr>
-          <w:rFonts w:ascii="Arial" w:hAnsi="Arial" w:cs="Arial"/>
-          <w:sz w:val="20"/>
-          <w:szCs w:val="20"/>
-        </w:rPr>
-        <w:br/>
-        <w:t>D) Remove duplicates</w:t>
+        <w:t>19. Which clause filters groups after aggregation?</w:t>
+      </w:r>
+    </w:p>
+    <w:p>
+      <w:pPr>
+        <w:spacing w:after="0" w:line="240" w:lineRule="auto"/>
+        <w:rPr>
+          <w:rFonts w:ascii="Arial" w:hAnsi="Arial" w:cs="Arial"/>
+          <w:sz w:val="20"/>
+          <w:szCs w:val="20"/>
+        </w:rPr>
+      </w:pPr>
+      <w:r>
+        <w:rPr>
+          <w:rFonts w:ascii="Arial" w:hAnsi="Arial" w:cs="Arial"/>
+          <w:sz w:val="20"/>
+          <w:szCs w:val="20"/>
+        </w:rPr>
+        <w:t>A) WHERE</w:t>
+      </w:r>
+      <w:r>
+        <w:rPr>
+          <w:rFonts w:ascii="Arial" w:hAnsi="Arial" w:cs="Arial"/>
+          <w:sz w:val="20"/>
+          <w:szCs w:val="20"/>
+        </w:rPr>
+        <w:br/>
+        <w:t>B) GROUP BY</w:t>
+      </w:r>
+      <w:r>
+        <w:rPr>
+          <w:rFonts w:ascii="Arial" w:hAnsi="Arial" w:cs="Arial"/>
+          <w:sz w:val="20"/>
+          <w:szCs w:val="20"/>
+        </w:rPr>
+        <w:br/>
+        <w:t>C) HAVING</w:t>
+      </w:r>
+      <w:r>
+        <w:rPr>
+          <w:rFonts w:ascii="Arial" w:hAnsi="Arial" w:cs="Arial"/>
+          <w:sz w:val="20"/>
+          <w:szCs w:val="20"/>
+        </w:rPr>
+        <w:br/>
+        <w:t>D) ORDER BY</w:t>
       </w:r>
     </w:p>
     <w:p>
@@ -2210,60 +2208,52 @@
           <w:sz w:val="20"/>
           <w:szCs w:val="20"/>
         </w:rPr>
-        <w:t>19. Which clause filters groups after aggregation?</w:t>
-      </w:r>
-      <w:r>
-        <w:rPr>
-          <w:rFonts w:ascii="Arial" w:hAnsi="Arial" w:cs="Arial"/>
-          <w:sz w:val="20"/>
-          <w:szCs w:val="20"/>
-        </w:rPr>
-        <w:br/>
-      </w:r>
-    </w:p>
-    <w:p>
-      <w:pPr>
-        <w:spacing w:after="0" w:line="240" w:lineRule="auto"/>
-        <w:rPr>
-          <w:rFonts w:ascii="Arial" w:hAnsi="Arial" w:cs="Arial"/>
-          <w:sz w:val="20"/>
-          <w:szCs w:val="20"/>
-        </w:rPr>
-      </w:pPr>
-      <w:r>
-        <w:rPr>
-          <w:rFonts w:ascii="Arial" w:hAnsi="Arial" w:cs="Arial"/>
-          <w:sz w:val="20"/>
-          <w:szCs w:val="20"/>
-        </w:rPr>
-        <w:t>A) WHERE</w:t>
-      </w:r>
-      <w:r>
-        <w:rPr>
-          <w:rFonts w:ascii="Arial" w:hAnsi="Arial" w:cs="Arial"/>
-          <w:sz w:val="20"/>
-          <w:szCs w:val="20"/>
-        </w:rPr>
-        <w:br/>
-        <w:t>B) GROUP BY</w:t>
-      </w:r>
-      <w:r>
-        <w:rPr>
-          <w:rFonts w:ascii="Arial" w:hAnsi="Arial" w:cs="Arial"/>
-          <w:sz w:val="20"/>
-          <w:szCs w:val="20"/>
-        </w:rPr>
-        <w:br/>
-        <w:t>C) HAVING</w:t>
-      </w:r>
-      <w:r>
-        <w:rPr>
-          <w:rFonts w:ascii="Arial" w:hAnsi="Arial" w:cs="Arial"/>
-          <w:sz w:val="20"/>
-          <w:szCs w:val="20"/>
-        </w:rPr>
-        <w:br/>
-        <w:t>D) ORDER BY</w:t>
+        <w:t>20. Which is correct?</w:t>
+      </w:r>
+    </w:p>
+    <w:p>
+      <w:pPr>
+        <w:spacing w:after="0" w:line="240" w:lineRule="auto"/>
+        <w:rPr>
+          <w:rFonts w:ascii="Arial" w:hAnsi="Arial" w:cs="Arial"/>
+          <w:sz w:val="20"/>
+          <w:szCs w:val="20"/>
+        </w:rPr>
+      </w:pPr>
+      <w:r>
+        <w:rPr>
+          <w:rFonts w:ascii="Arial" w:hAnsi="Arial" w:cs="Arial"/>
+          <w:sz w:val="20"/>
+          <w:szCs w:val="20"/>
+        </w:rPr>
+        <w:t>A) WHERE filters groups, HAVING filters rows</w:t>
+      </w:r>
+      <w:r>
+        <w:rPr>
+          <w:rFonts w:ascii="Arial" w:hAnsi="Arial" w:cs="Arial"/>
+          <w:sz w:val="20"/>
+          <w:szCs w:val="20"/>
+        </w:rPr>
+        <w:br/>
+        <w:t>B) WHERE filters rows, HAVING filters groups</w:t>
+      </w:r>
+      <w:r>
+        <w:rPr>
+          <w:rFonts w:ascii="Arial" w:hAnsi="Arial" w:cs="Arial"/>
+          <w:sz w:val="20"/>
+          <w:szCs w:val="20"/>
+        </w:rPr>
+        <w:br/>
+        <w:t>C) Both filter rows</w:t>
+      </w:r>
+      <w:r>
+        <w:rPr>
+          <w:rFonts w:ascii="Arial" w:hAnsi="Arial" w:cs="Arial"/>
+          <w:sz w:val="20"/>
+          <w:szCs w:val="20"/>
+        </w:rPr>
+        <w:br/>
+        <w:t>D) Both filter groups</w:t>
       </w:r>
     </w:p>
     <w:p>
@@ -2321,60 +2311,52 @@
           <w:sz w:val="20"/>
           <w:szCs w:val="20"/>
         </w:rPr>
-        <w:t>20. Which is correct?</w:t>
-      </w:r>
-      <w:r>
-        <w:rPr>
-          <w:rFonts w:ascii="Arial" w:hAnsi="Arial" w:cs="Arial"/>
-          <w:sz w:val="20"/>
-          <w:szCs w:val="20"/>
-        </w:rPr>
-        <w:br/>
-      </w:r>
-    </w:p>
-    <w:p>
-      <w:pPr>
-        <w:spacing w:after="0" w:line="240" w:lineRule="auto"/>
-        <w:rPr>
-          <w:rFonts w:ascii="Arial" w:hAnsi="Arial" w:cs="Arial"/>
-          <w:sz w:val="20"/>
-          <w:szCs w:val="20"/>
-        </w:rPr>
-      </w:pPr>
-      <w:r>
-        <w:rPr>
-          <w:rFonts w:ascii="Arial" w:hAnsi="Arial" w:cs="Arial"/>
-          <w:sz w:val="20"/>
-          <w:szCs w:val="20"/>
-        </w:rPr>
-        <w:t>A) WHERE filters groups, HAVING filters rows</w:t>
-      </w:r>
-      <w:r>
-        <w:rPr>
-          <w:rFonts w:ascii="Arial" w:hAnsi="Arial" w:cs="Arial"/>
-          <w:sz w:val="20"/>
-          <w:szCs w:val="20"/>
-        </w:rPr>
-        <w:br/>
-        <w:t>B) WHERE filters rows, HAVING filters groups</w:t>
-      </w:r>
-      <w:r>
-        <w:rPr>
-          <w:rFonts w:ascii="Arial" w:hAnsi="Arial" w:cs="Arial"/>
-          <w:sz w:val="20"/>
-          <w:szCs w:val="20"/>
-        </w:rPr>
-        <w:br/>
-        <w:t>C) Both filter rows</w:t>
-      </w:r>
-      <w:r>
-        <w:rPr>
-          <w:rFonts w:ascii="Arial" w:hAnsi="Arial" w:cs="Arial"/>
-          <w:sz w:val="20"/>
-          <w:szCs w:val="20"/>
-        </w:rPr>
-        <w:br/>
-        <w:t>D) Both filter groups</w:t>
+        <w:t>21. What will happen if you use an aggregate function in SELECT without GROUP BY?</w:t>
+      </w:r>
+    </w:p>
+    <w:p>
+      <w:pPr>
+        <w:spacing w:after="0" w:line="240" w:lineRule="auto"/>
+        <w:rPr>
+          <w:rFonts w:ascii="Arial" w:hAnsi="Arial" w:cs="Arial"/>
+          <w:sz w:val="20"/>
+          <w:szCs w:val="20"/>
+        </w:rPr>
+      </w:pPr>
+      <w:r>
+        <w:rPr>
+          <w:rFonts w:ascii="Arial" w:hAnsi="Arial" w:cs="Arial"/>
+          <w:sz w:val="20"/>
+          <w:szCs w:val="20"/>
+        </w:rPr>
+        <w:t>A) Syntax error</w:t>
+      </w:r>
+      <w:r>
+        <w:rPr>
+          <w:rFonts w:ascii="Arial" w:hAnsi="Arial" w:cs="Arial"/>
+          <w:sz w:val="20"/>
+          <w:szCs w:val="20"/>
+        </w:rPr>
+        <w:br/>
+        <w:t>B) Returns a single row with the aggregate over all rows</w:t>
+      </w:r>
+      <w:r>
+        <w:rPr>
+          <w:rFonts w:ascii="Arial" w:hAnsi="Arial" w:cs="Arial"/>
+          <w:sz w:val="20"/>
+          <w:szCs w:val="20"/>
+        </w:rPr>
+        <w:br/>
+        <w:t>C) Returns one row per column</w:t>
+      </w:r>
+      <w:r>
+        <w:rPr>
+          <w:rFonts w:ascii="Arial" w:hAnsi="Arial" w:cs="Arial"/>
+          <w:sz w:val="20"/>
+          <w:szCs w:val="20"/>
+        </w:rPr>
+        <w:br/>
+        <w:t>D) Returns no rows</w:t>
       </w:r>
     </w:p>
     <w:p>
@@ -2432,60 +2414,52 @@
           <w:sz w:val="20"/>
           <w:szCs w:val="20"/>
         </w:rPr>
-        <w:t>21. What will happen if you use an aggregate function in SELECT without GROUP BY?</w:t>
-      </w:r>
-      <w:r>
-        <w:rPr>
-          <w:rFonts w:ascii="Arial" w:hAnsi="Arial" w:cs="Arial"/>
-          <w:sz w:val="20"/>
-          <w:szCs w:val="20"/>
-        </w:rPr>
-        <w:br/>
-      </w:r>
-    </w:p>
-    <w:p>
-      <w:pPr>
-        <w:spacing w:after="0" w:line="240" w:lineRule="auto"/>
-        <w:rPr>
-          <w:rFonts w:ascii="Arial" w:hAnsi="Arial" w:cs="Arial"/>
-          <w:sz w:val="20"/>
-          <w:szCs w:val="20"/>
-        </w:rPr>
-      </w:pPr>
-      <w:r>
-        <w:rPr>
-          <w:rFonts w:ascii="Arial" w:hAnsi="Arial" w:cs="Arial"/>
-          <w:sz w:val="20"/>
-          <w:szCs w:val="20"/>
-        </w:rPr>
-        <w:t>A) Syntax error</w:t>
-      </w:r>
-      <w:r>
-        <w:rPr>
-          <w:rFonts w:ascii="Arial" w:hAnsi="Arial" w:cs="Arial"/>
-          <w:sz w:val="20"/>
-          <w:szCs w:val="20"/>
-        </w:rPr>
-        <w:br/>
-        <w:t>B) Returns a single row with the aggregate over all rows</w:t>
-      </w:r>
-      <w:r>
-        <w:rPr>
-          <w:rFonts w:ascii="Arial" w:hAnsi="Arial" w:cs="Arial"/>
-          <w:sz w:val="20"/>
-          <w:szCs w:val="20"/>
-        </w:rPr>
-        <w:br/>
-        <w:t>C) Returns one row per column</w:t>
-      </w:r>
-      <w:r>
-        <w:rPr>
-          <w:rFonts w:ascii="Arial" w:hAnsi="Arial" w:cs="Arial"/>
-          <w:sz w:val="20"/>
-          <w:szCs w:val="20"/>
-        </w:rPr>
-        <w:br/>
-        <w:t>D) Returns no rows</w:t>
+        <w:t>22. Which column can appear in SELECT when GROUP BY is used?</w:t>
+      </w:r>
+    </w:p>
+    <w:p>
+      <w:pPr>
+        <w:spacing w:after="0" w:line="240" w:lineRule="auto"/>
+        <w:rPr>
+          <w:rFonts w:ascii="Arial" w:hAnsi="Arial" w:cs="Arial"/>
+          <w:sz w:val="20"/>
+          <w:szCs w:val="20"/>
+        </w:rPr>
+      </w:pPr>
+      <w:r>
+        <w:rPr>
+          <w:rFonts w:ascii="Arial" w:hAnsi="Arial" w:cs="Arial"/>
+          <w:sz w:val="20"/>
+          <w:szCs w:val="20"/>
+        </w:rPr>
+        <w:t>A) Any column</w:t>
+      </w:r>
+      <w:r>
+        <w:rPr>
+          <w:rFonts w:ascii="Arial" w:hAnsi="Arial" w:cs="Arial"/>
+          <w:sz w:val="20"/>
+          <w:szCs w:val="20"/>
+        </w:rPr>
+        <w:br/>
+        <w:t>B) Only aggregate functions</w:t>
+      </w:r>
+      <w:r>
+        <w:rPr>
+          <w:rFonts w:ascii="Arial" w:hAnsi="Arial" w:cs="Arial"/>
+          <w:sz w:val="20"/>
+          <w:szCs w:val="20"/>
+        </w:rPr>
+        <w:br/>
+        <w:t>C) Columns in GROUP BY clause or aggregate functions</w:t>
+      </w:r>
+      <w:r>
+        <w:rPr>
+          <w:rFonts w:ascii="Arial" w:hAnsi="Arial" w:cs="Arial"/>
+          <w:sz w:val="20"/>
+          <w:szCs w:val="20"/>
+        </w:rPr>
+        <w:br/>
+        <w:t>D) Only numeric columns</w:t>
       </w:r>
     </w:p>
     <w:p>
@@ -2543,60 +2517,52 @@
           <w:sz w:val="20"/>
           <w:szCs w:val="20"/>
         </w:rPr>
-        <w:t>22. Which column can appear in SELECT when GROUP BY is used?</w:t>
-      </w:r>
-      <w:r>
-        <w:rPr>
-          <w:rFonts w:ascii="Arial" w:hAnsi="Arial" w:cs="Arial"/>
-          <w:sz w:val="20"/>
-          <w:szCs w:val="20"/>
-        </w:rPr>
-        <w:br/>
-      </w:r>
-    </w:p>
-    <w:p>
-      <w:pPr>
-        <w:spacing w:after="0" w:line="240" w:lineRule="auto"/>
-        <w:rPr>
-          <w:rFonts w:ascii="Arial" w:hAnsi="Arial" w:cs="Arial"/>
-          <w:sz w:val="20"/>
-          <w:szCs w:val="20"/>
-        </w:rPr>
-      </w:pPr>
-      <w:r>
-        <w:rPr>
-          <w:rFonts w:ascii="Arial" w:hAnsi="Arial" w:cs="Arial"/>
-          <w:sz w:val="20"/>
-          <w:szCs w:val="20"/>
-        </w:rPr>
-        <w:t>A) Any column</w:t>
-      </w:r>
-      <w:r>
-        <w:rPr>
-          <w:rFonts w:ascii="Arial" w:hAnsi="Arial" w:cs="Arial"/>
-          <w:sz w:val="20"/>
-          <w:szCs w:val="20"/>
-        </w:rPr>
-        <w:br/>
-        <w:t>B) Only aggregate functions</w:t>
-      </w:r>
-      <w:r>
-        <w:rPr>
-          <w:rFonts w:ascii="Arial" w:hAnsi="Arial" w:cs="Arial"/>
-          <w:sz w:val="20"/>
-          <w:szCs w:val="20"/>
-        </w:rPr>
-        <w:br/>
-        <w:t>C) Columns in GROUP BY clause or aggregate functions</w:t>
-      </w:r>
-      <w:r>
-        <w:rPr>
-          <w:rFonts w:ascii="Arial" w:hAnsi="Arial" w:cs="Arial"/>
-          <w:sz w:val="20"/>
-          <w:szCs w:val="20"/>
-        </w:rPr>
-        <w:br/>
-        <w:t>D) Only numeric columns</w:t>
+        <w:t>23. The HAVING clause can use:</w:t>
+      </w:r>
+    </w:p>
+    <w:p>
+      <w:pPr>
+        <w:spacing w:after="0" w:line="240" w:lineRule="auto"/>
+        <w:rPr>
+          <w:rFonts w:ascii="Arial" w:hAnsi="Arial" w:cs="Arial"/>
+          <w:sz w:val="20"/>
+          <w:szCs w:val="20"/>
+        </w:rPr>
+      </w:pPr>
+      <w:r>
+        <w:rPr>
+          <w:rFonts w:ascii="Arial" w:hAnsi="Arial" w:cs="Arial"/>
+          <w:sz w:val="20"/>
+          <w:szCs w:val="20"/>
+        </w:rPr>
+        <w:t>A) Only aggregate functions</w:t>
+      </w:r>
+      <w:r>
+        <w:rPr>
+          <w:rFonts w:ascii="Arial" w:hAnsi="Arial" w:cs="Arial"/>
+          <w:sz w:val="20"/>
+          <w:szCs w:val="20"/>
+        </w:rPr>
+        <w:br/>
+        <w:t>B) Only non-aggregate columns</w:t>
+      </w:r>
+      <w:r>
+        <w:rPr>
+          <w:rFonts w:ascii="Arial" w:hAnsi="Arial" w:cs="Arial"/>
+          <w:sz w:val="20"/>
+          <w:szCs w:val="20"/>
+        </w:rPr>
+        <w:br/>
+        <w:t>C) Both aggregate functions and grouped columns</w:t>
+      </w:r>
+      <w:r>
+        <w:rPr>
+          <w:rFonts w:ascii="Arial" w:hAnsi="Arial" w:cs="Arial"/>
+          <w:sz w:val="20"/>
+          <w:szCs w:val="20"/>
+        </w:rPr>
+        <w:br/>
+        <w:t>D) Only WHERE conditions</w:t>
       </w:r>
     </w:p>
     <w:p>
@@ -2635,6 +2601,30 @@
         <w:spacing w:after="0" w:line="240" w:lineRule="auto"/>
         <w:rPr>
           <w:rFonts w:ascii="Arial" w:hAnsi="Arial" w:cs="Arial"/>
+          <w:b/>
+          <w:bCs/>
+          <w:sz w:val="20"/>
+          <w:szCs w:val="20"/>
+        </w:rPr>
+      </w:pPr>
+    </w:p>
+    <w:p>
+      <w:pPr>
+        <w:spacing w:after="0" w:line="240" w:lineRule="auto"/>
+        <w:rPr>
+          <w:rFonts w:ascii="Arial" w:hAnsi="Arial" w:cs="Arial"/>
+          <w:b/>
+          <w:bCs/>
+          <w:sz w:val="20"/>
+          <w:szCs w:val="20"/>
+        </w:rPr>
+      </w:pPr>
+    </w:p>
+    <w:p>
+      <w:pPr>
+        <w:spacing w:after="0" w:line="240" w:lineRule="auto"/>
+        <w:rPr>
+          <w:rFonts w:ascii="Arial" w:hAnsi="Arial" w:cs="Arial"/>
           <w:sz w:val="20"/>
           <w:szCs w:val="20"/>
         </w:rPr>
@@ -2654,60 +2644,52 @@
           <w:sz w:val="20"/>
           <w:szCs w:val="20"/>
         </w:rPr>
-        <w:t>23. The HAVING clause can use:</w:t>
-      </w:r>
-      <w:r>
-        <w:rPr>
-          <w:rFonts w:ascii="Arial" w:hAnsi="Arial" w:cs="Arial"/>
-          <w:sz w:val="20"/>
-          <w:szCs w:val="20"/>
-        </w:rPr>
-        <w:br/>
-      </w:r>
-    </w:p>
-    <w:p>
-      <w:pPr>
-        <w:spacing w:after="0" w:line="240" w:lineRule="auto"/>
-        <w:rPr>
-          <w:rFonts w:ascii="Arial" w:hAnsi="Arial" w:cs="Arial"/>
-          <w:sz w:val="20"/>
-          <w:szCs w:val="20"/>
-        </w:rPr>
-      </w:pPr>
-      <w:r>
-        <w:rPr>
-          <w:rFonts w:ascii="Arial" w:hAnsi="Arial" w:cs="Arial"/>
-          <w:sz w:val="20"/>
-          <w:szCs w:val="20"/>
-        </w:rPr>
-        <w:t>A) Only aggregate functions</w:t>
-      </w:r>
-      <w:r>
-        <w:rPr>
-          <w:rFonts w:ascii="Arial" w:hAnsi="Arial" w:cs="Arial"/>
-          <w:sz w:val="20"/>
-          <w:szCs w:val="20"/>
-        </w:rPr>
-        <w:br/>
-        <w:t>B) Only non-aggregate columns</w:t>
-      </w:r>
-      <w:r>
-        <w:rPr>
-          <w:rFonts w:ascii="Arial" w:hAnsi="Arial" w:cs="Arial"/>
-          <w:sz w:val="20"/>
-          <w:szCs w:val="20"/>
-        </w:rPr>
-        <w:br/>
-        <w:t>C) Both aggregate functions and grouped columns</w:t>
-      </w:r>
-      <w:r>
-        <w:rPr>
-          <w:rFonts w:ascii="Arial" w:hAnsi="Arial" w:cs="Arial"/>
-          <w:sz w:val="20"/>
-          <w:szCs w:val="20"/>
-        </w:rPr>
-        <w:br/>
-        <w:t>D) Only WHERE conditions</w:t>
+        <w:t>24. Which pattern matches any single character in LIKE operator?</w:t>
+      </w:r>
+    </w:p>
+    <w:p>
+      <w:pPr>
+        <w:spacing w:after="0" w:line="240" w:lineRule="auto"/>
+        <w:rPr>
+          <w:rFonts w:ascii="Arial" w:hAnsi="Arial" w:cs="Arial"/>
+          <w:sz w:val="20"/>
+          <w:szCs w:val="20"/>
+        </w:rPr>
+      </w:pPr>
+      <w:r>
+        <w:rPr>
+          <w:rFonts w:ascii="Arial" w:hAnsi="Arial" w:cs="Arial"/>
+          <w:sz w:val="20"/>
+          <w:szCs w:val="20"/>
+        </w:rPr>
+        <w:t>A) %</w:t>
+      </w:r>
+      <w:r>
+        <w:rPr>
+          <w:rFonts w:ascii="Arial" w:hAnsi="Arial" w:cs="Arial"/>
+          <w:sz w:val="20"/>
+          <w:szCs w:val="20"/>
+        </w:rPr>
+        <w:br/>
+        <w:t>B) *</w:t>
+      </w:r>
+      <w:r>
+        <w:rPr>
+          <w:rFonts w:ascii="Arial" w:hAnsi="Arial" w:cs="Arial"/>
+          <w:sz w:val="20"/>
+          <w:szCs w:val="20"/>
+        </w:rPr>
+        <w:br/>
+        <w:t>C) _</w:t>
+      </w:r>
+      <w:r>
+        <w:rPr>
+          <w:rFonts w:ascii="Arial" w:hAnsi="Arial" w:cs="Arial"/>
+          <w:sz w:val="20"/>
+          <w:szCs w:val="20"/>
+        </w:rPr>
+        <w:br/>
+        <w:t>D) ?</w:t>
       </w:r>
     </w:p>
     <w:p>
@@ -2746,30 +2728,6 @@
         <w:spacing w:after="0" w:line="240" w:lineRule="auto"/>
         <w:rPr>
           <w:rFonts w:ascii="Arial" w:hAnsi="Arial" w:cs="Arial"/>
-          <w:b/>
-          <w:bCs/>
-          <w:sz w:val="20"/>
-          <w:szCs w:val="20"/>
-        </w:rPr>
-      </w:pPr>
-    </w:p>
-    <w:p>
-      <w:pPr>
-        <w:spacing w:after="0" w:line="240" w:lineRule="auto"/>
-        <w:rPr>
-          <w:rFonts w:ascii="Arial" w:hAnsi="Arial" w:cs="Arial"/>
-          <w:b/>
-          <w:bCs/>
-          <w:sz w:val="20"/>
-          <w:szCs w:val="20"/>
-        </w:rPr>
-      </w:pPr>
-    </w:p>
-    <w:p>
-      <w:pPr>
-        <w:spacing w:after="0" w:line="240" w:lineRule="auto"/>
-        <w:rPr>
-          <w:rFonts w:ascii="Arial" w:hAnsi="Arial" w:cs="Arial"/>
           <w:sz w:val="20"/>
           <w:szCs w:val="20"/>
         </w:rPr>
@@ -2789,60 +2747,52 @@
           <w:sz w:val="20"/>
           <w:szCs w:val="20"/>
         </w:rPr>
-        <w:t>24. Which pattern matches any single character in LIKE operator?</w:t>
-      </w:r>
-      <w:r>
-        <w:rPr>
-          <w:rFonts w:ascii="Arial" w:hAnsi="Arial" w:cs="Arial"/>
-          <w:sz w:val="20"/>
-          <w:szCs w:val="20"/>
-        </w:rPr>
-        <w:br/>
-      </w:r>
-    </w:p>
-    <w:p>
-      <w:pPr>
-        <w:spacing w:after="0" w:line="240" w:lineRule="auto"/>
-        <w:rPr>
-          <w:rFonts w:ascii="Arial" w:hAnsi="Arial" w:cs="Arial"/>
-          <w:sz w:val="20"/>
-          <w:szCs w:val="20"/>
-        </w:rPr>
-      </w:pPr>
-      <w:r>
-        <w:rPr>
-          <w:rFonts w:ascii="Arial" w:hAnsi="Arial" w:cs="Arial"/>
-          <w:sz w:val="20"/>
-          <w:szCs w:val="20"/>
-        </w:rPr>
-        <w:t>A) %</w:t>
-      </w:r>
-      <w:r>
-        <w:rPr>
-          <w:rFonts w:ascii="Arial" w:hAnsi="Arial" w:cs="Arial"/>
-          <w:sz w:val="20"/>
-          <w:szCs w:val="20"/>
-        </w:rPr>
-        <w:br/>
-        <w:t>B) *</w:t>
-      </w:r>
-      <w:r>
-        <w:rPr>
-          <w:rFonts w:ascii="Arial" w:hAnsi="Arial" w:cs="Arial"/>
-          <w:sz w:val="20"/>
-          <w:szCs w:val="20"/>
-        </w:rPr>
-        <w:br/>
-        <w:t>C) _</w:t>
-      </w:r>
-      <w:r>
-        <w:rPr>
-          <w:rFonts w:ascii="Arial" w:hAnsi="Arial" w:cs="Arial"/>
-          <w:sz w:val="20"/>
-          <w:szCs w:val="20"/>
-        </w:rPr>
-        <w:br/>
-        <w:t>D) ?</w:t>
+        <w:t>25. The query SELECT DISTINCT city FROM customers returns:</w:t>
+      </w:r>
+    </w:p>
+    <w:p>
+      <w:pPr>
+        <w:spacing w:after="0" w:line="240" w:lineRule="auto"/>
+        <w:rPr>
+          <w:rFonts w:ascii="Arial" w:hAnsi="Arial" w:cs="Arial"/>
+          <w:sz w:val="20"/>
+          <w:szCs w:val="20"/>
+        </w:rPr>
+      </w:pPr>
+      <w:r>
+        <w:rPr>
+          <w:rFonts w:ascii="Arial" w:hAnsi="Arial" w:cs="Arial"/>
+          <w:sz w:val="20"/>
+          <w:szCs w:val="20"/>
+        </w:rPr>
+        <w:t>A) All cities including duplicates</w:t>
+      </w:r>
+      <w:r>
+        <w:rPr>
+          <w:rFonts w:ascii="Arial" w:hAnsi="Arial" w:cs="Arial"/>
+          <w:sz w:val="20"/>
+          <w:szCs w:val="20"/>
+        </w:rPr>
+        <w:br/>
+        <w:t>B) Only unique city names</w:t>
+      </w:r>
+      <w:r>
+        <w:rPr>
+          <w:rFonts w:ascii="Arial" w:hAnsi="Arial" w:cs="Arial"/>
+          <w:sz w:val="20"/>
+          <w:szCs w:val="20"/>
+        </w:rPr>
+        <w:br/>
+        <w:t>C) Cities sorted alphabetically</w:t>
+      </w:r>
+      <w:r>
+        <w:rPr>
+          <w:rFonts w:ascii="Arial" w:hAnsi="Arial" w:cs="Arial"/>
+          <w:sz w:val="20"/>
+          <w:szCs w:val="20"/>
+        </w:rPr>
+        <w:br/>
+        <w:t>D) Count of distinct cities</w:t>
       </w:r>
     </w:p>
     <w:p>
@@ -2900,60 +2850,52 @@
           <w:sz w:val="20"/>
           <w:szCs w:val="20"/>
         </w:rPr>
-        <w:t>25. The query SELECT DISTINCT city FROM customers returns:</w:t>
-      </w:r>
-      <w:r>
-        <w:rPr>
-          <w:rFonts w:ascii="Arial" w:hAnsi="Arial" w:cs="Arial"/>
-          <w:sz w:val="20"/>
-          <w:szCs w:val="20"/>
-        </w:rPr>
-        <w:br/>
-      </w:r>
-    </w:p>
-    <w:p>
-      <w:pPr>
-        <w:spacing w:after="0" w:line="240" w:lineRule="auto"/>
-        <w:rPr>
-          <w:rFonts w:ascii="Arial" w:hAnsi="Arial" w:cs="Arial"/>
-          <w:sz w:val="20"/>
-          <w:szCs w:val="20"/>
-        </w:rPr>
-      </w:pPr>
-      <w:r>
-        <w:rPr>
-          <w:rFonts w:ascii="Arial" w:hAnsi="Arial" w:cs="Arial"/>
-          <w:sz w:val="20"/>
-          <w:szCs w:val="20"/>
-        </w:rPr>
-        <w:t>A) All cities including duplicates</w:t>
-      </w:r>
-      <w:r>
-        <w:rPr>
-          <w:rFonts w:ascii="Arial" w:hAnsi="Arial" w:cs="Arial"/>
-          <w:sz w:val="20"/>
-          <w:szCs w:val="20"/>
-        </w:rPr>
-        <w:br/>
-        <w:t>B) Only unique city names</w:t>
-      </w:r>
-      <w:r>
-        <w:rPr>
-          <w:rFonts w:ascii="Arial" w:hAnsi="Arial" w:cs="Arial"/>
-          <w:sz w:val="20"/>
-          <w:szCs w:val="20"/>
-        </w:rPr>
-        <w:br/>
-        <w:t>C) Cities sorted alphabetically</w:t>
-      </w:r>
-      <w:r>
-        <w:rPr>
-          <w:rFonts w:ascii="Arial" w:hAnsi="Arial" w:cs="Arial"/>
-          <w:sz w:val="20"/>
-          <w:szCs w:val="20"/>
-        </w:rPr>
-        <w:br/>
-        <w:t>D) Count of distinct cities</w:t>
+        <w:t>26. To sort results by salary in descending order:</w:t>
+      </w:r>
+    </w:p>
+    <w:p>
+      <w:pPr>
+        <w:spacing w:after="0" w:line="240" w:lineRule="auto"/>
+        <w:rPr>
+          <w:rFonts w:ascii="Arial" w:hAnsi="Arial" w:cs="Arial"/>
+          <w:sz w:val="20"/>
+          <w:szCs w:val="20"/>
+        </w:rPr>
+      </w:pPr>
+      <w:r>
+        <w:rPr>
+          <w:rFonts w:ascii="Arial" w:hAnsi="Arial" w:cs="Arial"/>
+          <w:sz w:val="20"/>
+          <w:szCs w:val="20"/>
+        </w:rPr>
+        <w:t>A) ORDER BY salary DESC</w:t>
+      </w:r>
+      <w:r>
+        <w:rPr>
+          <w:rFonts w:ascii="Arial" w:hAnsi="Arial" w:cs="Arial"/>
+          <w:sz w:val="20"/>
+          <w:szCs w:val="20"/>
+        </w:rPr>
+        <w:br/>
+        <w:t>B) ORDER BY salary ASC</w:t>
+      </w:r>
+      <w:r>
+        <w:rPr>
+          <w:rFonts w:ascii="Arial" w:hAnsi="Arial" w:cs="Arial"/>
+          <w:sz w:val="20"/>
+          <w:szCs w:val="20"/>
+        </w:rPr>
+        <w:br/>
+        <w:t>C) SORT BY salary DESC</w:t>
+      </w:r>
+      <w:r>
+        <w:rPr>
+          <w:rFonts w:ascii="Arial" w:hAnsi="Arial" w:cs="Arial"/>
+          <w:sz w:val="20"/>
+          <w:szCs w:val="20"/>
+        </w:rPr>
+        <w:br/>
+        <w:t>D) ORDER salary DESC</w:t>
       </w:r>
     </w:p>
     <w:p>
@@ -3011,60 +2953,52 @@
           <w:sz w:val="20"/>
           <w:szCs w:val="20"/>
         </w:rPr>
-        <w:t>26. To sort results by salary in descending order:</w:t>
-      </w:r>
-      <w:r>
-        <w:rPr>
-          <w:rFonts w:ascii="Arial" w:hAnsi="Arial" w:cs="Arial"/>
-          <w:sz w:val="20"/>
-          <w:szCs w:val="20"/>
-        </w:rPr>
-        <w:br/>
-      </w:r>
-    </w:p>
-    <w:p>
-      <w:pPr>
-        <w:spacing w:after="0" w:line="240" w:lineRule="auto"/>
-        <w:rPr>
-          <w:rFonts w:ascii="Arial" w:hAnsi="Arial" w:cs="Arial"/>
-          <w:sz w:val="20"/>
-          <w:szCs w:val="20"/>
-        </w:rPr>
-      </w:pPr>
-      <w:r>
-        <w:rPr>
-          <w:rFonts w:ascii="Arial" w:hAnsi="Arial" w:cs="Arial"/>
-          <w:sz w:val="20"/>
-          <w:szCs w:val="20"/>
-        </w:rPr>
-        <w:t>A) ORDER BY salary DESC</w:t>
-      </w:r>
-      <w:r>
-        <w:rPr>
-          <w:rFonts w:ascii="Arial" w:hAnsi="Arial" w:cs="Arial"/>
-          <w:sz w:val="20"/>
-          <w:szCs w:val="20"/>
-        </w:rPr>
-        <w:br/>
-        <w:t>B) ORDER BY salary ASC</w:t>
-      </w:r>
-      <w:r>
-        <w:rPr>
-          <w:rFonts w:ascii="Arial" w:hAnsi="Arial" w:cs="Arial"/>
-          <w:sz w:val="20"/>
-          <w:szCs w:val="20"/>
-        </w:rPr>
-        <w:br/>
-        <w:t>C) SORT BY salary DESC</w:t>
-      </w:r>
-      <w:r>
-        <w:rPr>
-          <w:rFonts w:ascii="Arial" w:hAnsi="Arial" w:cs="Arial"/>
-          <w:sz w:val="20"/>
-          <w:szCs w:val="20"/>
-        </w:rPr>
-        <w:br/>
-        <w:t>D) ORDER salary DESC</w:t>
+        <w:t>27. The LIKE condition ‘%an%’ matches:</w:t>
+      </w:r>
+    </w:p>
+    <w:p>
+      <w:pPr>
+        <w:spacing w:after="0" w:line="240" w:lineRule="auto"/>
+        <w:rPr>
+          <w:rFonts w:ascii="Arial" w:hAnsi="Arial" w:cs="Arial"/>
+          <w:sz w:val="20"/>
+          <w:szCs w:val="20"/>
+        </w:rPr>
+      </w:pPr>
+      <w:r>
+        <w:rPr>
+          <w:rFonts w:ascii="Arial" w:hAnsi="Arial" w:cs="Arial"/>
+          <w:sz w:val="20"/>
+          <w:szCs w:val="20"/>
+        </w:rPr>
+        <w:t>A) “an” anywhere in the string</w:t>
+      </w:r>
+      <w:r>
+        <w:rPr>
+          <w:rFonts w:ascii="Arial" w:hAnsi="Arial" w:cs="Arial"/>
+          <w:sz w:val="20"/>
+          <w:szCs w:val="20"/>
+        </w:rPr>
+        <w:br/>
+        <w:t>B) Strings starting with “an”</w:t>
+      </w:r>
+      <w:r>
+        <w:rPr>
+          <w:rFonts w:ascii="Arial" w:hAnsi="Arial" w:cs="Arial"/>
+          <w:sz w:val="20"/>
+          <w:szCs w:val="20"/>
+        </w:rPr>
+        <w:br/>
+        <w:t>C) Strings ending with “an”</w:t>
+      </w:r>
+      <w:r>
+        <w:rPr>
+          <w:rFonts w:ascii="Arial" w:hAnsi="Arial" w:cs="Arial"/>
+          <w:sz w:val="20"/>
+          <w:szCs w:val="20"/>
+        </w:rPr>
+        <w:br/>
+        <w:t>D) Strings exactly “an”</w:t>
       </w:r>
     </w:p>
     <w:p>
@@ -3122,60 +3056,60 @@
           <w:sz w:val="20"/>
           <w:szCs w:val="20"/>
         </w:rPr>
-        <w:t>27. The LIKE condition ‘%an%’ matches:</w:t>
-      </w:r>
-      <w:r>
-        <w:rPr>
-          <w:rFonts w:ascii="Arial" w:hAnsi="Arial" w:cs="Arial"/>
-          <w:sz w:val="20"/>
-          <w:szCs w:val="20"/>
-        </w:rPr>
-        <w:br/>
-      </w:r>
-    </w:p>
-    <w:p>
-      <w:pPr>
-        <w:spacing w:after="0" w:line="240" w:lineRule="auto"/>
-        <w:rPr>
-          <w:rFonts w:ascii="Arial" w:hAnsi="Arial" w:cs="Arial"/>
-          <w:sz w:val="20"/>
-          <w:szCs w:val="20"/>
-        </w:rPr>
-      </w:pPr>
-      <w:r>
-        <w:rPr>
-          <w:rFonts w:ascii="Arial" w:hAnsi="Arial" w:cs="Arial"/>
-          <w:sz w:val="20"/>
-          <w:szCs w:val="20"/>
-        </w:rPr>
-        <w:t>A) “an” anywhere in the string</w:t>
-      </w:r>
-      <w:r>
-        <w:rPr>
-          <w:rFonts w:ascii="Arial" w:hAnsi="Arial" w:cs="Arial"/>
-          <w:sz w:val="20"/>
-          <w:szCs w:val="20"/>
-        </w:rPr>
-        <w:br/>
-        <w:t>B) Strings starting with “an”</w:t>
-      </w:r>
-      <w:r>
-        <w:rPr>
-          <w:rFonts w:ascii="Arial" w:hAnsi="Arial" w:cs="Arial"/>
-          <w:sz w:val="20"/>
-          <w:szCs w:val="20"/>
-        </w:rPr>
-        <w:br/>
-        <w:t>C) Strings ending with “an”</w:t>
-      </w:r>
-      <w:r>
-        <w:rPr>
-          <w:rFonts w:ascii="Arial" w:hAnsi="Arial" w:cs="Arial"/>
-          <w:sz w:val="20"/>
-          <w:szCs w:val="20"/>
-        </w:rPr>
-        <w:br/>
-        <w:t>D) Strings exactly “an”</w:t>
+        <w:t>28. Which query finds names starting with ‘J’ and ending with ‘n’?</w:t>
+      </w:r>
+      <w:r>
+        <w:rPr>
+          <w:rFonts w:ascii="Arial" w:hAnsi="Arial" w:cs="Arial"/>
+          <w:sz w:val="20"/>
+          <w:szCs w:val="20"/>
+        </w:rPr>
+        <w:br/>
+      </w:r>
+    </w:p>
+    <w:p>
+      <w:pPr>
+        <w:spacing w:after="0" w:line="240" w:lineRule="auto"/>
+        <w:rPr>
+          <w:rFonts w:ascii="Arial" w:hAnsi="Arial" w:cs="Arial"/>
+          <w:sz w:val="20"/>
+          <w:szCs w:val="20"/>
+        </w:rPr>
+      </w:pPr>
+      <w:r>
+        <w:rPr>
+          <w:rFonts w:ascii="Arial" w:hAnsi="Arial" w:cs="Arial"/>
+          <w:sz w:val="20"/>
+          <w:szCs w:val="20"/>
+        </w:rPr>
+        <w:t>A) WHERE name LIKE ‘J%n’</w:t>
+      </w:r>
+      <w:r>
+        <w:rPr>
+          <w:rFonts w:ascii="Arial" w:hAnsi="Arial" w:cs="Arial"/>
+          <w:sz w:val="20"/>
+          <w:szCs w:val="20"/>
+        </w:rPr>
+        <w:br/>
+        <w:t>B) WHERE name LIKE ‘J_n’</w:t>
+      </w:r>
+      <w:r>
+        <w:rPr>
+          <w:rFonts w:ascii="Arial" w:hAnsi="Arial" w:cs="Arial"/>
+          <w:sz w:val="20"/>
+          <w:szCs w:val="20"/>
+        </w:rPr>
+        <w:br/>
+        <w:t>C) WHERE name = ‘J%n’</w:t>
+      </w:r>
+      <w:r>
+        <w:rPr>
+          <w:rFonts w:ascii="Arial" w:hAnsi="Arial" w:cs="Arial"/>
+          <w:sz w:val="20"/>
+          <w:szCs w:val="20"/>
+        </w:rPr>
+        <w:br/>
+        <w:t>D) WHERE name IN (‘J’, ‘n’)</w:t>
       </w:r>
     </w:p>
     <w:p>
@@ -3233,114 +3167,52 @@
           <w:sz w:val="20"/>
           <w:szCs w:val="20"/>
         </w:rPr>
-        <w:t>28. Which query finds names starting with ‘J’ and ending with ‘n’?</w:t>
-      </w:r>
-      <w:r>
-        <w:rPr>
-          <w:rFonts w:ascii="Arial" w:hAnsi="Arial" w:cs="Arial"/>
-          <w:sz w:val="20"/>
-          <w:szCs w:val="20"/>
-        </w:rPr>
-        <w:br/>
-      </w:r>
-    </w:p>
-    <w:p>
-      <w:pPr>
-        <w:spacing w:after="0" w:line="240" w:lineRule="auto"/>
-        <w:rPr>
-          <w:rFonts w:ascii="Arial" w:hAnsi="Arial" w:cs="Arial"/>
-          <w:sz w:val="20"/>
-          <w:szCs w:val="20"/>
-        </w:rPr>
-      </w:pPr>
-      <w:r>
-        <w:rPr>
-          <w:rFonts w:ascii="Arial" w:hAnsi="Arial" w:cs="Arial"/>
-          <w:sz w:val="20"/>
-          <w:szCs w:val="20"/>
-        </w:rPr>
-        <w:t>A) WHERE name LIKE ‘</w:t>
-      </w:r>
-      <w:proofErr w:type="spellStart"/>
-      <w:r>
-        <w:rPr>
-          <w:rFonts w:ascii="Arial" w:hAnsi="Arial" w:cs="Arial"/>
-          <w:sz w:val="20"/>
-          <w:szCs w:val="20"/>
-        </w:rPr>
-        <w:t>J%n</w:t>
-      </w:r>
-      <w:proofErr w:type="spellEnd"/>
-      <w:r>
-        <w:rPr>
-          <w:rFonts w:ascii="Arial" w:hAnsi="Arial" w:cs="Arial"/>
-          <w:sz w:val="20"/>
-          <w:szCs w:val="20"/>
-        </w:rPr>
-        <w:t>’</w:t>
-      </w:r>
-      <w:r>
-        <w:rPr>
-          <w:rFonts w:ascii="Arial" w:hAnsi="Arial" w:cs="Arial"/>
-          <w:sz w:val="20"/>
-          <w:szCs w:val="20"/>
-        </w:rPr>
-        <w:br/>
-        <w:t>B) WHERE name LIKE ‘</w:t>
-      </w:r>
-      <w:proofErr w:type="spellStart"/>
-      <w:r>
-        <w:rPr>
-          <w:rFonts w:ascii="Arial" w:hAnsi="Arial" w:cs="Arial"/>
-          <w:sz w:val="20"/>
-          <w:szCs w:val="20"/>
-        </w:rPr>
-        <w:t>J_n</w:t>
-      </w:r>
-      <w:proofErr w:type="spellEnd"/>
-      <w:r>
-        <w:rPr>
-          <w:rFonts w:ascii="Arial" w:hAnsi="Arial" w:cs="Arial"/>
-          <w:sz w:val="20"/>
-          <w:szCs w:val="20"/>
-        </w:rPr>
-        <w:t>’</w:t>
-      </w:r>
-      <w:r>
-        <w:rPr>
-          <w:rFonts w:ascii="Arial" w:hAnsi="Arial" w:cs="Arial"/>
-          <w:sz w:val="20"/>
-          <w:szCs w:val="20"/>
-        </w:rPr>
-        <w:br/>
-        <w:t>C) WHERE name = ‘</w:t>
-      </w:r>
-      <w:proofErr w:type="spellStart"/>
-      <w:r>
-        <w:rPr>
-          <w:rFonts w:ascii="Arial" w:hAnsi="Arial" w:cs="Arial"/>
-          <w:sz w:val="20"/>
-          <w:szCs w:val="20"/>
-        </w:rPr>
-        <w:t>J%n</w:t>
-      </w:r>
-      <w:proofErr w:type="spellEnd"/>
-      <w:r>
-        <w:rPr>
-          <w:rFonts w:ascii="Arial" w:hAnsi="Arial" w:cs="Arial"/>
-          <w:sz w:val="20"/>
-          <w:szCs w:val="20"/>
-        </w:rPr>
-        <w:t>’</w:t>
-      </w:r>
-      <w:r>
-        <w:rPr>
-          <w:rFonts w:ascii="Arial" w:hAnsi="Arial" w:cs="Arial"/>
-          <w:sz w:val="20"/>
-          <w:szCs w:val="20"/>
-        </w:rPr>
-        <w:br/>
-        <w:t>D) WHERE name IN (‘J’, ‘n’)</w:t>
+        <w:t>29. Which condition selects values between 10 and 20 inclusive?</w:t>
+      </w:r>
+    </w:p>
+    <w:p>
+      <w:pPr>
+        <w:spacing w:after="0" w:line="240" w:lineRule="auto"/>
+        <w:rPr>
+          <w:rFonts w:ascii="Arial" w:hAnsi="Arial" w:cs="Arial"/>
+          <w:sz w:val="20"/>
+          <w:szCs w:val="20"/>
+        </w:rPr>
+      </w:pPr>
+      <w:r>
+        <w:rPr>
+          <w:rFonts w:ascii="Arial" w:hAnsi="Arial" w:cs="Arial"/>
+          <w:sz w:val="20"/>
+          <w:szCs w:val="20"/>
+        </w:rPr>
+        <w:t>A) WHERE value &gt; 10 AND value &lt; 20</w:t>
+      </w:r>
+      <w:r>
+        <w:rPr>
+          <w:rFonts w:ascii="Arial" w:hAnsi="Arial" w:cs="Arial"/>
+          <w:sz w:val="20"/>
+          <w:szCs w:val="20"/>
+        </w:rPr>
+        <w:br/>
+        <w:t>B) WHERE value BETWEEN 10 AND 20</w:t>
+      </w:r>
+      <w:r>
+        <w:rPr>
+          <w:rFonts w:ascii="Arial" w:hAnsi="Arial" w:cs="Arial"/>
+          <w:sz w:val="20"/>
+          <w:szCs w:val="20"/>
+        </w:rPr>
+        <w:br/>
+        <w:t>C) WHERE value &gt;= 10 AND value &lt;= 20</w:t>
+      </w:r>
+      <w:r>
+        <w:rPr>
+          <w:rFonts w:ascii="Arial" w:hAnsi="Arial" w:cs="Arial"/>
+          <w:sz w:val="20"/>
+          <w:szCs w:val="20"/>
+        </w:rPr>
+        <w:br/>
+        <w:t>D) Both B and C</w:t>
       </w:r>
     </w:p>
     <w:p>
@@ -3398,60 +3270,52 @@
           <w:sz w:val="20"/>
           <w:szCs w:val="20"/>
         </w:rPr>
-        <w:t>29. Which condition selects values between 10 and 20 inclusive?</w:t>
-      </w:r>
-      <w:r>
-        <w:rPr>
-          <w:rFonts w:ascii="Arial" w:hAnsi="Arial" w:cs="Arial"/>
-          <w:sz w:val="20"/>
-          <w:szCs w:val="20"/>
-        </w:rPr>
-        <w:br/>
-      </w:r>
-    </w:p>
-    <w:p>
-      <w:pPr>
-        <w:spacing w:after="0" w:line="240" w:lineRule="auto"/>
-        <w:rPr>
-          <w:rFonts w:ascii="Arial" w:hAnsi="Arial" w:cs="Arial"/>
-          <w:sz w:val="20"/>
-          <w:szCs w:val="20"/>
-        </w:rPr>
-      </w:pPr>
-      <w:r>
-        <w:rPr>
-          <w:rFonts w:ascii="Arial" w:hAnsi="Arial" w:cs="Arial"/>
-          <w:sz w:val="20"/>
-          <w:szCs w:val="20"/>
-        </w:rPr>
-        <w:t>A) WHERE value &gt; 10 AND value &lt; 20</w:t>
-      </w:r>
-      <w:r>
-        <w:rPr>
-          <w:rFonts w:ascii="Arial" w:hAnsi="Arial" w:cs="Arial"/>
-          <w:sz w:val="20"/>
-          <w:szCs w:val="20"/>
-        </w:rPr>
-        <w:br/>
-        <w:t>B) WHERE value BETWEEN 10 AND 20</w:t>
-      </w:r>
-      <w:r>
-        <w:rPr>
-          <w:rFonts w:ascii="Arial" w:hAnsi="Arial" w:cs="Arial"/>
-          <w:sz w:val="20"/>
-          <w:szCs w:val="20"/>
-        </w:rPr>
-        <w:br/>
-        <w:t>C) WHERE value &gt;= 10 AND value &lt;= 20</w:t>
-      </w:r>
-      <w:r>
-        <w:rPr>
-          <w:rFonts w:ascii="Arial" w:hAnsi="Arial" w:cs="Arial"/>
-          <w:sz w:val="20"/>
-          <w:szCs w:val="20"/>
-        </w:rPr>
-        <w:br/>
-        <w:t>D) Both B and C</w:t>
+        <w:t>30. How do you check for NULL values in a column?</w:t>
+      </w:r>
+    </w:p>
+    <w:p>
+      <w:pPr>
+        <w:spacing w:after="0" w:line="240" w:lineRule="auto"/>
+        <w:rPr>
+          <w:rFonts w:ascii="Arial" w:hAnsi="Arial" w:cs="Arial"/>
+          <w:sz w:val="20"/>
+          <w:szCs w:val="20"/>
+        </w:rPr>
+      </w:pPr>
+      <w:r>
+        <w:rPr>
+          <w:rFonts w:ascii="Arial" w:hAnsi="Arial" w:cs="Arial"/>
+          <w:sz w:val="20"/>
+          <w:szCs w:val="20"/>
+        </w:rPr>
+        <w:t>A) WHERE salary = NULL</w:t>
+      </w:r>
+      <w:r>
+        <w:rPr>
+          <w:rFonts w:ascii="Arial" w:hAnsi="Arial" w:cs="Arial"/>
+          <w:sz w:val="20"/>
+          <w:szCs w:val="20"/>
+        </w:rPr>
+        <w:br/>
+        <w:t>B) WHERE salary IS NULL</w:t>
+      </w:r>
+      <w:r>
+        <w:rPr>
+          <w:rFonts w:ascii="Arial" w:hAnsi="Arial" w:cs="Arial"/>
+          <w:sz w:val="20"/>
+          <w:szCs w:val="20"/>
+        </w:rPr>
+        <w:br/>
+        <w:t>C) WHERE salary == NULL</w:t>
+      </w:r>
+      <w:r>
+        <w:rPr>
+          <w:rFonts w:ascii="Arial" w:hAnsi="Arial" w:cs="Arial"/>
+          <w:sz w:val="20"/>
+          <w:szCs w:val="20"/>
+        </w:rPr>
+        <w:br/>
+        <w:t>D) WHERE salary &lt;&gt; NULL</w:t>
       </w:r>
     </w:p>
     <w:p>
@@ -3509,60 +3373,52 @@
           <w:sz w:val="20"/>
           <w:szCs w:val="20"/>
         </w:rPr>
-        <w:t>30. How do you check for NULL values in a column?</w:t>
-      </w:r>
-      <w:r>
-        <w:rPr>
-          <w:rFonts w:ascii="Arial" w:hAnsi="Arial" w:cs="Arial"/>
-          <w:sz w:val="20"/>
-          <w:szCs w:val="20"/>
-        </w:rPr>
-        <w:br/>
-      </w:r>
-    </w:p>
-    <w:p>
-      <w:pPr>
-        <w:spacing w:after="0" w:line="240" w:lineRule="auto"/>
-        <w:rPr>
-          <w:rFonts w:ascii="Arial" w:hAnsi="Arial" w:cs="Arial"/>
-          <w:sz w:val="20"/>
-          <w:szCs w:val="20"/>
-        </w:rPr>
-      </w:pPr>
-      <w:r>
-        <w:rPr>
-          <w:rFonts w:ascii="Arial" w:hAnsi="Arial" w:cs="Arial"/>
-          <w:sz w:val="20"/>
-          <w:szCs w:val="20"/>
-        </w:rPr>
-        <w:t>A) WHERE salary = NULL</w:t>
-      </w:r>
-      <w:r>
-        <w:rPr>
-          <w:rFonts w:ascii="Arial" w:hAnsi="Arial" w:cs="Arial"/>
-          <w:sz w:val="20"/>
-          <w:szCs w:val="20"/>
-        </w:rPr>
-        <w:br/>
-        <w:t>B) WHERE salary IS NULL</w:t>
-      </w:r>
-      <w:r>
-        <w:rPr>
-          <w:rFonts w:ascii="Arial" w:hAnsi="Arial" w:cs="Arial"/>
-          <w:sz w:val="20"/>
-          <w:szCs w:val="20"/>
-        </w:rPr>
-        <w:br/>
-        <w:t>C) WHERE salary == NULL</w:t>
-      </w:r>
-      <w:r>
-        <w:rPr>
-          <w:rFonts w:ascii="Arial" w:hAnsi="Arial" w:cs="Arial"/>
-          <w:sz w:val="20"/>
-          <w:szCs w:val="20"/>
-        </w:rPr>
-        <w:br/>
-        <w:t>D) WHERE salary &lt;&gt; NULL</w:t>
+        <w:t>31. The IN operator is equivalent to:</w:t>
+      </w:r>
+    </w:p>
+    <w:p>
+      <w:pPr>
+        <w:spacing w:after="0" w:line="240" w:lineRule="auto"/>
+        <w:rPr>
+          <w:rFonts w:ascii="Arial" w:hAnsi="Arial" w:cs="Arial"/>
+          <w:sz w:val="20"/>
+          <w:szCs w:val="20"/>
+        </w:rPr>
+      </w:pPr>
+      <w:r>
+        <w:rPr>
+          <w:rFonts w:ascii="Arial" w:hAnsi="Arial" w:cs="Arial"/>
+          <w:sz w:val="20"/>
+          <w:szCs w:val="20"/>
+        </w:rPr>
+        <w:t>A) Multiple AND conditions</w:t>
+      </w:r>
+      <w:r>
+        <w:rPr>
+          <w:rFonts w:ascii="Arial" w:hAnsi="Arial" w:cs="Arial"/>
+          <w:sz w:val="20"/>
+          <w:szCs w:val="20"/>
+        </w:rPr>
+        <w:br/>
+        <w:t>B) Multiple OR conditions</w:t>
+      </w:r>
+      <w:r>
+        <w:rPr>
+          <w:rFonts w:ascii="Arial" w:hAnsi="Arial" w:cs="Arial"/>
+          <w:sz w:val="20"/>
+          <w:szCs w:val="20"/>
+        </w:rPr>
+        <w:br/>
+        <w:t>C) Multiple BETWEEN conditions</w:t>
+      </w:r>
+      <w:r>
+        <w:rPr>
+          <w:rFonts w:ascii="Arial" w:hAnsi="Arial" w:cs="Arial"/>
+          <w:sz w:val="20"/>
+          <w:szCs w:val="20"/>
+        </w:rPr>
+        <w:br/>
+        <w:t>D) Multiple LIKE conditions</w:t>
       </w:r>
     </w:p>
     <w:p>
@@ -3620,60 +3476,52 @@
           <w:sz w:val="20"/>
           <w:szCs w:val="20"/>
         </w:rPr>
-        <w:t>31. The IN operator is equivalent to:</w:t>
-      </w:r>
-      <w:r>
-        <w:rPr>
-          <w:rFonts w:ascii="Arial" w:hAnsi="Arial" w:cs="Arial"/>
-          <w:sz w:val="20"/>
-          <w:szCs w:val="20"/>
-        </w:rPr>
-        <w:br/>
-      </w:r>
-    </w:p>
-    <w:p>
-      <w:pPr>
-        <w:spacing w:after="0" w:line="240" w:lineRule="auto"/>
-        <w:rPr>
-          <w:rFonts w:ascii="Arial" w:hAnsi="Arial" w:cs="Arial"/>
-          <w:sz w:val="20"/>
-          <w:szCs w:val="20"/>
-        </w:rPr>
-      </w:pPr>
-      <w:r>
-        <w:rPr>
-          <w:rFonts w:ascii="Arial" w:hAnsi="Arial" w:cs="Arial"/>
-          <w:sz w:val="20"/>
-          <w:szCs w:val="20"/>
-        </w:rPr>
-        <w:t>A) Multiple AND conditions</w:t>
-      </w:r>
-      <w:r>
-        <w:rPr>
-          <w:rFonts w:ascii="Arial" w:hAnsi="Arial" w:cs="Arial"/>
-          <w:sz w:val="20"/>
-          <w:szCs w:val="20"/>
-        </w:rPr>
-        <w:br/>
-        <w:t>B) Multiple OR conditions</w:t>
-      </w:r>
-      <w:r>
-        <w:rPr>
-          <w:rFonts w:ascii="Arial" w:hAnsi="Arial" w:cs="Arial"/>
-          <w:sz w:val="20"/>
-          <w:szCs w:val="20"/>
-        </w:rPr>
-        <w:br/>
-        <w:t>C) Multiple BETWEEN conditions</w:t>
-      </w:r>
-      <w:r>
-        <w:rPr>
-          <w:rFonts w:ascii="Arial" w:hAnsi="Arial" w:cs="Arial"/>
-          <w:sz w:val="20"/>
-          <w:szCs w:val="20"/>
-        </w:rPr>
-        <w:br/>
-        <w:t>D) Multiple LIKE conditions</w:t>
+        <w:t>32. SELECT * FROM t WHERE col NOT IN (1,2,3) will:</w:t>
+      </w:r>
+    </w:p>
+    <w:p>
+      <w:pPr>
+        <w:spacing w:after="0" w:line="240" w:lineRule="auto"/>
+        <w:rPr>
+          <w:rFonts w:ascii="Arial" w:hAnsi="Arial" w:cs="Arial"/>
+          <w:sz w:val="20"/>
+          <w:szCs w:val="20"/>
+        </w:rPr>
+      </w:pPr>
+      <w:r>
+        <w:rPr>
+          <w:rFonts w:ascii="Arial" w:hAnsi="Arial" w:cs="Arial"/>
+          <w:sz w:val="20"/>
+          <w:szCs w:val="20"/>
+        </w:rPr>
+        <w:t>A) Exclude rows where col is 1,2, or 3</w:t>
+      </w:r>
+      <w:r>
+        <w:rPr>
+          <w:rFonts w:ascii="Arial" w:hAnsi="Arial" w:cs="Arial"/>
+          <w:sz w:val="20"/>
+          <w:szCs w:val="20"/>
+        </w:rPr>
+        <w:br/>
+        <w:t>B) Include rows where col is NULL</w:t>
+      </w:r>
+      <w:r>
+        <w:rPr>
+          <w:rFonts w:ascii="Arial" w:hAnsi="Arial" w:cs="Arial"/>
+          <w:sz w:val="20"/>
+          <w:szCs w:val="20"/>
+        </w:rPr>
+        <w:br/>
+        <w:t>C) Exclude NULL rows automatically</w:t>
+      </w:r>
+      <w:r>
+        <w:rPr>
+          <w:rFonts w:ascii="Arial" w:hAnsi="Arial" w:cs="Arial"/>
+          <w:sz w:val="20"/>
+          <w:szCs w:val="20"/>
+        </w:rPr>
+        <w:br/>
+        <w:t>D) Include only NULL rows</w:t>
       </w:r>
     </w:p>
     <w:p>
@@ -3731,60 +3579,52 @@
           <w:sz w:val="20"/>
           <w:szCs w:val="20"/>
         </w:rPr>
-        <w:t>32. SELECT * FROM t WHERE col NOT IN (1,2,3) will:</w:t>
-      </w:r>
-      <w:r>
-        <w:rPr>
-          <w:rFonts w:ascii="Arial" w:hAnsi="Arial" w:cs="Arial"/>
-          <w:sz w:val="20"/>
-          <w:szCs w:val="20"/>
-        </w:rPr>
-        <w:br/>
-      </w:r>
-    </w:p>
-    <w:p>
-      <w:pPr>
-        <w:spacing w:after="0" w:line="240" w:lineRule="auto"/>
-        <w:rPr>
-          <w:rFonts w:ascii="Arial" w:hAnsi="Arial" w:cs="Arial"/>
-          <w:sz w:val="20"/>
-          <w:szCs w:val="20"/>
-        </w:rPr>
-      </w:pPr>
-      <w:r>
-        <w:rPr>
-          <w:rFonts w:ascii="Arial" w:hAnsi="Arial" w:cs="Arial"/>
-          <w:sz w:val="20"/>
-          <w:szCs w:val="20"/>
-        </w:rPr>
-        <w:t>A) Exclude rows where col is 1,2, or 3</w:t>
-      </w:r>
-      <w:r>
-        <w:rPr>
-          <w:rFonts w:ascii="Arial" w:hAnsi="Arial" w:cs="Arial"/>
-          <w:sz w:val="20"/>
-          <w:szCs w:val="20"/>
-        </w:rPr>
-        <w:br/>
-        <w:t>B) Include rows where col is NULL</w:t>
-      </w:r>
-      <w:r>
-        <w:rPr>
-          <w:rFonts w:ascii="Arial" w:hAnsi="Arial" w:cs="Arial"/>
-          <w:sz w:val="20"/>
-          <w:szCs w:val="20"/>
-        </w:rPr>
-        <w:br/>
-        <w:t>C) Exclude NULL rows automatically</w:t>
-      </w:r>
-      <w:r>
-        <w:rPr>
-          <w:rFonts w:ascii="Arial" w:hAnsi="Arial" w:cs="Arial"/>
-          <w:sz w:val="20"/>
-          <w:szCs w:val="20"/>
-        </w:rPr>
-        <w:br/>
-        <w:t>D) Include only NULL rows</w:t>
+        <w:t>33. The SELECT operation (σ) in relational algebra corresponds to which SQL clause?</w:t>
+      </w:r>
+    </w:p>
+    <w:p>
+      <w:pPr>
+        <w:spacing w:after="0" w:line="240" w:lineRule="auto"/>
+        <w:rPr>
+          <w:rFonts w:ascii="Arial" w:hAnsi="Arial" w:cs="Arial"/>
+          <w:sz w:val="20"/>
+          <w:szCs w:val="20"/>
+        </w:rPr>
+      </w:pPr>
+      <w:r>
+        <w:rPr>
+          <w:rFonts w:ascii="Arial" w:hAnsi="Arial" w:cs="Arial"/>
+          <w:sz w:val="20"/>
+          <w:szCs w:val="20"/>
+        </w:rPr>
+        <w:t>A) SELECT columns</w:t>
+      </w:r>
+      <w:r>
+        <w:rPr>
+          <w:rFonts w:ascii="Arial" w:hAnsi="Arial" w:cs="Arial"/>
+          <w:sz w:val="20"/>
+          <w:szCs w:val="20"/>
+        </w:rPr>
+        <w:br/>
+        <w:t>B) WHERE clause</w:t>
+      </w:r>
+      <w:r>
+        <w:rPr>
+          <w:rFonts w:ascii="Arial" w:hAnsi="Arial" w:cs="Arial"/>
+          <w:sz w:val="20"/>
+          <w:szCs w:val="20"/>
+        </w:rPr>
+        <w:br/>
+        <w:t>C) FROM clause</w:t>
+      </w:r>
+      <w:r>
+        <w:rPr>
+          <w:rFonts w:ascii="Arial" w:hAnsi="Arial" w:cs="Arial"/>
+          <w:sz w:val="20"/>
+          <w:szCs w:val="20"/>
+        </w:rPr>
+        <w:br/>
+        <w:t>D) GROUP BY</w:t>
       </w:r>
     </w:p>
     <w:p>
@@ -3842,33 +3682,25 @@
           <w:sz w:val="20"/>
           <w:szCs w:val="20"/>
         </w:rPr>
-        <w:t>33. The SELECT operation (σ) in relational algebra corresponds to which SQL clause?</w:t>
-      </w:r>
-      <w:r>
-        <w:rPr>
-          <w:rFonts w:ascii="Arial" w:hAnsi="Arial" w:cs="Arial"/>
-          <w:sz w:val="20"/>
-          <w:szCs w:val="20"/>
-        </w:rPr>
-        <w:br/>
-      </w:r>
-    </w:p>
-    <w:p>
-      <w:pPr>
-        <w:spacing w:after="0" w:line="240" w:lineRule="auto"/>
-        <w:rPr>
-          <w:rFonts w:ascii="Arial" w:hAnsi="Arial" w:cs="Arial"/>
-          <w:sz w:val="20"/>
-          <w:szCs w:val="20"/>
-        </w:rPr>
-      </w:pPr>
-      <w:r>
-        <w:rPr>
-          <w:rFonts w:ascii="Arial" w:hAnsi="Arial" w:cs="Arial"/>
-          <w:sz w:val="20"/>
-          <w:szCs w:val="20"/>
-        </w:rPr>
-        <w:t>A) SELECT columns</w:t>
+        <w:t>34. The PROJECT operation (π) in relational algebra corresponds to:</w:t>
+      </w:r>
+    </w:p>
+    <w:p>
+      <w:pPr>
+        <w:spacing w:after="0" w:line="240" w:lineRule="auto"/>
+        <w:rPr>
+          <w:rFonts w:ascii="Arial" w:hAnsi="Arial" w:cs="Arial"/>
+          <w:sz w:val="20"/>
+          <w:szCs w:val="20"/>
+        </w:rPr>
+      </w:pPr>
+      <w:r>
+        <w:rPr>
+          <w:rFonts w:ascii="Arial" w:hAnsi="Arial" w:cs="Arial"/>
+          <w:sz w:val="20"/>
+          <w:szCs w:val="20"/>
+        </w:rPr>
+        <w:t>A) SELECT column list in SQL</w:t>
       </w:r>
       <w:r>
         <w:rPr>
@@ -3886,16 +3718,16 @@
           <w:szCs w:val="20"/>
         </w:rPr>
         <w:br/>
-        <w:t>C) FROM clause</w:t>
-      </w:r>
-      <w:r>
-        <w:rPr>
-          <w:rFonts w:ascii="Arial" w:hAnsi="Arial" w:cs="Arial"/>
-          <w:sz w:val="20"/>
-          <w:szCs w:val="20"/>
-        </w:rPr>
-        <w:br/>
-        <w:t>D) GROUP BY</w:t>
+        <w:t>C) JOIN</w:t>
+      </w:r>
+      <w:r>
+        <w:rPr>
+          <w:rFonts w:ascii="Arial" w:hAnsi="Arial" w:cs="Arial"/>
+          <w:sz w:val="20"/>
+          <w:szCs w:val="20"/>
+        </w:rPr>
+        <w:br/>
+        <w:t>D) UNION</w:t>
       </w:r>
     </w:p>
     <w:p>
@@ -3953,60 +3785,52 @@
           <w:sz w:val="20"/>
           <w:szCs w:val="20"/>
         </w:rPr>
-        <w:t>34. The PROJECT operation (π) in relational algebra corresponds to:</w:t>
-      </w:r>
-      <w:r>
-        <w:rPr>
-          <w:rFonts w:ascii="Arial" w:hAnsi="Arial" w:cs="Arial"/>
-          <w:sz w:val="20"/>
-          <w:szCs w:val="20"/>
-        </w:rPr>
-        <w:br/>
-      </w:r>
-    </w:p>
-    <w:p>
-      <w:pPr>
-        <w:spacing w:after="0" w:line="240" w:lineRule="auto"/>
-        <w:rPr>
-          <w:rFonts w:ascii="Arial" w:hAnsi="Arial" w:cs="Arial"/>
-          <w:sz w:val="20"/>
-          <w:szCs w:val="20"/>
-        </w:rPr>
-      </w:pPr>
-      <w:r>
-        <w:rPr>
-          <w:rFonts w:ascii="Arial" w:hAnsi="Arial" w:cs="Arial"/>
-          <w:sz w:val="20"/>
-          <w:szCs w:val="20"/>
-        </w:rPr>
-        <w:t>A) SELECT column list in SQL</w:t>
-      </w:r>
-      <w:r>
-        <w:rPr>
-          <w:rFonts w:ascii="Arial" w:hAnsi="Arial" w:cs="Arial"/>
-          <w:sz w:val="20"/>
-          <w:szCs w:val="20"/>
-        </w:rPr>
-        <w:br/>
-        <w:t>B) WHERE clause</w:t>
-      </w:r>
-      <w:r>
-        <w:rPr>
-          <w:rFonts w:ascii="Arial" w:hAnsi="Arial" w:cs="Arial"/>
-          <w:sz w:val="20"/>
-          <w:szCs w:val="20"/>
-        </w:rPr>
-        <w:br/>
-        <w:t>C) JOIN</w:t>
-      </w:r>
-      <w:r>
-        <w:rPr>
-          <w:rFonts w:ascii="Arial" w:hAnsi="Arial" w:cs="Arial"/>
-          <w:sz w:val="20"/>
-          <w:szCs w:val="20"/>
-        </w:rPr>
-        <w:br/>
-        <w:t>D) UNION</w:t>
+        <w:t>35. Which relational algebra operation returns all rows from two tables, removing duplicates?</w:t>
+      </w:r>
+    </w:p>
+    <w:p>
+      <w:pPr>
+        <w:spacing w:after="0" w:line="240" w:lineRule="auto"/>
+        <w:rPr>
+          <w:rFonts w:ascii="Arial" w:hAnsi="Arial" w:cs="Arial"/>
+          <w:sz w:val="20"/>
+          <w:szCs w:val="20"/>
+        </w:rPr>
+      </w:pPr>
+      <w:r>
+        <w:rPr>
+          <w:rFonts w:ascii="Arial" w:hAnsi="Arial" w:cs="Arial"/>
+          <w:sz w:val="20"/>
+          <w:szCs w:val="20"/>
+        </w:rPr>
+        <w:t>A) UNION ALL</w:t>
+      </w:r>
+      <w:r>
+        <w:rPr>
+          <w:rFonts w:ascii="Arial" w:hAnsi="Arial" w:cs="Arial"/>
+          <w:sz w:val="20"/>
+          <w:szCs w:val="20"/>
+        </w:rPr>
+        <w:br/>
+        <w:t>B) UNION</w:t>
+      </w:r>
+      <w:r>
+        <w:rPr>
+          <w:rFonts w:ascii="Arial" w:hAnsi="Arial" w:cs="Arial"/>
+          <w:sz w:val="20"/>
+          <w:szCs w:val="20"/>
+        </w:rPr>
+        <w:br/>
+        <w:t>C) INTERSECT</w:t>
+      </w:r>
+      <w:r>
+        <w:rPr>
+          <w:rFonts w:ascii="Arial" w:hAnsi="Arial" w:cs="Arial"/>
+          <w:sz w:val="20"/>
+          <w:szCs w:val="20"/>
+        </w:rPr>
+        <w:br/>
+        <w:t>D) MINUS</w:t>
       </w:r>
     </w:p>
     <w:p>
@@ -4064,60 +3888,52 @@
           <w:sz w:val="20"/>
           <w:szCs w:val="20"/>
         </w:rPr>
-        <w:t>35. Which relational algebra operation returns all rows from two tables, removing duplicates?</w:t>
-      </w:r>
-      <w:r>
-        <w:rPr>
-          <w:rFonts w:ascii="Arial" w:hAnsi="Arial" w:cs="Arial"/>
-          <w:sz w:val="20"/>
-          <w:szCs w:val="20"/>
-        </w:rPr>
-        <w:br/>
-      </w:r>
-    </w:p>
-    <w:p>
-      <w:pPr>
-        <w:spacing w:after="0" w:line="240" w:lineRule="auto"/>
-        <w:rPr>
-          <w:rFonts w:ascii="Arial" w:hAnsi="Arial" w:cs="Arial"/>
-          <w:sz w:val="20"/>
-          <w:szCs w:val="20"/>
-        </w:rPr>
-      </w:pPr>
-      <w:r>
-        <w:rPr>
-          <w:rFonts w:ascii="Arial" w:hAnsi="Arial" w:cs="Arial"/>
-          <w:sz w:val="20"/>
-          <w:szCs w:val="20"/>
-        </w:rPr>
-        <w:t>A) UNION ALL</w:t>
-      </w:r>
-      <w:r>
-        <w:rPr>
-          <w:rFonts w:ascii="Arial" w:hAnsi="Arial" w:cs="Arial"/>
-          <w:sz w:val="20"/>
-          <w:szCs w:val="20"/>
-        </w:rPr>
-        <w:br/>
-        <w:t>B) UNION</w:t>
-      </w:r>
-      <w:r>
-        <w:rPr>
-          <w:rFonts w:ascii="Arial" w:hAnsi="Arial" w:cs="Arial"/>
-          <w:sz w:val="20"/>
-          <w:szCs w:val="20"/>
-        </w:rPr>
-        <w:br/>
-        <w:t>C) INTERSECT</w:t>
-      </w:r>
-      <w:r>
-        <w:rPr>
-          <w:rFonts w:ascii="Arial" w:hAnsi="Arial" w:cs="Arial"/>
-          <w:sz w:val="20"/>
-          <w:szCs w:val="20"/>
-        </w:rPr>
-        <w:br/>
-        <w:t>D) MINUS</w:t>
+        <w:t>36. The CARTESIAN PRODUCT (×) in relational algebra is equivalent to:</w:t>
+      </w:r>
+    </w:p>
+    <w:p>
+      <w:pPr>
+        <w:spacing w:after="0" w:line="240" w:lineRule="auto"/>
+        <w:rPr>
+          <w:rFonts w:ascii="Arial" w:hAnsi="Arial" w:cs="Arial"/>
+          <w:sz w:val="20"/>
+          <w:szCs w:val="20"/>
+        </w:rPr>
+      </w:pPr>
+      <w:r>
+        <w:rPr>
+          <w:rFonts w:ascii="Arial" w:hAnsi="Arial" w:cs="Arial"/>
+          <w:sz w:val="20"/>
+          <w:szCs w:val="20"/>
+        </w:rPr>
+        <w:t>A) INNER JOIN with condition</w:t>
+      </w:r>
+      <w:r>
+        <w:rPr>
+          <w:rFonts w:ascii="Arial" w:hAnsi="Arial" w:cs="Arial"/>
+          <w:sz w:val="20"/>
+          <w:szCs w:val="20"/>
+        </w:rPr>
+        <w:br/>
+        <w:t>B) CROSS JOIN in SQL</w:t>
+      </w:r>
+      <w:r>
+        <w:rPr>
+          <w:rFonts w:ascii="Arial" w:hAnsi="Arial" w:cs="Arial"/>
+          <w:sz w:val="20"/>
+          <w:szCs w:val="20"/>
+        </w:rPr>
+        <w:br/>
+        <w:t>C) NATURAL JOIN</w:t>
+      </w:r>
+      <w:r>
+        <w:rPr>
+          <w:rFonts w:ascii="Arial" w:hAnsi="Arial" w:cs="Arial"/>
+          <w:sz w:val="20"/>
+          <w:szCs w:val="20"/>
+        </w:rPr>
+        <w:br/>
+        <w:t>D) LEFT JOIN</w:t>
       </w:r>
     </w:p>
     <w:p>
@@ -4175,60 +3991,52 @@
           <w:sz w:val="20"/>
           <w:szCs w:val="20"/>
         </w:rPr>
-        <w:t>36. The CARTESIAN PRODUCT (×) in relational algebra is equivalent to:</w:t>
-      </w:r>
-      <w:r>
-        <w:rPr>
-          <w:rFonts w:ascii="Arial" w:hAnsi="Arial" w:cs="Arial"/>
-          <w:sz w:val="20"/>
-          <w:szCs w:val="20"/>
-        </w:rPr>
-        <w:br/>
-      </w:r>
-    </w:p>
-    <w:p>
-      <w:pPr>
-        <w:spacing w:after="0" w:line="240" w:lineRule="auto"/>
-        <w:rPr>
-          <w:rFonts w:ascii="Arial" w:hAnsi="Arial" w:cs="Arial"/>
-          <w:sz w:val="20"/>
-          <w:szCs w:val="20"/>
-        </w:rPr>
-      </w:pPr>
-      <w:r>
-        <w:rPr>
-          <w:rFonts w:ascii="Arial" w:hAnsi="Arial" w:cs="Arial"/>
-          <w:sz w:val="20"/>
-          <w:szCs w:val="20"/>
-        </w:rPr>
-        <w:t>A) INNER JOIN with condition</w:t>
-      </w:r>
-      <w:r>
-        <w:rPr>
-          <w:rFonts w:ascii="Arial" w:hAnsi="Arial" w:cs="Arial"/>
-          <w:sz w:val="20"/>
-          <w:szCs w:val="20"/>
-        </w:rPr>
-        <w:br/>
-        <w:t>B) CROSS JOIN in SQL</w:t>
-      </w:r>
-      <w:r>
-        <w:rPr>
-          <w:rFonts w:ascii="Arial" w:hAnsi="Arial" w:cs="Arial"/>
-          <w:sz w:val="20"/>
-          <w:szCs w:val="20"/>
-        </w:rPr>
-        <w:br/>
-        <w:t>C) NATURAL JOIN</w:t>
-      </w:r>
-      <w:r>
-        <w:rPr>
-          <w:rFonts w:ascii="Arial" w:hAnsi="Arial" w:cs="Arial"/>
-          <w:sz w:val="20"/>
-          <w:szCs w:val="20"/>
-        </w:rPr>
-        <w:br/>
-        <w:t>D) LEFT JOIN</w:t>
+        <w:t>37. INTERSECT operation in relational algebra returns:</w:t>
+      </w:r>
+    </w:p>
+    <w:p>
+      <w:pPr>
+        <w:spacing w:after="0" w:line="240" w:lineRule="auto"/>
+        <w:rPr>
+          <w:rFonts w:ascii="Arial" w:hAnsi="Arial" w:cs="Arial"/>
+          <w:sz w:val="20"/>
+          <w:szCs w:val="20"/>
+        </w:rPr>
+      </w:pPr>
+      <w:r>
+        <w:rPr>
+          <w:rFonts w:ascii="Arial" w:hAnsi="Arial" w:cs="Arial"/>
+          <w:sz w:val="20"/>
+          <w:szCs w:val="20"/>
+        </w:rPr>
+        <w:t>A) Rows that are in first table only</w:t>
+      </w:r>
+      <w:r>
+        <w:rPr>
+          <w:rFonts w:ascii="Arial" w:hAnsi="Arial" w:cs="Arial"/>
+          <w:sz w:val="20"/>
+          <w:szCs w:val="20"/>
+        </w:rPr>
+        <w:br/>
+        <w:t>B) Rows that are in both tables</w:t>
+      </w:r>
+      <w:r>
+        <w:rPr>
+          <w:rFonts w:ascii="Arial" w:hAnsi="Arial" w:cs="Arial"/>
+          <w:sz w:val="20"/>
+          <w:szCs w:val="20"/>
+        </w:rPr>
+        <w:br/>
+        <w:t>C) All rows from both tables</w:t>
+      </w:r>
+      <w:r>
+        <w:rPr>
+          <w:rFonts w:ascii="Arial" w:hAnsi="Arial" w:cs="Arial"/>
+          <w:sz w:val="20"/>
+          <w:szCs w:val="20"/>
+        </w:rPr>
+        <w:br/>
+        <w:t>D) Rows that are in second table only</w:t>
       </w:r>
     </w:p>
     <w:p>
@@ -4286,42 +4094,137 @@
           <w:sz w:val="20"/>
           <w:szCs w:val="20"/>
         </w:rPr>
-        <w:t>37. INTERSECT operation in relational algebra returns:</w:t>
-      </w:r>
-      <w:r>
-        <w:rPr>
-          <w:rFonts w:ascii="Arial" w:hAnsi="Arial" w:cs="Arial"/>
-          <w:sz w:val="20"/>
-          <w:szCs w:val="20"/>
-        </w:rPr>
-        <w:br/>
-      </w:r>
-    </w:p>
-    <w:p>
-      <w:pPr>
-        <w:spacing w:after="0" w:line="240" w:lineRule="auto"/>
-        <w:rPr>
-          <w:rFonts w:ascii="Arial" w:hAnsi="Arial" w:cs="Arial"/>
-          <w:sz w:val="20"/>
-          <w:szCs w:val="20"/>
-        </w:rPr>
-      </w:pPr>
-      <w:r>
-        <w:rPr>
-          <w:rFonts w:ascii="Arial" w:hAnsi="Arial" w:cs="Arial"/>
-          <w:sz w:val="20"/>
-          <w:szCs w:val="20"/>
-        </w:rPr>
-        <w:t>A) Rows that are in first table only</w:t>
-      </w:r>
-      <w:r>
-        <w:rPr>
-          <w:rFonts w:ascii="Arial" w:hAnsi="Arial" w:cs="Arial"/>
-          <w:sz w:val="20"/>
-          <w:szCs w:val="20"/>
-        </w:rPr>
-        <w:br/>
-        <w:t>B) Rows that are in both tables</w:t>
+        <w:t>38. The MINUS (EXCEPT) operation returns:</w:t>
+      </w:r>
+    </w:p>
+    <w:p>
+      <w:pPr>
+        <w:spacing w:after="0" w:line="240" w:lineRule="auto"/>
+        <w:rPr>
+          <w:rFonts w:ascii="Arial" w:hAnsi="Arial" w:cs="Arial"/>
+          <w:sz w:val="20"/>
+          <w:szCs w:val="20"/>
+        </w:rPr>
+      </w:pPr>
+      <w:r>
+        <w:rPr>
+          <w:rFonts w:ascii="Arial" w:hAnsi="Arial" w:cs="Arial"/>
+          <w:sz w:val="20"/>
+          <w:szCs w:val="20"/>
+        </w:rPr>
+        <w:t>A) Rows in first table not in second</w:t>
+      </w:r>
+      <w:r>
+        <w:rPr>
+          <w:rFonts w:ascii="Arial" w:hAnsi="Arial" w:cs="Arial"/>
+          <w:sz w:val="20"/>
+          <w:szCs w:val="20"/>
+        </w:rPr>
+        <w:br/>
+        <w:t>B) Rows in second table not in first</w:t>
+      </w:r>
+      <w:r>
+        <w:rPr>
+          <w:rFonts w:ascii="Arial" w:hAnsi="Arial" w:cs="Arial"/>
+          <w:sz w:val="20"/>
+          <w:szCs w:val="20"/>
+        </w:rPr>
+        <w:br/>
+        <w:t>C) Rows in both tables</w:t>
+      </w:r>
+      <w:r>
+        <w:rPr>
+          <w:rFonts w:ascii="Arial" w:hAnsi="Arial" w:cs="Arial"/>
+          <w:sz w:val="20"/>
+          <w:szCs w:val="20"/>
+        </w:rPr>
+        <w:br/>
+        <w:t>D) Cartesian product</w:t>
+      </w:r>
+    </w:p>
+    <w:p>
+      <w:pPr>
+        <w:spacing w:after="0" w:line="240" w:lineRule="auto"/>
+        <w:rPr>
+          <w:rFonts w:ascii="Arial" w:hAnsi="Arial" w:cs="Arial"/>
+          <w:b/>
+          <w:bCs/>
+          <w:sz w:val="20"/>
+          <w:szCs w:val="20"/>
+        </w:rPr>
+        <w:sectPr>
+          <w:type w:val="continuous"/>
+          <w:pgSz w:w="11906" w:h="16838"/>
+          <w:pgMar w:top="567" w:right="1440" w:bottom="567" w:left="1440" w:header="708" w:footer="708" w:gutter="0"/>
+          <w:cols w:num="2" w:space="708"/>
+          <w:docGrid w:linePitch="360"/>
+        </w:sectPr>
+      </w:pPr>
+    </w:p>
+    <w:p>
+      <w:pPr>
+        <w:spacing w:after="0" w:line="240" w:lineRule="auto"/>
+        <w:rPr>
+          <w:rFonts w:ascii="Arial" w:hAnsi="Arial" w:cs="Arial"/>
+          <w:b/>
+          <w:bCs/>
+          <w:sz w:val="20"/>
+          <w:szCs w:val="20"/>
+        </w:rPr>
+      </w:pPr>
+    </w:p>
+    <w:p>
+      <w:pPr>
+        <w:spacing w:after="0" w:line="240" w:lineRule="auto"/>
+        <w:rPr>
+          <w:rFonts w:ascii="Arial" w:hAnsi="Arial" w:cs="Arial"/>
+          <w:sz w:val="20"/>
+          <w:szCs w:val="20"/>
+        </w:rPr>
+        <w:sectPr>
+          <w:type w:val="continuous"/>
+          <w:pgSz w:w="11906" w:h="16838"/>
+          <w:pgMar w:top="567" w:right="1440" w:bottom="567" w:left="1440" w:header="708" w:footer="708" w:gutter="0"/>
+          <w:cols w:space="708"/>
+          <w:docGrid w:linePitch="360"/>
+        </w:sectPr>
+      </w:pPr>
+      <w:r>
+        <w:rPr>
+          <w:rFonts w:ascii="Arial" w:hAnsi="Arial" w:cs="Arial"/>
+          <w:b/>
+          <w:bCs/>
+          <w:sz w:val="20"/>
+          <w:szCs w:val="20"/>
+        </w:rPr>
+        <w:t>39. An INNER JOIN returns:</w:t>
+      </w:r>
+    </w:p>
+    <w:p>
+      <w:pPr>
+        <w:spacing w:after="0" w:line="240" w:lineRule="auto"/>
+        <w:rPr>
+          <w:rFonts w:ascii="Arial" w:hAnsi="Arial" w:cs="Arial"/>
+          <w:sz w:val="20"/>
+          <w:szCs w:val="20"/>
+        </w:rPr>
+      </w:pPr>
+      <w:r>
+        <w:rPr>
+          <w:rFonts w:ascii="Arial" w:hAnsi="Arial" w:cs="Arial"/>
+          <w:sz w:val="20"/>
+          <w:szCs w:val="20"/>
+        </w:rPr>
+        <w:t>A) All rows from left table, matching from right</w:t>
+      </w:r>
+      <w:r>
+        <w:rPr>
+          <w:rFonts w:ascii="Arial" w:hAnsi="Arial" w:cs="Arial"/>
+          <w:sz w:val="20"/>
+          <w:szCs w:val="20"/>
+        </w:rPr>
+        <w:br/>
+        <w:t>B) Only rows with matching values in both tables</w:t>
       </w:r>
       <w:r>
         <w:rPr>
@@ -4339,7 +4242,7 @@
           <w:szCs w:val="20"/>
         </w:rPr>
         <w:br/>
-        <w:t>D) Rows that are in second table only</w:t>
+        <w:t>D) Rows with NULLs in join column</w:t>
       </w:r>
     </w:p>
     <w:p>
@@ -4397,60 +4300,52 @@
           <w:sz w:val="20"/>
           <w:szCs w:val="20"/>
         </w:rPr>
-        <w:t>38. The MINUS (EXCEPT) operation returns:</w:t>
-      </w:r>
-      <w:r>
-        <w:rPr>
-          <w:rFonts w:ascii="Arial" w:hAnsi="Arial" w:cs="Arial"/>
-          <w:sz w:val="20"/>
-          <w:szCs w:val="20"/>
-        </w:rPr>
-        <w:br/>
-      </w:r>
-    </w:p>
-    <w:p>
-      <w:pPr>
-        <w:spacing w:after="0" w:line="240" w:lineRule="auto"/>
-        <w:rPr>
-          <w:rFonts w:ascii="Arial" w:hAnsi="Arial" w:cs="Arial"/>
-          <w:sz w:val="20"/>
-          <w:szCs w:val="20"/>
-        </w:rPr>
-      </w:pPr>
-      <w:r>
-        <w:rPr>
-          <w:rFonts w:ascii="Arial" w:hAnsi="Arial" w:cs="Arial"/>
-          <w:sz w:val="20"/>
-          <w:szCs w:val="20"/>
-        </w:rPr>
-        <w:t>A) Rows in first table not in second</w:t>
-      </w:r>
-      <w:r>
-        <w:rPr>
-          <w:rFonts w:ascii="Arial" w:hAnsi="Arial" w:cs="Arial"/>
-          <w:sz w:val="20"/>
-          <w:szCs w:val="20"/>
-        </w:rPr>
-        <w:br/>
-        <w:t>B) Rows in second table not in first</w:t>
-      </w:r>
-      <w:r>
-        <w:rPr>
-          <w:rFonts w:ascii="Arial" w:hAnsi="Arial" w:cs="Arial"/>
-          <w:sz w:val="20"/>
-          <w:szCs w:val="20"/>
-        </w:rPr>
-        <w:br/>
-        <w:t>C) Rows in both tables</w:t>
-      </w:r>
-      <w:r>
-        <w:rPr>
-          <w:rFonts w:ascii="Arial" w:hAnsi="Arial" w:cs="Arial"/>
-          <w:sz w:val="20"/>
-          <w:szCs w:val="20"/>
-        </w:rPr>
-        <w:br/>
-        <w:t>D) Cartesian product</w:t>
+        <w:t>40. A LEFT OUTER JOIN returns:</w:t>
+      </w:r>
+    </w:p>
+    <w:p>
+      <w:pPr>
+        <w:spacing w:after="0" w:line="240" w:lineRule="auto"/>
+        <w:rPr>
+          <w:rFonts w:ascii="Arial" w:hAnsi="Arial" w:cs="Arial"/>
+          <w:sz w:val="20"/>
+          <w:szCs w:val="20"/>
+        </w:rPr>
+      </w:pPr>
+      <w:r>
+        <w:rPr>
+          <w:rFonts w:ascii="Arial" w:hAnsi="Arial" w:cs="Arial"/>
+          <w:sz w:val="20"/>
+          <w:szCs w:val="20"/>
+        </w:rPr>
+        <w:t>A) Only matching rows</w:t>
+      </w:r>
+      <w:r>
+        <w:rPr>
+          <w:rFonts w:ascii="Arial" w:hAnsi="Arial" w:cs="Arial"/>
+          <w:sz w:val="20"/>
+          <w:szCs w:val="20"/>
+        </w:rPr>
+        <w:br/>
+        <w:t>B) All rows from left table, matching from right, NULLs for non-matching</w:t>
+      </w:r>
+      <w:r>
+        <w:rPr>
+          <w:rFonts w:ascii="Arial" w:hAnsi="Arial" w:cs="Arial"/>
+          <w:sz w:val="20"/>
+          <w:szCs w:val="20"/>
+        </w:rPr>
+        <w:br/>
+        <w:t>C) All rows from both tables</w:t>
+      </w:r>
+      <w:r>
+        <w:rPr>
+          <w:rFonts w:ascii="Arial" w:hAnsi="Arial" w:cs="Arial"/>
+          <w:sz w:val="20"/>
+          <w:szCs w:val="20"/>
+        </w:rPr>
+        <w:br/>
+        <w:t>D) Only rows from right table</w:t>
       </w:r>
     </w:p>
     <w:p>
@@ -4508,60 +4403,52 @@
           <w:sz w:val="20"/>
           <w:szCs w:val="20"/>
         </w:rPr>
-        <w:t>39. An INNER JOIN returns:</w:t>
-      </w:r>
-      <w:r>
-        <w:rPr>
-          <w:rFonts w:ascii="Arial" w:hAnsi="Arial" w:cs="Arial"/>
-          <w:sz w:val="20"/>
-          <w:szCs w:val="20"/>
-        </w:rPr>
-        <w:br/>
-      </w:r>
-    </w:p>
-    <w:p>
-      <w:pPr>
-        <w:spacing w:after="0" w:line="240" w:lineRule="auto"/>
-        <w:rPr>
-          <w:rFonts w:ascii="Arial" w:hAnsi="Arial" w:cs="Arial"/>
-          <w:sz w:val="20"/>
-          <w:szCs w:val="20"/>
-        </w:rPr>
-      </w:pPr>
-      <w:r>
-        <w:rPr>
-          <w:rFonts w:ascii="Arial" w:hAnsi="Arial" w:cs="Arial"/>
-          <w:sz w:val="20"/>
-          <w:szCs w:val="20"/>
-        </w:rPr>
-        <w:t>A) All rows from left table, matching from right</w:t>
-      </w:r>
-      <w:r>
-        <w:rPr>
-          <w:rFonts w:ascii="Arial" w:hAnsi="Arial" w:cs="Arial"/>
-          <w:sz w:val="20"/>
-          <w:szCs w:val="20"/>
-        </w:rPr>
-        <w:br/>
-        <w:t>B) Only rows with matching values in both tables</w:t>
-      </w:r>
-      <w:r>
-        <w:rPr>
-          <w:rFonts w:ascii="Arial" w:hAnsi="Arial" w:cs="Arial"/>
-          <w:sz w:val="20"/>
-          <w:szCs w:val="20"/>
-        </w:rPr>
-        <w:br/>
-        <w:t>C) All rows from both tables</w:t>
-      </w:r>
-      <w:r>
-        <w:rPr>
-          <w:rFonts w:ascii="Arial" w:hAnsi="Arial" w:cs="Arial"/>
-          <w:sz w:val="20"/>
-          <w:szCs w:val="20"/>
-        </w:rPr>
-        <w:br/>
-        <w:t>D) Rows with NULLs in join column</w:t>
+        <w:t>41. Which join is also called a Cartesian product?</w:t>
+      </w:r>
+    </w:p>
+    <w:p>
+      <w:pPr>
+        <w:spacing w:after="0" w:line="240" w:lineRule="auto"/>
+        <w:rPr>
+          <w:rFonts w:ascii="Arial" w:hAnsi="Arial" w:cs="Arial"/>
+          <w:sz w:val="20"/>
+          <w:szCs w:val="20"/>
+        </w:rPr>
+      </w:pPr>
+      <w:r>
+        <w:rPr>
+          <w:rFonts w:ascii="Arial" w:hAnsi="Arial" w:cs="Arial"/>
+          <w:sz w:val="20"/>
+          <w:szCs w:val="20"/>
+        </w:rPr>
+        <w:t>A) INNER JOIN</w:t>
+      </w:r>
+      <w:r>
+        <w:rPr>
+          <w:rFonts w:ascii="Arial" w:hAnsi="Arial" w:cs="Arial"/>
+          <w:sz w:val="20"/>
+          <w:szCs w:val="20"/>
+        </w:rPr>
+        <w:br/>
+        <w:t>B) NATURAL JOIN</w:t>
+      </w:r>
+      <w:r>
+        <w:rPr>
+          <w:rFonts w:ascii="Arial" w:hAnsi="Arial" w:cs="Arial"/>
+          <w:sz w:val="20"/>
+          <w:szCs w:val="20"/>
+        </w:rPr>
+        <w:br/>
+        <w:t>C) CROSS JOIN</w:t>
+      </w:r>
+      <w:r>
+        <w:rPr>
+          <w:rFonts w:ascii="Arial" w:hAnsi="Arial" w:cs="Arial"/>
+          <w:sz w:val="20"/>
+          <w:szCs w:val="20"/>
+        </w:rPr>
+        <w:br/>
+        <w:t>D) EQUI JOIN</w:t>
       </w:r>
     </w:p>
     <w:p>
@@ -4619,60 +4506,52 @@
           <w:sz w:val="20"/>
           <w:szCs w:val="20"/>
         </w:rPr>
-        <w:t>40. A LEFT OUTER JOIN returns:</w:t>
-      </w:r>
-      <w:r>
-        <w:rPr>
-          <w:rFonts w:ascii="Arial" w:hAnsi="Arial" w:cs="Arial"/>
-          <w:sz w:val="20"/>
-          <w:szCs w:val="20"/>
-        </w:rPr>
-        <w:br/>
-      </w:r>
-    </w:p>
-    <w:p>
-      <w:pPr>
-        <w:spacing w:after="0" w:line="240" w:lineRule="auto"/>
-        <w:rPr>
-          <w:rFonts w:ascii="Arial" w:hAnsi="Arial" w:cs="Arial"/>
-          <w:sz w:val="20"/>
-          <w:szCs w:val="20"/>
-        </w:rPr>
-      </w:pPr>
-      <w:r>
-        <w:rPr>
-          <w:rFonts w:ascii="Arial" w:hAnsi="Arial" w:cs="Arial"/>
-          <w:sz w:val="20"/>
-          <w:szCs w:val="20"/>
-        </w:rPr>
-        <w:t>A) Only matching rows</w:t>
-      </w:r>
-      <w:r>
-        <w:rPr>
-          <w:rFonts w:ascii="Arial" w:hAnsi="Arial" w:cs="Arial"/>
-          <w:sz w:val="20"/>
-          <w:szCs w:val="20"/>
-        </w:rPr>
-        <w:br/>
-        <w:t>B) All rows from left table, matching from right, NULLs for non-matching</w:t>
-      </w:r>
-      <w:r>
-        <w:rPr>
-          <w:rFonts w:ascii="Arial" w:hAnsi="Arial" w:cs="Arial"/>
-          <w:sz w:val="20"/>
-          <w:szCs w:val="20"/>
-        </w:rPr>
-        <w:br/>
-        <w:t>C) All rows from both tables</w:t>
-      </w:r>
-      <w:r>
-        <w:rPr>
-          <w:rFonts w:ascii="Arial" w:hAnsi="Arial" w:cs="Arial"/>
-          <w:sz w:val="20"/>
-          <w:szCs w:val="20"/>
-        </w:rPr>
-        <w:br/>
-        <w:t>D) Only rows from right table</w:t>
+        <w:t>42. A NATURAL JOIN automatically joins on:</w:t>
+      </w:r>
+    </w:p>
+    <w:p>
+      <w:pPr>
+        <w:spacing w:after="0" w:line="240" w:lineRule="auto"/>
+        <w:rPr>
+          <w:rFonts w:ascii="Arial" w:hAnsi="Arial" w:cs="Arial"/>
+          <w:sz w:val="20"/>
+          <w:szCs w:val="20"/>
+        </w:rPr>
+      </w:pPr>
+      <w:r>
+        <w:rPr>
+          <w:rFonts w:ascii="Arial" w:hAnsi="Arial" w:cs="Arial"/>
+          <w:sz w:val="20"/>
+          <w:szCs w:val="20"/>
+        </w:rPr>
+        <w:t>A) All columns with same name</w:t>
+      </w:r>
+      <w:r>
+        <w:rPr>
+          <w:rFonts w:ascii="Arial" w:hAnsi="Arial" w:cs="Arial"/>
+          <w:sz w:val="20"/>
+          <w:szCs w:val="20"/>
+        </w:rPr>
+        <w:br/>
+        <w:t>B) PRIMARY KEY and FOREIGN KEY</w:t>
+      </w:r>
+      <w:r>
+        <w:rPr>
+          <w:rFonts w:ascii="Arial" w:hAnsi="Arial" w:cs="Arial"/>
+          <w:sz w:val="20"/>
+          <w:szCs w:val="20"/>
+        </w:rPr>
+        <w:br/>
+        <w:t>C) First column of each table</w:t>
+      </w:r>
+      <w:r>
+        <w:rPr>
+          <w:rFonts w:ascii="Arial" w:hAnsi="Arial" w:cs="Arial"/>
+          <w:sz w:val="20"/>
+          <w:szCs w:val="20"/>
+        </w:rPr>
+        <w:br/>
+        <w:t>D) Explicitly specified columns</w:t>
       </w:r>
     </w:p>
     <w:p>
@@ -4730,15 +4609,110 @@
           <w:sz w:val="20"/>
           <w:szCs w:val="20"/>
         </w:rPr>
-        <w:t>41. Which join is also called a Cartesian product?</w:t>
-      </w:r>
-      <w:r>
-        <w:rPr>
-          <w:rFonts w:ascii="Arial" w:hAnsi="Arial" w:cs="Arial"/>
-          <w:sz w:val="20"/>
-          <w:szCs w:val="20"/>
-        </w:rPr>
-        <w:br/>
+        <w:t>43. An EQUI JOIN is an INNER JOIN that uses:</w:t>
+      </w:r>
+    </w:p>
+    <w:p>
+      <w:pPr>
+        <w:spacing w:after="0" w:line="240" w:lineRule="auto"/>
+        <w:rPr>
+          <w:rFonts w:ascii="Arial" w:hAnsi="Arial" w:cs="Arial"/>
+          <w:sz w:val="20"/>
+          <w:szCs w:val="20"/>
+        </w:rPr>
+      </w:pPr>
+      <w:r>
+        <w:rPr>
+          <w:rFonts w:ascii="Arial" w:hAnsi="Arial" w:cs="Arial"/>
+          <w:sz w:val="20"/>
+          <w:szCs w:val="20"/>
+        </w:rPr>
+        <w:t>A) Only &gt; or &lt; operators</w:t>
+      </w:r>
+      <w:r>
+        <w:rPr>
+          <w:rFonts w:ascii="Arial" w:hAnsi="Arial" w:cs="Arial"/>
+          <w:sz w:val="20"/>
+          <w:szCs w:val="20"/>
+        </w:rPr>
+        <w:br/>
+        <w:t>B) Only equality operator (=)</w:t>
+      </w:r>
+      <w:r>
+        <w:rPr>
+          <w:rFonts w:ascii="Arial" w:hAnsi="Arial" w:cs="Arial"/>
+          <w:sz w:val="20"/>
+          <w:szCs w:val="20"/>
+        </w:rPr>
+        <w:br/>
+        <w:t>C) Only LIKE operator</w:t>
+      </w:r>
+      <w:r>
+        <w:rPr>
+          <w:rFonts w:ascii="Arial" w:hAnsi="Arial" w:cs="Arial"/>
+          <w:sz w:val="20"/>
+          <w:szCs w:val="20"/>
+        </w:rPr>
+        <w:br/>
+        <w:t>D) Only BETWEEN operator</w:t>
+      </w:r>
+    </w:p>
+    <w:p>
+      <w:pPr>
+        <w:spacing w:after="0" w:line="240" w:lineRule="auto"/>
+        <w:rPr>
+          <w:rFonts w:ascii="Arial" w:hAnsi="Arial" w:cs="Arial"/>
+          <w:b/>
+          <w:bCs/>
+          <w:sz w:val="20"/>
+          <w:szCs w:val="20"/>
+        </w:rPr>
+        <w:sectPr>
+          <w:type w:val="continuous"/>
+          <w:pgSz w:w="11906" w:h="16838"/>
+          <w:pgMar w:top="567" w:right="1440" w:bottom="567" w:left="1440" w:header="708" w:footer="708" w:gutter="0"/>
+          <w:cols w:num="2" w:space="708"/>
+          <w:docGrid w:linePitch="360"/>
+        </w:sectPr>
+      </w:pPr>
+    </w:p>
+    <w:p>
+      <w:pPr>
+        <w:spacing w:after="0" w:line="240" w:lineRule="auto"/>
+        <w:rPr>
+          <w:rFonts w:ascii="Arial" w:hAnsi="Arial" w:cs="Arial"/>
+          <w:b/>
+          <w:bCs/>
+          <w:sz w:val="20"/>
+          <w:szCs w:val="20"/>
+        </w:rPr>
+      </w:pPr>
+    </w:p>
+    <w:p>
+      <w:pPr>
+        <w:spacing w:after="0" w:line="240" w:lineRule="auto"/>
+        <w:rPr>
+          <w:rFonts w:ascii="Arial" w:hAnsi="Arial" w:cs="Arial"/>
+          <w:sz w:val="20"/>
+          <w:szCs w:val="20"/>
+        </w:rPr>
+        <w:sectPr>
+          <w:type w:val="continuous"/>
+          <w:pgSz w:w="11906" w:h="16838"/>
+          <w:pgMar w:top="567" w:right="1440" w:bottom="567" w:left="1440" w:header="708" w:footer="708" w:gutter="0"/>
+          <w:cols w:space="708"/>
+          <w:docGrid w:linePitch="360"/>
+        </w:sectPr>
+      </w:pPr>
+      <w:r>
+        <w:rPr>
+          <w:rFonts w:ascii="Arial" w:hAnsi="Arial" w:cs="Arial"/>
+          <w:b/>
+          <w:bCs/>
+          <w:sz w:val="20"/>
+          <w:szCs w:val="20"/>
+        </w:rPr>
+        <w:t>44. Which type of join does not require a join condition?</w:t>
       </w:r>
     </w:p>
     <w:p>
@@ -4765,7 +4739,7 @@
           <w:szCs w:val="20"/>
         </w:rPr>
         <w:br/>
-        <w:t>B) NATURAL JOIN</w:t>
+        <w:t>B) LEFT JOIN</w:t>
       </w:r>
       <w:r>
         <w:rPr>
@@ -4783,7 +4757,7 @@
           <w:szCs w:val="20"/>
         </w:rPr>
         <w:br/>
-        <w:t>D) EQUI JOIN</w:t>
+        <w:t>D) NATURAL JOIN</w:t>
       </w:r>
     </w:p>
     <w:p>
@@ -4841,60 +4815,52 @@
           <w:sz w:val="20"/>
           <w:szCs w:val="20"/>
         </w:rPr>
-        <w:t>42. A NATURAL JOIN automatically joins on:</w:t>
-      </w:r>
-      <w:r>
-        <w:rPr>
-          <w:rFonts w:ascii="Arial" w:hAnsi="Arial" w:cs="Arial"/>
-          <w:sz w:val="20"/>
-          <w:szCs w:val="20"/>
-        </w:rPr>
-        <w:br/>
-      </w:r>
-    </w:p>
-    <w:p>
-      <w:pPr>
-        <w:spacing w:after="0" w:line="240" w:lineRule="auto"/>
-        <w:rPr>
-          <w:rFonts w:ascii="Arial" w:hAnsi="Arial" w:cs="Arial"/>
-          <w:sz w:val="20"/>
-          <w:szCs w:val="20"/>
-        </w:rPr>
-      </w:pPr>
-      <w:r>
-        <w:rPr>
-          <w:rFonts w:ascii="Arial" w:hAnsi="Arial" w:cs="Arial"/>
-          <w:sz w:val="20"/>
-          <w:szCs w:val="20"/>
-        </w:rPr>
-        <w:t>A) All columns with same name</w:t>
-      </w:r>
-      <w:r>
-        <w:rPr>
-          <w:rFonts w:ascii="Arial" w:hAnsi="Arial" w:cs="Arial"/>
-          <w:sz w:val="20"/>
-          <w:szCs w:val="20"/>
-        </w:rPr>
-        <w:br/>
-        <w:t>B) PRIMARY KEY and FOREIGN KEY</w:t>
-      </w:r>
-      <w:r>
-        <w:rPr>
-          <w:rFonts w:ascii="Arial" w:hAnsi="Arial" w:cs="Arial"/>
-          <w:sz w:val="20"/>
-          <w:szCs w:val="20"/>
-        </w:rPr>
-        <w:br/>
-        <w:t>C) First column of each table</w:t>
-      </w:r>
-      <w:r>
-        <w:rPr>
-          <w:rFonts w:ascii="Arial" w:hAnsi="Arial" w:cs="Arial"/>
-          <w:sz w:val="20"/>
-          <w:szCs w:val="20"/>
-        </w:rPr>
-        <w:br/>
-        <w:t>D) Explicitly specified columns</w:t>
+        <w:t>45. SQL syntax for FULL OUTER JOIN is:</w:t>
+      </w:r>
+    </w:p>
+    <w:p>
+      <w:pPr>
+        <w:spacing w:after="0" w:line="240" w:lineRule="auto"/>
+        <w:rPr>
+          <w:rFonts w:ascii="Arial" w:hAnsi="Arial" w:cs="Arial"/>
+          <w:sz w:val="20"/>
+          <w:szCs w:val="20"/>
+        </w:rPr>
+      </w:pPr>
+      <w:r>
+        <w:rPr>
+          <w:rFonts w:ascii="Arial" w:hAnsi="Arial" w:cs="Arial"/>
+          <w:sz w:val="20"/>
+          <w:szCs w:val="20"/>
+        </w:rPr>
+        <w:t>A) FULL OUTER JOIN (not directly supported in MySQL)</w:t>
+      </w:r>
+      <w:r>
+        <w:rPr>
+          <w:rFonts w:ascii="Arial" w:hAnsi="Arial" w:cs="Arial"/>
+          <w:sz w:val="20"/>
+          <w:szCs w:val="20"/>
+        </w:rPr>
+        <w:br/>
+        <w:t>B) FULL JOIN</w:t>
+      </w:r>
+      <w:r>
+        <w:rPr>
+          <w:rFonts w:ascii="Arial" w:hAnsi="Arial" w:cs="Arial"/>
+          <w:sz w:val="20"/>
+          <w:szCs w:val="20"/>
+        </w:rPr>
+        <w:br/>
+        <w:t>C) OUTER JOIN</w:t>
+      </w:r>
+      <w:r>
+        <w:rPr>
+          <w:rFonts w:ascii="Arial" w:hAnsi="Arial" w:cs="Arial"/>
+          <w:sz w:val="20"/>
+          <w:szCs w:val="20"/>
+        </w:rPr>
+        <w:br/>
+        <w:t>D) Both A and B, but MySQL lacks direct support</w:t>
       </w:r>
     </w:p>
     <w:p>
@@ -4952,60 +4918,52 @@
           <w:sz w:val="20"/>
           <w:szCs w:val="20"/>
         </w:rPr>
-        <w:t>43. An EQUI JOIN is an INNER JOIN that uses:</w:t>
-      </w:r>
-      <w:r>
-        <w:rPr>
-          <w:rFonts w:ascii="Arial" w:hAnsi="Arial" w:cs="Arial"/>
-          <w:sz w:val="20"/>
-          <w:szCs w:val="20"/>
-        </w:rPr>
-        <w:br/>
-      </w:r>
-    </w:p>
-    <w:p>
-      <w:pPr>
-        <w:spacing w:after="0" w:line="240" w:lineRule="auto"/>
-        <w:rPr>
-          <w:rFonts w:ascii="Arial" w:hAnsi="Arial" w:cs="Arial"/>
-          <w:sz w:val="20"/>
-          <w:szCs w:val="20"/>
-        </w:rPr>
-      </w:pPr>
-      <w:r>
-        <w:rPr>
-          <w:rFonts w:ascii="Arial" w:hAnsi="Arial" w:cs="Arial"/>
-          <w:sz w:val="20"/>
-          <w:szCs w:val="20"/>
-        </w:rPr>
-        <w:t>A) Only &gt; or &lt; operators</w:t>
-      </w:r>
-      <w:r>
-        <w:rPr>
-          <w:rFonts w:ascii="Arial" w:hAnsi="Arial" w:cs="Arial"/>
-          <w:sz w:val="20"/>
-          <w:szCs w:val="20"/>
-        </w:rPr>
-        <w:br/>
-        <w:t>B) Only equality operator (=)</w:t>
-      </w:r>
-      <w:r>
-        <w:rPr>
-          <w:rFonts w:ascii="Arial" w:hAnsi="Arial" w:cs="Arial"/>
-          <w:sz w:val="20"/>
-          <w:szCs w:val="20"/>
-        </w:rPr>
-        <w:br/>
-        <w:t>C) Only LIKE operator</w:t>
-      </w:r>
-      <w:r>
-        <w:rPr>
-          <w:rFonts w:ascii="Arial" w:hAnsi="Arial" w:cs="Arial"/>
-          <w:sz w:val="20"/>
-          <w:szCs w:val="20"/>
-        </w:rPr>
-        <w:br/>
-        <w:t>D) Only BETWEEN operator</w:t>
+        <w:t>46. A subquery that returns a single row and single column is called:</w:t>
+      </w:r>
+    </w:p>
+    <w:p>
+      <w:pPr>
+        <w:spacing w:after="0" w:line="240" w:lineRule="auto"/>
+        <w:rPr>
+          <w:rFonts w:ascii="Arial" w:hAnsi="Arial" w:cs="Arial"/>
+          <w:sz w:val="20"/>
+          <w:szCs w:val="20"/>
+        </w:rPr>
+      </w:pPr>
+      <w:r>
+        <w:rPr>
+          <w:rFonts w:ascii="Arial" w:hAnsi="Arial" w:cs="Arial"/>
+          <w:sz w:val="20"/>
+          <w:szCs w:val="20"/>
+        </w:rPr>
+        <w:t>A) Row subquery</w:t>
+      </w:r>
+      <w:r>
+        <w:rPr>
+          <w:rFonts w:ascii="Arial" w:hAnsi="Arial" w:cs="Arial"/>
+          <w:sz w:val="20"/>
+          <w:szCs w:val="20"/>
+        </w:rPr>
+        <w:br/>
+        <w:t>B) Scalar subquery</w:t>
+      </w:r>
+      <w:r>
+        <w:rPr>
+          <w:rFonts w:ascii="Arial" w:hAnsi="Arial" w:cs="Arial"/>
+          <w:sz w:val="20"/>
+          <w:szCs w:val="20"/>
+        </w:rPr>
+        <w:br/>
+        <w:t>C) Table subquery</w:t>
+      </w:r>
+      <w:r>
+        <w:rPr>
+          <w:rFonts w:ascii="Arial" w:hAnsi="Arial" w:cs="Arial"/>
+          <w:sz w:val="20"/>
+          <w:szCs w:val="20"/>
+        </w:rPr>
+        <w:br/>
+        <w:t>D) Column subquery</w:t>
       </w:r>
     </w:p>
     <w:p>
@@ -5063,60 +5021,52 @@
           <w:sz w:val="20"/>
           <w:szCs w:val="20"/>
         </w:rPr>
-        <w:t>44. Which type of join does not require a join condition?</w:t>
-      </w:r>
-      <w:r>
-        <w:rPr>
-          <w:rFonts w:ascii="Arial" w:hAnsi="Arial" w:cs="Arial"/>
-          <w:sz w:val="20"/>
-          <w:szCs w:val="20"/>
-        </w:rPr>
-        <w:br/>
-      </w:r>
-    </w:p>
-    <w:p>
-      <w:pPr>
-        <w:spacing w:after="0" w:line="240" w:lineRule="auto"/>
-        <w:rPr>
-          <w:rFonts w:ascii="Arial" w:hAnsi="Arial" w:cs="Arial"/>
-          <w:sz w:val="20"/>
-          <w:szCs w:val="20"/>
-        </w:rPr>
-      </w:pPr>
-      <w:r>
-        <w:rPr>
-          <w:rFonts w:ascii="Arial" w:hAnsi="Arial" w:cs="Arial"/>
-          <w:sz w:val="20"/>
-          <w:szCs w:val="20"/>
-        </w:rPr>
-        <w:t>A) INNER JOIN</w:t>
-      </w:r>
-      <w:r>
-        <w:rPr>
-          <w:rFonts w:ascii="Arial" w:hAnsi="Arial" w:cs="Arial"/>
-          <w:sz w:val="20"/>
-          <w:szCs w:val="20"/>
-        </w:rPr>
-        <w:br/>
-        <w:t>B) LEFT JOIN</w:t>
-      </w:r>
-      <w:r>
-        <w:rPr>
-          <w:rFonts w:ascii="Arial" w:hAnsi="Arial" w:cs="Arial"/>
-          <w:sz w:val="20"/>
-          <w:szCs w:val="20"/>
-        </w:rPr>
-        <w:br/>
-        <w:t>C) CROSS JOIN</w:t>
-      </w:r>
-      <w:r>
-        <w:rPr>
-          <w:rFonts w:ascii="Arial" w:hAnsi="Arial" w:cs="Arial"/>
-          <w:sz w:val="20"/>
-          <w:szCs w:val="20"/>
-        </w:rPr>
-        <w:br/>
-        <w:t>D) NATURAL JOIN</w:t>
+        <w:t>47. A correlated subquery is one that:</w:t>
+      </w:r>
+    </w:p>
+    <w:p>
+      <w:pPr>
+        <w:spacing w:after="0" w:line="240" w:lineRule="auto"/>
+        <w:rPr>
+          <w:rFonts w:ascii="Arial" w:hAnsi="Arial" w:cs="Arial"/>
+          <w:sz w:val="20"/>
+          <w:szCs w:val="20"/>
+        </w:rPr>
+      </w:pPr>
+      <w:r>
+        <w:rPr>
+          <w:rFonts w:ascii="Arial" w:hAnsi="Arial" w:cs="Arial"/>
+          <w:sz w:val="20"/>
+          <w:szCs w:val="20"/>
+        </w:rPr>
+        <w:t>A) Runs independently of outer query</w:t>
+      </w:r>
+      <w:r>
+        <w:rPr>
+          <w:rFonts w:ascii="Arial" w:hAnsi="Arial" w:cs="Arial"/>
+          <w:sz w:val="20"/>
+          <w:szCs w:val="20"/>
+        </w:rPr>
+        <w:br/>
+        <w:t>B) References columns from the outer query</w:t>
+      </w:r>
+      <w:r>
+        <w:rPr>
+          <w:rFonts w:ascii="Arial" w:hAnsi="Arial" w:cs="Arial"/>
+          <w:sz w:val="20"/>
+          <w:szCs w:val="20"/>
+        </w:rPr>
+        <w:br/>
+        <w:t>C) Can only return one value</w:t>
+      </w:r>
+      <w:r>
+        <w:rPr>
+          <w:rFonts w:ascii="Arial" w:hAnsi="Arial" w:cs="Arial"/>
+          <w:sz w:val="20"/>
+          <w:szCs w:val="20"/>
+        </w:rPr>
+        <w:br/>
+        <w:t>D) Cannot use aggregate functions</w:t>
       </w:r>
     </w:p>
     <w:p>
@@ -5155,6 +5105,30 @@
         <w:spacing w:after="0" w:line="240" w:lineRule="auto"/>
         <w:rPr>
           <w:rFonts w:ascii="Arial" w:hAnsi="Arial" w:cs="Arial"/>
+          <w:b/>
+          <w:bCs/>
+          <w:sz w:val="20"/>
+          <w:szCs w:val="20"/>
+        </w:rPr>
+      </w:pPr>
+    </w:p>
+    <w:p>
+      <w:pPr>
+        <w:spacing w:after="0" w:line="240" w:lineRule="auto"/>
+        <w:rPr>
+          <w:rFonts w:ascii="Arial" w:hAnsi="Arial" w:cs="Arial"/>
+          <w:b/>
+          <w:bCs/>
+          <w:sz w:val="20"/>
+          <w:szCs w:val="20"/>
+        </w:rPr>
+      </w:pPr>
+    </w:p>
+    <w:p>
+      <w:pPr>
+        <w:spacing w:after="0" w:line="240" w:lineRule="auto"/>
+        <w:rPr>
+          <w:rFonts w:ascii="Arial" w:hAnsi="Arial" w:cs="Arial"/>
           <w:sz w:val="20"/>
           <w:szCs w:val="20"/>
         </w:rPr>
@@ -5174,60 +5148,52 @@
           <w:sz w:val="20"/>
           <w:szCs w:val="20"/>
         </w:rPr>
-        <w:t>45. SQL syntax for FULL OUTER JOIN is:</w:t>
-      </w:r>
-      <w:r>
-        <w:rPr>
-          <w:rFonts w:ascii="Arial" w:hAnsi="Arial" w:cs="Arial"/>
-          <w:sz w:val="20"/>
-          <w:szCs w:val="20"/>
-        </w:rPr>
-        <w:br/>
-      </w:r>
-    </w:p>
-    <w:p>
-      <w:pPr>
-        <w:spacing w:after="0" w:line="240" w:lineRule="auto"/>
-        <w:rPr>
-          <w:rFonts w:ascii="Arial" w:hAnsi="Arial" w:cs="Arial"/>
-          <w:sz w:val="20"/>
-          <w:szCs w:val="20"/>
-        </w:rPr>
-      </w:pPr>
-      <w:r>
-        <w:rPr>
-          <w:rFonts w:ascii="Arial" w:hAnsi="Arial" w:cs="Arial"/>
-          <w:sz w:val="20"/>
-          <w:szCs w:val="20"/>
-        </w:rPr>
-        <w:t>A) FULL OUTER JOIN (not directly supported in MySQL)</w:t>
-      </w:r>
-      <w:r>
-        <w:rPr>
-          <w:rFonts w:ascii="Arial" w:hAnsi="Arial" w:cs="Arial"/>
-          <w:sz w:val="20"/>
-          <w:szCs w:val="20"/>
-        </w:rPr>
-        <w:br/>
-        <w:t>B) FULL JOIN</w:t>
-      </w:r>
-      <w:r>
-        <w:rPr>
-          <w:rFonts w:ascii="Arial" w:hAnsi="Arial" w:cs="Arial"/>
-          <w:sz w:val="20"/>
-          <w:szCs w:val="20"/>
-        </w:rPr>
-        <w:br/>
-        <w:t>C) OUTER JOIN</w:t>
-      </w:r>
-      <w:r>
-        <w:rPr>
-          <w:rFonts w:ascii="Arial" w:hAnsi="Arial" w:cs="Arial"/>
-          <w:sz w:val="20"/>
-          <w:szCs w:val="20"/>
-        </w:rPr>
-        <w:br/>
-        <w:t>D) Both A and B, but MySQL lacks direct support</w:t>
+        <w:t>48. The EXISTS operator returns:</w:t>
+      </w:r>
+    </w:p>
+    <w:p>
+      <w:pPr>
+        <w:spacing w:after="0" w:line="240" w:lineRule="auto"/>
+        <w:rPr>
+          <w:rFonts w:ascii="Arial" w:hAnsi="Arial" w:cs="Arial"/>
+          <w:sz w:val="20"/>
+          <w:szCs w:val="20"/>
+        </w:rPr>
+      </w:pPr>
+      <w:r>
+        <w:rPr>
+          <w:rFonts w:ascii="Arial" w:hAnsi="Arial" w:cs="Arial"/>
+          <w:sz w:val="20"/>
+          <w:szCs w:val="20"/>
+        </w:rPr>
+        <w:t>A) A value</w:t>
+      </w:r>
+      <w:r>
+        <w:rPr>
+          <w:rFonts w:ascii="Arial" w:hAnsi="Arial" w:cs="Arial"/>
+          <w:sz w:val="20"/>
+          <w:szCs w:val="20"/>
+        </w:rPr>
+        <w:br/>
+        <w:t>B) TRUE if subquery returns at least one row</w:t>
+      </w:r>
+      <w:r>
+        <w:rPr>
+          <w:rFonts w:ascii="Arial" w:hAnsi="Arial" w:cs="Arial"/>
+          <w:sz w:val="20"/>
+          <w:szCs w:val="20"/>
+        </w:rPr>
+        <w:br/>
+        <w:t>C) FALSE if subquery returns NULL</w:t>
+      </w:r>
+      <w:r>
+        <w:rPr>
+          <w:rFonts w:ascii="Arial" w:hAnsi="Arial" w:cs="Arial"/>
+          <w:sz w:val="20"/>
+          <w:szCs w:val="20"/>
+        </w:rPr>
+        <w:br/>
+        <w:t>D) A count of rows</w:t>
       </w:r>
     </w:p>
     <w:p>
@@ -5285,60 +5251,52 @@
           <w:sz w:val="20"/>
           <w:szCs w:val="20"/>
         </w:rPr>
-        <w:t>46. A subquery that returns a single row and single column is called:</w:t>
-      </w:r>
-      <w:r>
-        <w:rPr>
-          <w:rFonts w:ascii="Arial" w:hAnsi="Arial" w:cs="Arial"/>
-          <w:sz w:val="20"/>
-          <w:szCs w:val="20"/>
-        </w:rPr>
-        <w:br/>
-      </w:r>
-    </w:p>
-    <w:p>
-      <w:pPr>
-        <w:spacing w:after="0" w:line="240" w:lineRule="auto"/>
-        <w:rPr>
-          <w:rFonts w:ascii="Arial" w:hAnsi="Arial" w:cs="Arial"/>
-          <w:sz w:val="20"/>
-          <w:szCs w:val="20"/>
-        </w:rPr>
-      </w:pPr>
-      <w:r>
-        <w:rPr>
-          <w:rFonts w:ascii="Arial" w:hAnsi="Arial" w:cs="Arial"/>
-          <w:sz w:val="20"/>
-          <w:szCs w:val="20"/>
-        </w:rPr>
-        <w:t>A) Row subquery</w:t>
-      </w:r>
-      <w:r>
-        <w:rPr>
-          <w:rFonts w:ascii="Arial" w:hAnsi="Arial" w:cs="Arial"/>
-          <w:sz w:val="20"/>
-          <w:szCs w:val="20"/>
-        </w:rPr>
-        <w:br/>
-        <w:t>B) Scalar subquery</w:t>
-      </w:r>
-      <w:r>
-        <w:rPr>
-          <w:rFonts w:ascii="Arial" w:hAnsi="Arial" w:cs="Arial"/>
-          <w:sz w:val="20"/>
-          <w:szCs w:val="20"/>
-        </w:rPr>
-        <w:br/>
-        <w:t>C) Table subquery</w:t>
-      </w:r>
-      <w:r>
-        <w:rPr>
-          <w:rFonts w:ascii="Arial" w:hAnsi="Arial" w:cs="Arial"/>
-          <w:sz w:val="20"/>
-          <w:szCs w:val="20"/>
-        </w:rPr>
-        <w:br/>
-        <w:t>D) Column subquery</w:t>
+        <w:t>49. Which is more efficient for checking existence?</w:t>
+      </w:r>
+    </w:p>
+    <w:p>
+      <w:pPr>
+        <w:spacing w:after="0" w:line="240" w:lineRule="auto"/>
+        <w:rPr>
+          <w:rFonts w:ascii="Arial" w:hAnsi="Arial" w:cs="Arial"/>
+          <w:sz w:val="20"/>
+          <w:szCs w:val="20"/>
+        </w:rPr>
+      </w:pPr>
+      <w:r>
+        <w:rPr>
+          <w:rFonts w:ascii="Arial" w:hAnsi="Arial" w:cs="Arial"/>
+          <w:sz w:val="20"/>
+          <w:szCs w:val="20"/>
+        </w:rPr>
+        <w:t>A) IN with large result set</w:t>
+      </w:r>
+      <w:r>
+        <w:rPr>
+          <w:rFonts w:ascii="Arial" w:hAnsi="Arial" w:cs="Arial"/>
+          <w:sz w:val="20"/>
+          <w:szCs w:val="20"/>
+        </w:rPr>
+        <w:br/>
+        <w:t>B) EXISTS (stops at first match)</w:t>
+      </w:r>
+      <w:r>
+        <w:rPr>
+          <w:rFonts w:ascii="Arial" w:hAnsi="Arial" w:cs="Arial"/>
+          <w:sz w:val="20"/>
+          <w:szCs w:val="20"/>
+        </w:rPr>
+        <w:br/>
+        <w:t>C) Both are same</w:t>
+      </w:r>
+      <w:r>
+        <w:rPr>
+          <w:rFonts w:ascii="Arial" w:hAnsi="Arial" w:cs="Arial"/>
+          <w:sz w:val="20"/>
+          <w:szCs w:val="20"/>
+        </w:rPr>
+        <w:br/>
+        <w:t>D) COUNT(*) &gt; 0</w:t>
       </w:r>
     </w:p>
     <w:p>
@@ -5396,60 +5354,52 @@
           <w:sz w:val="20"/>
           <w:szCs w:val="20"/>
         </w:rPr>
-        <w:t>47. A correlated subquery is one that:</w:t>
-      </w:r>
-      <w:r>
-        <w:rPr>
-          <w:rFonts w:ascii="Arial" w:hAnsi="Arial" w:cs="Arial"/>
-          <w:sz w:val="20"/>
-          <w:szCs w:val="20"/>
-        </w:rPr>
-        <w:br/>
-      </w:r>
-    </w:p>
-    <w:p>
-      <w:pPr>
-        <w:spacing w:after="0" w:line="240" w:lineRule="auto"/>
-        <w:rPr>
-          <w:rFonts w:ascii="Arial" w:hAnsi="Arial" w:cs="Arial"/>
-          <w:sz w:val="20"/>
-          <w:szCs w:val="20"/>
-        </w:rPr>
-      </w:pPr>
-      <w:r>
-        <w:rPr>
-          <w:rFonts w:ascii="Arial" w:hAnsi="Arial" w:cs="Arial"/>
-          <w:sz w:val="20"/>
-          <w:szCs w:val="20"/>
-        </w:rPr>
-        <w:t>A) Runs independently of outer query</w:t>
-      </w:r>
-      <w:r>
-        <w:rPr>
-          <w:rFonts w:ascii="Arial" w:hAnsi="Arial" w:cs="Arial"/>
-          <w:sz w:val="20"/>
-          <w:szCs w:val="20"/>
-        </w:rPr>
-        <w:br/>
-        <w:t>B) References columns from the outer query</w:t>
-      </w:r>
-      <w:r>
-        <w:rPr>
-          <w:rFonts w:ascii="Arial" w:hAnsi="Arial" w:cs="Arial"/>
-          <w:sz w:val="20"/>
-          <w:szCs w:val="20"/>
-        </w:rPr>
-        <w:br/>
-        <w:t>C) Can only return one value</w:t>
-      </w:r>
-      <w:r>
-        <w:rPr>
-          <w:rFonts w:ascii="Arial" w:hAnsi="Arial" w:cs="Arial"/>
-          <w:sz w:val="20"/>
-          <w:szCs w:val="20"/>
-        </w:rPr>
-        <w:br/>
-        <w:t>D) Cannot use aggregate functions</w:t>
+        <w:t>50. A subquery in the SELECT clause must return:</w:t>
+      </w:r>
+    </w:p>
+    <w:p>
+      <w:pPr>
+        <w:spacing w:after="0" w:line="240" w:lineRule="auto"/>
+        <w:rPr>
+          <w:rFonts w:ascii="Arial" w:hAnsi="Arial" w:cs="Arial"/>
+          <w:sz w:val="20"/>
+          <w:szCs w:val="20"/>
+        </w:rPr>
+      </w:pPr>
+      <w:r>
+        <w:rPr>
+          <w:rFonts w:ascii="Arial" w:hAnsi="Arial" w:cs="Arial"/>
+          <w:sz w:val="20"/>
+          <w:szCs w:val="20"/>
+        </w:rPr>
+        <w:t>A) Multiple rows</w:t>
+      </w:r>
+      <w:r>
+        <w:rPr>
+          <w:rFonts w:ascii="Arial" w:hAnsi="Arial" w:cs="Arial"/>
+          <w:sz w:val="20"/>
+          <w:szCs w:val="20"/>
+        </w:rPr>
+        <w:br/>
+        <w:t>B) A single value</w:t>
+      </w:r>
+      <w:r>
+        <w:rPr>
+          <w:rFonts w:ascii="Arial" w:hAnsi="Arial" w:cs="Arial"/>
+          <w:sz w:val="20"/>
+          <w:szCs w:val="20"/>
+        </w:rPr>
+        <w:br/>
+        <w:t>C) A table</w:t>
+      </w:r>
+      <w:r>
+        <w:rPr>
+          <w:rFonts w:ascii="Arial" w:hAnsi="Arial" w:cs="Arial"/>
+          <w:sz w:val="20"/>
+          <w:szCs w:val="20"/>
+        </w:rPr>
+        <w:br/>
+        <w:t>D) NULL</w:t>
       </w:r>
     </w:p>
     <w:p>
@@ -5488,30 +5438,6 @@
         <w:spacing w:after="0" w:line="240" w:lineRule="auto"/>
         <w:rPr>
           <w:rFonts w:ascii="Arial" w:hAnsi="Arial" w:cs="Arial"/>
-          <w:b/>
-          <w:bCs/>
-          <w:sz w:val="20"/>
-          <w:szCs w:val="20"/>
-        </w:rPr>
-      </w:pPr>
-    </w:p>
-    <w:p>
-      <w:pPr>
-        <w:spacing w:after="0" w:line="240" w:lineRule="auto"/>
-        <w:rPr>
-          <w:rFonts w:ascii="Arial" w:hAnsi="Arial" w:cs="Arial"/>
-          <w:b/>
-          <w:bCs/>
-          <w:sz w:val="20"/>
-          <w:szCs w:val="20"/>
-        </w:rPr>
-      </w:pPr>
-    </w:p>
-    <w:p>
-      <w:pPr>
-        <w:spacing w:after="0" w:line="240" w:lineRule="auto"/>
-        <w:rPr>
-          <w:rFonts w:ascii="Arial" w:hAnsi="Arial" w:cs="Arial"/>
           <w:sz w:val="20"/>
           <w:szCs w:val="20"/>
         </w:rPr>
@@ -5531,60 +5457,52 @@
           <w:sz w:val="20"/>
           <w:szCs w:val="20"/>
         </w:rPr>
-        <w:t>48. The EXISTS operator returns:</w:t>
-      </w:r>
-      <w:r>
-        <w:rPr>
-          <w:rFonts w:ascii="Arial" w:hAnsi="Arial" w:cs="Arial"/>
-          <w:sz w:val="20"/>
-          <w:szCs w:val="20"/>
-        </w:rPr>
-        <w:br/>
-      </w:r>
-    </w:p>
-    <w:p>
-      <w:pPr>
-        <w:spacing w:after="0" w:line="240" w:lineRule="auto"/>
-        <w:rPr>
-          <w:rFonts w:ascii="Arial" w:hAnsi="Arial" w:cs="Arial"/>
-          <w:sz w:val="20"/>
-          <w:szCs w:val="20"/>
-        </w:rPr>
-      </w:pPr>
-      <w:r>
-        <w:rPr>
-          <w:rFonts w:ascii="Arial" w:hAnsi="Arial" w:cs="Arial"/>
-          <w:sz w:val="20"/>
-          <w:szCs w:val="20"/>
-        </w:rPr>
-        <w:t>A) A value</w:t>
-      </w:r>
-      <w:r>
-        <w:rPr>
-          <w:rFonts w:ascii="Arial" w:hAnsi="Arial" w:cs="Arial"/>
-          <w:sz w:val="20"/>
-          <w:szCs w:val="20"/>
-        </w:rPr>
-        <w:br/>
-        <w:t>B) TRUE if subquery returns at least one row</w:t>
-      </w:r>
-      <w:r>
-        <w:rPr>
-          <w:rFonts w:ascii="Arial" w:hAnsi="Arial" w:cs="Arial"/>
-          <w:sz w:val="20"/>
-          <w:szCs w:val="20"/>
-        </w:rPr>
-        <w:br/>
-        <w:t>C) FALSE if subquery returns NULL</w:t>
-      </w:r>
-      <w:r>
-        <w:rPr>
-          <w:rFonts w:ascii="Arial" w:hAnsi="Arial" w:cs="Arial"/>
-          <w:sz w:val="20"/>
-          <w:szCs w:val="20"/>
-        </w:rPr>
-        <w:br/>
-        <w:t>D) A count of rows</w:t>
+        <w:t>51. Which TCL command permanently saves all transactions to the database?</w:t>
+      </w:r>
+    </w:p>
+    <w:p>
+      <w:pPr>
+        <w:spacing w:after="0" w:line="240" w:lineRule="auto"/>
+        <w:rPr>
+          <w:rFonts w:ascii="Arial" w:hAnsi="Arial" w:cs="Arial"/>
+          <w:sz w:val="20"/>
+          <w:szCs w:val="20"/>
+        </w:rPr>
+      </w:pPr>
+      <w:r>
+        <w:rPr>
+          <w:rFonts w:ascii="Arial" w:hAnsi="Arial" w:cs="Arial"/>
+          <w:sz w:val="20"/>
+          <w:szCs w:val="20"/>
+        </w:rPr>
+        <w:t>A) SAVE</w:t>
+      </w:r>
+      <w:r>
+        <w:rPr>
+          <w:rFonts w:ascii="Arial" w:hAnsi="Arial" w:cs="Arial"/>
+          <w:sz w:val="20"/>
+          <w:szCs w:val="20"/>
+        </w:rPr>
+        <w:br/>
+        <w:t>B) COMMIT</w:t>
+      </w:r>
+      <w:r>
+        <w:rPr>
+          <w:rFonts w:ascii="Arial" w:hAnsi="Arial" w:cs="Arial"/>
+          <w:sz w:val="20"/>
+          <w:szCs w:val="20"/>
+        </w:rPr>
+        <w:br/>
+        <w:t>C) SAVEPOINT</w:t>
+      </w:r>
+      <w:r>
+        <w:rPr>
+          <w:rFonts w:ascii="Arial" w:hAnsi="Arial" w:cs="Arial"/>
+          <w:sz w:val="20"/>
+          <w:szCs w:val="20"/>
+        </w:rPr>
+        <w:br/>
+        <w:t>D) PERSIST</w:t>
       </w:r>
     </w:p>
     <w:p>
@@ -5642,60 +5560,52 @@
           <w:sz w:val="20"/>
           <w:szCs w:val="20"/>
         </w:rPr>
-        <w:t>49. Which is more efficient for checking existence?</w:t>
-      </w:r>
-      <w:r>
-        <w:rPr>
-          <w:rFonts w:ascii="Arial" w:hAnsi="Arial" w:cs="Arial"/>
-          <w:sz w:val="20"/>
-          <w:szCs w:val="20"/>
-        </w:rPr>
-        <w:br/>
-      </w:r>
-    </w:p>
-    <w:p>
-      <w:pPr>
-        <w:spacing w:after="0" w:line="240" w:lineRule="auto"/>
-        <w:rPr>
-          <w:rFonts w:ascii="Arial" w:hAnsi="Arial" w:cs="Arial"/>
-          <w:sz w:val="20"/>
-          <w:szCs w:val="20"/>
-        </w:rPr>
-      </w:pPr>
-      <w:r>
-        <w:rPr>
-          <w:rFonts w:ascii="Arial" w:hAnsi="Arial" w:cs="Arial"/>
-          <w:sz w:val="20"/>
-          <w:szCs w:val="20"/>
-        </w:rPr>
-        <w:t>A) IN with large result set</w:t>
-      </w:r>
-      <w:r>
-        <w:rPr>
-          <w:rFonts w:ascii="Arial" w:hAnsi="Arial" w:cs="Arial"/>
-          <w:sz w:val="20"/>
-          <w:szCs w:val="20"/>
-        </w:rPr>
-        <w:br/>
-        <w:t>B) EXISTS (stops at first match)</w:t>
-      </w:r>
-      <w:r>
-        <w:rPr>
-          <w:rFonts w:ascii="Arial" w:hAnsi="Arial" w:cs="Arial"/>
-          <w:sz w:val="20"/>
-          <w:szCs w:val="20"/>
-        </w:rPr>
-        <w:br/>
-        <w:t>C) Both are same</w:t>
-      </w:r>
-      <w:r>
-        <w:rPr>
-          <w:rFonts w:ascii="Arial" w:hAnsi="Arial" w:cs="Arial"/>
-          <w:sz w:val="20"/>
-          <w:szCs w:val="20"/>
-        </w:rPr>
-        <w:br/>
-        <w:t>D) COUNT(*) &gt; 0</w:t>
+        <w:t>52. ROLLBACK to a SAVEPOINT requires which command?</w:t>
+      </w:r>
+    </w:p>
+    <w:p>
+      <w:pPr>
+        <w:spacing w:after="0" w:line="240" w:lineRule="auto"/>
+        <w:rPr>
+          <w:rFonts w:ascii="Arial" w:hAnsi="Arial" w:cs="Arial"/>
+          <w:sz w:val="20"/>
+          <w:szCs w:val="20"/>
+        </w:rPr>
+      </w:pPr>
+      <w:r>
+        <w:rPr>
+          <w:rFonts w:ascii="Arial" w:hAnsi="Arial" w:cs="Arial"/>
+          <w:sz w:val="20"/>
+          <w:szCs w:val="20"/>
+        </w:rPr>
+        <w:t>A) ROLLBACK</w:t>
+      </w:r>
+      <w:r>
+        <w:rPr>
+          <w:rFonts w:ascii="Arial" w:hAnsi="Arial" w:cs="Arial"/>
+          <w:sz w:val="20"/>
+          <w:szCs w:val="20"/>
+        </w:rPr>
+        <w:br/>
+        <w:t>B) ROLLBACK TO SAVEPOINT name</w:t>
+      </w:r>
+      <w:r>
+        <w:rPr>
+          <w:rFonts w:ascii="Arial" w:hAnsi="Arial" w:cs="Arial"/>
+          <w:sz w:val="20"/>
+          <w:szCs w:val="20"/>
+        </w:rPr>
+        <w:br/>
+        <w:t>C) ROLLBACK SAVEPOINT</w:t>
+      </w:r>
+      <w:r>
+        <w:rPr>
+          <w:rFonts w:ascii="Arial" w:hAnsi="Arial" w:cs="Arial"/>
+          <w:sz w:val="20"/>
+          <w:szCs w:val="20"/>
+        </w:rPr>
+        <w:br/>
+        <w:t>D) UNDO SAVEPOINT</w:t>
       </w:r>
     </w:p>
     <w:p>
@@ -5753,60 +5663,52 @@
           <w:sz w:val="20"/>
           <w:szCs w:val="20"/>
         </w:rPr>
-        <w:t>50. A subquery in the SELECT clause must return:</w:t>
-      </w:r>
-      <w:r>
-        <w:rPr>
-          <w:rFonts w:ascii="Arial" w:hAnsi="Arial" w:cs="Arial"/>
-          <w:sz w:val="20"/>
-          <w:szCs w:val="20"/>
-        </w:rPr>
-        <w:br/>
-      </w:r>
-    </w:p>
-    <w:p>
-      <w:pPr>
-        <w:spacing w:after="0" w:line="240" w:lineRule="auto"/>
-        <w:rPr>
-          <w:rFonts w:ascii="Arial" w:hAnsi="Arial" w:cs="Arial"/>
-          <w:sz w:val="20"/>
-          <w:szCs w:val="20"/>
-        </w:rPr>
-      </w:pPr>
-      <w:r>
-        <w:rPr>
-          <w:rFonts w:ascii="Arial" w:hAnsi="Arial" w:cs="Arial"/>
-          <w:sz w:val="20"/>
-          <w:szCs w:val="20"/>
-        </w:rPr>
-        <w:t>A) Multiple rows</w:t>
-      </w:r>
-      <w:r>
-        <w:rPr>
-          <w:rFonts w:ascii="Arial" w:hAnsi="Arial" w:cs="Arial"/>
-          <w:sz w:val="20"/>
-          <w:szCs w:val="20"/>
-        </w:rPr>
-        <w:br/>
-        <w:t>B) A single value</w:t>
-      </w:r>
-      <w:r>
-        <w:rPr>
-          <w:rFonts w:ascii="Arial" w:hAnsi="Arial" w:cs="Arial"/>
-          <w:sz w:val="20"/>
-          <w:szCs w:val="20"/>
-        </w:rPr>
-        <w:br/>
-        <w:t>C) A table</w:t>
-      </w:r>
-      <w:r>
-        <w:rPr>
-          <w:rFonts w:ascii="Arial" w:hAnsi="Arial" w:cs="Arial"/>
-          <w:sz w:val="20"/>
-          <w:szCs w:val="20"/>
-        </w:rPr>
-        <w:br/>
-        <w:t>D) NULL</w:t>
+        <w:t>53. After COMMIT, can you ROLLBACK?</w:t>
+      </w:r>
+    </w:p>
+    <w:p>
+      <w:pPr>
+        <w:spacing w:after="0" w:line="240" w:lineRule="auto"/>
+        <w:rPr>
+          <w:rFonts w:ascii="Arial" w:hAnsi="Arial" w:cs="Arial"/>
+          <w:sz w:val="20"/>
+          <w:szCs w:val="20"/>
+        </w:rPr>
+      </w:pPr>
+      <w:r>
+        <w:rPr>
+          <w:rFonts w:ascii="Arial" w:hAnsi="Arial" w:cs="Arial"/>
+          <w:sz w:val="20"/>
+          <w:szCs w:val="20"/>
+        </w:rPr>
+        <w:t>A) Yes, always</w:t>
+      </w:r>
+      <w:r>
+        <w:rPr>
+          <w:rFonts w:ascii="Arial" w:hAnsi="Arial" w:cs="Arial"/>
+          <w:sz w:val="20"/>
+          <w:szCs w:val="20"/>
+        </w:rPr>
+        <w:br/>
+        <w:t>B) No, changes are permanent</w:t>
+      </w:r>
+      <w:r>
+        <w:rPr>
+          <w:rFonts w:ascii="Arial" w:hAnsi="Arial" w:cs="Arial"/>
+          <w:sz w:val="20"/>
+          <w:szCs w:val="20"/>
+        </w:rPr>
+        <w:br/>
+        <w:t>C) Only if SAVEPOINT exists</w:t>
+      </w:r>
+      <w:r>
+        <w:rPr>
+          <w:rFonts w:ascii="Arial" w:hAnsi="Arial" w:cs="Arial"/>
+          <w:sz w:val="20"/>
+          <w:szCs w:val="20"/>
+        </w:rPr>
+        <w:br/>
+        <w:t>D) Only in MySQL</w:t>
       </w:r>
     </w:p>
     <w:p>
@@ -5864,60 +5766,60 @@
           <w:sz w:val="20"/>
           <w:szCs w:val="20"/>
         </w:rPr>
-        <w:t>51. Which TCL command permanently saves all transactions to the database?</w:t>
-      </w:r>
-      <w:r>
-        <w:rPr>
-          <w:rFonts w:ascii="Arial" w:hAnsi="Arial" w:cs="Arial"/>
-          <w:sz w:val="20"/>
-          <w:szCs w:val="20"/>
-        </w:rPr>
-        <w:br/>
-      </w:r>
-    </w:p>
-    <w:p>
-      <w:pPr>
-        <w:spacing w:after="0" w:line="240" w:lineRule="auto"/>
-        <w:rPr>
-          <w:rFonts w:ascii="Arial" w:hAnsi="Arial" w:cs="Arial"/>
-          <w:sz w:val="20"/>
-          <w:szCs w:val="20"/>
-        </w:rPr>
-      </w:pPr>
-      <w:r>
-        <w:rPr>
-          <w:rFonts w:ascii="Arial" w:hAnsi="Arial" w:cs="Arial"/>
-          <w:sz w:val="20"/>
-          <w:szCs w:val="20"/>
-        </w:rPr>
-        <w:t>A) SAVE</w:t>
-      </w:r>
-      <w:r>
-        <w:rPr>
-          <w:rFonts w:ascii="Arial" w:hAnsi="Arial" w:cs="Arial"/>
-          <w:sz w:val="20"/>
-          <w:szCs w:val="20"/>
-        </w:rPr>
-        <w:br/>
-        <w:t>B) COMMIT</w:t>
-      </w:r>
-      <w:r>
-        <w:rPr>
-          <w:rFonts w:ascii="Arial" w:hAnsi="Arial" w:cs="Arial"/>
-          <w:sz w:val="20"/>
-          <w:szCs w:val="20"/>
-        </w:rPr>
-        <w:br/>
-        <w:t>C) SAVEPOINT</w:t>
-      </w:r>
-      <w:r>
-        <w:rPr>
-          <w:rFonts w:ascii="Arial" w:hAnsi="Arial" w:cs="Arial"/>
-          <w:sz w:val="20"/>
-          <w:szCs w:val="20"/>
-        </w:rPr>
-        <w:br/>
-        <w:t>D) PERSIST</w:t>
+        <w:t>54. SAVEPOINT in MySQL:</w:t>
+      </w:r>
+      <w:r>
+        <w:rPr>
+          <w:rFonts w:ascii="Arial" w:hAnsi="Arial" w:cs="Arial"/>
+          <w:sz w:val="20"/>
+          <w:szCs w:val="20"/>
+        </w:rPr>
+        <w:br/>
+      </w:r>
+    </w:p>
+    <w:p>
+      <w:pPr>
+        <w:spacing w:after="0" w:line="240" w:lineRule="auto"/>
+        <w:rPr>
+          <w:rFonts w:ascii="Arial" w:hAnsi="Arial" w:cs="Arial"/>
+          <w:sz w:val="20"/>
+          <w:szCs w:val="20"/>
+        </w:rPr>
+      </w:pPr>
+      <w:r>
+        <w:rPr>
+          <w:rFonts w:ascii="Arial" w:hAnsi="Arial" w:cs="Arial"/>
+          <w:sz w:val="20"/>
+          <w:szCs w:val="20"/>
+        </w:rPr>
+        <w:t>A) Is not supported</w:t>
+      </w:r>
+      <w:r>
+        <w:rPr>
+          <w:rFonts w:ascii="Arial" w:hAnsi="Arial" w:cs="Arial"/>
+          <w:sz w:val="20"/>
+          <w:szCs w:val="20"/>
+        </w:rPr>
+        <w:br/>
+        <w:t>B) Allows partial rollback of a transaction</w:t>
+      </w:r>
+      <w:r>
+        <w:rPr>
+          <w:rFonts w:ascii="Arial" w:hAnsi="Arial" w:cs="Arial"/>
+          <w:sz w:val="20"/>
+          <w:szCs w:val="20"/>
+        </w:rPr>
+        <w:br/>
+        <w:t>C) Automatically commits</w:t>
+      </w:r>
+      <w:r>
+        <w:rPr>
+          <w:rFonts w:ascii="Arial" w:hAnsi="Arial" w:cs="Arial"/>
+          <w:sz w:val="20"/>
+          <w:szCs w:val="20"/>
+        </w:rPr>
+        <w:br/>
+        <w:t>D) Replaces COMMIT</w:t>
       </w:r>
     </w:p>
     <w:p>
@@ -5975,348 +5877,7 @@
           <w:sz w:val="20"/>
           <w:szCs w:val="20"/>
         </w:rPr>
-        <w:t>52. ROLLBACK to a SAVEPOINT requires which command?</w:t>
-      </w:r>
-      <w:r>
-        <w:rPr>
-          <w:rFonts w:ascii="Arial" w:hAnsi="Arial" w:cs="Arial"/>
-          <w:sz w:val="20"/>
-          <w:szCs w:val="20"/>
-        </w:rPr>
-        <w:br/>
-      </w:r>
-    </w:p>
-    <w:p>
-      <w:pPr>
-        <w:spacing w:after="0" w:line="240" w:lineRule="auto"/>
-        <w:rPr>
-          <w:rFonts w:ascii="Arial" w:hAnsi="Arial" w:cs="Arial"/>
-          <w:sz w:val="20"/>
-          <w:szCs w:val="20"/>
-        </w:rPr>
-      </w:pPr>
-      <w:r>
-        <w:rPr>
-          <w:rFonts w:ascii="Arial" w:hAnsi="Arial" w:cs="Arial"/>
-          <w:sz w:val="20"/>
-          <w:szCs w:val="20"/>
-        </w:rPr>
-        <w:t>A) ROLLBACK</w:t>
-      </w:r>
-      <w:r>
-        <w:rPr>
-          <w:rFonts w:ascii="Arial" w:hAnsi="Arial" w:cs="Arial"/>
-          <w:sz w:val="20"/>
-          <w:szCs w:val="20"/>
-        </w:rPr>
-        <w:br/>
-        <w:t>B) ROLLBACK TO SAVEPOINT name</w:t>
-      </w:r>
-      <w:r>
-        <w:rPr>
-          <w:rFonts w:ascii="Arial" w:hAnsi="Arial" w:cs="Arial"/>
-          <w:sz w:val="20"/>
-          <w:szCs w:val="20"/>
-        </w:rPr>
-        <w:br/>
-        <w:t>C) ROLLBACK SAVEPOINT</w:t>
-      </w:r>
-      <w:r>
-        <w:rPr>
-          <w:rFonts w:ascii="Arial" w:hAnsi="Arial" w:cs="Arial"/>
-          <w:sz w:val="20"/>
-          <w:szCs w:val="20"/>
-        </w:rPr>
-        <w:br/>
-        <w:t>D) UNDO SAVEPOINT</w:t>
-      </w:r>
-    </w:p>
-    <w:p>
-      <w:pPr>
-        <w:spacing w:after="0" w:line="240" w:lineRule="auto"/>
-        <w:rPr>
-          <w:rFonts w:ascii="Arial" w:hAnsi="Arial" w:cs="Arial"/>
-          <w:b/>
-          <w:bCs/>
-          <w:sz w:val="20"/>
-          <w:szCs w:val="20"/>
-        </w:rPr>
-        <w:sectPr>
-          <w:type w:val="continuous"/>
-          <w:pgSz w:w="11906" w:h="16838"/>
-          <w:pgMar w:top="567" w:right="1440" w:bottom="567" w:left="1440" w:header="708" w:footer="708" w:gutter="0"/>
-          <w:cols w:num="2" w:space="708"/>
-          <w:docGrid w:linePitch="360"/>
-        </w:sectPr>
-      </w:pPr>
-    </w:p>
-    <w:p>
-      <w:pPr>
-        <w:spacing w:after="0" w:line="240" w:lineRule="auto"/>
-        <w:rPr>
-          <w:rFonts w:ascii="Arial" w:hAnsi="Arial" w:cs="Arial"/>
-          <w:b/>
-          <w:bCs/>
-          <w:sz w:val="20"/>
-          <w:szCs w:val="20"/>
-        </w:rPr>
-      </w:pPr>
-    </w:p>
-    <w:p>
-      <w:pPr>
-        <w:spacing w:after="0" w:line="240" w:lineRule="auto"/>
-        <w:rPr>
-          <w:rFonts w:ascii="Arial" w:hAnsi="Arial" w:cs="Arial"/>
-          <w:sz w:val="20"/>
-          <w:szCs w:val="20"/>
-        </w:rPr>
-        <w:sectPr>
-          <w:type w:val="continuous"/>
-          <w:pgSz w:w="11906" w:h="16838"/>
-          <w:pgMar w:top="567" w:right="1440" w:bottom="567" w:left="1440" w:header="708" w:footer="708" w:gutter="0"/>
-          <w:cols w:space="708"/>
-          <w:docGrid w:linePitch="360"/>
-        </w:sectPr>
-      </w:pPr>
-      <w:r>
-        <w:rPr>
-          <w:rFonts w:ascii="Arial" w:hAnsi="Arial" w:cs="Arial"/>
-          <w:b/>
-          <w:bCs/>
-          <w:sz w:val="20"/>
-          <w:szCs w:val="20"/>
-        </w:rPr>
-        <w:t>53. After COMMIT, can you ROLLBACK?</w:t>
-      </w:r>
-      <w:r>
-        <w:rPr>
-          <w:rFonts w:ascii="Arial" w:hAnsi="Arial" w:cs="Arial"/>
-          <w:sz w:val="20"/>
-          <w:szCs w:val="20"/>
-        </w:rPr>
-        <w:br/>
-      </w:r>
-    </w:p>
-    <w:p>
-      <w:pPr>
-        <w:spacing w:after="0" w:line="240" w:lineRule="auto"/>
-        <w:rPr>
-          <w:rFonts w:ascii="Arial" w:hAnsi="Arial" w:cs="Arial"/>
-          <w:sz w:val="20"/>
-          <w:szCs w:val="20"/>
-        </w:rPr>
-      </w:pPr>
-      <w:r>
-        <w:rPr>
-          <w:rFonts w:ascii="Arial" w:hAnsi="Arial" w:cs="Arial"/>
-          <w:sz w:val="20"/>
-          <w:szCs w:val="20"/>
-        </w:rPr>
-        <w:t>A) Yes, always</w:t>
-      </w:r>
-      <w:r>
-        <w:rPr>
-          <w:rFonts w:ascii="Arial" w:hAnsi="Arial" w:cs="Arial"/>
-          <w:sz w:val="20"/>
-          <w:szCs w:val="20"/>
-        </w:rPr>
-        <w:br/>
-        <w:t>B) No, changes are permanent</w:t>
-      </w:r>
-      <w:r>
-        <w:rPr>
-          <w:rFonts w:ascii="Arial" w:hAnsi="Arial" w:cs="Arial"/>
-          <w:sz w:val="20"/>
-          <w:szCs w:val="20"/>
-        </w:rPr>
-        <w:br/>
-        <w:t>C) Only if SAVEPOINT exists</w:t>
-      </w:r>
-      <w:r>
-        <w:rPr>
-          <w:rFonts w:ascii="Arial" w:hAnsi="Arial" w:cs="Arial"/>
-          <w:sz w:val="20"/>
-          <w:szCs w:val="20"/>
-        </w:rPr>
-        <w:br/>
-        <w:t>D) Only in MySQL</w:t>
-      </w:r>
-    </w:p>
-    <w:p>
-      <w:pPr>
-        <w:spacing w:after="0" w:line="240" w:lineRule="auto"/>
-        <w:rPr>
-          <w:rFonts w:ascii="Arial" w:hAnsi="Arial" w:cs="Arial"/>
-          <w:b/>
-          <w:bCs/>
-          <w:sz w:val="20"/>
-          <w:szCs w:val="20"/>
-        </w:rPr>
-        <w:sectPr>
-          <w:type w:val="continuous"/>
-          <w:pgSz w:w="11906" w:h="16838"/>
-          <w:pgMar w:top="567" w:right="1440" w:bottom="567" w:left="1440" w:header="708" w:footer="708" w:gutter="0"/>
-          <w:cols w:num="2" w:space="708"/>
-          <w:docGrid w:linePitch="360"/>
-        </w:sectPr>
-      </w:pPr>
-    </w:p>
-    <w:p>
-      <w:pPr>
-        <w:spacing w:after="0" w:line="240" w:lineRule="auto"/>
-        <w:rPr>
-          <w:rFonts w:ascii="Arial" w:hAnsi="Arial" w:cs="Arial"/>
-          <w:b/>
-          <w:bCs/>
-          <w:sz w:val="20"/>
-          <w:szCs w:val="20"/>
-        </w:rPr>
-      </w:pPr>
-    </w:p>
-    <w:p>
-      <w:pPr>
-        <w:spacing w:after="0" w:line="240" w:lineRule="auto"/>
-        <w:rPr>
-          <w:rFonts w:ascii="Arial" w:hAnsi="Arial" w:cs="Arial"/>
-          <w:sz w:val="20"/>
-          <w:szCs w:val="20"/>
-        </w:rPr>
-        <w:sectPr>
-          <w:type w:val="continuous"/>
-          <w:pgSz w:w="11906" w:h="16838"/>
-          <w:pgMar w:top="567" w:right="1440" w:bottom="567" w:left="1440" w:header="708" w:footer="708" w:gutter="0"/>
-          <w:cols w:space="708"/>
-          <w:docGrid w:linePitch="360"/>
-        </w:sectPr>
-      </w:pPr>
-      <w:r>
-        <w:rPr>
-          <w:rFonts w:ascii="Arial" w:hAnsi="Arial" w:cs="Arial"/>
-          <w:b/>
-          <w:bCs/>
-          <w:sz w:val="20"/>
-          <w:szCs w:val="20"/>
-        </w:rPr>
-        <w:t>54. SAVEPOINT in MySQL:</w:t>
-      </w:r>
-      <w:r>
-        <w:rPr>
-          <w:rFonts w:ascii="Arial" w:hAnsi="Arial" w:cs="Arial"/>
-          <w:sz w:val="20"/>
-          <w:szCs w:val="20"/>
-        </w:rPr>
-        <w:br/>
-      </w:r>
-    </w:p>
-    <w:p>
-      <w:pPr>
-        <w:spacing w:after="0" w:line="240" w:lineRule="auto"/>
-        <w:rPr>
-          <w:rFonts w:ascii="Arial" w:hAnsi="Arial" w:cs="Arial"/>
-          <w:sz w:val="20"/>
-          <w:szCs w:val="20"/>
-        </w:rPr>
-      </w:pPr>
-      <w:r>
-        <w:rPr>
-          <w:rFonts w:ascii="Arial" w:hAnsi="Arial" w:cs="Arial"/>
-          <w:sz w:val="20"/>
-          <w:szCs w:val="20"/>
-        </w:rPr>
-        <w:t>A) Is not supported</w:t>
-      </w:r>
-      <w:r>
-        <w:rPr>
-          <w:rFonts w:ascii="Arial" w:hAnsi="Arial" w:cs="Arial"/>
-          <w:sz w:val="20"/>
-          <w:szCs w:val="20"/>
-        </w:rPr>
-        <w:br/>
-        <w:t>B) Allows partial rollback of a transaction</w:t>
-      </w:r>
-      <w:r>
-        <w:rPr>
-          <w:rFonts w:ascii="Arial" w:hAnsi="Arial" w:cs="Arial"/>
-          <w:sz w:val="20"/>
-          <w:szCs w:val="20"/>
-        </w:rPr>
-        <w:br/>
-        <w:t>C) Automatically commits</w:t>
-      </w:r>
-      <w:r>
-        <w:rPr>
-          <w:rFonts w:ascii="Arial" w:hAnsi="Arial" w:cs="Arial"/>
-          <w:sz w:val="20"/>
-          <w:szCs w:val="20"/>
-        </w:rPr>
-        <w:br/>
-        <w:t>D) Replaces COMMIT</w:t>
-      </w:r>
-    </w:p>
-    <w:p>
-      <w:pPr>
-        <w:spacing w:after="0" w:line="240" w:lineRule="auto"/>
-        <w:rPr>
-          <w:rFonts w:ascii="Arial" w:hAnsi="Arial" w:cs="Arial"/>
-          <w:b/>
-          <w:bCs/>
-          <w:sz w:val="20"/>
-          <w:szCs w:val="20"/>
-        </w:rPr>
-        <w:sectPr>
-          <w:type w:val="continuous"/>
-          <w:pgSz w:w="11906" w:h="16838"/>
-          <w:pgMar w:top="567" w:right="1440" w:bottom="567" w:left="1440" w:header="708" w:footer="708" w:gutter="0"/>
-          <w:cols w:num="2" w:space="708"/>
-          <w:docGrid w:linePitch="360"/>
-        </w:sectPr>
-      </w:pPr>
-    </w:p>
-    <w:p>
-      <w:pPr>
-        <w:spacing w:after="0" w:line="240" w:lineRule="auto"/>
-        <w:rPr>
-          <w:rFonts w:ascii="Arial" w:hAnsi="Arial" w:cs="Arial"/>
-          <w:b/>
-          <w:bCs/>
-          <w:sz w:val="20"/>
-          <w:szCs w:val="20"/>
-        </w:rPr>
-      </w:pPr>
-    </w:p>
-    <w:p>
-      <w:pPr>
-        <w:spacing w:after="0" w:line="240" w:lineRule="auto"/>
-        <w:rPr>
-          <w:rFonts w:ascii="Arial" w:hAnsi="Arial" w:cs="Arial"/>
-          <w:sz w:val="20"/>
-          <w:szCs w:val="20"/>
-        </w:rPr>
-        <w:sectPr>
-          <w:type w:val="continuous"/>
-          <w:pgSz w:w="11906" w:h="16838"/>
-          <w:pgMar w:top="567" w:right="1440" w:bottom="567" w:left="1440" w:header="708" w:footer="708" w:gutter="0"/>
-          <w:cols w:space="708"/>
-          <w:docGrid w:linePitch="360"/>
-        </w:sectPr>
-      </w:pPr>
-      <w:r>
-        <w:rPr>
-          <w:rFonts w:ascii="Arial" w:hAnsi="Arial" w:cs="Arial"/>
-          <w:b/>
-          <w:bCs/>
-          <w:sz w:val="20"/>
-          <w:szCs w:val="20"/>
-        </w:rPr>
         <w:t>55. Which command gives privileges to a user?</w:t>
-      </w:r>
-      <w:r>
-        <w:rPr>
-          <w:rFonts w:ascii="Arial" w:hAnsi="Arial" w:cs="Arial"/>
-          <w:sz w:val="20"/>
-          <w:szCs w:val="20"/>
-        </w:rPr>
-        <w:br/>
       </w:r>
     </w:p>
     <w:p>
@@ -6419,68 +5980,26 @@
           <w:sz w:val="20"/>
           <w:szCs w:val="20"/>
         </w:rPr>
-        <w:t>56. REVOKE SELECT ON db. FROM ‘</w:t>
-      </w:r>
-      <w:proofErr w:type="spellStart"/>
-      <w:r>
-        <w:rPr>
-          <w:rFonts w:ascii="Arial" w:hAnsi="Arial" w:cs="Arial"/>
-          <w:b/>
-          <w:bCs/>
-          <w:sz w:val="20"/>
-          <w:szCs w:val="20"/>
-        </w:rPr>
-        <w:t>user’@‘host</w:t>
-      </w:r>
-      <w:proofErr w:type="spellEnd"/>
-      <w:r>
-        <w:rPr>
-          <w:rFonts w:ascii="Arial" w:hAnsi="Arial" w:cs="Arial"/>
-          <w:b/>
-          <w:bCs/>
-          <w:sz w:val="20"/>
-          <w:szCs w:val="20"/>
-        </w:rPr>
-        <w:t>’; will:*</w:t>
-      </w:r>
-      <w:r>
-        <w:rPr>
-          <w:rFonts w:ascii="Arial" w:hAnsi="Arial" w:cs="Arial"/>
-          <w:b/>
-          <w:bCs/>
-          <w:sz w:val="20"/>
-          <w:szCs w:val="20"/>
-        </w:rPr>
-        <w:br/>
-      </w:r>
-    </w:p>
-    <w:p>
-      <w:pPr>
-        <w:spacing w:after="0" w:line="240" w:lineRule="auto"/>
-        <w:rPr>
-          <w:rFonts w:ascii="Arial" w:hAnsi="Arial" w:cs="Arial"/>
-          <w:sz w:val="20"/>
-          <w:szCs w:val="20"/>
-        </w:rPr>
-      </w:pPr>
-      <w:r>
-        <w:rPr>
-          <w:rFonts w:ascii="Arial" w:hAnsi="Arial" w:cs="Arial"/>
-          <w:sz w:val="20"/>
-          <w:szCs w:val="20"/>
-        </w:rPr>
-        <w:t xml:space="preserve">A) Remove SELECT privilege from user on all tables in </w:t>
-      </w:r>
-      <w:proofErr w:type="spellStart"/>
-      <w:r>
-        <w:rPr>
-          <w:rFonts w:ascii="Arial" w:hAnsi="Arial" w:cs="Arial"/>
-          <w:sz w:val="20"/>
-          <w:szCs w:val="20"/>
-        </w:rPr>
-        <w:t>db</w:t>
-      </w:r>
-      <w:proofErr w:type="spellEnd"/>
+        <w:t>56. REVOKE SELECT ON db. FROM ‘user’@‘host’; will:*</w:t>
+      </w:r>
+    </w:p>
+    <w:p>
+      <w:pPr>
+        <w:spacing w:after="0" w:line="240" w:lineRule="auto"/>
+        <w:rPr>
+          <w:rFonts w:ascii="Arial" w:hAnsi="Arial" w:cs="Arial"/>
+          <w:sz w:val="20"/>
+          <w:szCs w:val="20"/>
+        </w:rPr>
+      </w:pPr>
+      <w:r>
+        <w:rPr>
+          <w:rFonts w:ascii="Arial" w:hAnsi="Arial" w:cs="Arial"/>
+          <w:sz w:val="20"/>
+          <w:szCs w:val="20"/>
+        </w:rPr>
+        <w:t>A) Remove SELECT privilege from user on all tables in db</w:t>
+      </w:r>
       <w:r>
         <w:rPr>
           <w:rFonts w:ascii="Arial" w:hAnsi="Arial" w:cs="Arial"/>
@@ -6566,14 +6085,6 @@
         </w:rPr>
         <w:t>57. The GRANT OPTION privilege allows a user to:</w:t>
       </w:r>
-      <w:r>
-        <w:rPr>
-          <w:rFonts w:ascii="Arial" w:hAnsi="Arial" w:cs="Arial"/>
-          <w:sz w:val="20"/>
-          <w:szCs w:val="20"/>
-        </w:rPr>
-        <w:br/>
-      </w:r>
     </w:p>
     <w:p>
       <w:pPr>
@@ -6656,6 +6167,30 @@
         <w:spacing w:after="0" w:line="240" w:lineRule="auto"/>
         <w:rPr>
           <w:rFonts w:ascii="Arial" w:hAnsi="Arial" w:cs="Arial"/>
+          <w:b/>
+          <w:bCs/>
+          <w:sz w:val="20"/>
+          <w:szCs w:val="20"/>
+        </w:rPr>
+      </w:pPr>
+    </w:p>
+    <w:p>
+      <w:pPr>
+        <w:spacing w:after="0" w:line="240" w:lineRule="auto"/>
+        <w:rPr>
+          <w:rFonts w:ascii="Arial" w:hAnsi="Arial" w:cs="Arial"/>
+          <w:b/>
+          <w:bCs/>
+          <w:sz w:val="20"/>
+          <w:szCs w:val="20"/>
+        </w:rPr>
+      </w:pPr>
+    </w:p>
+    <w:p>
+      <w:pPr>
+        <w:spacing w:after="0" w:line="240" w:lineRule="auto"/>
+        <w:rPr>
+          <w:rFonts w:ascii="Arial" w:hAnsi="Arial" w:cs="Arial"/>
           <w:sz w:val="20"/>
           <w:szCs w:val="20"/>
         </w:rPr>
@@ -6677,14 +6212,6 @@
         </w:rPr>
         <w:t>58. Which privilege allows a user to create tables?</w:t>
       </w:r>
-      <w:r>
-        <w:rPr>
-          <w:rFonts w:ascii="Arial" w:hAnsi="Arial" w:cs="Arial"/>
-          <w:sz w:val="20"/>
-          <w:szCs w:val="20"/>
-        </w:rPr>
-        <w:br/>
-      </w:r>
     </w:p>
     <w:p>
       <w:pPr>
@@ -6788,14 +6315,6 @@
         </w:rPr>
         <w:t>59. A view in MySQL is:</w:t>
       </w:r>
-      <w:r>
-        <w:rPr>
-          <w:rFonts w:ascii="Arial" w:hAnsi="Arial" w:cs="Arial"/>
-          <w:sz w:val="20"/>
-          <w:szCs w:val="20"/>
-        </w:rPr>
-        <w:br/>
-      </w:r>
     </w:p>
     <w:p>
       <w:pPr>
@@ -6899,14 +6418,6 @@
         </w:rPr>
         <w:t>60. A simple view is based on:</w:t>
       </w:r>
-      <w:r>
-        <w:rPr>
-          <w:rFonts w:ascii="Arial" w:hAnsi="Arial" w:cs="Arial"/>
-          <w:sz w:val="20"/>
-          <w:szCs w:val="20"/>
-        </w:rPr>
-        <w:br/>
-      </w:r>
     </w:p>
     <w:p>
       <w:pPr>
@@ -7010,14 +6521,6 @@
         </w:rPr>
         <w:t>61. Which type of view can typically be updated (INSERT/UPDATE/DELETE) in MySQL?</w:t>
       </w:r>
-      <w:r>
-        <w:rPr>
-          <w:rFonts w:ascii="Arial" w:hAnsi="Arial" w:cs="Arial"/>
-          <w:sz w:val="20"/>
-          <w:szCs w:val="20"/>
-        </w:rPr>
-        <w:br/>
-      </w:r>
     </w:p>
     <w:p>
       <w:pPr>
@@ -7121,14 +6624,6 @@
         </w:rPr>
         <w:t>62. The WITH CHECK OPTION clause in view creation ensures:</w:t>
       </w:r>
-      <w:r>
-        <w:rPr>
-          <w:rFonts w:ascii="Arial" w:hAnsi="Arial" w:cs="Arial"/>
-          <w:sz w:val="20"/>
-          <w:szCs w:val="20"/>
-        </w:rPr>
-        <w:br/>
-      </w:r>
     </w:p>
     <w:p>
       <w:pPr>
@@ -7232,14 +6727,6 @@
         </w:rPr>
         <w:t>63. What is the main benefit of an index?</w:t>
       </w:r>
-      <w:r>
-        <w:rPr>
-          <w:rFonts w:ascii="Arial" w:hAnsi="Arial" w:cs="Arial"/>
-          <w:sz w:val="20"/>
-          <w:szCs w:val="20"/>
-        </w:rPr>
-        <w:br/>
-      </w:r>
     </w:p>
     <w:p>
       <w:pPr>
@@ -7343,14 +6830,6 @@
         </w:rPr>
         <w:t>64. Which type of index does not allow duplicate values?</w:t>
       </w:r>
-      <w:r>
-        <w:rPr>
-          <w:rFonts w:ascii="Arial" w:hAnsi="Arial" w:cs="Arial"/>
-          <w:sz w:val="20"/>
-          <w:szCs w:val="20"/>
-        </w:rPr>
-        <w:br/>
-      </w:r>
     </w:p>
     <w:p>
       <w:pPr>
@@ -7454,42 +6933,24 @@
         </w:rPr>
         <w:t>65. A PRIMARY KEY is automatically:</w:t>
       </w:r>
-      <w:r>
-        <w:rPr>
-          <w:rFonts w:ascii="Arial" w:hAnsi="Arial" w:cs="Arial"/>
-          <w:sz w:val="20"/>
-          <w:szCs w:val="20"/>
-        </w:rPr>
-        <w:br/>
-      </w:r>
-    </w:p>
-    <w:p>
-      <w:pPr>
-        <w:spacing w:after="0" w:line="240" w:lineRule="auto"/>
-        <w:rPr>
-          <w:rFonts w:ascii="Arial" w:hAnsi="Arial" w:cs="Arial"/>
-          <w:sz w:val="20"/>
-          <w:szCs w:val="20"/>
-        </w:rPr>
-      </w:pPr>
-      <w:r>
-        <w:rPr>
-          <w:rFonts w:ascii="Arial" w:hAnsi="Arial" w:cs="Arial"/>
-          <w:sz w:val="20"/>
-          <w:szCs w:val="20"/>
-        </w:rPr>
-        <w:t xml:space="preserve">A) A clustered index in </w:t>
-      </w:r>
-      <w:proofErr w:type="spellStart"/>
-      <w:r>
-        <w:rPr>
-          <w:rFonts w:ascii="Arial" w:hAnsi="Arial" w:cs="Arial"/>
-          <w:sz w:val="20"/>
-          <w:szCs w:val="20"/>
-        </w:rPr>
-        <w:t>InnoDB</w:t>
-      </w:r>
-      <w:proofErr w:type="spellEnd"/>
+    </w:p>
+    <w:p>
+      <w:pPr>
+        <w:spacing w:after="0" w:line="240" w:lineRule="auto"/>
+        <w:rPr>
+          <w:rFonts w:ascii="Arial" w:hAnsi="Arial" w:cs="Arial"/>
+          <w:sz w:val="20"/>
+          <w:szCs w:val="20"/>
+        </w:rPr>
+      </w:pPr>
+      <w:r>
+        <w:rPr>
+          <w:rFonts w:ascii="Arial" w:hAnsi="Arial" w:cs="Arial"/>
+          <w:sz w:val="20"/>
+          <w:szCs w:val="20"/>
+        </w:rPr>
+        <w:t>A) A clustered index in InnoDB</w:t>
+      </w:r>
       <w:r>
         <w:rPr>
           <w:rFonts w:ascii="Arial" w:hAnsi="Arial" w:cs="Arial"/>
@@ -7575,14 +7036,6 @@
         </w:rPr>
         <w:t>66. Which is true about composite indexes?</w:t>
       </w:r>
-      <w:r>
-        <w:rPr>
-          <w:rFonts w:ascii="Arial" w:hAnsi="Arial" w:cs="Arial"/>
-          <w:sz w:val="20"/>
-          <w:szCs w:val="20"/>
-        </w:rPr>
-        <w:br/>
-      </w:r>
     </w:p>
     <w:p>
       <w:pPr>
@@ -7686,14 +7139,6 @@
         </w:rPr>
         <w:t>67. FULLTEXT index is used for:</w:t>
       </w:r>
-      <w:r>
-        <w:rPr>
-          <w:rFonts w:ascii="Arial" w:hAnsi="Arial" w:cs="Arial"/>
-          <w:sz w:val="20"/>
-          <w:szCs w:val="20"/>
-        </w:rPr>
-        <w:br/>
-      </w:r>
     </w:p>
     <w:p>
       <w:pPr>
@@ -7797,14 +7242,6 @@
         </w:rPr>
         <w:t>68. Creating too many indexes on a table will:</w:t>
       </w:r>
-      <w:r>
-        <w:rPr>
-          <w:rFonts w:ascii="Arial" w:hAnsi="Arial" w:cs="Arial"/>
-          <w:sz w:val="20"/>
-          <w:szCs w:val="20"/>
-        </w:rPr>
-        <w:br/>
-      </w:r>
     </w:p>
     <w:p>
       <w:pPr>
@@ -7908,14 +7345,6 @@
         </w:rPr>
         <w:t>69. A temporary table in MySQL:</w:t>
       </w:r>
-      <w:r>
-        <w:rPr>
-          <w:rFonts w:ascii="Arial" w:hAnsi="Arial" w:cs="Arial"/>
-          <w:sz w:val="20"/>
-          <w:szCs w:val="20"/>
-        </w:rPr>
-        <w:br/>
-      </w:r>
     </w:p>
     <w:p>
       <w:pPr>
@@ -8019,14 +7448,6 @@
         </w:rPr>
         <w:t>70. Which keyword creates a temporary table?</w:t>
       </w:r>
-      <w:r>
-        <w:rPr>
-          <w:rFonts w:ascii="Arial" w:hAnsi="Arial" w:cs="Arial"/>
-          <w:sz w:val="20"/>
-          <w:szCs w:val="20"/>
-        </w:rPr>
-        <w:br/>
-      </w:r>
     </w:p>
     <w:p>
       <w:pPr>
@@ -8126,14 +7547,6 @@
         </w:rPr>
         <w:t>71. The ‘A’ in ACID stands for:</w:t>
       </w:r>
-      <w:r>
-        <w:rPr>
-          <w:rFonts w:ascii="Arial" w:hAnsi="Arial" w:cs="Arial"/>
-          <w:sz w:val="20"/>
-          <w:szCs w:val="20"/>
-        </w:rPr>
-        <w:br/>
-      </w:r>
     </w:p>
     <w:p>
       <w:pPr>
@@ -8237,14 +7650,6 @@
         </w:rPr>
         <w:t>72. Which ACID property ensures that transactions are executed completely or not at all?</w:t>
       </w:r>
-      <w:r>
-        <w:rPr>
-          <w:rFonts w:ascii="Arial" w:hAnsi="Arial" w:cs="Arial"/>
-          <w:sz w:val="20"/>
-          <w:szCs w:val="20"/>
-        </w:rPr>
-        <w:br/>
-      </w:r>
     </w:p>
     <w:p>
       <w:pPr>
@@ -8348,14 +7753,6 @@
         </w:rPr>
         <w:t>73. Durability in ACID ensures that:</w:t>
       </w:r>
-      <w:r>
-        <w:rPr>
-          <w:rFonts w:ascii="Arial" w:hAnsi="Arial" w:cs="Arial"/>
-          <w:sz w:val="20"/>
-          <w:szCs w:val="20"/>
-        </w:rPr>
-        <w:br/>
-      </w:r>
     </w:p>
     <w:p>
       <w:pPr>
@@ -8459,14 +7856,6 @@
         </w:rPr>
         <w:t>74. Which property ensures concurrent transactions do not interfere?</w:t>
       </w:r>
-      <w:r>
-        <w:rPr>
-          <w:rFonts w:ascii="Arial" w:hAnsi="Arial" w:cs="Arial"/>
-          <w:sz w:val="20"/>
-          <w:szCs w:val="20"/>
-        </w:rPr>
-        <w:br/>
-      </w:r>
     </w:p>
     <w:p>
       <w:pPr>
@@ -8570,14 +7959,6 @@
         </w:rPr>
         <w:t>75. A database schema refers to:</w:t>
       </w:r>
-      <w:r>
-        <w:rPr>
-          <w:rFonts w:ascii="Arial" w:hAnsi="Arial" w:cs="Arial"/>
-          <w:sz w:val="20"/>
-          <w:szCs w:val="20"/>
-        </w:rPr>
-        <w:br/>
-      </w:r>
     </w:p>
     <w:p>
       <w:pPr>
@@ -8681,14 +8062,6 @@
         </w:rPr>
         <w:t>76. A database instance refers to:</w:t>
       </w:r>
-      <w:r>
-        <w:rPr>
-          <w:rFonts w:ascii="Arial" w:hAnsi="Arial" w:cs="Arial"/>
-          <w:sz w:val="20"/>
-          <w:szCs w:val="20"/>
-        </w:rPr>
-        <w:br/>
-      </w:r>
     </w:p>
     <w:p>
       <w:pPr>
@@ -8792,61 +8165,33 @@
         </w:rPr>
         <w:t>77. Which storage engine in MySQL supports ACID transactions?</w:t>
       </w:r>
-      <w:r>
-        <w:rPr>
-          <w:rFonts w:ascii="Arial" w:hAnsi="Arial" w:cs="Arial"/>
-          <w:sz w:val="20"/>
-          <w:szCs w:val="20"/>
-        </w:rPr>
-        <w:br/>
-      </w:r>
-    </w:p>
-    <w:p>
-      <w:pPr>
-        <w:spacing w:after="0" w:line="240" w:lineRule="auto"/>
-        <w:rPr>
-          <w:rFonts w:ascii="Arial" w:hAnsi="Arial" w:cs="Arial"/>
-          <w:sz w:val="20"/>
-          <w:szCs w:val="20"/>
-        </w:rPr>
-      </w:pPr>
-      <w:r>
-        <w:rPr>
-          <w:rFonts w:ascii="Arial" w:hAnsi="Arial" w:cs="Arial"/>
-          <w:sz w:val="20"/>
-          <w:szCs w:val="20"/>
-        </w:rPr>
-        <w:t xml:space="preserve">A) </w:t>
-      </w:r>
-      <w:proofErr w:type="spellStart"/>
-      <w:r>
-        <w:rPr>
-          <w:rFonts w:ascii="Arial" w:hAnsi="Arial" w:cs="Arial"/>
-          <w:sz w:val="20"/>
-          <w:szCs w:val="20"/>
-        </w:rPr>
-        <w:t>MyISAM</w:t>
-      </w:r>
-      <w:proofErr w:type="spellEnd"/>
-      <w:r>
-        <w:rPr>
-          <w:rFonts w:ascii="Arial" w:hAnsi="Arial" w:cs="Arial"/>
-          <w:sz w:val="20"/>
-          <w:szCs w:val="20"/>
-        </w:rPr>
-        <w:br/>
-        <w:t xml:space="preserve">B) </w:t>
-      </w:r>
-      <w:proofErr w:type="spellStart"/>
-      <w:r>
-        <w:rPr>
-          <w:rFonts w:ascii="Arial" w:hAnsi="Arial" w:cs="Arial"/>
-          <w:sz w:val="20"/>
-          <w:szCs w:val="20"/>
-        </w:rPr>
-        <w:t>InnoDB</w:t>
-      </w:r>
-      <w:proofErr w:type="spellEnd"/>
+    </w:p>
+    <w:p>
+      <w:pPr>
+        <w:spacing w:after="0" w:line="240" w:lineRule="auto"/>
+        <w:rPr>
+          <w:rFonts w:ascii="Arial" w:hAnsi="Arial" w:cs="Arial"/>
+          <w:sz w:val="20"/>
+          <w:szCs w:val="20"/>
+        </w:rPr>
+      </w:pPr>
+      <w:r>
+        <w:rPr>
+          <w:rFonts w:ascii="Arial" w:hAnsi="Arial" w:cs="Arial"/>
+          <w:sz w:val="20"/>
+          <w:szCs w:val="20"/>
+        </w:rPr>
+        <w:t>A) MyISAM</w:t>
+      </w:r>
+      <w:r>
+        <w:rPr>
+          <w:rFonts w:ascii="Arial" w:hAnsi="Arial" w:cs="Arial"/>
+          <w:sz w:val="20"/>
+          <w:szCs w:val="20"/>
+        </w:rPr>
+        <w:br/>
+        <w:t>B) InnoDB</w:t>
+      </w:r>
       <w:r>
         <w:rPr>
           <w:rFonts w:ascii="Arial" w:hAnsi="Arial" w:cs="Arial"/>
@@ -8923,61 +8268,33 @@
         </w:rPr>
         <w:t>78. Which storage engine does NOT support FOREIGN KEY constraints?</w:t>
       </w:r>
-      <w:r>
-        <w:rPr>
-          <w:rFonts w:ascii="Arial" w:hAnsi="Arial" w:cs="Arial"/>
-          <w:sz w:val="20"/>
-          <w:szCs w:val="20"/>
-        </w:rPr>
-        <w:br/>
-      </w:r>
-    </w:p>
-    <w:p>
-      <w:pPr>
-        <w:spacing w:after="0" w:line="240" w:lineRule="auto"/>
-        <w:rPr>
-          <w:rFonts w:ascii="Arial" w:hAnsi="Arial" w:cs="Arial"/>
-          <w:sz w:val="20"/>
-          <w:szCs w:val="20"/>
-        </w:rPr>
-      </w:pPr>
-      <w:r>
-        <w:rPr>
-          <w:rFonts w:ascii="Arial" w:hAnsi="Arial" w:cs="Arial"/>
-          <w:sz w:val="20"/>
-          <w:szCs w:val="20"/>
-        </w:rPr>
-        <w:t xml:space="preserve">A) </w:t>
-      </w:r>
-      <w:proofErr w:type="spellStart"/>
-      <w:r>
-        <w:rPr>
-          <w:rFonts w:ascii="Arial" w:hAnsi="Arial" w:cs="Arial"/>
-          <w:sz w:val="20"/>
-          <w:szCs w:val="20"/>
-        </w:rPr>
-        <w:t>InnoDB</w:t>
-      </w:r>
-      <w:proofErr w:type="spellEnd"/>
-      <w:r>
-        <w:rPr>
-          <w:rFonts w:ascii="Arial" w:hAnsi="Arial" w:cs="Arial"/>
-          <w:sz w:val="20"/>
-          <w:szCs w:val="20"/>
-        </w:rPr>
-        <w:br/>
-        <w:t xml:space="preserve">B) </w:t>
-      </w:r>
-      <w:proofErr w:type="spellStart"/>
-      <w:r>
-        <w:rPr>
-          <w:rFonts w:ascii="Arial" w:hAnsi="Arial" w:cs="Arial"/>
-          <w:sz w:val="20"/>
-          <w:szCs w:val="20"/>
-        </w:rPr>
-        <w:t>MyISAM</w:t>
-      </w:r>
-      <w:proofErr w:type="spellEnd"/>
+    </w:p>
+    <w:p>
+      <w:pPr>
+        <w:spacing w:after="0" w:line="240" w:lineRule="auto"/>
+        <w:rPr>
+          <w:rFonts w:ascii="Arial" w:hAnsi="Arial" w:cs="Arial"/>
+          <w:sz w:val="20"/>
+          <w:szCs w:val="20"/>
+        </w:rPr>
+      </w:pPr>
+      <w:r>
+        <w:rPr>
+          <w:rFonts w:ascii="Arial" w:hAnsi="Arial" w:cs="Arial"/>
+          <w:sz w:val="20"/>
+          <w:szCs w:val="20"/>
+        </w:rPr>
+        <w:t>A) InnoDB</w:t>
+      </w:r>
+      <w:r>
+        <w:rPr>
+          <w:rFonts w:ascii="Arial" w:hAnsi="Arial" w:cs="Arial"/>
+          <w:sz w:val="20"/>
+          <w:szCs w:val="20"/>
+        </w:rPr>
+        <w:br/>
+        <w:t>B) MyISAM</w:t>
+      </w:r>
       <w:r>
         <w:rPr>
           <w:rFonts w:ascii="Arial" w:hAnsi="Arial" w:cs="Arial"/>
@@ -9054,61 +8371,33 @@
         </w:rPr>
         <w:t>79. Which storage engine is best for read-heavy, non-transactional tables?</w:t>
       </w:r>
-      <w:r>
-        <w:rPr>
-          <w:rFonts w:ascii="Arial" w:hAnsi="Arial" w:cs="Arial"/>
-          <w:sz w:val="20"/>
-          <w:szCs w:val="20"/>
-        </w:rPr>
-        <w:br/>
-      </w:r>
-    </w:p>
-    <w:p>
-      <w:pPr>
-        <w:spacing w:after="0" w:line="240" w:lineRule="auto"/>
-        <w:rPr>
-          <w:rFonts w:ascii="Arial" w:hAnsi="Arial" w:cs="Arial"/>
-          <w:sz w:val="20"/>
-          <w:szCs w:val="20"/>
-        </w:rPr>
-      </w:pPr>
-      <w:r>
-        <w:rPr>
-          <w:rFonts w:ascii="Arial" w:hAnsi="Arial" w:cs="Arial"/>
-          <w:sz w:val="20"/>
-          <w:szCs w:val="20"/>
-        </w:rPr>
-        <w:t xml:space="preserve">A) </w:t>
-      </w:r>
-      <w:proofErr w:type="spellStart"/>
-      <w:r>
-        <w:rPr>
-          <w:rFonts w:ascii="Arial" w:hAnsi="Arial" w:cs="Arial"/>
-          <w:sz w:val="20"/>
-          <w:szCs w:val="20"/>
-        </w:rPr>
-        <w:t>InnoDB</w:t>
-      </w:r>
-      <w:proofErr w:type="spellEnd"/>
-      <w:r>
-        <w:rPr>
-          <w:rFonts w:ascii="Arial" w:hAnsi="Arial" w:cs="Arial"/>
-          <w:sz w:val="20"/>
-          <w:szCs w:val="20"/>
-        </w:rPr>
-        <w:br/>
-        <w:t xml:space="preserve">B) </w:t>
-      </w:r>
-      <w:proofErr w:type="spellStart"/>
-      <w:r>
-        <w:rPr>
-          <w:rFonts w:ascii="Arial" w:hAnsi="Arial" w:cs="Arial"/>
-          <w:sz w:val="20"/>
-          <w:szCs w:val="20"/>
-        </w:rPr>
-        <w:t>MyISAM</w:t>
-      </w:r>
-      <w:proofErr w:type="spellEnd"/>
+    </w:p>
+    <w:p>
+      <w:pPr>
+        <w:spacing w:after="0" w:line="240" w:lineRule="auto"/>
+        <w:rPr>
+          <w:rFonts w:ascii="Arial" w:hAnsi="Arial" w:cs="Arial"/>
+          <w:sz w:val="20"/>
+          <w:szCs w:val="20"/>
+        </w:rPr>
+      </w:pPr>
+      <w:r>
+        <w:rPr>
+          <w:rFonts w:ascii="Arial" w:hAnsi="Arial" w:cs="Arial"/>
+          <w:sz w:val="20"/>
+          <w:szCs w:val="20"/>
+        </w:rPr>
+        <w:t>A) InnoDB</w:t>
+      </w:r>
+      <w:r>
+        <w:rPr>
+          <w:rFonts w:ascii="Arial" w:hAnsi="Arial" w:cs="Arial"/>
+          <w:sz w:val="20"/>
+          <w:szCs w:val="20"/>
+        </w:rPr>
+        <w:br/>
+        <w:t>B) MyISAM</w:t>
+      </w:r>
       <w:r>
         <w:rPr>
           <w:rFonts w:ascii="Arial" w:hAnsi="Arial" w:cs="Arial"/>
@@ -9185,14 +8474,6 @@
         </w:rPr>
         <w:t>80. The MEMORY (HEAP) storage engine stores data:</w:t>
       </w:r>
-      <w:r>
-        <w:rPr>
-          <w:rFonts w:ascii="Arial" w:hAnsi="Arial" w:cs="Arial"/>
-          <w:sz w:val="20"/>
-          <w:szCs w:val="20"/>
-        </w:rPr>
-        <w:br/>
-      </w:r>
     </w:p>
     <w:p>
       <w:pPr>
@@ -9296,61 +8577,33 @@
         </w:rPr>
         <w:t>81. Which engine supports table-level locking only?</w:t>
       </w:r>
-      <w:r>
-        <w:rPr>
-          <w:rFonts w:ascii="Arial" w:hAnsi="Arial" w:cs="Arial"/>
-          <w:sz w:val="20"/>
-          <w:szCs w:val="20"/>
-        </w:rPr>
-        <w:br/>
-      </w:r>
-    </w:p>
-    <w:p>
-      <w:pPr>
-        <w:spacing w:after="0" w:line="240" w:lineRule="auto"/>
-        <w:rPr>
-          <w:rFonts w:ascii="Arial" w:hAnsi="Arial" w:cs="Arial"/>
-          <w:sz w:val="20"/>
-          <w:szCs w:val="20"/>
-        </w:rPr>
-      </w:pPr>
-      <w:r>
-        <w:rPr>
-          <w:rFonts w:ascii="Arial" w:hAnsi="Arial" w:cs="Arial"/>
-          <w:sz w:val="20"/>
-          <w:szCs w:val="20"/>
-        </w:rPr>
-        <w:t xml:space="preserve">A) </w:t>
-      </w:r>
-      <w:proofErr w:type="spellStart"/>
-      <w:r>
-        <w:rPr>
-          <w:rFonts w:ascii="Arial" w:hAnsi="Arial" w:cs="Arial"/>
-          <w:sz w:val="20"/>
-          <w:szCs w:val="20"/>
-        </w:rPr>
-        <w:t>InnoDB</w:t>
-      </w:r>
-      <w:proofErr w:type="spellEnd"/>
-      <w:r>
-        <w:rPr>
-          <w:rFonts w:ascii="Arial" w:hAnsi="Arial" w:cs="Arial"/>
-          <w:sz w:val="20"/>
-          <w:szCs w:val="20"/>
-        </w:rPr>
-        <w:br/>
-        <w:t xml:space="preserve">B) </w:t>
-      </w:r>
-      <w:proofErr w:type="spellStart"/>
-      <w:r>
-        <w:rPr>
-          <w:rFonts w:ascii="Arial" w:hAnsi="Arial" w:cs="Arial"/>
-          <w:sz w:val="20"/>
-          <w:szCs w:val="20"/>
-        </w:rPr>
-        <w:t>MyISAM</w:t>
-      </w:r>
-      <w:proofErr w:type="spellEnd"/>
+    </w:p>
+    <w:p>
+      <w:pPr>
+        <w:spacing w:after="0" w:line="240" w:lineRule="auto"/>
+        <w:rPr>
+          <w:rFonts w:ascii="Arial" w:hAnsi="Arial" w:cs="Arial"/>
+          <w:sz w:val="20"/>
+          <w:szCs w:val="20"/>
+        </w:rPr>
+      </w:pPr>
+      <w:r>
+        <w:rPr>
+          <w:rFonts w:ascii="Arial" w:hAnsi="Arial" w:cs="Arial"/>
+          <w:sz w:val="20"/>
+          <w:szCs w:val="20"/>
+        </w:rPr>
+        <w:t>A) InnoDB</w:t>
+      </w:r>
+      <w:r>
+        <w:rPr>
+          <w:rFonts w:ascii="Arial" w:hAnsi="Arial" w:cs="Arial"/>
+          <w:sz w:val="20"/>
+          <w:szCs w:val="20"/>
+        </w:rPr>
+        <w:br/>
+        <w:t>B) MyISAM</w:t>
+      </w:r>
       <w:r>
         <w:rPr>
           <w:rFonts w:ascii="Arial" w:hAnsi="Arial" w:cs="Arial"/>
@@ -9427,61 +8680,33 @@
         </w:rPr>
         <w:t>82. The default storage engine in MySQL 8.0 is:</w:t>
       </w:r>
-      <w:r>
-        <w:rPr>
-          <w:rFonts w:ascii="Arial" w:hAnsi="Arial" w:cs="Arial"/>
-          <w:sz w:val="20"/>
-          <w:szCs w:val="20"/>
-        </w:rPr>
-        <w:br/>
-      </w:r>
-    </w:p>
-    <w:p>
-      <w:pPr>
-        <w:spacing w:after="0" w:line="240" w:lineRule="auto"/>
-        <w:rPr>
-          <w:rFonts w:ascii="Arial" w:hAnsi="Arial" w:cs="Arial"/>
-          <w:sz w:val="20"/>
-          <w:szCs w:val="20"/>
-        </w:rPr>
-      </w:pPr>
-      <w:r>
-        <w:rPr>
-          <w:rFonts w:ascii="Arial" w:hAnsi="Arial" w:cs="Arial"/>
-          <w:sz w:val="20"/>
-          <w:szCs w:val="20"/>
-        </w:rPr>
-        <w:t xml:space="preserve">A) </w:t>
-      </w:r>
-      <w:proofErr w:type="spellStart"/>
-      <w:r>
-        <w:rPr>
-          <w:rFonts w:ascii="Arial" w:hAnsi="Arial" w:cs="Arial"/>
-          <w:sz w:val="20"/>
-          <w:szCs w:val="20"/>
-        </w:rPr>
-        <w:t>MyISAM</w:t>
-      </w:r>
-      <w:proofErr w:type="spellEnd"/>
-      <w:r>
-        <w:rPr>
-          <w:rFonts w:ascii="Arial" w:hAnsi="Arial" w:cs="Arial"/>
-          <w:sz w:val="20"/>
-          <w:szCs w:val="20"/>
-        </w:rPr>
-        <w:br/>
-        <w:t xml:space="preserve">B) </w:t>
-      </w:r>
-      <w:proofErr w:type="spellStart"/>
-      <w:r>
-        <w:rPr>
-          <w:rFonts w:ascii="Arial" w:hAnsi="Arial" w:cs="Arial"/>
-          <w:sz w:val="20"/>
-          <w:szCs w:val="20"/>
-        </w:rPr>
-        <w:t>InnoDB</w:t>
-      </w:r>
-      <w:proofErr w:type="spellEnd"/>
+    </w:p>
+    <w:p>
+      <w:pPr>
+        <w:spacing w:after="0" w:line="240" w:lineRule="auto"/>
+        <w:rPr>
+          <w:rFonts w:ascii="Arial" w:hAnsi="Arial" w:cs="Arial"/>
+          <w:sz w:val="20"/>
+          <w:szCs w:val="20"/>
+        </w:rPr>
+      </w:pPr>
+      <w:r>
+        <w:rPr>
+          <w:rFonts w:ascii="Arial" w:hAnsi="Arial" w:cs="Arial"/>
+          <w:sz w:val="20"/>
+          <w:szCs w:val="20"/>
+        </w:rPr>
+        <w:t>A) MyISAM</w:t>
+      </w:r>
+      <w:r>
+        <w:rPr>
+          <w:rFonts w:ascii="Arial" w:hAnsi="Arial" w:cs="Arial"/>
+          <w:sz w:val="20"/>
+          <w:szCs w:val="20"/>
+        </w:rPr>
+        <w:br/>
+        <w:t>B) InnoDB</w:t>
+      </w:r>
       <w:r>
         <w:rPr>
           <w:rFonts w:ascii="Arial" w:hAnsi="Arial" w:cs="Arial"/>
@@ -9558,14 +8783,6 @@
         </w:rPr>
         <w:t>83. Which command copies only the structure of a table (no data)?</w:t>
       </w:r>
-      <w:r>
-        <w:rPr>
-          <w:rFonts w:ascii="Arial" w:hAnsi="Arial" w:cs="Arial"/>
-          <w:sz w:val="20"/>
-          <w:szCs w:val="20"/>
-        </w:rPr>
-        <w:br/>
-      </w:r>
     </w:p>
     <w:p>
       <w:pPr>
@@ -9648,42 +8865,6 @@
         <w:spacing w:after="0" w:line="240" w:lineRule="auto"/>
         <w:rPr>
           <w:rFonts w:ascii="Arial" w:hAnsi="Arial" w:cs="Arial"/>
-          <w:b/>
-          <w:bCs/>
-          <w:sz w:val="20"/>
-          <w:szCs w:val="20"/>
-        </w:rPr>
-      </w:pPr>
-    </w:p>
-    <w:p>
-      <w:pPr>
-        <w:spacing w:after="0" w:line="240" w:lineRule="auto"/>
-        <w:rPr>
-          <w:rFonts w:ascii="Arial" w:hAnsi="Arial" w:cs="Arial"/>
-          <w:b/>
-          <w:bCs/>
-          <w:sz w:val="20"/>
-          <w:szCs w:val="20"/>
-        </w:rPr>
-      </w:pPr>
-    </w:p>
-    <w:p>
-      <w:pPr>
-        <w:spacing w:after="0" w:line="240" w:lineRule="auto"/>
-        <w:rPr>
-          <w:rFonts w:ascii="Arial" w:hAnsi="Arial" w:cs="Arial"/>
-          <w:b/>
-          <w:bCs/>
-          <w:sz w:val="20"/>
-          <w:szCs w:val="20"/>
-        </w:rPr>
-      </w:pPr>
-    </w:p>
-    <w:p>
-      <w:pPr>
-        <w:spacing w:after="0" w:line="240" w:lineRule="auto"/>
-        <w:rPr>
-          <w:rFonts w:ascii="Arial" w:hAnsi="Arial" w:cs="Arial"/>
           <w:sz w:val="20"/>
           <w:szCs w:val="20"/>
         </w:rPr>
@@ -9705,14 +8886,6 @@
         </w:rPr>
         <w:t>84. To copy both structure and data, you use:</w:t>
       </w:r>
-      <w:r>
-        <w:rPr>
-          <w:rFonts w:ascii="Arial" w:hAnsi="Arial" w:cs="Arial"/>
-          <w:sz w:val="20"/>
-          <w:szCs w:val="20"/>
-        </w:rPr>
-        <w:br/>
-      </w:r>
     </w:p>
     <w:p>
       <w:pPr>
@@ -9816,14 +8989,6 @@
         </w:rPr>
         <w:t>85. AUTO_INCREMENT column in MySQL must be:</w:t>
       </w:r>
-      <w:r>
-        <w:rPr>
-          <w:rFonts w:ascii="Arial" w:hAnsi="Arial" w:cs="Arial"/>
-          <w:sz w:val="20"/>
-          <w:szCs w:val="20"/>
-        </w:rPr>
-        <w:br/>
-      </w:r>
     </w:p>
     <w:p>
       <w:pPr>
@@ -9927,14 +9092,6 @@
         </w:rPr>
         <w:t>86. To reset AUTO_INCREMENT value, you use:</w:t>
       </w:r>
-      <w:r>
-        <w:rPr>
-          <w:rFonts w:ascii="Arial" w:hAnsi="Arial" w:cs="Arial"/>
-          <w:sz w:val="20"/>
-          <w:szCs w:val="20"/>
-        </w:rPr>
-        <w:br/>
-      </w:r>
     </w:p>
     <w:p>
       <w:pPr>
@@ -10038,14 +9195,6 @@
         </w:rPr>
         <w:t>87. What happens if you insert a value larger than current AUTO_INCREMENT?</w:t>
       </w:r>
-      <w:r>
-        <w:rPr>
-          <w:rFonts w:ascii="Arial" w:hAnsi="Arial" w:cs="Arial"/>
-          <w:sz w:val="20"/>
-          <w:szCs w:val="20"/>
-        </w:rPr>
-        <w:br/>
-      </w:r>
     </w:p>
     <w:p>
       <w:pPr>
@@ -10149,14 +9298,6 @@
         </w:rPr>
         <w:t>88. Which query finds the second highest salary from employees?</w:t>
       </w:r>
-      <w:r>
-        <w:rPr>
-          <w:rFonts w:ascii="Arial" w:hAnsi="Arial" w:cs="Arial"/>
-          <w:sz w:val="20"/>
-          <w:szCs w:val="20"/>
-        </w:rPr>
-        <w:br/>
-      </w:r>
     </w:p>
     <w:p>
       <w:pPr>
@@ -10260,14 +9401,6 @@
         </w:rPr>
         <w:t>89. Which finds employees whose names start with ‘S’ and have 5 letters?</w:t>
       </w:r>
-      <w:r>
-        <w:rPr>
-          <w:rFonts w:ascii="Arial" w:hAnsi="Arial" w:cs="Arial"/>
-          <w:sz w:val="20"/>
-          <w:szCs w:val="20"/>
-        </w:rPr>
-        <w:br/>
-      </w:r>
     </w:p>
     <w:p>
       <w:pPr>
@@ -10371,14 +9504,6 @@
         </w:rPr>
         <w:t>90. Which query returns the number of distinct departments?</w:t>
       </w:r>
-      <w:r>
-        <w:rPr>
-          <w:rFonts w:ascii="Arial" w:hAnsi="Arial" w:cs="Arial"/>
-          <w:sz w:val="20"/>
-          <w:szCs w:val="20"/>
-        </w:rPr>
-        <w:br/>
-      </w:r>
     </w:p>
     <w:p>
       <w:pPr>
@@ -10482,14 +9607,6 @@
         </w:rPr>
         <w:t>91. Which clause is used to limit rows in MySQL?</w:t>
       </w:r>
-      <w:r>
-        <w:rPr>
-          <w:rFonts w:ascii="Arial" w:hAnsi="Arial" w:cs="Arial"/>
-          <w:sz w:val="20"/>
-          <w:szCs w:val="20"/>
-        </w:rPr>
-        <w:br/>
-      </w:r>
     </w:p>
     <w:p>
       <w:pPr>
@@ -10593,14 +9710,6 @@
         </w:rPr>
         <w:t>92. To display employees with commission greater than their salary:</w:t>
       </w:r>
-      <w:r>
-        <w:rPr>
-          <w:rFonts w:ascii="Arial" w:hAnsi="Arial" w:cs="Arial"/>
-          <w:sz w:val="20"/>
-          <w:szCs w:val="20"/>
-        </w:rPr>
-        <w:br/>
-      </w:r>
     </w:p>
     <w:p>
       <w:pPr>
@@ -10704,94 +9813,32 @@
         </w:rPr>
         <w:t>93. Which query finds customers who have placed no orders (using NULL)?</w:t>
       </w:r>
-      <w:r>
-        <w:rPr>
-          <w:rFonts w:ascii="Arial" w:hAnsi="Arial" w:cs="Arial"/>
-          <w:sz w:val="20"/>
-          <w:szCs w:val="20"/>
-        </w:rPr>
-        <w:br/>
-      </w:r>
-    </w:p>
-    <w:p>
-      <w:pPr>
-        <w:spacing w:after="0" w:line="240" w:lineRule="auto"/>
-        <w:rPr>
-          <w:rFonts w:ascii="Arial" w:hAnsi="Arial" w:cs="Arial"/>
-          <w:sz w:val="20"/>
-          <w:szCs w:val="20"/>
-        </w:rPr>
-      </w:pPr>
-      <w:r>
-        <w:rPr>
-          <w:rFonts w:ascii="Arial" w:hAnsi="Arial" w:cs="Arial"/>
-          <w:sz w:val="20"/>
-          <w:szCs w:val="20"/>
-        </w:rPr>
-        <w:t>A) SELECT * FROM customers c LEFT JOIN orders o ON c.id=</w:t>
-      </w:r>
-      <w:proofErr w:type="spellStart"/>
-      <w:r>
-        <w:rPr>
-          <w:rFonts w:ascii="Arial" w:hAnsi="Arial" w:cs="Arial"/>
-          <w:sz w:val="20"/>
-          <w:szCs w:val="20"/>
-        </w:rPr>
-        <w:t>o.cust_id</w:t>
-      </w:r>
-      <w:proofErr w:type="spellEnd"/>
-      <w:r>
-        <w:rPr>
-          <w:rFonts w:ascii="Arial" w:hAnsi="Arial" w:cs="Arial"/>
-          <w:sz w:val="20"/>
-          <w:szCs w:val="20"/>
-        </w:rPr>
-        <w:t xml:space="preserve"> WHERE o.id IS NULL</w:t>
-      </w:r>
-      <w:r>
-        <w:rPr>
-          <w:rFonts w:ascii="Arial" w:hAnsi="Arial" w:cs="Arial"/>
-          <w:sz w:val="20"/>
-          <w:szCs w:val="20"/>
-        </w:rPr>
-        <w:br/>
-        <w:t xml:space="preserve">B) SELECT * FROM customers WHERE </w:t>
-      </w:r>
-      <w:proofErr w:type="spellStart"/>
-      <w:r>
-        <w:rPr>
-          <w:rFonts w:ascii="Arial" w:hAnsi="Arial" w:cs="Arial"/>
-          <w:sz w:val="20"/>
-          <w:szCs w:val="20"/>
-        </w:rPr>
-        <w:t>id</w:t>
-      </w:r>
-      <w:proofErr w:type="spellEnd"/>
-      <w:r>
-        <w:rPr>
-          <w:rFonts w:ascii="Arial" w:hAnsi="Arial" w:cs="Arial"/>
-          <w:sz w:val="20"/>
-          <w:szCs w:val="20"/>
-        </w:rPr>
-        <w:t xml:space="preserve"> NOT IN (SELECT </w:t>
-      </w:r>
-      <w:proofErr w:type="spellStart"/>
-      <w:r>
-        <w:rPr>
-          <w:rFonts w:ascii="Arial" w:hAnsi="Arial" w:cs="Arial"/>
-          <w:sz w:val="20"/>
-          <w:szCs w:val="20"/>
-        </w:rPr>
-        <w:t>cust_id</w:t>
-      </w:r>
-      <w:proofErr w:type="spellEnd"/>
-      <w:r>
-        <w:rPr>
-          <w:rFonts w:ascii="Arial" w:hAnsi="Arial" w:cs="Arial"/>
-          <w:sz w:val="20"/>
-          <w:szCs w:val="20"/>
-        </w:rPr>
-        <w:t xml:space="preserve"> FROM orders)</w:t>
+    </w:p>
+    <w:p>
+      <w:pPr>
+        <w:spacing w:after="0" w:line="240" w:lineRule="auto"/>
+        <w:rPr>
+          <w:rFonts w:ascii="Arial" w:hAnsi="Arial" w:cs="Arial"/>
+          <w:sz w:val="20"/>
+          <w:szCs w:val="20"/>
+        </w:rPr>
+      </w:pPr>
+      <w:r>
+        <w:rPr>
+          <w:rFonts w:ascii="Arial" w:hAnsi="Arial" w:cs="Arial"/>
+          <w:sz w:val="20"/>
+          <w:szCs w:val="20"/>
+        </w:rPr>
+        <w:t>A) SELECT * FROM customers c LEFT JOIN orders o ON c.id=o.cust_id WHERE o.id IS NULL</w:t>
+      </w:r>
+      <w:r>
+        <w:rPr>
+          <w:rFonts w:ascii="Arial" w:hAnsi="Arial" w:cs="Arial"/>
+          <w:sz w:val="20"/>
+          <w:szCs w:val="20"/>
+        </w:rPr>
+        <w:br/>
+        <w:t>B) SELECT * FROM customers WHERE id NOT IN (SELECT cust_id FROM orders)</w:t>
       </w:r>
       <w:r>
         <w:rPr>
@@ -10809,18 +9856,8 @@
           <w:szCs w:val="20"/>
         </w:rPr>
         <w:br/>
-        <w:t>D) SELECT * FROM customers c RIGHT JOIN orders o ON c.id=</w:t>
-      </w:r>
-      <w:proofErr w:type="spellStart"/>
-      <w:r>
-        <w:rPr>
-          <w:rFonts w:ascii="Arial" w:hAnsi="Arial" w:cs="Arial"/>
-          <w:sz w:val="20"/>
-          <w:szCs w:val="20"/>
-        </w:rPr>
-        <w:t>o.cust_id</w:t>
-      </w:r>
-      <w:proofErr w:type="spellEnd"/>
+        <w:t>D) SELECT * FROM customers c RIGHT JOIN orders o ON c.id=o.cust_id</w:t>
+      </w:r>
     </w:p>
     <w:p>
       <w:pPr>
@@ -10879,14 +9916,6 @@
         </w:rPr>
         <w:t>94. A self-join is used to:</w:t>
       </w:r>
-      <w:r>
-        <w:rPr>
-          <w:rFonts w:ascii="Arial" w:hAnsi="Arial" w:cs="Arial"/>
-          <w:sz w:val="20"/>
-          <w:szCs w:val="20"/>
-        </w:rPr>
-        <w:br/>
-      </w:r>
     </w:p>
     <w:p>
       <w:pPr>
@@ -10990,14 +10019,6 @@
         </w:rPr>
         <w:t>95. Which is true about UNION vs UNION ALL?</w:t>
       </w:r>
-      <w:r>
-        <w:rPr>
-          <w:rFonts w:ascii="Arial" w:hAnsi="Arial" w:cs="Arial"/>
-          <w:sz w:val="20"/>
-          <w:szCs w:val="20"/>
-        </w:rPr>
-        <w:br/>
-      </w:r>
     </w:p>
     <w:p>
       <w:pPr>
@@ -11101,14 +10122,6 @@
         </w:rPr>
         <w:t>96. Which operator is used for pattern matching without LIKE?</w:t>
       </w:r>
-      <w:r>
-        <w:rPr>
-          <w:rFonts w:ascii="Arial" w:hAnsi="Arial" w:cs="Arial"/>
-          <w:sz w:val="20"/>
-          <w:szCs w:val="20"/>
-        </w:rPr>
-        <w:br/>
-      </w:r>
     </w:p>
     <w:p>
       <w:pPr>
@@ -11212,14 +10225,6 @@
         </w:rPr>
         <w:t>97. To find rows where salary is between 30000 and 50000 exclusive:</w:t>
       </w:r>
-      <w:r>
-        <w:rPr>
-          <w:rFonts w:ascii="Arial" w:hAnsi="Arial" w:cs="Arial"/>
-          <w:sz w:val="20"/>
-          <w:szCs w:val="20"/>
-        </w:rPr>
-        <w:br/>
-      </w:r>
     </w:p>
     <w:p>
       <w:pPr>
@@ -11323,14 +10328,6 @@
         </w:rPr>
         <w:t>98. Which query gives employees grouped by department with average salary &gt; 40000?</w:t>
       </w:r>
-      <w:r>
-        <w:rPr>
-          <w:rFonts w:ascii="Arial" w:hAnsi="Arial" w:cs="Arial"/>
-          <w:sz w:val="20"/>
-          <w:szCs w:val="20"/>
-        </w:rPr>
-        <w:br/>
-      </w:r>
     </w:p>
     <w:p>
       <w:pPr>
@@ -11434,14 +10431,6 @@
         </w:rPr>
         <w:t>99. A correlated subquery example:</w:t>
       </w:r>
-      <w:r>
-        <w:rPr>
-          <w:rFonts w:ascii="Arial" w:hAnsi="Arial" w:cs="Arial"/>
-          <w:sz w:val="20"/>
-          <w:szCs w:val="20"/>
-        </w:rPr>
-        <w:br/>
-      </w:r>
     </w:p>
     <w:p>
       <w:pPr>
@@ -11545,69 +10534,33 @@
         </w:rPr>
         <w:t>100. Which engine supports full-text indexes by default?</w:t>
       </w:r>
-      <w:r>
-        <w:rPr>
-          <w:rFonts w:ascii="Arial" w:hAnsi="Arial" w:cs="Arial"/>
-          <w:sz w:val="20"/>
-          <w:szCs w:val="20"/>
-        </w:rPr>
-        <w:br/>
-      </w:r>
-    </w:p>
-    <w:p>
-      <w:pPr>
-        <w:spacing w:after="0" w:line="240" w:lineRule="auto"/>
-        <w:rPr>
-          <w:rFonts w:ascii="Arial" w:hAnsi="Arial" w:cs="Arial"/>
-          <w:sz w:val="20"/>
-          <w:szCs w:val="20"/>
-        </w:rPr>
-      </w:pPr>
-      <w:r>
-        <w:rPr>
-          <w:rFonts w:ascii="Arial" w:hAnsi="Arial" w:cs="Arial"/>
-          <w:sz w:val="20"/>
-          <w:szCs w:val="20"/>
-        </w:rPr>
-        <w:t xml:space="preserve">A) </w:t>
-      </w:r>
-      <w:proofErr w:type="spellStart"/>
-      <w:r>
-        <w:rPr>
-          <w:rFonts w:ascii="Arial" w:hAnsi="Arial" w:cs="Arial"/>
-          <w:sz w:val="20"/>
-          <w:szCs w:val="20"/>
-        </w:rPr>
-        <w:t>InnoDB</w:t>
-      </w:r>
-      <w:proofErr w:type="spellEnd"/>
-      <w:r>
-        <w:rPr>
-          <w:rFonts w:ascii="Arial" w:hAnsi="Arial" w:cs="Arial"/>
-          <w:sz w:val="20"/>
-          <w:szCs w:val="20"/>
-        </w:rPr>
-        <w:t xml:space="preserve"> (from MySQL 5.6+)</w:t>
-      </w:r>
-      <w:r>
-        <w:rPr>
-          <w:rFonts w:ascii="Arial" w:hAnsi="Arial" w:cs="Arial"/>
-          <w:sz w:val="20"/>
-          <w:szCs w:val="20"/>
-        </w:rPr>
-        <w:br/>
-        <w:t xml:space="preserve">B) </w:t>
-      </w:r>
-      <w:proofErr w:type="spellStart"/>
-      <w:r>
-        <w:rPr>
-          <w:rFonts w:ascii="Arial" w:hAnsi="Arial" w:cs="Arial"/>
-          <w:sz w:val="20"/>
-          <w:szCs w:val="20"/>
-        </w:rPr>
-        <w:t>MyISAM</w:t>
-      </w:r>
-      <w:proofErr w:type="spellEnd"/>
+    </w:p>
+    <w:p>
+      <w:pPr>
+        <w:spacing w:after="0" w:line="240" w:lineRule="auto"/>
+        <w:rPr>
+          <w:rFonts w:ascii="Arial" w:hAnsi="Arial" w:cs="Arial"/>
+          <w:sz w:val="20"/>
+          <w:szCs w:val="20"/>
+        </w:rPr>
+      </w:pPr>
+      <w:r>
+        <w:rPr>
+          <w:rFonts w:ascii="Arial" w:hAnsi="Arial" w:cs="Arial"/>
+          <w:sz w:val="20"/>
+          <w:szCs w:val="20"/>
+        </w:rPr>
+        <w:t>A) InnoDB (from MySQL 5.6+)</w:t>
+      </w:r>
+      <w:r>
+        <w:rPr>
+          <w:rFonts w:ascii="Arial" w:hAnsi="Arial" w:cs="Arial"/>
+          <w:sz w:val="20"/>
+          <w:szCs w:val="20"/>
+        </w:rPr>
+        <w:br/>
+        <w:t>B) MyISAM</w:t>
+      </w:r>
       <w:r>
         <w:rPr>
           <w:rFonts w:ascii="Arial" w:hAnsi="Arial" w:cs="Arial"/>
@@ -19053,6 +18006,7 @@
   <w:style w:type="character" w:default="1" w:styleId="DefaultParagraphFont">
     <w:name w:val="Default Paragraph Font"/>
     <w:uiPriority w:val="1"/>
+    <w:semiHidden/>
     <w:unhideWhenUsed/>
   </w:style>
   <w:style w:type="table" w:default="1" w:styleId="TableNormal">
@@ -19502,8 +18456,10 @@
     <w:rsid w:val="001268D7"/>
     <w:rsid w:val="00240436"/>
     <w:rsid w:val="003B65BF"/>
+    <w:rsid w:val="00504586"/>
     <w:rsid w:val="005C1D59"/>
     <w:rsid w:val="0071112B"/>
+    <w:rsid w:val="008641C7"/>
     <w:rsid w:val="009D1FE9"/>
     <w:rsid w:val="00C3627A"/>
     <w:rsid w:val="00DB6AFF"/>

--- a/Self Study MCQ/Self Study DBT MCQ Session 05 to 08.docx
+++ b/Self Study MCQ/Self Study DBT MCQ Session 05 to 08.docx
@@ -115,7 +115,7 @@
           <w:headerReference w:type="default" r:id="rId7"/>
           <w:type w:val="continuous"/>
           <w:pgSz w:w="11906" w:h="16838"/>
-          <w:pgMar w:top="567" w:right="1440" w:bottom="567" w:left="1440" w:header="708" w:footer="708" w:gutter="0"/>
+          <w:pgMar w:top="567" w:right="1440" w:bottom="142" w:left="1440" w:header="708" w:footer="708" w:gutter="0"/>
           <w:cols w:space="708"/>
           <w:docGrid w:linePitch="360"/>
         </w:sectPr>
@@ -146,41 +146,113 @@
           <w:sz w:val="20"/>
           <w:szCs w:val="20"/>
         </w:rPr>
-        <w:t>A) VARCHAR(10)</w:t>
-      </w:r>
-      <w:r>
-        <w:rPr>
-          <w:rFonts w:ascii="Arial" w:hAnsi="Arial" w:cs="Arial"/>
-          <w:sz w:val="20"/>
-          <w:szCs w:val="20"/>
-        </w:rPr>
-        <w:br/>
-        <w:t>B) TEXT(10)</w:t>
-      </w:r>
-      <w:r>
-        <w:rPr>
-          <w:rFonts w:ascii="Arial" w:hAnsi="Arial" w:cs="Arial"/>
-          <w:sz w:val="20"/>
-          <w:szCs w:val="20"/>
-        </w:rPr>
-        <w:br/>
-      </w:r>
-      <w:r>
-        <w:rPr>
-          <w:rFonts w:ascii="Arial" w:hAnsi="Arial" w:cs="Arial"/>
-          <w:sz w:val="20"/>
-          <w:szCs w:val="20"/>
-        </w:rPr>
-        <w:t>C) CHAR(10)</w:t>
-      </w:r>
-      <w:r>
-        <w:rPr>
-          <w:rFonts w:ascii="Arial" w:hAnsi="Arial" w:cs="Arial"/>
-          <w:sz w:val="20"/>
-          <w:szCs w:val="20"/>
-        </w:rPr>
-        <w:br/>
-        <w:t>D) BINARY(10)</w:t>
+        <w:t xml:space="preserve">A) </w:t>
+      </w:r>
+      <w:proofErr w:type="gramStart"/>
+      <w:r>
+        <w:rPr>
+          <w:rFonts w:ascii="Arial" w:hAnsi="Arial" w:cs="Arial"/>
+          <w:sz w:val="20"/>
+          <w:szCs w:val="20"/>
+        </w:rPr>
+        <w:t>VARCHAR(</w:t>
+      </w:r>
+      <w:proofErr w:type="gramEnd"/>
+      <w:r>
+        <w:rPr>
+          <w:rFonts w:ascii="Arial" w:hAnsi="Arial" w:cs="Arial"/>
+          <w:sz w:val="20"/>
+          <w:szCs w:val="20"/>
+        </w:rPr>
+        <w:t>10)</w:t>
+      </w:r>
+      <w:r>
+        <w:rPr>
+          <w:rFonts w:ascii="Arial" w:hAnsi="Arial" w:cs="Arial"/>
+          <w:sz w:val="20"/>
+          <w:szCs w:val="20"/>
+        </w:rPr>
+        <w:br/>
+        <w:t xml:space="preserve">B) </w:t>
+      </w:r>
+      <w:proofErr w:type="gramStart"/>
+      <w:r>
+        <w:rPr>
+          <w:rFonts w:ascii="Arial" w:hAnsi="Arial" w:cs="Arial"/>
+          <w:sz w:val="20"/>
+          <w:szCs w:val="20"/>
+        </w:rPr>
+        <w:t>TEXT(</w:t>
+      </w:r>
+      <w:proofErr w:type="gramEnd"/>
+      <w:r>
+        <w:rPr>
+          <w:rFonts w:ascii="Arial" w:hAnsi="Arial" w:cs="Arial"/>
+          <w:sz w:val="20"/>
+          <w:szCs w:val="20"/>
+        </w:rPr>
+        <w:t>10)</w:t>
+      </w:r>
+      <w:r>
+        <w:rPr>
+          <w:rFonts w:ascii="Arial" w:hAnsi="Arial" w:cs="Arial"/>
+          <w:sz w:val="20"/>
+          <w:szCs w:val="20"/>
+        </w:rPr>
+        <w:br/>
+      </w:r>
+      <w:r>
+        <w:rPr>
+          <w:rFonts w:ascii="Arial" w:hAnsi="Arial" w:cs="Arial"/>
+          <w:sz w:val="20"/>
+          <w:szCs w:val="20"/>
+        </w:rPr>
+        <w:t xml:space="preserve">C) </w:t>
+      </w:r>
+      <w:proofErr w:type="gramStart"/>
+      <w:r>
+        <w:rPr>
+          <w:rFonts w:ascii="Arial" w:hAnsi="Arial" w:cs="Arial"/>
+          <w:sz w:val="20"/>
+          <w:szCs w:val="20"/>
+        </w:rPr>
+        <w:t>CHAR(</w:t>
+      </w:r>
+      <w:proofErr w:type="gramEnd"/>
+      <w:r>
+        <w:rPr>
+          <w:rFonts w:ascii="Arial" w:hAnsi="Arial" w:cs="Arial"/>
+          <w:sz w:val="20"/>
+          <w:szCs w:val="20"/>
+        </w:rPr>
+        <w:t>10)</w:t>
+      </w:r>
+      <w:r>
+        <w:rPr>
+          <w:rFonts w:ascii="Arial" w:hAnsi="Arial" w:cs="Arial"/>
+          <w:sz w:val="20"/>
+          <w:szCs w:val="20"/>
+        </w:rPr>
+        <w:br/>
+        <w:t xml:space="preserve">D) </w:t>
+      </w:r>
+      <w:proofErr w:type="gramStart"/>
+      <w:r>
+        <w:rPr>
+          <w:rFonts w:ascii="Arial" w:hAnsi="Arial" w:cs="Arial"/>
+          <w:sz w:val="20"/>
+          <w:szCs w:val="20"/>
+        </w:rPr>
+        <w:t>BINARY(</w:t>
+      </w:r>
+      <w:proofErr w:type="gramEnd"/>
+      <w:r>
+        <w:rPr>
+          <w:rFonts w:ascii="Arial" w:hAnsi="Arial" w:cs="Arial"/>
+          <w:sz w:val="20"/>
+          <w:szCs w:val="20"/>
+        </w:rPr>
+        <w:t>10)</w:t>
       </w:r>
     </w:p>
     <w:p>
@@ -348,7 +420,29 @@
           <w:sz w:val="20"/>
           <w:szCs w:val="20"/>
         </w:rPr>
-        <w:t>3. The DECIMAL(10,2) data type can store:</w:t>
+        <w:t xml:space="preserve">3. The </w:t>
+      </w:r>
+      <w:proofErr w:type="gramStart"/>
+      <w:r>
+        <w:rPr>
+          <w:rFonts w:ascii="Arial" w:hAnsi="Arial" w:cs="Arial"/>
+          <w:b/>
+          <w:bCs/>
+          <w:sz w:val="20"/>
+          <w:szCs w:val="20"/>
+        </w:rPr>
+        <w:t>DECIMAL(</w:t>
+      </w:r>
+      <w:proofErr w:type="gramEnd"/>
+      <w:r>
+        <w:rPr>
+          <w:rFonts w:ascii="Arial" w:hAnsi="Arial" w:cs="Arial"/>
+          <w:b/>
+          <w:bCs/>
+          <w:sz w:val="20"/>
+          <w:szCs w:val="20"/>
+        </w:rPr>
+        <w:t>10,2) data type can store:</w:t>
       </w:r>
     </w:p>
     <w:p>
@@ -1500,7 +1594,25 @@
           <w:szCs w:val="20"/>
         </w:rPr>
         <w:br/>
-        <w:t>D) ROWS()</w:t>
+        <w:t xml:space="preserve">D) </w:t>
+      </w:r>
+      <w:proofErr w:type="gramStart"/>
+      <w:r>
+        <w:rPr>
+          <w:rFonts w:ascii="Arial" w:hAnsi="Arial" w:cs="Arial"/>
+          <w:sz w:val="20"/>
+          <w:szCs w:val="20"/>
+        </w:rPr>
+        <w:t>ROWS(</w:t>
+      </w:r>
+      <w:proofErr w:type="gramEnd"/>
+      <w:r>
+        <w:rPr>
+          <w:rFonts w:ascii="Arial" w:hAnsi="Arial" w:cs="Arial"/>
+          <w:sz w:val="20"/>
+          <w:szCs w:val="20"/>
+        </w:rPr>
+        <w:t>)</w:t>
       </w:r>
     </w:p>
     <w:p>
@@ -1558,7 +1670,29 @@
           <w:sz w:val="20"/>
           <w:szCs w:val="20"/>
         </w:rPr>
-        <w:t>14. What does COUNT(column_name) do regarding NULL values?</w:t>
+        <w:t xml:space="preserve">14. What does </w:t>
+      </w:r>
+      <w:proofErr w:type="gramStart"/>
+      <w:r>
+        <w:rPr>
+          <w:rFonts w:ascii="Arial" w:hAnsi="Arial" w:cs="Arial"/>
+          <w:b/>
+          <w:bCs/>
+          <w:sz w:val="20"/>
+          <w:szCs w:val="20"/>
+        </w:rPr>
+        <w:t>COUNT(</w:t>
+      </w:r>
+      <w:proofErr w:type="gramEnd"/>
+      <w:r>
+        <w:rPr>
+          <w:rFonts w:ascii="Arial" w:hAnsi="Arial" w:cs="Arial"/>
+          <w:b/>
+          <w:bCs/>
+          <w:sz w:val="20"/>
+          <w:szCs w:val="20"/>
+        </w:rPr>
+        <w:t>column_name) do regarding NULL values?</w:t>
       </w:r>
     </w:p>
     <w:p>
@@ -1649,30 +1783,6 @@
         <w:spacing w:after="0" w:line="240" w:lineRule="auto"/>
         <w:rPr>
           <w:rFonts w:ascii="Arial" w:hAnsi="Arial" w:cs="Arial"/>
-          <w:b/>
-          <w:bCs/>
-          <w:sz w:val="20"/>
-          <w:szCs w:val="20"/>
-        </w:rPr>
-      </w:pPr>
-    </w:p>
-    <w:p>
-      <w:pPr>
-        <w:spacing w:after="0" w:line="240" w:lineRule="auto"/>
-        <w:rPr>
-          <w:rFonts w:ascii="Arial" w:hAnsi="Arial" w:cs="Arial"/>
-          <w:b/>
-          <w:bCs/>
-          <w:sz w:val="20"/>
-          <w:szCs w:val="20"/>
-        </w:rPr>
-      </w:pPr>
-    </w:p>
-    <w:p>
-      <w:pPr>
-        <w:spacing w:after="0" w:line="240" w:lineRule="auto"/>
-        <w:rPr>
-          <w:rFonts w:ascii="Arial" w:hAnsi="Arial" w:cs="Arial"/>
           <w:sz w:val="20"/>
           <w:szCs w:val="20"/>
         </w:rPr>
@@ -1692,7 +1802,6 @@
           <w:sz w:val="20"/>
           <w:szCs w:val="20"/>
         </w:rPr>
-        <w:lastRenderedPageBreak/>
         <w:t>15. Which function returns the highest value in a column?</w:t>
       </w:r>
     </w:p>
@@ -1729,6 +1838,13 @@
           <w:szCs w:val="20"/>
         </w:rPr>
         <w:br/>
+      </w:r>
+      <w:r>
+        <w:rPr>
+          <w:rFonts w:ascii="Arial" w:hAnsi="Arial" w:cs="Arial"/>
+          <w:sz w:val="20"/>
+          <w:szCs w:val="20"/>
+        </w:rPr>
         <w:t>C) TOP()</w:t>
       </w:r>
       <w:r>
@@ -1738,7 +1854,25 @@
           <w:szCs w:val="20"/>
         </w:rPr>
         <w:br/>
-        <w:t>D) GREATEST()</w:t>
+        <w:t xml:space="preserve">D) </w:t>
+      </w:r>
+      <w:proofErr w:type="gramStart"/>
+      <w:r>
+        <w:rPr>
+          <w:rFonts w:ascii="Arial" w:hAnsi="Arial" w:cs="Arial"/>
+          <w:sz w:val="20"/>
+          <w:szCs w:val="20"/>
+        </w:rPr>
+        <w:t>GREATEST(</w:t>
+      </w:r>
+      <w:proofErr w:type="gramEnd"/>
+      <w:r>
+        <w:rPr>
+          <w:rFonts w:ascii="Arial" w:hAnsi="Arial" w:cs="Arial"/>
+          <w:sz w:val="20"/>
+          <w:szCs w:val="20"/>
+        </w:rPr>
+        <w:t>)</w:t>
       </w:r>
     </w:p>
     <w:p>
@@ -1796,7 +1930,30 @@
           <w:sz w:val="20"/>
           <w:szCs w:val="20"/>
         </w:rPr>
-        <w:t>16. AVG() function in MySQL implicitly ignores:</w:t>
+        <w:lastRenderedPageBreak/>
+        <w:t xml:space="preserve">16. </w:t>
+      </w:r>
+      <w:proofErr w:type="gramStart"/>
+      <w:r>
+        <w:rPr>
+          <w:rFonts w:ascii="Arial" w:hAnsi="Arial" w:cs="Arial"/>
+          <w:b/>
+          <w:bCs/>
+          <w:sz w:val="20"/>
+          <w:szCs w:val="20"/>
+        </w:rPr>
+        <w:t>AVG(</w:t>
+      </w:r>
+      <w:proofErr w:type="gramEnd"/>
+      <w:r>
+        <w:rPr>
+          <w:rFonts w:ascii="Arial" w:hAnsi="Arial" w:cs="Arial"/>
+          <w:b/>
+          <w:bCs/>
+          <w:sz w:val="20"/>
+          <w:szCs w:val="20"/>
+        </w:rPr>
+        <w:t>) function in MySQL implicitly ignores:</w:t>
       </w:r>
     </w:p>
     <w:p>
@@ -1899,7 +2056,29 @@
           <w:sz w:val="20"/>
           <w:szCs w:val="20"/>
         </w:rPr>
-        <w:t>17. SUM(DISTINCT salary) will:</w:t>
+        <w:t xml:space="preserve">17. </w:t>
+      </w:r>
+      <w:proofErr w:type="gramStart"/>
+      <w:r>
+        <w:rPr>
+          <w:rFonts w:ascii="Arial" w:hAnsi="Arial" w:cs="Arial"/>
+          <w:b/>
+          <w:bCs/>
+          <w:sz w:val="20"/>
+          <w:szCs w:val="20"/>
+        </w:rPr>
+        <w:t>SUM(</w:t>
+      </w:r>
+      <w:proofErr w:type="gramEnd"/>
+      <w:r>
+        <w:rPr>
+          <w:rFonts w:ascii="Arial" w:hAnsi="Arial" w:cs="Arial"/>
+          <w:b/>
+          <w:bCs/>
+          <w:sz w:val="20"/>
+          <w:szCs w:val="20"/>
+        </w:rPr>
+        <w:t>DISTINCT salary) will:</w:t>
       </w:r>
     </w:p>
     <w:p>
@@ -2601,30 +2780,6 @@
         <w:spacing w:after="0" w:line="240" w:lineRule="auto"/>
         <w:rPr>
           <w:rFonts w:ascii="Arial" w:hAnsi="Arial" w:cs="Arial"/>
-          <w:b/>
-          <w:bCs/>
-          <w:sz w:val="20"/>
-          <w:szCs w:val="20"/>
-        </w:rPr>
-      </w:pPr>
-    </w:p>
-    <w:p>
-      <w:pPr>
-        <w:spacing w:after="0" w:line="240" w:lineRule="auto"/>
-        <w:rPr>
-          <w:rFonts w:ascii="Arial" w:hAnsi="Arial" w:cs="Arial"/>
-          <w:b/>
-          <w:bCs/>
-          <w:sz w:val="20"/>
-          <w:szCs w:val="20"/>
-        </w:rPr>
-      </w:pPr>
-    </w:p>
-    <w:p>
-      <w:pPr>
-        <w:spacing w:after="0" w:line="240" w:lineRule="auto"/>
-        <w:rPr>
-          <w:rFonts w:ascii="Arial" w:hAnsi="Arial" w:cs="Arial"/>
           <w:sz w:val="20"/>
           <w:szCs w:val="20"/>
         </w:rPr>
@@ -2689,8 +2844,18 @@
           <w:szCs w:val="20"/>
         </w:rPr>
         <w:br/>
-        <w:t>D) ?</w:t>
-      </w:r>
+        <w:t>D</w:t>
+      </w:r>
+      <w:proofErr w:type="gramStart"/>
+      <w:r>
+        <w:rPr>
+          <w:rFonts w:ascii="Arial" w:hAnsi="Arial" w:cs="Arial"/>
+          <w:sz w:val="20"/>
+          <w:szCs w:val="20"/>
+        </w:rPr>
+        <w:t>) ?</w:t>
+      </w:r>
+      <w:proofErr w:type="gramEnd"/>
     </w:p>
     <w:p>
       <w:pPr>
@@ -3058,49 +3223,95 @@
         </w:rPr>
         <w:t>28. Which query finds names starting with ‘J’ and ending with ‘n’?</w:t>
       </w:r>
-      <w:r>
-        <w:rPr>
-          <w:rFonts w:ascii="Arial" w:hAnsi="Arial" w:cs="Arial"/>
-          <w:sz w:val="20"/>
-          <w:szCs w:val="20"/>
-        </w:rPr>
-        <w:br/>
-      </w:r>
-    </w:p>
-    <w:p>
-      <w:pPr>
-        <w:spacing w:after="0" w:line="240" w:lineRule="auto"/>
-        <w:rPr>
-          <w:rFonts w:ascii="Arial" w:hAnsi="Arial" w:cs="Arial"/>
-          <w:sz w:val="20"/>
-          <w:szCs w:val="20"/>
-        </w:rPr>
-      </w:pPr>
-      <w:r>
-        <w:rPr>
-          <w:rFonts w:ascii="Arial" w:hAnsi="Arial" w:cs="Arial"/>
-          <w:sz w:val="20"/>
-          <w:szCs w:val="20"/>
-        </w:rPr>
-        <w:t>A) WHERE name LIKE ‘J%n’</w:t>
-      </w:r>
-      <w:r>
-        <w:rPr>
-          <w:rFonts w:ascii="Arial" w:hAnsi="Arial" w:cs="Arial"/>
-          <w:sz w:val="20"/>
-          <w:szCs w:val="20"/>
-        </w:rPr>
-        <w:br/>
-        <w:t>B) WHERE name LIKE ‘J_n’</w:t>
-      </w:r>
-      <w:r>
-        <w:rPr>
-          <w:rFonts w:ascii="Arial" w:hAnsi="Arial" w:cs="Arial"/>
-          <w:sz w:val="20"/>
-          <w:szCs w:val="20"/>
-        </w:rPr>
-        <w:br/>
-        <w:t>C) WHERE name = ‘J%n’</w:t>
+    </w:p>
+    <w:p>
+      <w:pPr>
+        <w:spacing w:after="0" w:line="240" w:lineRule="auto"/>
+        <w:rPr>
+          <w:rFonts w:ascii="Arial" w:hAnsi="Arial" w:cs="Arial"/>
+          <w:sz w:val="20"/>
+          <w:szCs w:val="20"/>
+        </w:rPr>
+      </w:pPr>
+      <w:r>
+        <w:rPr>
+          <w:rFonts w:ascii="Arial" w:hAnsi="Arial" w:cs="Arial"/>
+          <w:sz w:val="20"/>
+          <w:szCs w:val="20"/>
+        </w:rPr>
+        <w:t>A) WHERE name LIKE ‘</w:t>
+      </w:r>
+      <w:proofErr w:type="spellStart"/>
+      <w:r>
+        <w:rPr>
+          <w:rFonts w:ascii="Arial" w:hAnsi="Arial" w:cs="Arial"/>
+          <w:sz w:val="20"/>
+          <w:szCs w:val="20"/>
+        </w:rPr>
+        <w:t>J%n</w:t>
+      </w:r>
+      <w:proofErr w:type="spellEnd"/>
+      <w:r>
+        <w:rPr>
+          <w:rFonts w:ascii="Arial" w:hAnsi="Arial" w:cs="Arial"/>
+          <w:sz w:val="20"/>
+          <w:szCs w:val="20"/>
+        </w:rPr>
+        <w:t>’</w:t>
+      </w:r>
+      <w:r>
+        <w:rPr>
+          <w:rFonts w:ascii="Arial" w:hAnsi="Arial" w:cs="Arial"/>
+          <w:sz w:val="20"/>
+          <w:szCs w:val="20"/>
+        </w:rPr>
+        <w:br/>
+        <w:t>B) WHERE name LIKE ‘</w:t>
+      </w:r>
+      <w:proofErr w:type="spellStart"/>
+      <w:r>
+        <w:rPr>
+          <w:rFonts w:ascii="Arial" w:hAnsi="Arial" w:cs="Arial"/>
+          <w:sz w:val="20"/>
+          <w:szCs w:val="20"/>
+        </w:rPr>
+        <w:t>J_n</w:t>
+      </w:r>
+      <w:proofErr w:type="spellEnd"/>
+      <w:r>
+        <w:rPr>
+          <w:rFonts w:ascii="Arial" w:hAnsi="Arial" w:cs="Arial"/>
+          <w:sz w:val="20"/>
+          <w:szCs w:val="20"/>
+        </w:rPr>
+        <w:t>’</w:t>
+      </w:r>
+      <w:r>
+        <w:rPr>
+          <w:rFonts w:ascii="Arial" w:hAnsi="Arial" w:cs="Arial"/>
+          <w:sz w:val="20"/>
+          <w:szCs w:val="20"/>
+        </w:rPr>
+        <w:br/>
+        <w:t>C) WHERE name = ‘</w:t>
+      </w:r>
+      <w:proofErr w:type="spellStart"/>
+      <w:r>
+        <w:rPr>
+          <w:rFonts w:ascii="Arial" w:hAnsi="Arial" w:cs="Arial"/>
+          <w:sz w:val="20"/>
+          <w:szCs w:val="20"/>
+        </w:rPr>
+        <w:t>J%n</w:t>
+      </w:r>
+      <w:proofErr w:type="spellEnd"/>
+      <w:r>
+        <w:rPr>
+          <w:rFonts w:ascii="Arial" w:hAnsi="Arial" w:cs="Arial"/>
+          <w:sz w:val="20"/>
+          <w:szCs w:val="20"/>
+        </w:rPr>
+        <w:t>’</w:t>
       </w:r>
       <w:r>
         <w:rPr>
@@ -3251,6 +3462,30 @@
         <w:spacing w:after="0" w:line="240" w:lineRule="auto"/>
         <w:rPr>
           <w:rFonts w:ascii="Arial" w:hAnsi="Arial" w:cs="Arial"/>
+          <w:b/>
+          <w:bCs/>
+          <w:sz w:val="20"/>
+          <w:szCs w:val="20"/>
+        </w:rPr>
+      </w:pPr>
+    </w:p>
+    <w:p>
+      <w:pPr>
+        <w:spacing w:after="0" w:line="240" w:lineRule="auto"/>
+        <w:rPr>
+          <w:rFonts w:ascii="Arial" w:hAnsi="Arial" w:cs="Arial"/>
+          <w:b/>
+          <w:bCs/>
+          <w:sz w:val="20"/>
+          <w:szCs w:val="20"/>
+        </w:rPr>
+      </w:pPr>
+    </w:p>
+    <w:p>
+      <w:pPr>
+        <w:spacing w:after="0" w:line="240" w:lineRule="auto"/>
+        <w:rPr>
+          <w:rFonts w:ascii="Arial" w:hAnsi="Arial" w:cs="Arial"/>
           <w:sz w:val="20"/>
           <w:szCs w:val="20"/>
         </w:rPr>
@@ -4796,6 +5031,121 @@
         <w:spacing w:after="0" w:line="240" w:lineRule="auto"/>
         <w:rPr>
           <w:rFonts w:ascii="Arial" w:hAnsi="Arial" w:cs="Arial"/>
+          <w:b/>
+          <w:bCs/>
+          <w:sz w:val="20"/>
+          <w:szCs w:val="20"/>
+        </w:rPr>
+      </w:pPr>
+    </w:p>
+    <w:p>
+      <w:pPr>
+        <w:spacing w:after="0" w:line="240" w:lineRule="auto"/>
+        <w:rPr>
+          <w:rFonts w:ascii="Arial" w:hAnsi="Arial" w:cs="Arial"/>
+          <w:sz w:val="20"/>
+          <w:szCs w:val="20"/>
+        </w:rPr>
+        <w:sectPr>
+          <w:type w:val="continuous"/>
+          <w:pgSz w:w="11906" w:h="16838"/>
+          <w:pgMar w:top="567" w:right="1440" w:bottom="142" w:left="1440" w:header="708" w:footer="708" w:gutter="0"/>
+          <w:cols w:space="708"/>
+          <w:docGrid w:linePitch="360"/>
+        </w:sectPr>
+      </w:pPr>
+      <w:r>
+        <w:rPr>
+          <w:rFonts w:ascii="Arial" w:hAnsi="Arial" w:cs="Arial"/>
+          <w:b/>
+          <w:bCs/>
+          <w:sz w:val="20"/>
+          <w:szCs w:val="20"/>
+        </w:rPr>
+        <w:t>45. SQL syntax for FULL OUTER JOIN is:</w:t>
+      </w:r>
+    </w:p>
+    <w:p>
+      <w:pPr>
+        <w:spacing w:after="0" w:line="240" w:lineRule="auto"/>
+        <w:rPr>
+          <w:rFonts w:ascii="Arial" w:hAnsi="Arial" w:cs="Arial"/>
+          <w:sz w:val="20"/>
+          <w:szCs w:val="20"/>
+        </w:rPr>
+      </w:pPr>
+      <w:r>
+        <w:rPr>
+          <w:rFonts w:ascii="Arial" w:hAnsi="Arial" w:cs="Arial"/>
+          <w:sz w:val="20"/>
+          <w:szCs w:val="20"/>
+        </w:rPr>
+        <w:t>A) FULL OUTER JOIN (not directly supported in MySQL)</w:t>
+      </w:r>
+      <w:r>
+        <w:rPr>
+          <w:rFonts w:ascii="Arial" w:hAnsi="Arial" w:cs="Arial"/>
+          <w:sz w:val="20"/>
+          <w:szCs w:val="20"/>
+        </w:rPr>
+        <w:br/>
+        <w:t>B) FULL JOIN</w:t>
+      </w:r>
+      <w:r>
+        <w:rPr>
+          <w:rFonts w:ascii="Arial" w:hAnsi="Arial" w:cs="Arial"/>
+          <w:sz w:val="20"/>
+          <w:szCs w:val="20"/>
+        </w:rPr>
+        <w:br/>
+        <w:t>C) OUTER JOIN</w:t>
+      </w:r>
+      <w:r>
+        <w:rPr>
+          <w:rFonts w:ascii="Arial" w:hAnsi="Arial" w:cs="Arial"/>
+          <w:sz w:val="20"/>
+          <w:szCs w:val="20"/>
+        </w:rPr>
+        <w:br/>
+        <w:t>D) Both A and B, but MySQL lacks direct support</w:t>
+      </w:r>
+    </w:p>
+    <w:p>
+      <w:pPr>
+        <w:spacing w:after="0" w:line="240" w:lineRule="auto"/>
+        <w:rPr>
+          <w:rFonts w:ascii="Arial" w:hAnsi="Arial" w:cs="Arial"/>
+          <w:b/>
+          <w:bCs/>
+          <w:sz w:val="20"/>
+          <w:szCs w:val="20"/>
+        </w:rPr>
+        <w:sectPr>
+          <w:type w:val="continuous"/>
+          <w:pgSz w:w="11906" w:h="16838"/>
+          <w:pgMar w:top="567" w:right="1440" w:bottom="567" w:left="1440" w:header="708" w:footer="708" w:gutter="0"/>
+          <w:cols w:num="2" w:space="708"/>
+          <w:docGrid w:linePitch="360"/>
+        </w:sectPr>
+      </w:pPr>
+    </w:p>
+    <w:p>
+      <w:pPr>
+        <w:spacing w:after="0" w:line="240" w:lineRule="auto"/>
+        <w:rPr>
+          <w:rFonts w:ascii="Arial" w:hAnsi="Arial" w:cs="Arial"/>
+          <w:b/>
+          <w:bCs/>
+          <w:sz w:val="20"/>
+          <w:szCs w:val="20"/>
+        </w:rPr>
+      </w:pPr>
+    </w:p>
+    <w:p>
+      <w:pPr>
+        <w:spacing w:after="0" w:line="240" w:lineRule="auto"/>
+        <w:rPr>
+          <w:rFonts w:ascii="Arial" w:hAnsi="Arial" w:cs="Arial"/>
           <w:sz w:val="20"/>
           <w:szCs w:val="20"/>
         </w:rPr>
@@ -4815,52 +5165,52 @@
           <w:sz w:val="20"/>
           <w:szCs w:val="20"/>
         </w:rPr>
-        <w:t>45. SQL syntax for FULL OUTER JOIN is:</w:t>
-      </w:r>
-    </w:p>
-    <w:p>
-      <w:pPr>
-        <w:spacing w:after="0" w:line="240" w:lineRule="auto"/>
-        <w:rPr>
-          <w:rFonts w:ascii="Arial" w:hAnsi="Arial" w:cs="Arial"/>
-          <w:sz w:val="20"/>
-          <w:szCs w:val="20"/>
-        </w:rPr>
-      </w:pPr>
-      <w:r>
-        <w:rPr>
-          <w:rFonts w:ascii="Arial" w:hAnsi="Arial" w:cs="Arial"/>
-          <w:sz w:val="20"/>
-          <w:szCs w:val="20"/>
-        </w:rPr>
-        <w:t>A) FULL OUTER JOIN (not directly supported in MySQL)</w:t>
-      </w:r>
-      <w:r>
-        <w:rPr>
-          <w:rFonts w:ascii="Arial" w:hAnsi="Arial" w:cs="Arial"/>
-          <w:sz w:val="20"/>
-          <w:szCs w:val="20"/>
-        </w:rPr>
-        <w:br/>
-        <w:t>B) FULL JOIN</w:t>
-      </w:r>
-      <w:r>
-        <w:rPr>
-          <w:rFonts w:ascii="Arial" w:hAnsi="Arial" w:cs="Arial"/>
-          <w:sz w:val="20"/>
-          <w:szCs w:val="20"/>
-        </w:rPr>
-        <w:br/>
-        <w:t>C) OUTER JOIN</w:t>
-      </w:r>
-      <w:r>
-        <w:rPr>
-          <w:rFonts w:ascii="Arial" w:hAnsi="Arial" w:cs="Arial"/>
-          <w:sz w:val="20"/>
-          <w:szCs w:val="20"/>
-        </w:rPr>
-        <w:br/>
-        <w:t>D) Both A and B, but MySQL lacks direct support</w:t>
+        <w:t>46. A subquery that returns a single row and single column is called:</w:t>
+      </w:r>
+    </w:p>
+    <w:p>
+      <w:pPr>
+        <w:spacing w:after="0" w:line="240" w:lineRule="auto"/>
+        <w:rPr>
+          <w:rFonts w:ascii="Arial" w:hAnsi="Arial" w:cs="Arial"/>
+          <w:sz w:val="20"/>
+          <w:szCs w:val="20"/>
+        </w:rPr>
+      </w:pPr>
+      <w:r>
+        <w:rPr>
+          <w:rFonts w:ascii="Arial" w:hAnsi="Arial" w:cs="Arial"/>
+          <w:sz w:val="20"/>
+          <w:szCs w:val="20"/>
+        </w:rPr>
+        <w:t>A) Row subquery</w:t>
+      </w:r>
+      <w:r>
+        <w:rPr>
+          <w:rFonts w:ascii="Arial" w:hAnsi="Arial" w:cs="Arial"/>
+          <w:sz w:val="20"/>
+          <w:szCs w:val="20"/>
+        </w:rPr>
+        <w:br/>
+        <w:t>B) Scalar subquery</w:t>
+      </w:r>
+      <w:r>
+        <w:rPr>
+          <w:rFonts w:ascii="Arial" w:hAnsi="Arial" w:cs="Arial"/>
+          <w:sz w:val="20"/>
+          <w:szCs w:val="20"/>
+        </w:rPr>
+        <w:br/>
+        <w:t>C) Table subquery</w:t>
+      </w:r>
+      <w:r>
+        <w:rPr>
+          <w:rFonts w:ascii="Arial" w:hAnsi="Arial" w:cs="Arial"/>
+          <w:sz w:val="20"/>
+          <w:szCs w:val="20"/>
+        </w:rPr>
+        <w:br/>
+        <w:t>D) Column subquery</w:t>
       </w:r>
     </w:p>
     <w:p>
@@ -4918,52 +5268,52 @@
           <w:sz w:val="20"/>
           <w:szCs w:val="20"/>
         </w:rPr>
-        <w:t>46. A subquery that returns a single row and single column is called:</w:t>
-      </w:r>
-    </w:p>
-    <w:p>
-      <w:pPr>
-        <w:spacing w:after="0" w:line="240" w:lineRule="auto"/>
-        <w:rPr>
-          <w:rFonts w:ascii="Arial" w:hAnsi="Arial" w:cs="Arial"/>
-          <w:sz w:val="20"/>
-          <w:szCs w:val="20"/>
-        </w:rPr>
-      </w:pPr>
-      <w:r>
-        <w:rPr>
-          <w:rFonts w:ascii="Arial" w:hAnsi="Arial" w:cs="Arial"/>
-          <w:sz w:val="20"/>
-          <w:szCs w:val="20"/>
-        </w:rPr>
-        <w:t>A) Row subquery</w:t>
-      </w:r>
-      <w:r>
-        <w:rPr>
-          <w:rFonts w:ascii="Arial" w:hAnsi="Arial" w:cs="Arial"/>
-          <w:sz w:val="20"/>
-          <w:szCs w:val="20"/>
-        </w:rPr>
-        <w:br/>
-        <w:t>B) Scalar subquery</w:t>
-      </w:r>
-      <w:r>
-        <w:rPr>
-          <w:rFonts w:ascii="Arial" w:hAnsi="Arial" w:cs="Arial"/>
-          <w:sz w:val="20"/>
-          <w:szCs w:val="20"/>
-        </w:rPr>
-        <w:br/>
-        <w:t>C) Table subquery</w:t>
-      </w:r>
-      <w:r>
-        <w:rPr>
-          <w:rFonts w:ascii="Arial" w:hAnsi="Arial" w:cs="Arial"/>
-          <w:sz w:val="20"/>
-          <w:szCs w:val="20"/>
-        </w:rPr>
-        <w:br/>
-        <w:t>D) Column subquery</w:t>
+        <w:t>47. A correlated subquery is one that:</w:t>
+      </w:r>
+    </w:p>
+    <w:p>
+      <w:pPr>
+        <w:spacing w:after="0" w:line="240" w:lineRule="auto"/>
+        <w:rPr>
+          <w:rFonts w:ascii="Arial" w:hAnsi="Arial" w:cs="Arial"/>
+          <w:sz w:val="20"/>
+          <w:szCs w:val="20"/>
+        </w:rPr>
+      </w:pPr>
+      <w:r>
+        <w:rPr>
+          <w:rFonts w:ascii="Arial" w:hAnsi="Arial" w:cs="Arial"/>
+          <w:sz w:val="20"/>
+          <w:szCs w:val="20"/>
+        </w:rPr>
+        <w:t>A) Runs independently of outer query</w:t>
+      </w:r>
+      <w:r>
+        <w:rPr>
+          <w:rFonts w:ascii="Arial" w:hAnsi="Arial" w:cs="Arial"/>
+          <w:sz w:val="20"/>
+          <w:szCs w:val="20"/>
+        </w:rPr>
+        <w:br/>
+        <w:t>B) References columns from the outer query</w:t>
+      </w:r>
+      <w:r>
+        <w:rPr>
+          <w:rFonts w:ascii="Arial" w:hAnsi="Arial" w:cs="Arial"/>
+          <w:sz w:val="20"/>
+          <w:szCs w:val="20"/>
+        </w:rPr>
+        <w:br/>
+        <w:t>C) Can only return one value</w:t>
+      </w:r>
+      <w:r>
+        <w:rPr>
+          <w:rFonts w:ascii="Arial" w:hAnsi="Arial" w:cs="Arial"/>
+          <w:sz w:val="20"/>
+          <w:szCs w:val="20"/>
+        </w:rPr>
+        <w:br/>
+        <w:t>D) Cannot use aggregate functions</w:t>
       </w:r>
     </w:p>
     <w:p>
@@ -5021,52 +5371,52 @@
           <w:sz w:val="20"/>
           <w:szCs w:val="20"/>
         </w:rPr>
-        <w:t>47. A correlated subquery is one that:</w:t>
-      </w:r>
-    </w:p>
-    <w:p>
-      <w:pPr>
-        <w:spacing w:after="0" w:line="240" w:lineRule="auto"/>
-        <w:rPr>
-          <w:rFonts w:ascii="Arial" w:hAnsi="Arial" w:cs="Arial"/>
-          <w:sz w:val="20"/>
-          <w:szCs w:val="20"/>
-        </w:rPr>
-      </w:pPr>
-      <w:r>
-        <w:rPr>
-          <w:rFonts w:ascii="Arial" w:hAnsi="Arial" w:cs="Arial"/>
-          <w:sz w:val="20"/>
-          <w:szCs w:val="20"/>
-        </w:rPr>
-        <w:t>A) Runs independently of outer query</w:t>
-      </w:r>
-      <w:r>
-        <w:rPr>
-          <w:rFonts w:ascii="Arial" w:hAnsi="Arial" w:cs="Arial"/>
-          <w:sz w:val="20"/>
-          <w:szCs w:val="20"/>
-        </w:rPr>
-        <w:br/>
-        <w:t>B) References columns from the outer query</w:t>
-      </w:r>
-      <w:r>
-        <w:rPr>
-          <w:rFonts w:ascii="Arial" w:hAnsi="Arial" w:cs="Arial"/>
-          <w:sz w:val="20"/>
-          <w:szCs w:val="20"/>
-        </w:rPr>
-        <w:br/>
-        <w:t>C) Can only return one value</w:t>
-      </w:r>
-      <w:r>
-        <w:rPr>
-          <w:rFonts w:ascii="Arial" w:hAnsi="Arial" w:cs="Arial"/>
-          <w:sz w:val="20"/>
-          <w:szCs w:val="20"/>
-        </w:rPr>
-        <w:br/>
-        <w:t>D) Cannot use aggregate functions</w:t>
+        <w:t>48. The EXISTS operator returns:</w:t>
+      </w:r>
+    </w:p>
+    <w:p>
+      <w:pPr>
+        <w:spacing w:after="0" w:line="240" w:lineRule="auto"/>
+        <w:rPr>
+          <w:rFonts w:ascii="Arial" w:hAnsi="Arial" w:cs="Arial"/>
+          <w:sz w:val="20"/>
+          <w:szCs w:val="20"/>
+        </w:rPr>
+      </w:pPr>
+      <w:r>
+        <w:rPr>
+          <w:rFonts w:ascii="Arial" w:hAnsi="Arial" w:cs="Arial"/>
+          <w:sz w:val="20"/>
+          <w:szCs w:val="20"/>
+        </w:rPr>
+        <w:t>A) A value</w:t>
+      </w:r>
+      <w:r>
+        <w:rPr>
+          <w:rFonts w:ascii="Arial" w:hAnsi="Arial" w:cs="Arial"/>
+          <w:sz w:val="20"/>
+          <w:szCs w:val="20"/>
+        </w:rPr>
+        <w:br/>
+        <w:t>B) TRUE if subquery returns at least one row</w:t>
+      </w:r>
+      <w:r>
+        <w:rPr>
+          <w:rFonts w:ascii="Arial" w:hAnsi="Arial" w:cs="Arial"/>
+          <w:sz w:val="20"/>
+          <w:szCs w:val="20"/>
+        </w:rPr>
+        <w:br/>
+        <w:t>C) FALSE if subquery returns NULL</w:t>
+      </w:r>
+      <w:r>
+        <w:rPr>
+          <w:rFonts w:ascii="Arial" w:hAnsi="Arial" w:cs="Arial"/>
+          <w:sz w:val="20"/>
+          <w:szCs w:val="20"/>
+        </w:rPr>
+        <w:br/>
+        <w:t>D) A count of rows</w:t>
       </w:r>
     </w:p>
     <w:p>
@@ -5105,30 +5455,6 @@
         <w:spacing w:after="0" w:line="240" w:lineRule="auto"/>
         <w:rPr>
           <w:rFonts w:ascii="Arial" w:hAnsi="Arial" w:cs="Arial"/>
-          <w:b/>
-          <w:bCs/>
-          <w:sz w:val="20"/>
-          <w:szCs w:val="20"/>
-        </w:rPr>
-      </w:pPr>
-    </w:p>
-    <w:p>
-      <w:pPr>
-        <w:spacing w:after="0" w:line="240" w:lineRule="auto"/>
-        <w:rPr>
-          <w:rFonts w:ascii="Arial" w:hAnsi="Arial" w:cs="Arial"/>
-          <w:b/>
-          <w:bCs/>
-          <w:sz w:val="20"/>
-          <w:szCs w:val="20"/>
-        </w:rPr>
-      </w:pPr>
-    </w:p>
-    <w:p>
-      <w:pPr>
-        <w:spacing w:after="0" w:line="240" w:lineRule="auto"/>
-        <w:rPr>
-          <w:rFonts w:ascii="Arial" w:hAnsi="Arial" w:cs="Arial"/>
           <w:sz w:val="20"/>
           <w:szCs w:val="20"/>
         </w:rPr>
@@ -5148,52 +5474,70 @@
           <w:sz w:val="20"/>
           <w:szCs w:val="20"/>
         </w:rPr>
-        <w:t>48. The EXISTS operator returns:</w:t>
-      </w:r>
-    </w:p>
-    <w:p>
-      <w:pPr>
-        <w:spacing w:after="0" w:line="240" w:lineRule="auto"/>
-        <w:rPr>
-          <w:rFonts w:ascii="Arial" w:hAnsi="Arial" w:cs="Arial"/>
-          <w:sz w:val="20"/>
-          <w:szCs w:val="20"/>
-        </w:rPr>
-      </w:pPr>
-      <w:r>
-        <w:rPr>
-          <w:rFonts w:ascii="Arial" w:hAnsi="Arial" w:cs="Arial"/>
-          <w:sz w:val="20"/>
-          <w:szCs w:val="20"/>
-        </w:rPr>
-        <w:t>A) A value</w:t>
-      </w:r>
-      <w:r>
-        <w:rPr>
-          <w:rFonts w:ascii="Arial" w:hAnsi="Arial" w:cs="Arial"/>
-          <w:sz w:val="20"/>
-          <w:szCs w:val="20"/>
-        </w:rPr>
-        <w:br/>
-        <w:t>B) TRUE if subquery returns at least one row</w:t>
-      </w:r>
-      <w:r>
-        <w:rPr>
-          <w:rFonts w:ascii="Arial" w:hAnsi="Arial" w:cs="Arial"/>
-          <w:sz w:val="20"/>
-          <w:szCs w:val="20"/>
-        </w:rPr>
-        <w:br/>
-        <w:t>C) FALSE if subquery returns NULL</w:t>
-      </w:r>
-      <w:r>
-        <w:rPr>
-          <w:rFonts w:ascii="Arial" w:hAnsi="Arial" w:cs="Arial"/>
-          <w:sz w:val="20"/>
-          <w:szCs w:val="20"/>
-        </w:rPr>
-        <w:br/>
-        <w:t>D) A count of rows</w:t>
+        <w:t>49. Which is more efficient for checking existence?</w:t>
+      </w:r>
+    </w:p>
+    <w:p>
+      <w:pPr>
+        <w:spacing w:after="0" w:line="240" w:lineRule="auto"/>
+        <w:rPr>
+          <w:rFonts w:ascii="Arial" w:hAnsi="Arial" w:cs="Arial"/>
+          <w:sz w:val="20"/>
+          <w:szCs w:val="20"/>
+        </w:rPr>
+      </w:pPr>
+      <w:r>
+        <w:rPr>
+          <w:rFonts w:ascii="Arial" w:hAnsi="Arial" w:cs="Arial"/>
+          <w:sz w:val="20"/>
+          <w:szCs w:val="20"/>
+        </w:rPr>
+        <w:t>A) IN with large result set</w:t>
+      </w:r>
+      <w:r>
+        <w:rPr>
+          <w:rFonts w:ascii="Arial" w:hAnsi="Arial" w:cs="Arial"/>
+          <w:sz w:val="20"/>
+          <w:szCs w:val="20"/>
+        </w:rPr>
+        <w:br/>
+        <w:t>B) EXISTS (stops at first match)</w:t>
+      </w:r>
+      <w:r>
+        <w:rPr>
+          <w:rFonts w:ascii="Arial" w:hAnsi="Arial" w:cs="Arial"/>
+          <w:sz w:val="20"/>
+          <w:szCs w:val="20"/>
+        </w:rPr>
+        <w:br/>
+        <w:t>C) Both are same</w:t>
+      </w:r>
+      <w:r>
+        <w:rPr>
+          <w:rFonts w:ascii="Arial" w:hAnsi="Arial" w:cs="Arial"/>
+          <w:sz w:val="20"/>
+          <w:szCs w:val="20"/>
+        </w:rPr>
+        <w:br/>
+        <w:t xml:space="preserve">D) </w:t>
+      </w:r>
+      <w:proofErr w:type="gramStart"/>
+      <w:r>
+        <w:rPr>
+          <w:rFonts w:ascii="Arial" w:hAnsi="Arial" w:cs="Arial"/>
+          <w:sz w:val="20"/>
+          <w:szCs w:val="20"/>
+        </w:rPr>
+        <w:t>COUNT(</w:t>
+      </w:r>
+      <w:proofErr w:type="gramEnd"/>
+      <w:r>
+        <w:rPr>
+          <w:rFonts w:ascii="Arial" w:hAnsi="Arial" w:cs="Arial"/>
+          <w:sz w:val="20"/>
+          <w:szCs w:val="20"/>
+        </w:rPr>
+        <w:t>*) &gt; 0</w:t>
       </w:r>
     </w:p>
     <w:p>
@@ -5251,52 +5595,52 @@
           <w:sz w:val="20"/>
           <w:szCs w:val="20"/>
         </w:rPr>
-        <w:t>49. Which is more efficient for checking existence?</w:t>
-      </w:r>
-    </w:p>
-    <w:p>
-      <w:pPr>
-        <w:spacing w:after="0" w:line="240" w:lineRule="auto"/>
-        <w:rPr>
-          <w:rFonts w:ascii="Arial" w:hAnsi="Arial" w:cs="Arial"/>
-          <w:sz w:val="20"/>
-          <w:szCs w:val="20"/>
-        </w:rPr>
-      </w:pPr>
-      <w:r>
-        <w:rPr>
-          <w:rFonts w:ascii="Arial" w:hAnsi="Arial" w:cs="Arial"/>
-          <w:sz w:val="20"/>
-          <w:szCs w:val="20"/>
-        </w:rPr>
-        <w:t>A) IN with large result set</w:t>
-      </w:r>
-      <w:r>
-        <w:rPr>
-          <w:rFonts w:ascii="Arial" w:hAnsi="Arial" w:cs="Arial"/>
-          <w:sz w:val="20"/>
-          <w:szCs w:val="20"/>
-        </w:rPr>
-        <w:br/>
-        <w:t>B) EXISTS (stops at first match)</w:t>
-      </w:r>
-      <w:r>
-        <w:rPr>
-          <w:rFonts w:ascii="Arial" w:hAnsi="Arial" w:cs="Arial"/>
-          <w:sz w:val="20"/>
-          <w:szCs w:val="20"/>
-        </w:rPr>
-        <w:br/>
-        <w:t>C) Both are same</w:t>
-      </w:r>
-      <w:r>
-        <w:rPr>
-          <w:rFonts w:ascii="Arial" w:hAnsi="Arial" w:cs="Arial"/>
-          <w:sz w:val="20"/>
-          <w:szCs w:val="20"/>
-        </w:rPr>
-        <w:br/>
-        <w:t>D) COUNT(*) &gt; 0</w:t>
+        <w:t>50. A subquery in the SELECT clause must return:</w:t>
+      </w:r>
+    </w:p>
+    <w:p>
+      <w:pPr>
+        <w:spacing w:after="0" w:line="240" w:lineRule="auto"/>
+        <w:rPr>
+          <w:rFonts w:ascii="Arial" w:hAnsi="Arial" w:cs="Arial"/>
+          <w:sz w:val="20"/>
+          <w:szCs w:val="20"/>
+        </w:rPr>
+      </w:pPr>
+      <w:r>
+        <w:rPr>
+          <w:rFonts w:ascii="Arial" w:hAnsi="Arial" w:cs="Arial"/>
+          <w:sz w:val="20"/>
+          <w:szCs w:val="20"/>
+        </w:rPr>
+        <w:t>A) Multiple rows</w:t>
+      </w:r>
+      <w:r>
+        <w:rPr>
+          <w:rFonts w:ascii="Arial" w:hAnsi="Arial" w:cs="Arial"/>
+          <w:sz w:val="20"/>
+          <w:szCs w:val="20"/>
+        </w:rPr>
+        <w:br/>
+        <w:t>B) A single value</w:t>
+      </w:r>
+      <w:r>
+        <w:rPr>
+          <w:rFonts w:ascii="Arial" w:hAnsi="Arial" w:cs="Arial"/>
+          <w:sz w:val="20"/>
+          <w:szCs w:val="20"/>
+        </w:rPr>
+        <w:br/>
+        <w:t>C) A table</w:t>
+      </w:r>
+      <w:r>
+        <w:rPr>
+          <w:rFonts w:ascii="Arial" w:hAnsi="Arial" w:cs="Arial"/>
+          <w:sz w:val="20"/>
+          <w:szCs w:val="20"/>
+        </w:rPr>
+        <w:br/>
+        <w:t>D) NULL</w:t>
       </w:r>
     </w:p>
     <w:p>
@@ -5354,52 +5698,52 @@
           <w:sz w:val="20"/>
           <w:szCs w:val="20"/>
         </w:rPr>
-        <w:t>50. A subquery in the SELECT clause must return:</w:t>
-      </w:r>
-    </w:p>
-    <w:p>
-      <w:pPr>
-        <w:spacing w:after="0" w:line="240" w:lineRule="auto"/>
-        <w:rPr>
-          <w:rFonts w:ascii="Arial" w:hAnsi="Arial" w:cs="Arial"/>
-          <w:sz w:val="20"/>
-          <w:szCs w:val="20"/>
-        </w:rPr>
-      </w:pPr>
-      <w:r>
-        <w:rPr>
-          <w:rFonts w:ascii="Arial" w:hAnsi="Arial" w:cs="Arial"/>
-          <w:sz w:val="20"/>
-          <w:szCs w:val="20"/>
-        </w:rPr>
-        <w:t>A) Multiple rows</w:t>
-      </w:r>
-      <w:r>
-        <w:rPr>
-          <w:rFonts w:ascii="Arial" w:hAnsi="Arial" w:cs="Arial"/>
-          <w:sz w:val="20"/>
-          <w:szCs w:val="20"/>
-        </w:rPr>
-        <w:br/>
-        <w:t>B) A single value</w:t>
-      </w:r>
-      <w:r>
-        <w:rPr>
-          <w:rFonts w:ascii="Arial" w:hAnsi="Arial" w:cs="Arial"/>
-          <w:sz w:val="20"/>
-          <w:szCs w:val="20"/>
-        </w:rPr>
-        <w:br/>
-        <w:t>C) A table</w:t>
-      </w:r>
-      <w:r>
-        <w:rPr>
-          <w:rFonts w:ascii="Arial" w:hAnsi="Arial" w:cs="Arial"/>
-          <w:sz w:val="20"/>
-          <w:szCs w:val="20"/>
-        </w:rPr>
-        <w:br/>
-        <w:t>D) NULL</w:t>
+        <w:t>51. Which TCL command permanently saves all transactions to the database?</w:t>
+      </w:r>
+    </w:p>
+    <w:p>
+      <w:pPr>
+        <w:spacing w:after="0" w:line="240" w:lineRule="auto"/>
+        <w:rPr>
+          <w:rFonts w:ascii="Arial" w:hAnsi="Arial" w:cs="Arial"/>
+          <w:sz w:val="20"/>
+          <w:szCs w:val="20"/>
+        </w:rPr>
+      </w:pPr>
+      <w:r>
+        <w:rPr>
+          <w:rFonts w:ascii="Arial" w:hAnsi="Arial" w:cs="Arial"/>
+          <w:sz w:val="20"/>
+          <w:szCs w:val="20"/>
+        </w:rPr>
+        <w:t>A) SAVE</w:t>
+      </w:r>
+      <w:r>
+        <w:rPr>
+          <w:rFonts w:ascii="Arial" w:hAnsi="Arial" w:cs="Arial"/>
+          <w:sz w:val="20"/>
+          <w:szCs w:val="20"/>
+        </w:rPr>
+        <w:br/>
+        <w:t>B) COMMIT</w:t>
+      </w:r>
+      <w:r>
+        <w:rPr>
+          <w:rFonts w:ascii="Arial" w:hAnsi="Arial" w:cs="Arial"/>
+          <w:sz w:val="20"/>
+          <w:szCs w:val="20"/>
+        </w:rPr>
+        <w:br/>
+        <w:t>C) SAVEPOINT</w:t>
+      </w:r>
+      <w:r>
+        <w:rPr>
+          <w:rFonts w:ascii="Arial" w:hAnsi="Arial" w:cs="Arial"/>
+          <w:sz w:val="20"/>
+          <w:szCs w:val="20"/>
+        </w:rPr>
+        <w:br/>
+        <w:t>D) PERSIST</w:t>
       </w:r>
     </w:p>
     <w:p>
@@ -5457,52 +5801,52 @@
           <w:sz w:val="20"/>
           <w:szCs w:val="20"/>
         </w:rPr>
-        <w:t>51. Which TCL command permanently saves all transactions to the database?</w:t>
-      </w:r>
-    </w:p>
-    <w:p>
-      <w:pPr>
-        <w:spacing w:after="0" w:line="240" w:lineRule="auto"/>
-        <w:rPr>
-          <w:rFonts w:ascii="Arial" w:hAnsi="Arial" w:cs="Arial"/>
-          <w:sz w:val="20"/>
-          <w:szCs w:val="20"/>
-        </w:rPr>
-      </w:pPr>
-      <w:r>
-        <w:rPr>
-          <w:rFonts w:ascii="Arial" w:hAnsi="Arial" w:cs="Arial"/>
-          <w:sz w:val="20"/>
-          <w:szCs w:val="20"/>
-        </w:rPr>
-        <w:t>A) SAVE</w:t>
-      </w:r>
-      <w:r>
-        <w:rPr>
-          <w:rFonts w:ascii="Arial" w:hAnsi="Arial" w:cs="Arial"/>
-          <w:sz w:val="20"/>
-          <w:szCs w:val="20"/>
-        </w:rPr>
-        <w:br/>
-        <w:t>B) COMMIT</w:t>
-      </w:r>
-      <w:r>
-        <w:rPr>
-          <w:rFonts w:ascii="Arial" w:hAnsi="Arial" w:cs="Arial"/>
-          <w:sz w:val="20"/>
-          <w:szCs w:val="20"/>
-        </w:rPr>
-        <w:br/>
-        <w:t>C) SAVEPOINT</w:t>
-      </w:r>
-      <w:r>
-        <w:rPr>
-          <w:rFonts w:ascii="Arial" w:hAnsi="Arial" w:cs="Arial"/>
-          <w:sz w:val="20"/>
-          <w:szCs w:val="20"/>
-        </w:rPr>
-        <w:br/>
-        <w:t>D) PERSIST</w:t>
+        <w:t>52. ROLLBACK to a SAVEPOINT requires which command?</w:t>
+      </w:r>
+    </w:p>
+    <w:p>
+      <w:pPr>
+        <w:spacing w:after="0" w:line="240" w:lineRule="auto"/>
+        <w:rPr>
+          <w:rFonts w:ascii="Arial" w:hAnsi="Arial" w:cs="Arial"/>
+          <w:sz w:val="20"/>
+          <w:szCs w:val="20"/>
+        </w:rPr>
+      </w:pPr>
+      <w:r>
+        <w:rPr>
+          <w:rFonts w:ascii="Arial" w:hAnsi="Arial" w:cs="Arial"/>
+          <w:sz w:val="20"/>
+          <w:szCs w:val="20"/>
+        </w:rPr>
+        <w:t>A) ROLLBACK</w:t>
+      </w:r>
+      <w:r>
+        <w:rPr>
+          <w:rFonts w:ascii="Arial" w:hAnsi="Arial" w:cs="Arial"/>
+          <w:sz w:val="20"/>
+          <w:szCs w:val="20"/>
+        </w:rPr>
+        <w:br/>
+        <w:t>B) ROLLBACK TO SAVEPOINT name</w:t>
+      </w:r>
+      <w:r>
+        <w:rPr>
+          <w:rFonts w:ascii="Arial" w:hAnsi="Arial" w:cs="Arial"/>
+          <w:sz w:val="20"/>
+          <w:szCs w:val="20"/>
+        </w:rPr>
+        <w:br/>
+        <w:t>C) ROLLBACK SAVEPOINT</w:t>
+      </w:r>
+      <w:r>
+        <w:rPr>
+          <w:rFonts w:ascii="Arial" w:hAnsi="Arial" w:cs="Arial"/>
+          <w:sz w:val="20"/>
+          <w:szCs w:val="20"/>
+        </w:rPr>
+        <w:br/>
+        <w:t>D) UNDO SAVEPOINT</w:t>
       </w:r>
     </w:p>
     <w:p>
@@ -5560,52 +5904,52 @@
           <w:sz w:val="20"/>
           <w:szCs w:val="20"/>
         </w:rPr>
-        <w:t>52. ROLLBACK to a SAVEPOINT requires which command?</w:t>
-      </w:r>
-    </w:p>
-    <w:p>
-      <w:pPr>
-        <w:spacing w:after="0" w:line="240" w:lineRule="auto"/>
-        <w:rPr>
-          <w:rFonts w:ascii="Arial" w:hAnsi="Arial" w:cs="Arial"/>
-          <w:sz w:val="20"/>
-          <w:szCs w:val="20"/>
-        </w:rPr>
-      </w:pPr>
-      <w:r>
-        <w:rPr>
-          <w:rFonts w:ascii="Arial" w:hAnsi="Arial" w:cs="Arial"/>
-          <w:sz w:val="20"/>
-          <w:szCs w:val="20"/>
-        </w:rPr>
-        <w:t>A) ROLLBACK</w:t>
-      </w:r>
-      <w:r>
-        <w:rPr>
-          <w:rFonts w:ascii="Arial" w:hAnsi="Arial" w:cs="Arial"/>
-          <w:sz w:val="20"/>
-          <w:szCs w:val="20"/>
-        </w:rPr>
-        <w:br/>
-        <w:t>B) ROLLBACK TO SAVEPOINT name</w:t>
-      </w:r>
-      <w:r>
-        <w:rPr>
-          <w:rFonts w:ascii="Arial" w:hAnsi="Arial" w:cs="Arial"/>
-          <w:sz w:val="20"/>
-          <w:szCs w:val="20"/>
-        </w:rPr>
-        <w:br/>
-        <w:t>C) ROLLBACK SAVEPOINT</w:t>
-      </w:r>
-      <w:r>
-        <w:rPr>
-          <w:rFonts w:ascii="Arial" w:hAnsi="Arial" w:cs="Arial"/>
-          <w:sz w:val="20"/>
-          <w:szCs w:val="20"/>
-        </w:rPr>
-        <w:br/>
-        <w:t>D) UNDO SAVEPOINT</w:t>
+        <w:t>53. After COMMIT, can you ROLLBACK?</w:t>
+      </w:r>
+    </w:p>
+    <w:p>
+      <w:pPr>
+        <w:spacing w:after="0" w:line="240" w:lineRule="auto"/>
+        <w:rPr>
+          <w:rFonts w:ascii="Arial" w:hAnsi="Arial" w:cs="Arial"/>
+          <w:sz w:val="20"/>
+          <w:szCs w:val="20"/>
+        </w:rPr>
+      </w:pPr>
+      <w:r>
+        <w:rPr>
+          <w:rFonts w:ascii="Arial" w:hAnsi="Arial" w:cs="Arial"/>
+          <w:sz w:val="20"/>
+          <w:szCs w:val="20"/>
+        </w:rPr>
+        <w:t>A) Yes, always</w:t>
+      </w:r>
+      <w:r>
+        <w:rPr>
+          <w:rFonts w:ascii="Arial" w:hAnsi="Arial" w:cs="Arial"/>
+          <w:sz w:val="20"/>
+          <w:szCs w:val="20"/>
+        </w:rPr>
+        <w:br/>
+        <w:t>B) No, changes are permanent</w:t>
+      </w:r>
+      <w:r>
+        <w:rPr>
+          <w:rFonts w:ascii="Arial" w:hAnsi="Arial" w:cs="Arial"/>
+          <w:sz w:val="20"/>
+          <w:szCs w:val="20"/>
+        </w:rPr>
+        <w:br/>
+        <w:t>C) Only if SAVEPOINT exists</w:t>
+      </w:r>
+      <w:r>
+        <w:rPr>
+          <w:rFonts w:ascii="Arial" w:hAnsi="Arial" w:cs="Arial"/>
+          <w:sz w:val="20"/>
+          <w:szCs w:val="20"/>
+        </w:rPr>
+        <w:br/>
+        <w:t>D) Only in MySQL</w:t>
       </w:r>
     </w:p>
     <w:p>
@@ -5663,52 +6007,60 @@
           <w:sz w:val="20"/>
           <w:szCs w:val="20"/>
         </w:rPr>
-        <w:t>53. After COMMIT, can you ROLLBACK?</w:t>
-      </w:r>
-    </w:p>
-    <w:p>
-      <w:pPr>
-        <w:spacing w:after="0" w:line="240" w:lineRule="auto"/>
-        <w:rPr>
-          <w:rFonts w:ascii="Arial" w:hAnsi="Arial" w:cs="Arial"/>
-          <w:sz w:val="20"/>
-          <w:szCs w:val="20"/>
-        </w:rPr>
-      </w:pPr>
-      <w:r>
-        <w:rPr>
-          <w:rFonts w:ascii="Arial" w:hAnsi="Arial" w:cs="Arial"/>
-          <w:sz w:val="20"/>
-          <w:szCs w:val="20"/>
-        </w:rPr>
-        <w:t>A) Yes, always</w:t>
-      </w:r>
-      <w:r>
-        <w:rPr>
-          <w:rFonts w:ascii="Arial" w:hAnsi="Arial" w:cs="Arial"/>
-          <w:sz w:val="20"/>
-          <w:szCs w:val="20"/>
-        </w:rPr>
-        <w:br/>
-        <w:t>B) No, changes are permanent</w:t>
-      </w:r>
-      <w:r>
-        <w:rPr>
-          <w:rFonts w:ascii="Arial" w:hAnsi="Arial" w:cs="Arial"/>
-          <w:sz w:val="20"/>
-          <w:szCs w:val="20"/>
-        </w:rPr>
-        <w:br/>
-        <w:t>C) Only if SAVEPOINT exists</w:t>
-      </w:r>
-      <w:r>
-        <w:rPr>
-          <w:rFonts w:ascii="Arial" w:hAnsi="Arial" w:cs="Arial"/>
-          <w:sz w:val="20"/>
-          <w:szCs w:val="20"/>
-        </w:rPr>
-        <w:br/>
-        <w:t>D) Only in MySQL</w:t>
+        <w:t>54. SAVEPOINT in MySQL:</w:t>
+      </w:r>
+      <w:r>
+        <w:rPr>
+          <w:rFonts w:ascii="Arial" w:hAnsi="Arial" w:cs="Arial"/>
+          <w:sz w:val="20"/>
+          <w:szCs w:val="20"/>
+        </w:rPr>
+        <w:br/>
+      </w:r>
+    </w:p>
+    <w:p>
+      <w:pPr>
+        <w:spacing w:after="0" w:line="240" w:lineRule="auto"/>
+        <w:rPr>
+          <w:rFonts w:ascii="Arial" w:hAnsi="Arial" w:cs="Arial"/>
+          <w:sz w:val="20"/>
+          <w:szCs w:val="20"/>
+        </w:rPr>
+      </w:pPr>
+      <w:r>
+        <w:rPr>
+          <w:rFonts w:ascii="Arial" w:hAnsi="Arial" w:cs="Arial"/>
+          <w:sz w:val="20"/>
+          <w:szCs w:val="20"/>
+        </w:rPr>
+        <w:t>A) Is not supported</w:t>
+      </w:r>
+      <w:r>
+        <w:rPr>
+          <w:rFonts w:ascii="Arial" w:hAnsi="Arial" w:cs="Arial"/>
+          <w:sz w:val="20"/>
+          <w:szCs w:val="20"/>
+        </w:rPr>
+        <w:br/>
+        <w:t>B) Allows partial rollback of a transaction</w:t>
+      </w:r>
+      <w:r>
+        <w:rPr>
+          <w:rFonts w:ascii="Arial" w:hAnsi="Arial" w:cs="Arial"/>
+          <w:sz w:val="20"/>
+          <w:szCs w:val="20"/>
+        </w:rPr>
+        <w:br/>
+        <w:t>C) Automatically commits</w:t>
+      </w:r>
+      <w:r>
+        <w:rPr>
+          <w:rFonts w:ascii="Arial" w:hAnsi="Arial" w:cs="Arial"/>
+          <w:sz w:val="20"/>
+          <w:szCs w:val="20"/>
+        </w:rPr>
+        <w:br/>
+        <w:t>D) Replaces COMMIT</w:t>
       </w:r>
     </w:p>
     <w:p>
@@ -5766,69 +6118,61 @@
           <w:sz w:val="20"/>
           <w:szCs w:val="20"/>
         </w:rPr>
-        <w:t>54. SAVEPOINT in MySQL:</w:t>
-      </w:r>
-      <w:r>
-        <w:rPr>
-          <w:rFonts w:ascii="Arial" w:hAnsi="Arial" w:cs="Arial"/>
-          <w:sz w:val="20"/>
-          <w:szCs w:val="20"/>
-        </w:rPr>
-        <w:br/>
-      </w:r>
-    </w:p>
-    <w:p>
-      <w:pPr>
-        <w:spacing w:after="0" w:line="240" w:lineRule="auto"/>
-        <w:rPr>
-          <w:rFonts w:ascii="Arial" w:hAnsi="Arial" w:cs="Arial"/>
-          <w:sz w:val="20"/>
-          <w:szCs w:val="20"/>
-        </w:rPr>
-      </w:pPr>
-      <w:r>
-        <w:rPr>
-          <w:rFonts w:ascii="Arial" w:hAnsi="Arial" w:cs="Arial"/>
-          <w:sz w:val="20"/>
-          <w:szCs w:val="20"/>
-        </w:rPr>
-        <w:t>A) Is not supported</w:t>
-      </w:r>
-      <w:r>
-        <w:rPr>
-          <w:rFonts w:ascii="Arial" w:hAnsi="Arial" w:cs="Arial"/>
-          <w:sz w:val="20"/>
-          <w:szCs w:val="20"/>
-        </w:rPr>
-        <w:br/>
-        <w:t>B) Allows partial rollback of a transaction</w:t>
-      </w:r>
-      <w:r>
-        <w:rPr>
-          <w:rFonts w:ascii="Arial" w:hAnsi="Arial" w:cs="Arial"/>
-          <w:sz w:val="20"/>
-          <w:szCs w:val="20"/>
-        </w:rPr>
-        <w:br/>
-        <w:t>C) Automatically commits</w:t>
-      </w:r>
-      <w:r>
-        <w:rPr>
-          <w:rFonts w:ascii="Arial" w:hAnsi="Arial" w:cs="Arial"/>
-          <w:sz w:val="20"/>
-          <w:szCs w:val="20"/>
-        </w:rPr>
-        <w:br/>
-        <w:t>D) Replaces COMMIT</w:t>
-      </w:r>
-    </w:p>
-    <w:p>
-      <w:pPr>
-        <w:spacing w:after="0" w:line="240" w:lineRule="auto"/>
-        <w:rPr>
-          <w:rFonts w:ascii="Arial" w:hAnsi="Arial" w:cs="Arial"/>
-          <w:b/>
-          <w:bCs/>
+        <w:t>55. Which command gives privileges to a user?</w:t>
+      </w:r>
+    </w:p>
+    <w:p>
+      <w:pPr>
+        <w:spacing w:after="0" w:line="240" w:lineRule="auto"/>
+        <w:rPr>
+          <w:rFonts w:ascii="Arial" w:hAnsi="Arial" w:cs="Arial"/>
+          <w:sz w:val="20"/>
+          <w:szCs w:val="20"/>
+        </w:rPr>
+      </w:pPr>
+      <w:r>
+        <w:rPr>
+          <w:rFonts w:ascii="Arial" w:hAnsi="Arial" w:cs="Arial"/>
+          <w:sz w:val="20"/>
+          <w:szCs w:val="20"/>
+        </w:rPr>
+        <w:t>A) ALLOW</w:t>
+      </w:r>
+      <w:r>
+        <w:rPr>
+          <w:rFonts w:ascii="Arial" w:hAnsi="Arial" w:cs="Arial"/>
+          <w:sz w:val="20"/>
+          <w:szCs w:val="20"/>
+        </w:rPr>
+        <w:br/>
+        <w:t>B) GRANT</w:t>
+      </w:r>
+      <w:r>
+        <w:rPr>
+          <w:rFonts w:ascii="Arial" w:hAnsi="Arial" w:cs="Arial"/>
+          <w:sz w:val="20"/>
+          <w:szCs w:val="20"/>
+        </w:rPr>
+        <w:br/>
+        <w:t>C) PERMIT</w:t>
+      </w:r>
+      <w:r>
+        <w:rPr>
+          <w:rFonts w:ascii="Arial" w:hAnsi="Arial" w:cs="Arial"/>
+          <w:sz w:val="20"/>
+          <w:szCs w:val="20"/>
+        </w:rPr>
+        <w:br/>
+        <w:t>D) ASSIGN</w:t>
+      </w:r>
+    </w:p>
+    <w:p>
+      <w:pPr>
+        <w:spacing w:after="0" w:line="240" w:lineRule="auto"/>
+        <w:rPr>
+          <w:rFonts w:ascii="Arial" w:hAnsi="Arial" w:cs="Arial"/>
+          <w:i/>
+          <w:iCs/>
           <w:sz w:val="20"/>
           <w:szCs w:val="20"/>
         </w:rPr>
@@ -5846,8 +6190,8 @@
         <w:spacing w:after="0" w:line="240" w:lineRule="auto"/>
         <w:rPr>
           <w:rFonts w:ascii="Arial" w:hAnsi="Arial" w:cs="Arial"/>
-          <w:b/>
-          <w:bCs/>
+          <w:i/>
+          <w:iCs/>
           <w:sz w:val="20"/>
           <w:szCs w:val="20"/>
         </w:rPr>
@@ -5877,61 +6221,127 @@
           <w:sz w:val="20"/>
           <w:szCs w:val="20"/>
         </w:rPr>
-        <w:t>55. Which command gives privileges to a user?</w:t>
-      </w:r>
-    </w:p>
-    <w:p>
-      <w:pPr>
-        <w:spacing w:after="0" w:line="240" w:lineRule="auto"/>
-        <w:rPr>
-          <w:rFonts w:ascii="Arial" w:hAnsi="Arial" w:cs="Arial"/>
-          <w:sz w:val="20"/>
-          <w:szCs w:val="20"/>
-        </w:rPr>
-      </w:pPr>
-      <w:r>
-        <w:rPr>
-          <w:rFonts w:ascii="Arial" w:hAnsi="Arial" w:cs="Arial"/>
-          <w:sz w:val="20"/>
-          <w:szCs w:val="20"/>
-        </w:rPr>
-        <w:t>A) ALLOW</w:t>
-      </w:r>
-      <w:r>
-        <w:rPr>
-          <w:rFonts w:ascii="Arial" w:hAnsi="Arial" w:cs="Arial"/>
-          <w:sz w:val="20"/>
-          <w:szCs w:val="20"/>
-        </w:rPr>
-        <w:br/>
-        <w:t>B) GRANT</w:t>
-      </w:r>
-      <w:r>
-        <w:rPr>
-          <w:rFonts w:ascii="Arial" w:hAnsi="Arial" w:cs="Arial"/>
-          <w:sz w:val="20"/>
-          <w:szCs w:val="20"/>
-        </w:rPr>
-        <w:br/>
-        <w:t>C) PERMIT</w:t>
-      </w:r>
-      <w:r>
-        <w:rPr>
-          <w:rFonts w:ascii="Arial" w:hAnsi="Arial" w:cs="Arial"/>
-          <w:sz w:val="20"/>
-          <w:szCs w:val="20"/>
-        </w:rPr>
-        <w:br/>
-        <w:t>D) ASSIGN</w:t>
-      </w:r>
-    </w:p>
-    <w:p>
-      <w:pPr>
-        <w:spacing w:after="0" w:line="240" w:lineRule="auto"/>
-        <w:rPr>
-          <w:rFonts w:ascii="Arial" w:hAnsi="Arial" w:cs="Arial"/>
-          <w:i/>
-          <w:iCs/>
+        <w:t>56. REVOKE SELECT ON db. FROM ‘</w:t>
+      </w:r>
+      <w:proofErr w:type="spellStart"/>
+      <w:r>
+        <w:rPr>
+          <w:rFonts w:ascii="Arial" w:hAnsi="Arial" w:cs="Arial"/>
+          <w:b/>
+          <w:bCs/>
+          <w:sz w:val="20"/>
+          <w:szCs w:val="20"/>
+        </w:rPr>
+        <w:t>user’</w:t>
+      </w:r>
+      <w:proofErr w:type="gramStart"/>
+      <w:r>
+        <w:rPr>
+          <w:rFonts w:ascii="Arial" w:hAnsi="Arial" w:cs="Arial"/>
+          <w:b/>
+          <w:bCs/>
+          <w:sz w:val="20"/>
+          <w:szCs w:val="20"/>
+        </w:rPr>
+        <w:t>@‘</w:t>
+      </w:r>
+      <w:proofErr w:type="gramEnd"/>
+      <w:r>
+        <w:rPr>
+          <w:rFonts w:ascii="Arial" w:hAnsi="Arial" w:cs="Arial"/>
+          <w:b/>
+          <w:bCs/>
+          <w:sz w:val="20"/>
+          <w:szCs w:val="20"/>
+        </w:rPr>
+        <w:t>host</w:t>
+      </w:r>
+      <w:proofErr w:type="spellEnd"/>
+      <w:r>
+        <w:rPr>
+          <w:rFonts w:ascii="Arial" w:hAnsi="Arial" w:cs="Arial"/>
+          <w:b/>
+          <w:bCs/>
+          <w:sz w:val="20"/>
+          <w:szCs w:val="20"/>
+        </w:rPr>
+        <w:t xml:space="preserve">’; </w:t>
+      </w:r>
+      <w:proofErr w:type="gramStart"/>
+      <w:r>
+        <w:rPr>
+          <w:rFonts w:ascii="Arial" w:hAnsi="Arial" w:cs="Arial"/>
+          <w:b/>
+          <w:bCs/>
+          <w:sz w:val="20"/>
+          <w:szCs w:val="20"/>
+        </w:rPr>
+        <w:t>will:*</w:t>
+      </w:r>
+      <w:proofErr w:type="gramEnd"/>
+    </w:p>
+    <w:p>
+      <w:pPr>
+        <w:spacing w:after="0" w:line="240" w:lineRule="auto"/>
+        <w:rPr>
+          <w:rFonts w:ascii="Arial" w:hAnsi="Arial" w:cs="Arial"/>
+          <w:sz w:val="20"/>
+          <w:szCs w:val="20"/>
+        </w:rPr>
+      </w:pPr>
+      <w:r>
+        <w:rPr>
+          <w:rFonts w:ascii="Arial" w:hAnsi="Arial" w:cs="Arial"/>
+          <w:sz w:val="20"/>
+          <w:szCs w:val="20"/>
+        </w:rPr>
+        <w:t xml:space="preserve">A) Remove SELECT privilege from user on all tables in </w:t>
+      </w:r>
+      <w:proofErr w:type="spellStart"/>
+      <w:r>
+        <w:rPr>
+          <w:rFonts w:ascii="Arial" w:hAnsi="Arial" w:cs="Arial"/>
+          <w:sz w:val="20"/>
+          <w:szCs w:val="20"/>
+        </w:rPr>
+        <w:t>db</w:t>
+      </w:r>
+      <w:proofErr w:type="spellEnd"/>
+      <w:r>
+        <w:rPr>
+          <w:rFonts w:ascii="Arial" w:hAnsi="Arial" w:cs="Arial"/>
+          <w:sz w:val="20"/>
+          <w:szCs w:val="20"/>
+        </w:rPr>
+        <w:br/>
+        <w:t>B) Remove all privileges</w:t>
+      </w:r>
+      <w:r>
+        <w:rPr>
+          <w:rFonts w:ascii="Arial" w:hAnsi="Arial" w:cs="Arial"/>
+          <w:sz w:val="20"/>
+          <w:szCs w:val="20"/>
+        </w:rPr>
+        <w:br/>
+        <w:t>C) Grant SELECT privilege</w:t>
+      </w:r>
+      <w:r>
+        <w:rPr>
+          <w:rFonts w:ascii="Arial" w:hAnsi="Arial" w:cs="Arial"/>
+          <w:sz w:val="20"/>
+          <w:szCs w:val="20"/>
+        </w:rPr>
+        <w:br/>
+        <w:t>D) Delete the user</w:t>
+      </w:r>
+    </w:p>
+    <w:p>
+      <w:pPr>
+        <w:spacing w:after="0" w:line="240" w:lineRule="auto"/>
+        <w:rPr>
+          <w:rFonts w:ascii="Arial" w:hAnsi="Arial" w:cs="Arial"/>
+          <w:b/>
+          <w:bCs/>
           <w:sz w:val="20"/>
           <w:szCs w:val="20"/>
         </w:rPr>
@@ -5949,8 +6359,8 @@
         <w:spacing w:after="0" w:line="240" w:lineRule="auto"/>
         <w:rPr>
           <w:rFonts w:ascii="Arial" w:hAnsi="Arial" w:cs="Arial"/>
-          <w:i/>
-          <w:iCs/>
+          <w:b/>
+          <w:bCs/>
           <w:sz w:val="20"/>
           <w:szCs w:val="20"/>
         </w:rPr>
@@ -5980,52 +6390,52 @@
           <w:sz w:val="20"/>
           <w:szCs w:val="20"/>
         </w:rPr>
-        <w:t>56. REVOKE SELECT ON db. FROM ‘user’@‘host’; will:*</w:t>
-      </w:r>
-    </w:p>
-    <w:p>
-      <w:pPr>
-        <w:spacing w:after="0" w:line="240" w:lineRule="auto"/>
-        <w:rPr>
-          <w:rFonts w:ascii="Arial" w:hAnsi="Arial" w:cs="Arial"/>
-          <w:sz w:val="20"/>
-          <w:szCs w:val="20"/>
-        </w:rPr>
-      </w:pPr>
-      <w:r>
-        <w:rPr>
-          <w:rFonts w:ascii="Arial" w:hAnsi="Arial" w:cs="Arial"/>
-          <w:sz w:val="20"/>
-          <w:szCs w:val="20"/>
-        </w:rPr>
-        <w:t>A) Remove SELECT privilege from user on all tables in db</w:t>
-      </w:r>
-      <w:r>
-        <w:rPr>
-          <w:rFonts w:ascii="Arial" w:hAnsi="Arial" w:cs="Arial"/>
-          <w:sz w:val="20"/>
-          <w:szCs w:val="20"/>
-        </w:rPr>
-        <w:br/>
-        <w:t>B) Remove all privileges</w:t>
-      </w:r>
-      <w:r>
-        <w:rPr>
-          <w:rFonts w:ascii="Arial" w:hAnsi="Arial" w:cs="Arial"/>
-          <w:sz w:val="20"/>
-          <w:szCs w:val="20"/>
-        </w:rPr>
-        <w:br/>
-        <w:t>C) Grant SELECT privilege</w:t>
-      </w:r>
-      <w:r>
-        <w:rPr>
-          <w:rFonts w:ascii="Arial" w:hAnsi="Arial" w:cs="Arial"/>
-          <w:sz w:val="20"/>
-          <w:szCs w:val="20"/>
-        </w:rPr>
-        <w:br/>
-        <w:t>D) Delete the user</w:t>
+        <w:t>57. The GRANT OPTION privilege allows a user to:</w:t>
+      </w:r>
+    </w:p>
+    <w:p>
+      <w:pPr>
+        <w:spacing w:after="0" w:line="240" w:lineRule="auto"/>
+        <w:rPr>
+          <w:rFonts w:ascii="Arial" w:hAnsi="Arial" w:cs="Arial"/>
+          <w:sz w:val="20"/>
+          <w:szCs w:val="20"/>
+        </w:rPr>
+      </w:pPr>
+      <w:r>
+        <w:rPr>
+          <w:rFonts w:ascii="Arial" w:hAnsi="Arial" w:cs="Arial"/>
+          <w:sz w:val="20"/>
+          <w:szCs w:val="20"/>
+        </w:rPr>
+        <w:t>A) Grant their own privileges to other users</w:t>
+      </w:r>
+      <w:r>
+        <w:rPr>
+          <w:rFonts w:ascii="Arial" w:hAnsi="Arial" w:cs="Arial"/>
+          <w:sz w:val="20"/>
+          <w:szCs w:val="20"/>
+        </w:rPr>
+        <w:br/>
+        <w:t>B) Create new users</w:t>
+      </w:r>
+      <w:r>
+        <w:rPr>
+          <w:rFonts w:ascii="Arial" w:hAnsi="Arial" w:cs="Arial"/>
+          <w:sz w:val="20"/>
+          <w:szCs w:val="20"/>
+        </w:rPr>
+        <w:br/>
+        <w:t>C) Grant any privilege regardless of their own</w:t>
+      </w:r>
+      <w:r>
+        <w:rPr>
+          <w:rFonts w:ascii="Arial" w:hAnsi="Arial" w:cs="Arial"/>
+          <w:sz w:val="20"/>
+          <w:szCs w:val="20"/>
+        </w:rPr>
+        <w:br/>
+        <w:t>D) Revoke their own privileges</w:t>
       </w:r>
     </w:p>
     <w:p>
@@ -6083,52 +6493,52 @@
           <w:sz w:val="20"/>
           <w:szCs w:val="20"/>
         </w:rPr>
-        <w:t>57. The GRANT OPTION privilege allows a user to:</w:t>
-      </w:r>
-    </w:p>
-    <w:p>
-      <w:pPr>
-        <w:spacing w:after="0" w:line="240" w:lineRule="auto"/>
-        <w:rPr>
-          <w:rFonts w:ascii="Arial" w:hAnsi="Arial" w:cs="Arial"/>
-          <w:sz w:val="20"/>
-          <w:szCs w:val="20"/>
-        </w:rPr>
-      </w:pPr>
-      <w:r>
-        <w:rPr>
-          <w:rFonts w:ascii="Arial" w:hAnsi="Arial" w:cs="Arial"/>
-          <w:sz w:val="20"/>
-          <w:szCs w:val="20"/>
-        </w:rPr>
-        <w:t>A) Grant their own privileges to other users</w:t>
-      </w:r>
-      <w:r>
-        <w:rPr>
-          <w:rFonts w:ascii="Arial" w:hAnsi="Arial" w:cs="Arial"/>
-          <w:sz w:val="20"/>
-          <w:szCs w:val="20"/>
-        </w:rPr>
-        <w:br/>
-        <w:t>B) Create new users</w:t>
-      </w:r>
-      <w:r>
-        <w:rPr>
-          <w:rFonts w:ascii="Arial" w:hAnsi="Arial" w:cs="Arial"/>
-          <w:sz w:val="20"/>
-          <w:szCs w:val="20"/>
-        </w:rPr>
-        <w:br/>
-        <w:t>C) Grant any privilege regardless of their own</w:t>
-      </w:r>
-      <w:r>
-        <w:rPr>
-          <w:rFonts w:ascii="Arial" w:hAnsi="Arial" w:cs="Arial"/>
-          <w:sz w:val="20"/>
-          <w:szCs w:val="20"/>
-        </w:rPr>
-        <w:br/>
-        <w:t>D) Revoke their own privileges</w:t>
+        <w:t>58. Which privilege allows a user to create tables?</w:t>
+      </w:r>
+    </w:p>
+    <w:p>
+      <w:pPr>
+        <w:spacing w:after="0" w:line="240" w:lineRule="auto"/>
+        <w:rPr>
+          <w:rFonts w:ascii="Arial" w:hAnsi="Arial" w:cs="Arial"/>
+          <w:sz w:val="20"/>
+          <w:szCs w:val="20"/>
+        </w:rPr>
+      </w:pPr>
+      <w:r>
+        <w:rPr>
+          <w:rFonts w:ascii="Arial" w:hAnsi="Arial" w:cs="Arial"/>
+          <w:sz w:val="20"/>
+          <w:szCs w:val="20"/>
+        </w:rPr>
+        <w:t>A) CREATE TABLE</w:t>
+      </w:r>
+      <w:r>
+        <w:rPr>
+          <w:rFonts w:ascii="Arial" w:hAnsi="Arial" w:cs="Arial"/>
+          <w:sz w:val="20"/>
+          <w:szCs w:val="20"/>
+        </w:rPr>
+        <w:br/>
+        <w:t>B) CREATE</w:t>
+      </w:r>
+      <w:r>
+        <w:rPr>
+          <w:rFonts w:ascii="Arial" w:hAnsi="Arial" w:cs="Arial"/>
+          <w:sz w:val="20"/>
+          <w:szCs w:val="20"/>
+        </w:rPr>
+        <w:br/>
+        <w:t>C) ALTER</w:t>
+      </w:r>
+      <w:r>
+        <w:rPr>
+          <w:rFonts w:ascii="Arial" w:hAnsi="Arial" w:cs="Arial"/>
+          <w:sz w:val="20"/>
+          <w:szCs w:val="20"/>
+        </w:rPr>
+        <w:br/>
+        <w:t>D) DDL</w:t>
       </w:r>
     </w:p>
     <w:p>
@@ -6167,30 +6577,6 @@
         <w:spacing w:after="0" w:line="240" w:lineRule="auto"/>
         <w:rPr>
           <w:rFonts w:ascii="Arial" w:hAnsi="Arial" w:cs="Arial"/>
-          <w:b/>
-          <w:bCs/>
-          <w:sz w:val="20"/>
-          <w:szCs w:val="20"/>
-        </w:rPr>
-      </w:pPr>
-    </w:p>
-    <w:p>
-      <w:pPr>
-        <w:spacing w:after="0" w:line="240" w:lineRule="auto"/>
-        <w:rPr>
-          <w:rFonts w:ascii="Arial" w:hAnsi="Arial" w:cs="Arial"/>
-          <w:b/>
-          <w:bCs/>
-          <w:sz w:val="20"/>
-          <w:szCs w:val="20"/>
-        </w:rPr>
-      </w:pPr>
-    </w:p>
-    <w:p>
-      <w:pPr>
-        <w:spacing w:after="0" w:line="240" w:lineRule="auto"/>
-        <w:rPr>
-          <w:rFonts w:ascii="Arial" w:hAnsi="Arial" w:cs="Arial"/>
           <w:sz w:val="20"/>
           <w:szCs w:val="20"/>
         </w:rPr>
@@ -6210,52 +6596,52 @@
           <w:sz w:val="20"/>
           <w:szCs w:val="20"/>
         </w:rPr>
-        <w:t>58. Which privilege allows a user to create tables?</w:t>
-      </w:r>
-    </w:p>
-    <w:p>
-      <w:pPr>
-        <w:spacing w:after="0" w:line="240" w:lineRule="auto"/>
-        <w:rPr>
-          <w:rFonts w:ascii="Arial" w:hAnsi="Arial" w:cs="Arial"/>
-          <w:sz w:val="20"/>
-          <w:szCs w:val="20"/>
-        </w:rPr>
-      </w:pPr>
-      <w:r>
-        <w:rPr>
-          <w:rFonts w:ascii="Arial" w:hAnsi="Arial" w:cs="Arial"/>
-          <w:sz w:val="20"/>
-          <w:szCs w:val="20"/>
-        </w:rPr>
-        <w:t>A) CREATE TABLE</w:t>
-      </w:r>
-      <w:r>
-        <w:rPr>
-          <w:rFonts w:ascii="Arial" w:hAnsi="Arial" w:cs="Arial"/>
-          <w:sz w:val="20"/>
-          <w:szCs w:val="20"/>
-        </w:rPr>
-        <w:br/>
-        <w:t>B) CREATE</w:t>
-      </w:r>
-      <w:r>
-        <w:rPr>
-          <w:rFonts w:ascii="Arial" w:hAnsi="Arial" w:cs="Arial"/>
-          <w:sz w:val="20"/>
-          <w:szCs w:val="20"/>
-        </w:rPr>
-        <w:br/>
-        <w:t>C) ALTER</w:t>
-      </w:r>
-      <w:r>
-        <w:rPr>
-          <w:rFonts w:ascii="Arial" w:hAnsi="Arial" w:cs="Arial"/>
-          <w:sz w:val="20"/>
-          <w:szCs w:val="20"/>
-        </w:rPr>
-        <w:br/>
-        <w:t>D) DDL</w:t>
+        <w:t>59. A view in MySQL is:</w:t>
+      </w:r>
+    </w:p>
+    <w:p>
+      <w:pPr>
+        <w:spacing w:after="0" w:line="240" w:lineRule="auto"/>
+        <w:rPr>
+          <w:rFonts w:ascii="Arial" w:hAnsi="Arial" w:cs="Arial"/>
+          <w:sz w:val="20"/>
+          <w:szCs w:val="20"/>
+        </w:rPr>
+      </w:pPr>
+      <w:r>
+        <w:rPr>
+          <w:rFonts w:ascii="Arial" w:hAnsi="Arial" w:cs="Arial"/>
+          <w:sz w:val="20"/>
+          <w:szCs w:val="20"/>
+        </w:rPr>
+        <w:t>A) A physical copy of data</w:t>
+      </w:r>
+      <w:r>
+        <w:rPr>
+          <w:rFonts w:ascii="Arial" w:hAnsi="Arial" w:cs="Arial"/>
+          <w:sz w:val="20"/>
+          <w:szCs w:val="20"/>
+        </w:rPr>
+        <w:br/>
+        <w:t>B) A virtual table based on a SELECT query</w:t>
+      </w:r>
+      <w:r>
+        <w:rPr>
+          <w:rFonts w:ascii="Arial" w:hAnsi="Arial" w:cs="Arial"/>
+          <w:sz w:val="20"/>
+          <w:szCs w:val="20"/>
+        </w:rPr>
+        <w:br/>
+        <w:t>C) A temporary table that auto-deletes</w:t>
+      </w:r>
+      <w:r>
+        <w:rPr>
+          <w:rFonts w:ascii="Arial" w:hAnsi="Arial" w:cs="Arial"/>
+          <w:sz w:val="20"/>
+          <w:szCs w:val="20"/>
+        </w:rPr>
+        <w:br/>
+        <w:t>D) An index on a table</w:t>
       </w:r>
     </w:p>
     <w:p>
@@ -6294,6 +6680,30 @@
         <w:spacing w:after="0" w:line="240" w:lineRule="auto"/>
         <w:rPr>
           <w:rFonts w:ascii="Arial" w:hAnsi="Arial" w:cs="Arial"/>
+          <w:b/>
+          <w:bCs/>
+          <w:sz w:val="20"/>
+          <w:szCs w:val="20"/>
+        </w:rPr>
+      </w:pPr>
+    </w:p>
+    <w:p>
+      <w:pPr>
+        <w:spacing w:after="0" w:line="240" w:lineRule="auto"/>
+        <w:rPr>
+          <w:rFonts w:ascii="Arial" w:hAnsi="Arial" w:cs="Arial"/>
+          <w:b/>
+          <w:bCs/>
+          <w:sz w:val="20"/>
+          <w:szCs w:val="20"/>
+        </w:rPr>
+      </w:pPr>
+    </w:p>
+    <w:p>
+      <w:pPr>
+        <w:spacing w:after="0" w:line="240" w:lineRule="auto"/>
+        <w:rPr>
+          <w:rFonts w:ascii="Arial" w:hAnsi="Arial" w:cs="Arial"/>
           <w:sz w:val="20"/>
           <w:szCs w:val="20"/>
         </w:rPr>
@@ -6313,52 +6723,52 @@
           <w:sz w:val="20"/>
           <w:szCs w:val="20"/>
         </w:rPr>
-        <w:t>59. A view in MySQL is:</w:t>
-      </w:r>
-    </w:p>
-    <w:p>
-      <w:pPr>
-        <w:spacing w:after="0" w:line="240" w:lineRule="auto"/>
-        <w:rPr>
-          <w:rFonts w:ascii="Arial" w:hAnsi="Arial" w:cs="Arial"/>
-          <w:sz w:val="20"/>
-          <w:szCs w:val="20"/>
-        </w:rPr>
-      </w:pPr>
-      <w:r>
-        <w:rPr>
-          <w:rFonts w:ascii="Arial" w:hAnsi="Arial" w:cs="Arial"/>
-          <w:sz w:val="20"/>
-          <w:szCs w:val="20"/>
-        </w:rPr>
-        <w:t>A) A physical copy of data</w:t>
-      </w:r>
-      <w:r>
-        <w:rPr>
-          <w:rFonts w:ascii="Arial" w:hAnsi="Arial" w:cs="Arial"/>
-          <w:sz w:val="20"/>
-          <w:szCs w:val="20"/>
-        </w:rPr>
-        <w:br/>
-        <w:t>B) A virtual table based on a SELECT query</w:t>
-      </w:r>
-      <w:r>
-        <w:rPr>
-          <w:rFonts w:ascii="Arial" w:hAnsi="Arial" w:cs="Arial"/>
-          <w:sz w:val="20"/>
-          <w:szCs w:val="20"/>
-        </w:rPr>
-        <w:br/>
-        <w:t>C) A temporary table that auto-deletes</w:t>
-      </w:r>
-      <w:r>
-        <w:rPr>
-          <w:rFonts w:ascii="Arial" w:hAnsi="Arial" w:cs="Arial"/>
-          <w:sz w:val="20"/>
-          <w:szCs w:val="20"/>
-        </w:rPr>
-        <w:br/>
-        <w:t>D) An index on a table</w:t>
+        <w:t>60. A simple view is based on:</w:t>
+      </w:r>
+    </w:p>
+    <w:p>
+      <w:pPr>
+        <w:spacing w:after="0" w:line="240" w:lineRule="auto"/>
+        <w:rPr>
+          <w:rFonts w:ascii="Arial" w:hAnsi="Arial" w:cs="Arial"/>
+          <w:sz w:val="20"/>
+          <w:szCs w:val="20"/>
+        </w:rPr>
+      </w:pPr>
+      <w:r>
+        <w:rPr>
+          <w:rFonts w:ascii="Arial" w:hAnsi="Arial" w:cs="Arial"/>
+          <w:sz w:val="20"/>
+          <w:szCs w:val="20"/>
+        </w:rPr>
+        <w:t>A) Multiple tables with joins</w:t>
+      </w:r>
+      <w:r>
+        <w:rPr>
+          <w:rFonts w:ascii="Arial" w:hAnsi="Arial" w:cs="Arial"/>
+          <w:sz w:val="20"/>
+          <w:szCs w:val="20"/>
+        </w:rPr>
+        <w:br/>
+        <w:t>B) A single table without aggregate functions</w:t>
+      </w:r>
+      <w:r>
+        <w:rPr>
+          <w:rFonts w:ascii="Arial" w:hAnsi="Arial" w:cs="Arial"/>
+          <w:sz w:val="20"/>
+          <w:szCs w:val="20"/>
+        </w:rPr>
+        <w:br/>
+        <w:t>C) Aggregate functions only</w:t>
+      </w:r>
+      <w:r>
+        <w:rPr>
+          <w:rFonts w:ascii="Arial" w:hAnsi="Arial" w:cs="Arial"/>
+          <w:sz w:val="20"/>
+          <w:szCs w:val="20"/>
+        </w:rPr>
+        <w:br/>
+        <w:t>D) Subqueries only</w:t>
       </w:r>
     </w:p>
     <w:p>
@@ -6416,52 +6826,52 @@
           <w:sz w:val="20"/>
           <w:szCs w:val="20"/>
         </w:rPr>
-        <w:t>60. A simple view is based on:</w:t>
-      </w:r>
-    </w:p>
-    <w:p>
-      <w:pPr>
-        <w:spacing w:after="0" w:line="240" w:lineRule="auto"/>
-        <w:rPr>
-          <w:rFonts w:ascii="Arial" w:hAnsi="Arial" w:cs="Arial"/>
-          <w:sz w:val="20"/>
-          <w:szCs w:val="20"/>
-        </w:rPr>
-      </w:pPr>
-      <w:r>
-        <w:rPr>
-          <w:rFonts w:ascii="Arial" w:hAnsi="Arial" w:cs="Arial"/>
-          <w:sz w:val="20"/>
-          <w:szCs w:val="20"/>
-        </w:rPr>
-        <w:t>A) Multiple tables with joins</w:t>
-      </w:r>
-      <w:r>
-        <w:rPr>
-          <w:rFonts w:ascii="Arial" w:hAnsi="Arial" w:cs="Arial"/>
-          <w:sz w:val="20"/>
-          <w:szCs w:val="20"/>
-        </w:rPr>
-        <w:br/>
-        <w:t>B) A single table without aggregate functions</w:t>
-      </w:r>
-      <w:r>
-        <w:rPr>
-          <w:rFonts w:ascii="Arial" w:hAnsi="Arial" w:cs="Arial"/>
-          <w:sz w:val="20"/>
-          <w:szCs w:val="20"/>
-        </w:rPr>
-        <w:br/>
-        <w:t>C) Aggregate functions only</w:t>
-      </w:r>
-      <w:r>
-        <w:rPr>
-          <w:rFonts w:ascii="Arial" w:hAnsi="Arial" w:cs="Arial"/>
-          <w:sz w:val="20"/>
-          <w:szCs w:val="20"/>
-        </w:rPr>
-        <w:br/>
-        <w:t>D) Subqueries only</w:t>
+        <w:t>61. Which type of view can typically be updated (INSERT/UPDATE/DELETE) in MySQL?</w:t>
+      </w:r>
+    </w:p>
+    <w:p>
+      <w:pPr>
+        <w:spacing w:after="0" w:line="240" w:lineRule="auto"/>
+        <w:rPr>
+          <w:rFonts w:ascii="Arial" w:hAnsi="Arial" w:cs="Arial"/>
+          <w:sz w:val="20"/>
+          <w:szCs w:val="20"/>
+        </w:rPr>
+      </w:pPr>
+      <w:r>
+        <w:rPr>
+          <w:rFonts w:ascii="Arial" w:hAnsi="Arial" w:cs="Arial"/>
+          <w:sz w:val="20"/>
+          <w:szCs w:val="20"/>
+        </w:rPr>
+        <w:t>A) Complex view with joins</w:t>
+      </w:r>
+      <w:r>
+        <w:rPr>
+          <w:rFonts w:ascii="Arial" w:hAnsi="Arial" w:cs="Arial"/>
+          <w:sz w:val="20"/>
+          <w:szCs w:val="20"/>
+        </w:rPr>
+        <w:br/>
+        <w:t>B) Simple view on a single table</w:t>
+      </w:r>
+      <w:r>
+        <w:rPr>
+          <w:rFonts w:ascii="Arial" w:hAnsi="Arial" w:cs="Arial"/>
+          <w:sz w:val="20"/>
+          <w:szCs w:val="20"/>
+        </w:rPr>
+        <w:br/>
+        <w:t>C) View with GROUP BY</w:t>
+      </w:r>
+      <w:r>
+        <w:rPr>
+          <w:rFonts w:ascii="Arial" w:hAnsi="Arial" w:cs="Arial"/>
+          <w:sz w:val="20"/>
+          <w:szCs w:val="20"/>
+        </w:rPr>
+        <w:br/>
+        <w:t>D) View with DISTINCT</w:t>
       </w:r>
     </w:p>
     <w:p>
@@ -6519,52 +6929,52 @@
           <w:sz w:val="20"/>
           <w:szCs w:val="20"/>
         </w:rPr>
-        <w:t>61. Which type of view can typically be updated (INSERT/UPDATE/DELETE) in MySQL?</w:t>
-      </w:r>
-    </w:p>
-    <w:p>
-      <w:pPr>
-        <w:spacing w:after="0" w:line="240" w:lineRule="auto"/>
-        <w:rPr>
-          <w:rFonts w:ascii="Arial" w:hAnsi="Arial" w:cs="Arial"/>
-          <w:sz w:val="20"/>
-          <w:szCs w:val="20"/>
-        </w:rPr>
-      </w:pPr>
-      <w:r>
-        <w:rPr>
-          <w:rFonts w:ascii="Arial" w:hAnsi="Arial" w:cs="Arial"/>
-          <w:sz w:val="20"/>
-          <w:szCs w:val="20"/>
-        </w:rPr>
-        <w:t>A) Complex view with joins</w:t>
-      </w:r>
-      <w:r>
-        <w:rPr>
-          <w:rFonts w:ascii="Arial" w:hAnsi="Arial" w:cs="Arial"/>
-          <w:sz w:val="20"/>
-          <w:szCs w:val="20"/>
-        </w:rPr>
-        <w:br/>
-        <w:t>B) Simple view on a single table</w:t>
-      </w:r>
-      <w:r>
-        <w:rPr>
-          <w:rFonts w:ascii="Arial" w:hAnsi="Arial" w:cs="Arial"/>
-          <w:sz w:val="20"/>
-          <w:szCs w:val="20"/>
-        </w:rPr>
-        <w:br/>
-        <w:t>C) View with GROUP BY</w:t>
-      </w:r>
-      <w:r>
-        <w:rPr>
-          <w:rFonts w:ascii="Arial" w:hAnsi="Arial" w:cs="Arial"/>
-          <w:sz w:val="20"/>
-          <w:szCs w:val="20"/>
-        </w:rPr>
-        <w:br/>
-        <w:t>D) View with DISTINCT</w:t>
+        <w:t>62. The WITH CHECK OPTION clause in view creation ensures:</w:t>
+      </w:r>
+    </w:p>
+    <w:p>
+      <w:pPr>
+        <w:spacing w:after="0" w:line="240" w:lineRule="auto"/>
+        <w:rPr>
+          <w:rFonts w:ascii="Arial" w:hAnsi="Arial" w:cs="Arial"/>
+          <w:sz w:val="20"/>
+          <w:szCs w:val="20"/>
+        </w:rPr>
+      </w:pPr>
+      <w:r>
+        <w:rPr>
+          <w:rFonts w:ascii="Arial" w:hAnsi="Arial" w:cs="Arial"/>
+          <w:sz w:val="20"/>
+          <w:szCs w:val="20"/>
+        </w:rPr>
+        <w:t>A) View cannot be dropped</w:t>
+      </w:r>
+      <w:r>
+        <w:rPr>
+          <w:rFonts w:ascii="Arial" w:hAnsi="Arial" w:cs="Arial"/>
+          <w:sz w:val="20"/>
+          <w:szCs w:val="20"/>
+        </w:rPr>
+        <w:br/>
+        <w:t>B) INSERT/UPDATE rows satisfy view condition</w:t>
+      </w:r>
+      <w:r>
+        <w:rPr>
+          <w:rFonts w:ascii="Arial" w:hAnsi="Arial" w:cs="Arial"/>
+          <w:sz w:val="20"/>
+          <w:szCs w:val="20"/>
+        </w:rPr>
+        <w:br/>
+        <w:t>C) View is read-only</w:t>
+      </w:r>
+      <w:r>
+        <w:rPr>
+          <w:rFonts w:ascii="Arial" w:hAnsi="Arial" w:cs="Arial"/>
+          <w:sz w:val="20"/>
+          <w:szCs w:val="20"/>
+        </w:rPr>
+        <w:br/>
+        <w:t>D) View is indexed</w:t>
       </w:r>
     </w:p>
     <w:p>
@@ -6622,52 +7032,52 @@
           <w:sz w:val="20"/>
           <w:szCs w:val="20"/>
         </w:rPr>
-        <w:t>62. The WITH CHECK OPTION clause in view creation ensures:</w:t>
-      </w:r>
-    </w:p>
-    <w:p>
-      <w:pPr>
-        <w:spacing w:after="0" w:line="240" w:lineRule="auto"/>
-        <w:rPr>
-          <w:rFonts w:ascii="Arial" w:hAnsi="Arial" w:cs="Arial"/>
-          <w:sz w:val="20"/>
-          <w:szCs w:val="20"/>
-        </w:rPr>
-      </w:pPr>
-      <w:r>
-        <w:rPr>
-          <w:rFonts w:ascii="Arial" w:hAnsi="Arial" w:cs="Arial"/>
-          <w:sz w:val="20"/>
-          <w:szCs w:val="20"/>
-        </w:rPr>
-        <w:t>A) View cannot be dropped</w:t>
-      </w:r>
-      <w:r>
-        <w:rPr>
-          <w:rFonts w:ascii="Arial" w:hAnsi="Arial" w:cs="Arial"/>
-          <w:sz w:val="20"/>
-          <w:szCs w:val="20"/>
-        </w:rPr>
-        <w:br/>
-        <w:t>B) INSERT/UPDATE rows satisfy view condition</w:t>
-      </w:r>
-      <w:r>
-        <w:rPr>
-          <w:rFonts w:ascii="Arial" w:hAnsi="Arial" w:cs="Arial"/>
-          <w:sz w:val="20"/>
-          <w:szCs w:val="20"/>
-        </w:rPr>
-        <w:br/>
-        <w:t>C) View is read-only</w:t>
-      </w:r>
-      <w:r>
-        <w:rPr>
-          <w:rFonts w:ascii="Arial" w:hAnsi="Arial" w:cs="Arial"/>
-          <w:sz w:val="20"/>
-          <w:szCs w:val="20"/>
-        </w:rPr>
-        <w:br/>
-        <w:t>D) View is indexed</w:t>
+        <w:t>63. What is the main benefit of an index?</w:t>
+      </w:r>
+    </w:p>
+    <w:p>
+      <w:pPr>
+        <w:spacing w:after="0" w:line="240" w:lineRule="auto"/>
+        <w:rPr>
+          <w:rFonts w:ascii="Arial" w:hAnsi="Arial" w:cs="Arial"/>
+          <w:sz w:val="20"/>
+          <w:szCs w:val="20"/>
+        </w:rPr>
+      </w:pPr>
+      <w:r>
+        <w:rPr>
+          <w:rFonts w:ascii="Arial" w:hAnsi="Arial" w:cs="Arial"/>
+          <w:sz w:val="20"/>
+          <w:szCs w:val="20"/>
+        </w:rPr>
+        <w:t>A) Faster SELECT queries</w:t>
+      </w:r>
+      <w:r>
+        <w:rPr>
+          <w:rFonts w:ascii="Arial" w:hAnsi="Arial" w:cs="Arial"/>
+          <w:sz w:val="20"/>
+          <w:szCs w:val="20"/>
+        </w:rPr>
+        <w:br/>
+        <w:t>B) Faster INSERT/UPDATE/DELETE</w:t>
+      </w:r>
+      <w:r>
+        <w:rPr>
+          <w:rFonts w:ascii="Arial" w:hAnsi="Arial" w:cs="Arial"/>
+          <w:sz w:val="20"/>
+          <w:szCs w:val="20"/>
+        </w:rPr>
+        <w:br/>
+        <w:t>C) Less storage space</w:t>
+      </w:r>
+      <w:r>
+        <w:rPr>
+          <w:rFonts w:ascii="Arial" w:hAnsi="Arial" w:cs="Arial"/>
+          <w:sz w:val="20"/>
+          <w:szCs w:val="20"/>
+        </w:rPr>
+        <w:br/>
+        <w:t>D) Automatic data encryption</w:t>
       </w:r>
     </w:p>
     <w:p>
@@ -6725,52 +7135,52 @@
           <w:sz w:val="20"/>
           <w:szCs w:val="20"/>
         </w:rPr>
-        <w:t>63. What is the main benefit of an index?</w:t>
-      </w:r>
-    </w:p>
-    <w:p>
-      <w:pPr>
-        <w:spacing w:after="0" w:line="240" w:lineRule="auto"/>
-        <w:rPr>
-          <w:rFonts w:ascii="Arial" w:hAnsi="Arial" w:cs="Arial"/>
-          <w:sz w:val="20"/>
-          <w:szCs w:val="20"/>
-        </w:rPr>
-      </w:pPr>
-      <w:r>
-        <w:rPr>
-          <w:rFonts w:ascii="Arial" w:hAnsi="Arial" w:cs="Arial"/>
-          <w:sz w:val="20"/>
-          <w:szCs w:val="20"/>
-        </w:rPr>
-        <w:t>A) Faster SELECT queries</w:t>
-      </w:r>
-      <w:r>
-        <w:rPr>
-          <w:rFonts w:ascii="Arial" w:hAnsi="Arial" w:cs="Arial"/>
-          <w:sz w:val="20"/>
-          <w:szCs w:val="20"/>
-        </w:rPr>
-        <w:br/>
-        <w:t>B) Faster INSERT/UPDATE/DELETE</w:t>
-      </w:r>
-      <w:r>
-        <w:rPr>
-          <w:rFonts w:ascii="Arial" w:hAnsi="Arial" w:cs="Arial"/>
-          <w:sz w:val="20"/>
-          <w:szCs w:val="20"/>
-        </w:rPr>
-        <w:br/>
-        <w:t>C) Less storage space</w:t>
-      </w:r>
-      <w:r>
-        <w:rPr>
-          <w:rFonts w:ascii="Arial" w:hAnsi="Arial" w:cs="Arial"/>
-          <w:sz w:val="20"/>
-          <w:szCs w:val="20"/>
-        </w:rPr>
-        <w:br/>
-        <w:t>D) Automatic data encryption</w:t>
+        <w:t>64. Which type of index does not allow duplicate values?</w:t>
+      </w:r>
+    </w:p>
+    <w:p>
+      <w:pPr>
+        <w:spacing w:after="0" w:line="240" w:lineRule="auto"/>
+        <w:rPr>
+          <w:rFonts w:ascii="Arial" w:hAnsi="Arial" w:cs="Arial"/>
+          <w:sz w:val="20"/>
+          <w:szCs w:val="20"/>
+        </w:rPr>
+      </w:pPr>
+      <w:r>
+        <w:rPr>
+          <w:rFonts w:ascii="Arial" w:hAnsi="Arial" w:cs="Arial"/>
+          <w:sz w:val="20"/>
+          <w:szCs w:val="20"/>
+        </w:rPr>
+        <w:t>A) INDEX</w:t>
+      </w:r>
+      <w:r>
+        <w:rPr>
+          <w:rFonts w:ascii="Arial" w:hAnsi="Arial" w:cs="Arial"/>
+          <w:sz w:val="20"/>
+          <w:szCs w:val="20"/>
+        </w:rPr>
+        <w:br/>
+        <w:t>B) UNIQUE INDEX</w:t>
+      </w:r>
+      <w:r>
+        <w:rPr>
+          <w:rFonts w:ascii="Arial" w:hAnsi="Arial" w:cs="Arial"/>
+          <w:sz w:val="20"/>
+          <w:szCs w:val="20"/>
+        </w:rPr>
+        <w:br/>
+        <w:t>C) FULLTEXT INDEX</w:t>
+      </w:r>
+      <w:r>
+        <w:rPr>
+          <w:rFonts w:ascii="Arial" w:hAnsi="Arial" w:cs="Arial"/>
+          <w:sz w:val="20"/>
+          <w:szCs w:val="20"/>
+        </w:rPr>
+        <w:br/>
+        <w:t>D) SPATIAL INDEX</w:t>
       </w:r>
     </w:p>
     <w:p>
@@ -6828,52 +7238,62 @@
           <w:sz w:val="20"/>
           <w:szCs w:val="20"/>
         </w:rPr>
-        <w:t>64. Which type of index does not allow duplicate values?</w:t>
-      </w:r>
-    </w:p>
-    <w:p>
-      <w:pPr>
-        <w:spacing w:after="0" w:line="240" w:lineRule="auto"/>
-        <w:rPr>
-          <w:rFonts w:ascii="Arial" w:hAnsi="Arial" w:cs="Arial"/>
-          <w:sz w:val="20"/>
-          <w:szCs w:val="20"/>
-        </w:rPr>
-      </w:pPr>
-      <w:r>
-        <w:rPr>
-          <w:rFonts w:ascii="Arial" w:hAnsi="Arial" w:cs="Arial"/>
-          <w:sz w:val="20"/>
-          <w:szCs w:val="20"/>
-        </w:rPr>
-        <w:t>A) INDEX</w:t>
-      </w:r>
-      <w:r>
-        <w:rPr>
-          <w:rFonts w:ascii="Arial" w:hAnsi="Arial" w:cs="Arial"/>
-          <w:sz w:val="20"/>
-          <w:szCs w:val="20"/>
-        </w:rPr>
-        <w:br/>
-        <w:t>B) UNIQUE INDEX</w:t>
-      </w:r>
-      <w:r>
-        <w:rPr>
-          <w:rFonts w:ascii="Arial" w:hAnsi="Arial" w:cs="Arial"/>
-          <w:sz w:val="20"/>
-          <w:szCs w:val="20"/>
-        </w:rPr>
-        <w:br/>
-        <w:t>C) FULLTEXT INDEX</w:t>
-      </w:r>
-      <w:r>
-        <w:rPr>
-          <w:rFonts w:ascii="Arial" w:hAnsi="Arial" w:cs="Arial"/>
-          <w:sz w:val="20"/>
-          <w:szCs w:val="20"/>
-        </w:rPr>
-        <w:br/>
-        <w:t>D) SPATIAL INDEX</w:t>
+        <w:t>65. A PRIMARY KEY is automatically:</w:t>
+      </w:r>
+    </w:p>
+    <w:p>
+      <w:pPr>
+        <w:spacing w:after="0" w:line="240" w:lineRule="auto"/>
+        <w:rPr>
+          <w:rFonts w:ascii="Arial" w:hAnsi="Arial" w:cs="Arial"/>
+          <w:sz w:val="20"/>
+          <w:szCs w:val="20"/>
+        </w:rPr>
+      </w:pPr>
+      <w:r>
+        <w:rPr>
+          <w:rFonts w:ascii="Arial" w:hAnsi="Arial" w:cs="Arial"/>
+          <w:sz w:val="20"/>
+          <w:szCs w:val="20"/>
+        </w:rPr>
+        <w:t xml:space="preserve">A) A clustered index in </w:t>
+      </w:r>
+      <w:proofErr w:type="spellStart"/>
+      <w:r>
+        <w:rPr>
+          <w:rFonts w:ascii="Arial" w:hAnsi="Arial" w:cs="Arial"/>
+          <w:sz w:val="20"/>
+          <w:szCs w:val="20"/>
+        </w:rPr>
+        <w:t>InnoDB</w:t>
+      </w:r>
+      <w:proofErr w:type="spellEnd"/>
+      <w:r>
+        <w:rPr>
+          <w:rFonts w:ascii="Arial" w:hAnsi="Arial" w:cs="Arial"/>
+          <w:sz w:val="20"/>
+          <w:szCs w:val="20"/>
+        </w:rPr>
+        <w:br/>
+        <w:t>B) A non-clustered index</w:t>
+      </w:r>
+      <w:r>
+        <w:rPr>
+          <w:rFonts w:ascii="Arial" w:hAnsi="Arial" w:cs="Arial"/>
+          <w:sz w:val="20"/>
+          <w:szCs w:val="20"/>
+        </w:rPr>
+        <w:br/>
+        <w:t>C) Optional index</w:t>
+      </w:r>
+      <w:r>
+        <w:rPr>
+          <w:rFonts w:ascii="Arial" w:hAnsi="Arial" w:cs="Arial"/>
+          <w:sz w:val="20"/>
+          <w:szCs w:val="20"/>
+        </w:rPr>
+        <w:br/>
+        <w:t>D) A hash index</w:t>
       </w:r>
     </w:p>
     <w:p>
@@ -6931,52 +7351,106 @@
           <w:sz w:val="20"/>
           <w:szCs w:val="20"/>
         </w:rPr>
-        <w:t>65. A PRIMARY KEY is automatically:</w:t>
-      </w:r>
-    </w:p>
-    <w:p>
-      <w:pPr>
-        <w:spacing w:after="0" w:line="240" w:lineRule="auto"/>
-        <w:rPr>
-          <w:rFonts w:ascii="Arial" w:hAnsi="Arial" w:cs="Arial"/>
-          <w:sz w:val="20"/>
-          <w:szCs w:val="20"/>
-        </w:rPr>
-      </w:pPr>
-      <w:r>
-        <w:rPr>
-          <w:rFonts w:ascii="Arial" w:hAnsi="Arial" w:cs="Arial"/>
-          <w:sz w:val="20"/>
-          <w:szCs w:val="20"/>
-        </w:rPr>
-        <w:t>A) A clustered index in InnoDB</w:t>
-      </w:r>
-      <w:r>
-        <w:rPr>
-          <w:rFonts w:ascii="Arial" w:hAnsi="Arial" w:cs="Arial"/>
-          <w:sz w:val="20"/>
-          <w:szCs w:val="20"/>
-        </w:rPr>
-        <w:br/>
-        <w:t>B) A non-clustered index</w:t>
-      </w:r>
-      <w:r>
-        <w:rPr>
-          <w:rFonts w:ascii="Arial" w:hAnsi="Arial" w:cs="Arial"/>
-          <w:sz w:val="20"/>
-          <w:szCs w:val="20"/>
-        </w:rPr>
-        <w:br/>
-        <w:t>C) Optional index</w:t>
-      </w:r>
-      <w:r>
-        <w:rPr>
-          <w:rFonts w:ascii="Arial" w:hAnsi="Arial" w:cs="Arial"/>
-          <w:sz w:val="20"/>
-          <w:szCs w:val="20"/>
-        </w:rPr>
-        <w:br/>
-        <w:t>D) A hash index</w:t>
+        <w:t>66. Which is true about composite indexes?</w:t>
+      </w:r>
+    </w:p>
+    <w:p>
+      <w:pPr>
+        <w:spacing w:after="0" w:line="240" w:lineRule="auto"/>
+        <w:rPr>
+          <w:rFonts w:ascii="Arial" w:hAnsi="Arial" w:cs="Arial"/>
+          <w:sz w:val="20"/>
+          <w:szCs w:val="20"/>
+        </w:rPr>
+      </w:pPr>
+      <w:r>
+        <w:rPr>
+          <w:rFonts w:ascii="Arial" w:hAnsi="Arial" w:cs="Arial"/>
+          <w:sz w:val="20"/>
+          <w:szCs w:val="20"/>
+        </w:rPr>
+        <w:t>A) Order of columns does not matter</w:t>
+      </w:r>
+      <w:r>
+        <w:rPr>
+          <w:rFonts w:ascii="Arial" w:hAnsi="Arial" w:cs="Arial"/>
+          <w:sz w:val="20"/>
+          <w:szCs w:val="20"/>
+        </w:rPr>
+        <w:br/>
+        <w:t>B) Index on (</w:t>
+      </w:r>
+      <w:proofErr w:type="gramStart"/>
+      <w:r>
+        <w:rPr>
+          <w:rFonts w:ascii="Arial" w:hAnsi="Arial" w:cs="Arial"/>
+          <w:sz w:val="20"/>
+          <w:szCs w:val="20"/>
+        </w:rPr>
+        <w:t>A,B</w:t>
+      </w:r>
+      <w:proofErr w:type="gramEnd"/>
+      <w:r>
+        <w:rPr>
+          <w:rFonts w:ascii="Arial" w:hAnsi="Arial" w:cs="Arial"/>
+          <w:sz w:val="20"/>
+          <w:szCs w:val="20"/>
+        </w:rPr>
+        <w:t>) helps queries using only B</w:t>
+      </w:r>
+      <w:r>
+        <w:rPr>
+          <w:rFonts w:ascii="Arial" w:hAnsi="Arial" w:cs="Arial"/>
+          <w:sz w:val="20"/>
+          <w:szCs w:val="20"/>
+        </w:rPr>
+        <w:br/>
+        <w:t>C) Index on (</w:t>
+      </w:r>
+      <w:proofErr w:type="gramStart"/>
+      <w:r>
+        <w:rPr>
+          <w:rFonts w:ascii="Arial" w:hAnsi="Arial" w:cs="Arial"/>
+          <w:sz w:val="20"/>
+          <w:szCs w:val="20"/>
+        </w:rPr>
+        <w:t>A,B</w:t>
+      </w:r>
+      <w:proofErr w:type="gramEnd"/>
+      <w:r>
+        <w:rPr>
+          <w:rFonts w:ascii="Arial" w:hAnsi="Arial" w:cs="Arial"/>
+          <w:sz w:val="20"/>
+          <w:szCs w:val="20"/>
+        </w:rPr>
+        <w:t>) helps queries using A or (</w:t>
+      </w:r>
+      <w:proofErr w:type="gramStart"/>
+      <w:r>
+        <w:rPr>
+          <w:rFonts w:ascii="Arial" w:hAnsi="Arial" w:cs="Arial"/>
+          <w:sz w:val="20"/>
+          <w:szCs w:val="20"/>
+        </w:rPr>
+        <w:t>A,B</w:t>
+      </w:r>
+      <w:proofErr w:type="gramEnd"/>
+      <w:r>
+        <w:rPr>
+          <w:rFonts w:ascii="Arial" w:hAnsi="Arial" w:cs="Arial"/>
+          <w:sz w:val="20"/>
+          <w:szCs w:val="20"/>
+        </w:rPr>
+        <w:t>)</w:t>
+      </w:r>
+      <w:r>
+        <w:rPr>
+          <w:rFonts w:ascii="Arial" w:hAnsi="Arial" w:cs="Arial"/>
+          <w:sz w:val="20"/>
+          <w:szCs w:val="20"/>
+        </w:rPr>
+        <w:br/>
+        <w:t>D) Cannot be unique</w:t>
       </w:r>
     </w:p>
     <w:p>
@@ -7034,52 +7508,52 @@
           <w:sz w:val="20"/>
           <w:szCs w:val="20"/>
         </w:rPr>
-        <w:t>66. Which is true about composite indexes?</w:t>
-      </w:r>
-    </w:p>
-    <w:p>
-      <w:pPr>
-        <w:spacing w:after="0" w:line="240" w:lineRule="auto"/>
-        <w:rPr>
-          <w:rFonts w:ascii="Arial" w:hAnsi="Arial" w:cs="Arial"/>
-          <w:sz w:val="20"/>
-          <w:szCs w:val="20"/>
-        </w:rPr>
-      </w:pPr>
-      <w:r>
-        <w:rPr>
-          <w:rFonts w:ascii="Arial" w:hAnsi="Arial" w:cs="Arial"/>
-          <w:sz w:val="20"/>
-          <w:szCs w:val="20"/>
-        </w:rPr>
-        <w:t>A) Order of columns does not matter</w:t>
-      </w:r>
-      <w:r>
-        <w:rPr>
-          <w:rFonts w:ascii="Arial" w:hAnsi="Arial" w:cs="Arial"/>
-          <w:sz w:val="20"/>
-          <w:szCs w:val="20"/>
-        </w:rPr>
-        <w:br/>
-        <w:t>B) Index on (A,B) helps queries using only B</w:t>
-      </w:r>
-      <w:r>
-        <w:rPr>
-          <w:rFonts w:ascii="Arial" w:hAnsi="Arial" w:cs="Arial"/>
-          <w:sz w:val="20"/>
-          <w:szCs w:val="20"/>
-        </w:rPr>
-        <w:br/>
-        <w:t>C) Index on (A,B) helps queries using A or (A,B)</w:t>
-      </w:r>
-      <w:r>
-        <w:rPr>
-          <w:rFonts w:ascii="Arial" w:hAnsi="Arial" w:cs="Arial"/>
-          <w:sz w:val="20"/>
-          <w:szCs w:val="20"/>
-        </w:rPr>
-        <w:br/>
-        <w:t>D) Cannot be unique</w:t>
+        <w:t>67. FULLTEXT index is used for:</w:t>
+      </w:r>
+    </w:p>
+    <w:p>
+      <w:pPr>
+        <w:spacing w:after="0" w:line="240" w:lineRule="auto"/>
+        <w:rPr>
+          <w:rFonts w:ascii="Arial" w:hAnsi="Arial" w:cs="Arial"/>
+          <w:sz w:val="20"/>
+          <w:szCs w:val="20"/>
+        </w:rPr>
+      </w:pPr>
+      <w:r>
+        <w:rPr>
+          <w:rFonts w:ascii="Arial" w:hAnsi="Arial" w:cs="Arial"/>
+          <w:sz w:val="20"/>
+          <w:szCs w:val="20"/>
+        </w:rPr>
+        <w:t>A) Numeric comparisons</w:t>
+      </w:r>
+      <w:r>
+        <w:rPr>
+          <w:rFonts w:ascii="Arial" w:hAnsi="Arial" w:cs="Arial"/>
+          <w:sz w:val="20"/>
+          <w:szCs w:val="20"/>
+        </w:rPr>
+        <w:br/>
+        <w:t>B) Text-based searching (MATCH...AGAINST)</w:t>
+      </w:r>
+      <w:r>
+        <w:rPr>
+          <w:rFonts w:ascii="Arial" w:hAnsi="Arial" w:cs="Arial"/>
+          <w:sz w:val="20"/>
+          <w:szCs w:val="20"/>
+        </w:rPr>
+        <w:br/>
+        <w:t>C) Foreign keys</w:t>
+      </w:r>
+      <w:r>
+        <w:rPr>
+          <w:rFonts w:ascii="Arial" w:hAnsi="Arial" w:cs="Arial"/>
+          <w:sz w:val="20"/>
+          <w:szCs w:val="20"/>
+        </w:rPr>
+        <w:br/>
+        <w:t>D) Geospatial data</w:t>
       </w:r>
     </w:p>
     <w:p>
@@ -7137,52 +7611,52 @@
           <w:sz w:val="20"/>
           <w:szCs w:val="20"/>
         </w:rPr>
-        <w:t>67. FULLTEXT index is used for:</w:t>
-      </w:r>
-    </w:p>
-    <w:p>
-      <w:pPr>
-        <w:spacing w:after="0" w:line="240" w:lineRule="auto"/>
-        <w:rPr>
-          <w:rFonts w:ascii="Arial" w:hAnsi="Arial" w:cs="Arial"/>
-          <w:sz w:val="20"/>
-          <w:szCs w:val="20"/>
-        </w:rPr>
-      </w:pPr>
-      <w:r>
-        <w:rPr>
-          <w:rFonts w:ascii="Arial" w:hAnsi="Arial" w:cs="Arial"/>
-          <w:sz w:val="20"/>
-          <w:szCs w:val="20"/>
-        </w:rPr>
-        <w:t>A) Numeric comparisons</w:t>
-      </w:r>
-      <w:r>
-        <w:rPr>
-          <w:rFonts w:ascii="Arial" w:hAnsi="Arial" w:cs="Arial"/>
-          <w:sz w:val="20"/>
-          <w:szCs w:val="20"/>
-        </w:rPr>
-        <w:br/>
-        <w:t>B) Text-based searching (MATCH...AGAINST)</w:t>
-      </w:r>
-      <w:r>
-        <w:rPr>
-          <w:rFonts w:ascii="Arial" w:hAnsi="Arial" w:cs="Arial"/>
-          <w:sz w:val="20"/>
-          <w:szCs w:val="20"/>
-        </w:rPr>
-        <w:br/>
-        <w:t>C) Foreign keys</w:t>
-      </w:r>
-      <w:r>
-        <w:rPr>
-          <w:rFonts w:ascii="Arial" w:hAnsi="Arial" w:cs="Arial"/>
-          <w:sz w:val="20"/>
-          <w:szCs w:val="20"/>
-        </w:rPr>
-        <w:br/>
-        <w:t>D) Geospatial data</w:t>
+        <w:t>68. Creating too many indexes on a table will:</w:t>
+      </w:r>
+    </w:p>
+    <w:p>
+      <w:pPr>
+        <w:spacing w:after="0" w:line="240" w:lineRule="auto"/>
+        <w:rPr>
+          <w:rFonts w:ascii="Arial" w:hAnsi="Arial" w:cs="Arial"/>
+          <w:sz w:val="20"/>
+          <w:szCs w:val="20"/>
+        </w:rPr>
+      </w:pPr>
+      <w:r>
+        <w:rPr>
+          <w:rFonts w:ascii="Arial" w:hAnsi="Arial" w:cs="Arial"/>
+          <w:sz w:val="20"/>
+          <w:szCs w:val="20"/>
+        </w:rPr>
+        <w:t>A) Speed up all operations</w:t>
+      </w:r>
+      <w:r>
+        <w:rPr>
+          <w:rFonts w:ascii="Arial" w:hAnsi="Arial" w:cs="Arial"/>
+          <w:sz w:val="20"/>
+          <w:szCs w:val="20"/>
+        </w:rPr>
+        <w:br/>
+        <w:t>B) Slow down INSERT/UPDATE/DELETE</w:t>
+      </w:r>
+      <w:r>
+        <w:rPr>
+          <w:rFonts w:ascii="Arial" w:hAnsi="Arial" w:cs="Arial"/>
+          <w:sz w:val="20"/>
+          <w:szCs w:val="20"/>
+        </w:rPr>
+        <w:br/>
+        <w:t>C) Always be beneficial</w:t>
+      </w:r>
+      <w:r>
+        <w:rPr>
+          <w:rFonts w:ascii="Arial" w:hAnsi="Arial" w:cs="Arial"/>
+          <w:sz w:val="20"/>
+          <w:szCs w:val="20"/>
+        </w:rPr>
+        <w:br/>
+        <w:t>D) Prevent table modifications</w:t>
       </w:r>
     </w:p>
     <w:p>
@@ -7240,52 +7714,52 @@
           <w:sz w:val="20"/>
           <w:szCs w:val="20"/>
         </w:rPr>
-        <w:t>68. Creating too many indexes on a table will:</w:t>
-      </w:r>
-    </w:p>
-    <w:p>
-      <w:pPr>
-        <w:spacing w:after="0" w:line="240" w:lineRule="auto"/>
-        <w:rPr>
-          <w:rFonts w:ascii="Arial" w:hAnsi="Arial" w:cs="Arial"/>
-          <w:sz w:val="20"/>
-          <w:szCs w:val="20"/>
-        </w:rPr>
-      </w:pPr>
-      <w:r>
-        <w:rPr>
-          <w:rFonts w:ascii="Arial" w:hAnsi="Arial" w:cs="Arial"/>
-          <w:sz w:val="20"/>
-          <w:szCs w:val="20"/>
-        </w:rPr>
-        <w:t>A) Speed up all operations</w:t>
-      </w:r>
-      <w:r>
-        <w:rPr>
-          <w:rFonts w:ascii="Arial" w:hAnsi="Arial" w:cs="Arial"/>
-          <w:sz w:val="20"/>
-          <w:szCs w:val="20"/>
-        </w:rPr>
-        <w:br/>
-        <w:t>B) Slow down INSERT/UPDATE/DELETE</w:t>
-      </w:r>
-      <w:r>
-        <w:rPr>
-          <w:rFonts w:ascii="Arial" w:hAnsi="Arial" w:cs="Arial"/>
-          <w:sz w:val="20"/>
-          <w:szCs w:val="20"/>
-        </w:rPr>
-        <w:br/>
-        <w:t>C) Always be beneficial</w:t>
-      </w:r>
-      <w:r>
-        <w:rPr>
-          <w:rFonts w:ascii="Arial" w:hAnsi="Arial" w:cs="Arial"/>
-          <w:sz w:val="20"/>
-          <w:szCs w:val="20"/>
-        </w:rPr>
-        <w:br/>
-        <w:t>D) Prevent table modifications</w:t>
+        <w:t>69. A temporary table in MySQL:</w:t>
+      </w:r>
+    </w:p>
+    <w:p>
+      <w:pPr>
+        <w:spacing w:after="0" w:line="240" w:lineRule="auto"/>
+        <w:rPr>
+          <w:rFonts w:ascii="Arial" w:hAnsi="Arial" w:cs="Arial"/>
+          <w:sz w:val="20"/>
+          <w:szCs w:val="20"/>
+        </w:rPr>
+      </w:pPr>
+      <w:r>
+        <w:rPr>
+          <w:rFonts w:ascii="Arial" w:hAnsi="Arial" w:cs="Arial"/>
+          <w:sz w:val="20"/>
+          <w:szCs w:val="20"/>
+        </w:rPr>
+        <w:t>A) Is visible to all sessions</w:t>
+      </w:r>
+      <w:r>
+        <w:rPr>
+          <w:rFonts w:ascii="Arial" w:hAnsi="Arial" w:cs="Arial"/>
+          <w:sz w:val="20"/>
+          <w:szCs w:val="20"/>
+        </w:rPr>
+        <w:br/>
+        <w:t>B) Is dropped automatically when session ends</w:t>
+      </w:r>
+      <w:r>
+        <w:rPr>
+          <w:rFonts w:ascii="Arial" w:hAnsi="Arial" w:cs="Arial"/>
+          <w:sz w:val="20"/>
+          <w:szCs w:val="20"/>
+        </w:rPr>
+        <w:br/>
+        <w:t>C) Cannot have indexes</w:t>
+      </w:r>
+      <w:r>
+        <w:rPr>
+          <w:rFonts w:ascii="Arial" w:hAnsi="Arial" w:cs="Arial"/>
+          <w:sz w:val="20"/>
+          <w:szCs w:val="20"/>
+        </w:rPr>
+        <w:br/>
+        <w:t>D) Is stored on disk permanently</w:t>
       </w:r>
     </w:p>
     <w:p>
@@ -7343,61 +7817,59 @@
           <w:sz w:val="20"/>
           <w:szCs w:val="20"/>
         </w:rPr>
-        <w:t>69. A temporary table in MySQL:</w:t>
-      </w:r>
-    </w:p>
-    <w:p>
-      <w:pPr>
-        <w:spacing w:after="0" w:line="240" w:lineRule="auto"/>
-        <w:rPr>
-          <w:rFonts w:ascii="Arial" w:hAnsi="Arial" w:cs="Arial"/>
-          <w:sz w:val="20"/>
-          <w:szCs w:val="20"/>
-        </w:rPr>
-      </w:pPr>
-      <w:r>
-        <w:rPr>
-          <w:rFonts w:ascii="Arial" w:hAnsi="Arial" w:cs="Arial"/>
-          <w:sz w:val="20"/>
-          <w:szCs w:val="20"/>
-        </w:rPr>
-        <w:t>A) Is visible to all sessions</w:t>
-      </w:r>
-      <w:r>
-        <w:rPr>
-          <w:rFonts w:ascii="Arial" w:hAnsi="Arial" w:cs="Arial"/>
-          <w:sz w:val="20"/>
-          <w:szCs w:val="20"/>
-        </w:rPr>
-        <w:br/>
-        <w:t>B) Is dropped automatically when session ends</w:t>
-      </w:r>
-      <w:r>
-        <w:rPr>
-          <w:rFonts w:ascii="Arial" w:hAnsi="Arial" w:cs="Arial"/>
-          <w:sz w:val="20"/>
-          <w:szCs w:val="20"/>
-        </w:rPr>
-        <w:br/>
-        <w:t>C) Cannot have indexes</w:t>
-      </w:r>
-      <w:r>
-        <w:rPr>
-          <w:rFonts w:ascii="Arial" w:hAnsi="Arial" w:cs="Arial"/>
-          <w:sz w:val="20"/>
-          <w:szCs w:val="20"/>
-        </w:rPr>
-        <w:br/>
-        <w:t>D) Is stored on disk permanently</w:t>
-      </w:r>
-    </w:p>
-    <w:p>
-      <w:pPr>
-        <w:spacing w:after="0" w:line="240" w:lineRule="auto"/>
-        <w:rPr>
-          <w:rFonts w:ascii="Arial" w:hAnsi="Arial" w:cs="Arial"/>
-          <w:b/>
-          <w:bCs/>
+        <w:t>70. Which keyword creates a temporary table?</w:t>
+      </w:r>
+    </w:p>
+    <w:p>
+      <w:pPr>
+        <w:spacing w:after="0" w:line="240" w:lineRule="auto"/>
+        <w:rPr>
+          <w:rFonts w:ascii="Arial" w:hAnsi="Arial" w:cs="Arial"/>
+          <w:sz w:val="20"/>
+          <w:szCs w:val="20"/>
+        </w:rPr>
+      </w:pPr>
+      <w:r>
+        <w:rPr>
+          <w:rFonts w:ascii="Arial" w:hAnsi="Arial" w:cs="Arial"/>
+          <w:sz w:val="20"/>
+          <w:szCs w:val="20"/>
+        </w:rPr>
+        <w:t>A) TEMPORARY TABLE</w:t>
+      </w:r>
+      <w:r>
+        <w:rPr>
+          <w:rFonts w:ascii="Arial" w:hAnsi="Arial" w:cs="Arial"/>
+          <w:sz w:val="20"/>
+          <w:szCs w:val="20"/>
+        </w:rPr>
+        <w:br/>
+        <w:t>B) CREATE TEMP TABLE</w:t>
+      </w:r>
+      <w:r>
+        <w:rPr>
+          <w:rFonts w:ascii="Arial" w:hAnsi="Arial" w:cs="Arial"/>
+          <w:sz w:val="20"/>
+          <w:szCs w:val="20"/>
+        </w:rPr>
+        <w:br/>
+        <w:t>C) CREATE TEMPORARY TABLE</w:t>
+      </w:r>
+      <w:r>
+        <w:rPr>
+          <w:rFonts w:ascii="Arial" w:hAnsi="Arial" w:cs="Arial"/>
+          <w:sz w:val="20"/>
+          <w:szCs w:val="20"/>
+        </w:rPr>
+        <w:br/>
+        <w:t>D) CREATE GLOBAL TEMPORARY</w:t>
+      </w:r>
+    </w:p>
+    <w:p>
+      <w:pPr>
+        <w:spacing w:after="0" w:line="240" w:lineRule="auto"/>
+        <w:rPr>
+          <w:rFonts w:ascii="Arial" w:hAnsi="Arial" w:cs="Arial"/>
           <w:sz w:val="20"/>
           <w:szCs w:val="20"/>
         </w:rPr>
@@ -7415,8 +7887,6 @@
         <w:spacing w:after="0" w:line="240" w:lineRule="auto"/>
         <w:rPr>
           <w:rFonts w:ascii="Arial" w:hAnsi="Arial" w:cs="Arial"/>
-          <w:b/>
-          <w:bCs/>
           <w:sz w:val="20"/>
           <w:szCs w:val="20"/>
         </w:rPr>
@@ -7446,59 +7916,61 @@
           <w:sz w:val="20"/>
           <w:szCs w:val="20"/>
         </w:rPr>
-        <w:t>70. Which keyword creates a temporary table?</w:t>
-      </w:r>
-    </w:p>
-    <w:p>
-      <w:pPr>
-        <w:spacing w:after="0" w:line="240" w:lineRule="auto"/>
-        <w:rPr>
-          <w:rFonts w:ascii="Arial" w:hAnsi="Arial" w:cs="Arial"/>
-          <w:sz w:val="20"/>
-          <w:szCs w:val="20"/>
-        </w:rPr>
-      </w:pPr>
-      <w:r>
-        <w:rPr>
-          <w:rFonts w:ascii="Arial" w:hAnsi="Arial" w:cs="Arial"/>
-          <w:sz w:val="20"/>
-          <w:szCs w:val="20"/>
-        </w:rPr>
-        <w:t>A) TEMPORARY TABLE</w:t>
-      </w:r>
-      <w:r>
-        <w:rPr>
-          <w:rFonts w:ascii="Arial" w:hAnsi="Arial" w:cs="Arial"/>
-          <w:sz w:val="20"/>
-          <w:szCs w:val="20"/>
-        </w:rPr>
-        <w:br/>
-        <w:t>B) CREATE TEMP TABLE</w:t>
-      </w:r>
-      <w:r>
-        <w:rPr>
-          <w:rFonts w:ascii="Arial" w:hAnsi="Arial" w:cs="Arial"/>
-          <w:sz w:val="20"/>
-          <w:szCs w:val="20"/>
-        </w:rPr>
-        <w:br/>
-        <w:t>C) CREATE TEMPORARY TABLE</w:t>
-      </w:r>
-      <w:r>
-        <w:rPr>
-          <w:rFonts w:ascii="Arial" w:hAnsi="Arial" w:cs="Arial"/>
-          <w:sz w:val="20"/>
-          <w:szCs w:val="20"/>
-        </w:rPr>
-        <w:br/>
-        <w:t>D) CREATE GLOBAL TEMPORARY</w:t>
-      </w:r>
-    </w:p>
-    <w:p>
-      <w:pPr>
-        <w:spacing w:after="0" w:line="240" w:lineRule="auto"/>
-        <w:rPr>
-          <w:rFonts w:ascii="Arial" w:hAnsi="Arial" w:cs="Arial"/>
+        <w:t>71. The ‘A’ in ACID stands for:</w:t>
+      </w:r>
+    </w:p>
+    <w:p>
+      <w:pPr>
+        <w:spacing w:after="0" w:line="240" w:lineRule="auto"/>
+        <w:rPr>
+          <w:rFonts w:ascii="Arial" w:hAnsi="Arial" w:cs="Arial"/>
+          <w:sz w:val="20"/>
+          <w:szCs w:val="20"/>
+        </w:rPr>
+      </w:pPr>
+      <w:r>
+        <w:rPr>
+          <w:rFonts w:ascii="Arial" w:hAnsi="Arial" w:cs="Arial"/>
+          <w:sz w:val="20"/>
+          <w:szCs w:val="20"/>
+        </w:rPr>
+        <w:t>A) Availability</w:t>
+      </w:r>
+      <w:r>
+        <w:rPr>
+          <w:rFonts w:ascii="Arial" w:hAnsi="Arial" w:cs="Arial"/>
+          <w:sz w:val="20"/>
+          <w:szCs w:val="20"/>
+        </w:rPr>
+        <w:br/>
+        <w:t>B) Atomicity</w:t>
+      </w:r>
+      <w:r>
+        <w:rPr>
+          <w:rFonts w:ascii="Arial" w:hAnsi="Arial" w:cs="Arial"/>
+          <w:sz w:val="20"/>
+          <w:szCs w:val="20"/>
+        </w:rPr>
+        <w:br/>
+        <w:t>C) Accuracy</w:t>
+      </w:r>
+      <w:r>
+        <w:rPr>
+          <w:rFonts w:ascii="Arial" w:hAnsi="Arial" w:cs="Arial"/>
+          <w:sz w:val="20"/>
+          <w:szCs w:val="20"/>
+        </w:rPr>
+        <w:br/>
+        <w:t>D) Association</w:t>
+      </w:r>
+    </w:p>
+    <w:p>
+      <w:pPr>
+        <w:spacing w:after="0" w:line="240" w:lineRule="auto"/>
+        <w:rPr>
+          <w:rFonts w:ascii="Arial" w:hAnsi="Arial" w:cs="Arial"/>
+          <w:b/>
+          <w:bCs/>
           <w:sz w:val="20"/>
           <w:szCs w:val="20"/>
         </w:rPr>
@@ -7516,6 +7988,8 @@
         <w:spacing w:after="0" w:line="240" w:lineRule="auto"/>
         <w:rPr>
           <w:rFonts w:ascii="Arial" w:hAnsi="Arial" w:cs="Arial"/>
+          <w:b/>
+          <w:bCs/>
           <w:sz w:val="20"/>
           <w:szCs w:val="20"/>
         </w:rPr>
@@ -7545,52 +8019,52 @@
           <w:sz w:val="20"/>
           <w:szCs w:val="20"/>
         </w:rPr>
-        <w:t>71. The ‘A’ in ACID stands for:</w:t>
-      </w:r>
-    </w:p>
-    <w:p>
-      <w:pPr>
-        <w:spacing w:after="0" w:line="240" w:lineRule="auto"/>
-        <w:rPr>
-          <w:rFonts w:ascii="Arial" w:hAnsi="Arial" w:cs="Arial"/>
-          <w:sz w:val="20"/>
-          <w:szCs w:val="20"/>
-        </w:rPr>
-      </w:pPr>
-      <w:r>
-        <w:rPr>
-          <w:rFonts w:ascii="Arial" w:hAnsi="Arial" w:cs="Arial"/>
-          <w:sz w:val="20"/>
-          <w:szCs w:val="20"/>
-        </w:rPr>
-        <w:t>A) Availability</w:t>
-      </w:r>
-      <w:r>
-        <w:rPr>
-          <w:rFonts w:ascii="Arial" w:hAnsi="Arial" w:cs="Arial"/>
-          <w:sz w:val="20"/>
-          <w:szCs w:val="20"/>
-        </w:rPr>
-        <w:br/>
-        <w:t>B) Atomicity</w:t>
-      </w:r>
-      <w:r>
-        <w:rPr>
-          <w:rFonts w:ascii="Arial" w:hAnsi="Arial" w:cs="Arial"/>
-          <w:sz w:val="20"/>
-          <w:szCs w:val="20"/>
-        </w:rPr>
-        <w:br/>
-        <w:t>C) Accuracy</w:t>
-      </w:r>
-      <w:r>
-        <w:rPr>
-          <w:rFonts w:ascii="Arial" w:hAnsi="Arial" w:cs="Arial"/>
-          <w:sz w:val="20"/>
-          <w:szCs w:val="20"/>
-        </w:rPr>
-        <w:br/>
-        <w:t>D) Association</w:t>
+        <w:t>72. Which ACID property ensures that transactions are executed completely or not at all?</w:t>
+      </w:r>
+    </w:p>
+    <w:p>
+      <w:pPr>
+        <w:spacing w:after="0" w:line="240" w:lineRule="auto"/>
+        <w:rPr>
+          <w:rFonts w:ascii="Arial" w:hAnsi="Arial" w:cs="Arial"/>
+          <w:sz w:val="20"/>
+          <w:szCs w:val="20"/>
+        </w:rPr>
+      </w:pPr>
+      <w:r>
+        <w:rPr>
+          <w:rFonts w:ascii="Arial" w:hAnsi="Arial" w:cs="Arial"/>
+          <w:sz w:val="20"/>
+          <w:szCs w:val="20"/>
+        </w:rPr>
+        <w:t>A) Consistency</w:t>
+      </w:r>
+      <w:r>
+        <w:rPr>
+          <w:rFonts w:ascii="Arial" w:hAnsi="Arial" w:cs="Arial"/>
+          <w:sz w:val="20"/>
+          <w:szCs w:val="20"/>
+        </w:rPr>
+        <w:br/>
+        <w:t>B) Isolation</w:t>
+      </w:r>
+      <w:r>
+        <w:rPr>
+          <w:rFonts w:ascii="Arial" w:hAnsi="Arial" w:cs="Arial"/>
+          <w:sz w:val="20"/>
+          <w:szCs w:val="20"/>
+        </w:rPr>
+        <w:br/>
+        <w:t>C) Atomicity</w:t>
+      </w:r>
+      <w:r>
+        <w:rPr>
+          <w:rFonts w:ascii="Arial" w:hAnsi="Arial" w:cs="Arial"/>
+          <w:sz w:val="20"/>
+          <w:szCs w:val="20"/>
+        </w:rPr>
+        <w:br/>
+        <w:t>D) Durability</w:t>
       </w:r>
     </w:p>
     <w:p>
@@ -7648,52 +8122,52 @@
           <w:sz w:val="20"/>
           <w:szCs w:val="20"/>
         </w:rPr>
-        <w:t>72. Which ACID property ensures that transactions are executed completely or not at all?</w:t>
-      </w:r>
-    </w:p>
-    <w:p>
-      <w:pPr>
-        <w:spacing w:after="0" w:line="240" w:lineRule="auto"/>
-        <w:rPr>
-          <w:rFonts w:ascii="Arial" w:hAnsi="Arial" w:cs="Arial"/>
-          <w:sz w:val="20"/>
-          <w:szCs w:val="20"/>
-        </w:rPr>
-      </w:pPr>
-      <w:r>
-        <w:rPr>
-          <w:rFonts w:ascii="Arial" w:hAnsi="Arial" w:cs="Arial"/>
-          <w:sz w:val="20"/>
-          <w:szCs w:val="20"/>
-        </w:rPr>
-        <w:t>A) Consistency</w:t>
-      </w:r>
-      <w:r>
-        <w:rPr>
-          <w:rFonts w:ascii="Arial" w:hAnsi="Arial" w:cs="Arial"/>
-          <w:sz w:val="20"/>
-          <w:szCs w:val="20"/>
-        </w:rPr>
-        <w:br/>
-        <w:t>B) Isolation</w:t>
-      </w:r>
-      <w:r>
-        <w:rPr>
-          <w:rFonts w:ascii="Arial" w:hAnsi="Arial" w:cs="Arial"/>
-          <w:sz w:val="20"/>
-          <w:szCs w:val="20"/>
-        </w:rPr>
-        <w:br/>
-        <w:t>C) Atomicity</w:t>
-      </w:r>
-      <w:r>
-        <w:rPr>
-          <w:rFonts w:ascii="Arial" w:hAnsi="Arial" w:cs="Arial"/>
-          <w:sz w:val="20"/>
-          <w:szCs w:val="20"/>
-        </w:rPr>
-        <w:br/>
-        <w:t>D) Durability</w:t>
+        <w:t>73. Durability in ACID ensures that:</w:t>
+      </w:r>
+    </w:p>
+    <w:p>
+      <w:pPr>
+        <w:spacing w:after="0" w:line="240" w:lineRule="auto"/>
+        <w:rPr>
+          <w:rFonts w:ascii="Arial" w:hAnsi="Arial" w:cs="Arial"/>
+          <w:sz w:val="20"/>
+          <w:szCs w:val="20"/>
+        </w:rPr>
+      </w:pPr>
+      <w:r>
+        <w:rPr>
+          <w:rFonts w:ascii="Arial" w:hAnsi="Arial" w:cs="Arial"/>
+          <w:sz w:val="20"/>
+          <w:szCs w:val="20"/>
+        </w:rPr>
+        <w:t>A) Transactions run in isolation</w:t>
+      </w:r>
+      <w:r>
+        <w:rPr>
+          <w:rFonts w:ascii="Arial" w:hAnsi="Arial" w:cs="Arial"/>
+          <w:sz w:val="20"/>
+          <w:szCs w:val="20"/>
+        </w:rPr>
+        <w:br/>
+        <w:t>B) Committed data persists after crash</w:t>
+      </w:r>
+      <w:r>
+        <w:rPr>
+          <w:rFonts w:ascii="Arial" w:hAnsi="Arial" w:cs="Arial"/>
+          <w:sz w:val="20"/>
+          <w:szCs w:val="20"/>
+        </w:rPr>
+        <w:br/>
+        <w:t>C) Data is consistent before/after transaction</w:t>
+      </w:r>
+      <w:r>
+        <w:rPr>
+          <w:rFonts w:ascii="Arial" w:hAnsi="Arial" w:cs="Arial"/>
+          <w:sz w:val="20"/>
+          <w:szCs w:val="20"/>
+        </w:rPr>
+        <w:br/>
+        <w:t>D) Transactions can be rolled back</w:t>
       </w:r>
     </w:p>
     <w:p>
@@ -7751,52 +8225,52 @@
           <w:sz w:val="20"/>
           <w:szCs w:val="20"/>
         </w:rPr>
-        <w:t>73. Durability in ACID ensures that:</w:t>
-      </w:r>
-    </w:p>
-    <w:p>
-      <w:pPr>
-        <w:spacing w:after="0" w:line="240" w:lineRule="auto"/>
-        <w:rPr>
-          <w:rFonts w:ascii="Arial" w:hAnsi="Arial" w:cs="Arial"/>
-          <w:sz w:val="20"/>
-          <w:szCs w:val="20"/>
-        </w:rPr>
-      </w:pPr>
-      <w:r>
-        <w:rPr>
-          <w:rFonts w:ascii="Arial" w:hAnsi="Arial" w:cs="Arial"/>
-          <w:sz w:val="20"/>
-          <w:szCs w:val="20"/>
-        </w:rPr>
-        <w:t>A) Transactions run in isolation</w:t>
-      </w:r>
-      <w:r>
-        <w:rPr>
-          <w:rFonts w:ascii="Arial" w:hAnsi="Arial" w:cs="Arial"/>
-          <w:sz w:val="20"/>
-          <w:szCs w:val="20"/>
-        </w:rPr>
-        <w:br/>
-        <w:t>B) Committed data persists after crash</w:t>
-      </w:r>
-      <w:r>
-        <w:rPr>
-          <w:rFonts w:ascii="Arial" w:hAnsi="Arial" w:cs="Arial"/>
-          <w:sz w:val="20"/>
-          <w:szCs w:val="20"/>
-        </w:rPr>
-        <w:br/>
-        <w:t>C) Data is consistent before/after transaction</w:t>
-      </w:r>
-      <w:r>
-        <w:rPr>
-          <w:rFonts w:ascii="Arial" w:hAnsi="Arial" w:cs="Arial"/>
-          <w:sz w:val="20"/>
-          <w:szCs w:val="20"/>
-        </w:rPr>
-        <w:br/>
-        <w:t>D) Transactions can be rolled back</w:t>
+        <w:t>74. Which property ensures concurrent transactions do not interfere?</w:t>
+      </w:r>
+    </w:p>
+    <w:p>
+      <w:pPr>
+        <w:spacing w:after="0" w:line="240" w:lineRule="auto"/>
+        <w:rPr>
+          <w:rFonts w:ascii="Arial" w:hAnsi="Arial" w:cs="Arial"/>
+          <w:sz w:val="20"/>
+          <w:szCs w:val="20"/>
+        </w:rPr>
+      </w:pPr>
+      <w:r>
+        <w:rPr>
+          <w:rFonts w:ascii="Arial" w:hAnsi="Arial" w:cs="Arial"/>
+          <w:sz w:val="20"/>
+          <w:szCs w:val="20"/>
+        </w:rPr>
+        <w:t>A) Atomicity</w:t>
+      </w:r>
+      <w:r>
+        <w:rPr>
+          <w:rFonts w:ascii="Arial" w:hAnsi="Arial" w:cs="Arial"/>
+          <w:sz w:val="20"/>
+          <w:szCs w:val="20"/>
+        </w:rPr>
+        <w:br/>
+        <w:t>B) Consistency</w:t>
+      </w:r>
+      <w:r>
+        <w:rPr>
+          <w:rFonts w:ascii="Arial" w:hAnsi="Arial" w:cs="Arial"/>
+          <w:sz w:val="20"/>
+          <w:szCs w:val="20"/>
+        </w:rPr>
+        <w:br/>
+        <w:t>C) Isolation</w:t>
+      </w:r>
+      <w:r>
+        <w:rPr>
+          <w:rFonts w:ascii="Arial" w:hAnsi="Arial" w:cs="Arial"/>
+          <w:sz w:val="20"/>
+          <w:szCs w:val="20"/>
+        </w:rPr>
+        <w:br/>
+        <w:t>D) Durability</w:t>
       </w:r>
     </w:p>
     <w:p>
@@ -7854,52 +8328,52 @@
           <w:sz w:val="20"/>
           <w:szCs w:val="20"/>
         </w:rPr>
-        <w:t>74. Which property ensures concurrent transactions do not interfere?</w:t>
-      </w:r>
-    </w:p>
-    <w:p>
-      <w:pPr>
-        <w:spacing w:after="0" w:line="240" w:lineRule="auto"/>
-        <w:rPr>
-          <w:rFonts w:ascii="Arial" w:hAnsi="Arial" w:cs="Arial"/>
-          <w:sz w:val="20"/>
-          <w:szCs w:val="20"/>
-        </w:rPr>
-      </w:pPr>
-      <w:r>
-        <w:rPr>
-          <w:rFonts w:ascii="Arial" w:hAnsi="Arial" w:cs="Arial"/>
-          <w:sz w:val="20"/>
-          <w:szCs w:val="20"/>
-        </w:rPr>
-        <w:t>A) Atomicity</w:t>
-      </w:r>
-      <w:r>
-        <w:rPr>
-          <w:rFonts w:ascii="Arial" w:hAnsi="Arial" w:cs="Arial"/>
-          <w:sz w:val="20"/>
-          <w:szCs w:val="20"/>
-        </w:rPr>
-        <w:br/>
-        <w:t>B) Consistency</w:t>
-      </w:r>
-      <w:r>
-        <w:rPr>
-          <w:rFonts w:ascii="Arial" w:hAnsi="Arial" w:cs="Arial"/>
-          <w:sz w:val="20"/>
-          <w:szCs w:val="20"/>
-        </w:rPr>
-        <w:br/>
-        <w:t>C) Isolation</w:t>
-      </w:r>
-      <w:r>
-        <w:rPr>
-          <w:rFonts w:ascii="Arial" w:hAnsi="Arial" w:cs="Arial"/>
-          <w:sz w:val="20"/>
-          <w:szCs w:val="20"/>
-        </w:rPr>
-        <w:br/>
-        <w:t>D) Durability</w:t>
+        <w:t>75. A database schema refers to:</w:t>
+      </w:r>
+    </w:p>
+    <w:p>
+      <w:pPr>
+        <w:spacing w:after="0" w:line="240" w:lineRule="auto"/>
+        <w:rPr>
+          <w:rFonts w:ascii="Arial" w:hAnsi="Arial" w:cs="Arial"/>
+          <w:sz w:val="20"/>
+          <w:szCs w:val="20"/>
+        </w:rPr>
+      </w:pPr>
+      <w:r>
+        <w:rPr>
+          <w:rFonts w:ascii="Arial" w:hAnsi="Arial" w:cs="Arial"/>
+          <w:sz w:val="20"/>
+          <w:szCs w:val="20"/>
+        </w:rPr>
+        <w:t>A) The actual data stored</w:t>
+      </w:r>
+      <w:r>
+        <w:rPr>
+          <w:rFonts w:ascii="Arial" w:hAnsi="Arial" w:cs="Arial"/>
+          <w:sz w:val="20"/>
+          <w:szCs w:val="20"/>
+        </w:rPr>
+        <w:br/>
+        <w:t>B) The structure (tables, views, indexes definitions)</w:t>
+      </w:r>
+      <w:r>
+        <w:rPr>
+          <w:rFonts w:ascii="Arial" w:hAnsi="Arial" w:cs="Arial"/>
+          <w:sz w:val="20"/>
+          <w:szCs w:val="20"/>
+        </w:rPr>
+        <w:br/>
+        <w:t>C) A specific user session</w:t>
+      </w:r>
+      <w:r>
+        <w:rPr>
+          <w:rFonts w:ascii="Arial" w:hAnsi="Arial" w:cs="Arial"/>
+          <w:sz w:val="20"/>
+          <w:szCs w:val="20"/>
+        </w:rPr>
+        <w:br/>
+        <w:t>D) The storage engine</w:t>
       </w:r>
     </w:p>
     <w:p>
@@ -7957,52 +8431,52 @@
           <w:sz w:val="20"/>
           <w:szCs w:val="20"/>
         </w:rPr>
-        <w:t>75. A database schema refers to:</w:t>
-      </w:r>
-    </w:p>
-    <w:p>
-      <w:pPr>
-        <w:spacing w:after="0" w:line="240" w:lineRule="auto"/>
-        <w:rPr>
-          <w:rFonts w:ascii="Arial" w:hAnsi="Arial" w:cs="Arial"/>
-          <w:sz w:val="20"/>
-          <w:szCs w:val="20"/>
-        </w:rPr>
-      </w:pPr>
-      <w:r>
-        <w:rPr>
-          <w:rFonts w:ascii="Arial" w:hAnsi="Arial" w:cs="Arial"/>
-          <w:sz w:val="20"/>
-          <w:szCs w:val="20"/>
-        </w:rPr>
-        <w:t>A) The actual data stored</w:t>
-      </w:r>
-      <w:r>
-        <w:rPr>
-          <w:rFonts w:ascii="Arial" w:hAnsi="Arial" w:cs="Arial"/>
-          <w:sz w:val="20"/>
-          <w:szCs w:val="20"/>
-        </w:rPr>
-        <w:br/>
-        <w:t>B) The structure (tables, views, indexes definitions)</w:t>
-      </w:r>
-      <w:r>
-        <w:rPr>
-          <w:rFonts w:ascii="Arial" w:hAnsi="Arial" w:cs="Arial"/>
-          <w:sz w:val="20"/>
-          <w:szCs w:val="20"/>
-        </w:rPr>
-        <w:br/>
-        <w:t>C) A specific user session</w:t>
-      </w:r>
-      <w:r>
-        <w:rPr>
-          <w:rFonts w:ascii="Arial" w:hAnsi="Arial" w:cs="Arial"/>
-          <w:sz w:val="20"/>
-          <w:szCs w:val="20"/>
-        </w:rPr>
-        <w:br/>
-        <w:t>D) The storage engine</w:t>
+        <w:t>76. A database instance refers to:</w:t>
+      </w:r>
+    </w:p>
+    <w:p>
+      <w:pPr>
+        <w:spacing w:after="0" w:line="240" w:lineRule="auto"/>
+        <w:rPr>
+          <w:rFonts w:ascii="Arial" w:hAnsi="Arial" w:cs="Arial"/>
+          <w:sz w:val="20"/>
+          <w:szCs w:val="20"/>
+        </w:rPr>
+      </w:pPr>
+      <w:r>
+        <w:rPr>
+          <w:rFonts w:ascii="Arial" w:hAnsi="Arial" w:cs="Arial"/>
+          <w:sz w:val="20"/>
+          <w:szCs w:val="20"/>
+        </w:rPr>
+        <w:t>A) The design of tables</w:t>
+      </w:r>
+      <w:r>
+        <w:rPr>
+          <w:rFonts w:ascii="Arial" w:hAnsi="Arial" w:cs="Arial"/>
+          <w:sz w:val="20"/>
+          <w:szCs w:val="20"/>
+        </w:rPr>
+        <w:br/>
+        <w:t>B) The actual data at a particular moment</w:t>
+      </w:r>
+      <w:r>
+        <w:rPr>
+          <w:rFonts w:ascii="Arial" w:hAnsi="Arial" w:cs="Arial"/>
+          <w:sz w:val="20"/>
+          <w:szCs w:val="20"/>
+        </w:rPr>
+        <w:br/>
+        <w:t>C) The DBMS software only</w:t>
+      </w:r>
+      <w:r>
+        <w:rPr>
+          <w:rFonts w:ascii="Arial" w:hAnsi="Arial" w:cs="Arial"/>
+          <w:sz w:val="20"/>
+          <w:szCs w:val="20"/>
+        </w:rPr>
+        <w:br/>
+        <w:t>D) The backup copy</w:t>
       </w:r>
     </w:p>
     <w:p>
@@ -8060,52 +8534,72 @@
           <w:sz w:val="20"/>
           <w:szCs w:val="20"/>
         </w:rPr>
-        <w:t>76. A database instance refers to:</w:t>
-      </w:r>
-    </w:p>
-    <w:p>
-      <w:pPr>
-        <w:spacing w:after="0" w:line="240" w:lineRule="auto"/>
-        <w:rPr>
-          <w:rFonts w:ascii="Arial" w:hAnsi="Arial" w:cs="Arial"/>
-          <w:sz w:val="20"/>
-          <w:szCs w:val="20"/>
-        </w:rPr>
-      </w:pPr>
-      <w:r>
-        <w:rPr>
-          <w:rFonts w:ascii="Arial" w:hAnsi="Arial" w:cs="Arial"/>
-          <w:sz w:val="20"/>
-          <w:szCs w:val="20"/>
-        </w:rPr>
-        <w:t>A) The design of tables</w:t>
-      </w:r>
-      <w:r>
-        <w:rPr>
-          <w:rFonts w:ascii="Arial" w:hAnsi="Arial" w:cs="Arial"/>
-          <w:sz w:val="20"/>
-          <w:szCs w:val="20"/>
-        </w:rPr>
-        <w:br/>
-        <w:t>B) The actual data at a particular moment</w:t>
-      </w:r>
-      <w:r>
-        <w:rPr>
-          <w:rFonts w:ascii="Arial" w:hAnsi="Arial" w:cs="Arial"/>
-          <w:sz w:val="20"/>
-          <w:szCs w:val="20"/>
-        </w:rPr>
-        <w:br/>
-        <w:t>C) The DBMS software only</w:t>
-      </w:r>
-      <w:r>
-        <w:rPr>
-          <w:rFonts w:ascii="Arial" w:hAnsi="Arial" w:cs="Arial"/>
-          <w:sz w:val="20"/>
-          <w:szCs w:val="20"/>
-        </w:rPr>
-        <w:br/>
-        <w:t>D) The backup copy</w:t>
+        <w:t>77. Which storage engine in MySQL supports ACID transactions?</w:t>
+      </w:r>
+    </w:p>
+    <w:p>
+      <w:pPr>
+        <w:spacing w:after="0" w:line="240" w:lineRule="auto"/>
+        <w:rPr>
+          <w:rFonts w:ascii="Arial" w:hAnsi="Arial" w:cs="Arial"/>
+          <w:sz w:val="20"/>
+          <w:szCs w:val="20"/>
+        </w:rPr>
+      </w:pPr>
+      <w:r>
+        <w:rPr>
+          <w:rFonts w:ascii="Arial" w:hAnsi="Arial" w:cs="Arial"/>
+          <w:sz w:val="20"/>
+          <w:szCs w:val="20"/>
+        </w:rPr>
+        <w:t xml:space="preserve">A) </w:t>
+      </w:r>
+      <w:proofErr w:type="spellStart"/>
+      <w:r>
+        <w:rPr>
+          <w:rFonts w:ascii="Arial" w:hAnsi="Arial" w:cs="Arial"/>
+          <w:sz w:val="20"/>
+          <w:szCs w:val="20"/>
+        </w:rPr>
+        <w:t>MyISAM</w:t>
+      </w:r>
+      <w:proofErr w:type="spellEnd"/>
+      <w:r>
+        <w:rPr>
+          <w:rFonts w:ascii="Arial" w:hAnsi="Arial" w:cs="Arial"/>
+          <w:sz w:val="20"/>
+          <w:szCs w:val="20"/>
+        </w:rPr>
+        <w:br/>
+        <w:t xml:space="preserve">B) </w:t>
+      </w:r>
+      <w:proofErr w:type="spellStart"/>
+      <w:r>
+        <w:rPr>
+          <w:rFonts w:ascii="Arial" w:hAnsi="Arial" w:cs="Arial"/>
+          <w:sz w:val="20"/>
+          <w:szCs w:val="20"/>
+        </w:rPr>
+        <w:t>InnoDB</w:t>
+      </w:r>
+      <w:proofErr w:type="spellEnd"/>
+      <w:r>
+        <w:rPr>
+          <w:rFonts w:ascii="Arial" w:hAnsi="Arial" w:cs="Arial"/>
+          <w:sz w:val="20"/>
+          <w:szCs w:val="20"/>
+        </w:rPr>
+        <w:br/>
+        <w:t>C) MEMORY</w:t>
+      </w:r>
+      <w:r>
+        <w:rPr>
+          <w:rFonts w:ascii="Arial" w:hAnsi="Arial" w:cs="Arial"/>
+          <w:sz w:val="20"/>
+          <w:szCs w:val="20"/>
+        </w:rPr>
+        <w:br/>
+        <w:t>D) CSV</w:t>
       </w:r>
     </w:p>
     <w:p>
@@ -8163,52 +8657,72 @@
           <w:sz w:val="20"/>
           <w:szCs w:val="20"/>
         </w:rPr>
-        <w:t>77. Which storage engine in MySQL supports ACID transactions?</w:t>
-      </w:r>
-    </w:p>
-    <w:p>
-      <w:pPr>
-        <w:spacing w:after="0" w:line="240" w:lineRule="auto"/>
-        <w:rPr>
-          <w:rFonts w:ascii="Arial" w:hAnsi="Arial" w:cs="Arial"/>
-          <w:sz w:val="20"/>
-          <w:szCs w:val="20"/>
-        </w:rPr>
-      </w:pPr>
-      <w:r>
-        <w:rPr>
-          <w:rFonts w:ascii="Arial" w:hAnsi="Arial" w:cs="Arial"/>
-          <w:sz w:val="20"/>
-          <w:szCs w:val="20"/>
-        </w:rPr>
-        <w:t>A) MyISAM</w:t>
-      </w:r>
-      <w:r>
-        <w:rPr>
-          <w:rFonts w:ascii="Arial" w:hAnsi="Arial" w:cs="Arial"/>
-          <w:sz w:val="20"/>
-          <w:szCs w:val="20"/>
-        </w:rPr>
-        <w:br/>
-        <w:t>B) InnoDB</w:t>
-      </w:r>
-      <w:r>
-        <w:rPr>
-          <w:rFonts w:ascii="Arial" w:hAnsi="Arial" w:cs="Arial"/>
-          <w:sz w:val="20"/>
-          <w:szCs w:val="20"/>
-        </w:rPr>
-        <w:br/>
-        <w:t>C) MEMORY</w:t>
-      </w:r>
-      <w:r>
-        <w:rPr>
-          <w:rFonts w:ascii="Arial" w:hAnsi="Arial" w:cs="Arial"/>
-          <w:sz w:val="20"/>
-          <w:szCs w:val="20"/>
-        </w:rPr>
-        <w:br/>
-        <w:t>D) CSV</w:t>
+        <w:t>78. Which storage engine does NOT support FOREIGN KEY constraints?</w:t>
+      </w:r>
+    </w:p>
+    <w:p>
+      <w:pPr>
+        <w:spacing w:after="0" w:line="240" w:lineRule="auto"/>
+        <w:rPr>
+          <w:rFonts w:ascii="Arial" w:hAnsi="Arial" w:cs="Arial"/>
+          <w:sz w:val="20"/>
+          <w:szCs w:val="20"/>
+        </w:rPr>
+      </w:pPr>
+      <w:r>
+        <w:rPr>
+          <w:rFonts w:ascii="Arial" w:hAnsi="Arial" w:cs="Arial"/>
+          <w:sz w:val="20"/>
+          <w:szCs w:val="20"/>
+        </w:rPr>
+        <w:t xml:space="preserve">A) </w:t>
+      </w:r>
+      <w:proofErr w:type="spellStart"/>
+      <w:r>
+        <w:rPr>
+          <w:rFonts w:ascii="Arial" w:hAnsi="Arial" w:cs="Arial"/>
+          <w:sz w:val="20"/>
+          <w:szCs w:val="20"/>
+        </w:rPr>
+        <w:t>InnoDB</w:t>
+      </w:r>
+      <w:proofErr w:type="spellEnd"/>
+      <w:r>
+        <w:rPr>
+          <w:rFonts w:ascii="Arial" w:hAnsi="Arial" w:cs="Arial"/>
+          <w:sz w:val="20"/>
+          <w:szCs w:val="20"/>
+        </w:rPr>
+        <w:br/>
+        <w:t xml:space="preserve">B) </w:t>
+      </w:r>
+      <w:proofErr w:type="spellStart"/>
+      <w:r>
+        <w:rPr>
+          <w:rFonts w:ascii="Arial" w:hAnsi="Arial" w:cs="Arial"/>
+          <w:sz w:val="20"/>
+          <w:szCs w:val="20"/>
+        </w:rPr>
+        <w:t>MyISAM</w:t>
+      </w:r>
+      <w:proofErr w:type="spellEnd"/>
+      <w:r>
+        <w:rPr>
+          <w:rFonts w:ascii="Arial" w:hAnsi="Arial" w:cs="Arial"/>
+          <w:sz w:val="20"/>
+          <w:szCs w:val="20"/>
+        </w:rPr>
+        <w:br/>
+        <w:t>C) Both A and B</w:t>
+      </w:r>
+      <w:r>
+        <w:rPr>
+          <w:rFonts w:ascii="Arial" w:hAnsi="Arial" w:cs="Arial"/>
+          <w:sz w:val="20"/>
+          <w:szCs w:val="20"/>
+        </w:rPr>
+        <w:br/>
+        <w:t>D) Neither</w:t>
       </w:r>
     </w:p>
     <w:p>
@@ -8266,52 +8780,72 @@
           <w:sz w:val="20"/>
           <w:szCs w:val="20"/>
         </w:rPr>
-        <w:t>78. Which storage engine does NOT support FOREIGN KEY constraints?</w:t>
-      </w:r>
-    </w:p>
-    <w:p>
-      <w:pPr>
-        <w:spacing w:after="0" w:line="240" w:lineRule="auto"/>
-        <w:rPr>
-          <w:rFonts w:ascii="Arial" w:hAnsi="Arial" w:cs="Arial"/>
-          <w:sz w:val="20"/>
-          <w:szCs w:val="20"/>
-        </w:rPr>
-      </w:pPr>
-      <w:r>
-        <w:rPr>
-          <w:rFonts w:ascii="Arial" w:hAnsi="Arial" w:cs="Arial"/>
-          <w:sz w:val="20"/>
-          <w:szCs w:val="20"/>
-        </w:rPr>
-        <w:t>A) InnoDB</w:t>
-      </w:r>
-      <w:r>
-        <w:rPr>
-          <w:rFonts w:ascii="Arial" w:hAnsi="Arial" w:cs="Arial"/>
-          <w:sz w:val="20"/>
-          <w:szCs w:val="20"/>
-        </w:rPr>
-        <w:br/>
-        <w:t>B) MyISAM</w:t>
-      </w:r>
-      <w:r>
-        <w:rPr>
-          <w:rFonts w:ascii="Arial" w:hAnsi="Arial" w:cs="Arial"/>
-          <w:sz w:val="20"/>
-          <w:szCs w:val="20"/>
-        </w:rPr>
-        <w:br/>
-        <w:t>C) Both A and B</w:t>
-      </w:r>
-      <w:r>
-        <w:rPr>
-          <w:rFonts w:ascii="Arial" w:hAnsi="Arial" w:cs="Arial"/>
-          <w:sz w:val="20"/>
-          <w:szCs w:val="20"/>
-        </w:rPr>
-        <w:br/>
-        <w:t>D) Neither</w:t>
+        <w:t>79. Which storage engine is best for read-heavy, non-transactional tables?</w:t>
+      </w:r>
+    </w:p>
+    <w:p>
+      <w:pPr>
+        <w:spacing w:after="0" w:line="240" w:lineRule="auto"/>
+        <w:rPr>
+          <w:rFonts w:ascii="Arial" w:hAnsi="Arial" w:cs="Arial"/>
+          <w:sz w:val="20"/>
+          <w:szCs w:val="20"/>
+        </w:rPr>
+      </w:pPr>
+      <w:r>
+        <w:rPr>
+          <w:rFonts w:ascii="Arial" w:hAnsi="Arial" w:cs="Arial"/>
+          <w:sz w:val="20"/>
+          <w:szCs w:val="20"/>
+        </w:rPr>
+        <w:t xml:space="preserve">A) </w:t>
+      </w:r>
+      <w:proofErr w:type="spellStart"/>
+      <w:r>
+        <w:rPr>
+          <w:rFonts w:ascii="Arial" w:hAnsi="Arial" w:cs="Arial"/>
+          <w:sz w:val="20"/>
+          <w:szCs w:val="20"/>
+        </w:rPr>
+        <w:t>InnoDB</w:t>
+      </w:r>
+      <w:proofErr w:type="spellEnd"/>
+      <w:r>
+        <w:rPr>
+          <w:rFonts w:ascii="Arial" w:hAnsi="Arial" w:cs="Arial"/>
+          <w:sz w:val="20"/>
+          <w:szCs w:val="20"/>
+        </w:rPr>
+        <w:br/>
+        <w:t xml:space="preserve">B) </w:t>
+      </w:r>
+      <w:proofErr w:type="spellStart"/>
+      <w:r>
+        <w:rPr>
+          <w:rFonts w:ascii="Arial" w:hAnsi="Arial" w:cs="Arial"/>
+          <w:sz w:val="20"/>
+          <w:szCs w:val="20"/>
+        </w:rPr>
+        <w:t>MyISAM</w:t>
+      </w:r>
+      <w:proofErr w:type="spellEnd"/>
+      <w:r>
+        <w:rPr>
+          <w:rFonts w:ascii="Arial" w:hAnsi="Arial" w:cs="Arial"/>
+          <w:sz w:val="20"/>
+          <w:szCs w:val="20"/>
+        </w:rPr>
+        <w:br/>
+        <w:t>C) ARCHIVE</w:t>
+      </w:r>
+      <w:r>
+        <w:rPr>
+          <w:rFonts w:ascii="Arial" w:hAnsi="Arial" w:cs="Arial"/>
+          <w:sz w:val="20"/>
+          <w:szCs w:val="20"/>
+        </w:rPr>
+        <w:br/>
+        <w:t>D) BLACKHOLE</w:t>
       </w:r>
     </w:p>
     <w:p>
@@ -8369,52 +8903,52 @@
           <w:sz w:val="20"/>
           <w:szCs w:val="20"/>
         </w:rPr>
-        <w:t>79. Which storage engine is best for read-heavy, non-transactional tables?</w:t>
-      </w:r>
-    </w:p>
-    <w:p>
-      <w:pPr>
-        <w:spacing w:after="0" w:line="240" w:lineRule="auto"/>
-        <w:rPr>
-          <w:rFonts w:ascii="Arial" w:hAnsi="Arial" w:cs="Arial"/>
-          <w:sz w:val="20"/>
-          <w:szCs w:val="20"/>
-        </w:rPr>
-      </w:pPr>
-      <w:r>
-        <w:rPr>
-          <w:rFonts w:ascii="Arial" w:hAnsi="Arial" w:cs="Arial"/>
-          <w:sz w:val="20"/>
-          <w:szCs w:val="20"/>
-        </w:rPr>
-        <w:t>A) InnoDB</w:t>
-      </w:r>
-      <w:r>
-        <w:rPr>
-          <w:rFonts w:ascii="Arial" w:hAnsi="Arial" w:cs="Arial"/>
-          <w:sz w:val="20"/>
-          <w:szCs w:val="20"/>
-        </w:rPr>
-        <w:br/>
-        <w:t>B) MyISAM</w:t>
-      </w:r>
-      <w:r>
-        <w:rPr>
-          <w:rFonts w:ascii="Arial" w:hAnsi="Arial" w:cs="Arial"/>
-          <w:sz w:val="20"/>
-          <w:szCs w:val="20"/>
-        </w:rPr>
-        <w:br/>
-        <w:t>C) ARCHIVE</w:t>
-      </w:r>
-      <w:r>
-        <w:rPr>
-          <w:rFonts w:ascii="Arial" w:hAnsi="Arial" w:cs="Arial"/>
-          <w:sz w:val="20"/>
-          <w:szCs w:val="20"/>
-        </w:rPr>
-        <w:br/>
-        <w:t>D) BLACKHOLE</w:t>
+        <w:t>80. The MEMORY (HEAP) storage engine stores data:</w:t>
+      </w:r>
+    </w:p>
+    <w:p>
+      <w:pPr>
+        <w:spacing w:after="0" w:line="240" w:lineRule="auto"/>
+        <w:rPr>
+          <w:rFonts w:ascii="Arial" w:hAnsi="Arial" w:cs="Arial"/>
+          <w:sz w:val="20"/>
+          <w:szCs w:val="20"/>
+        </w:rPr>
+      </w:pPr>
+      <w:r>
+        <w:rPr>
+          <w:rFonts w:ascii="Arial" w:hAnsi="Arial" w:cs="Arial"/>
+          <w:sz w:val="20"/>
+          <w:szCs w:val="20"/>
+        </w:rPr>
+        <w:t>A) On disk only</w:t>
+      </w:r>
+      <w:r>
+        <w:rPr>
+          <w:rFonts w:ascii="Arial" w:hAnsi="Arial" w:cs="Arial"/>
+          <w:sz w:val="20"/>
+          <w:szCs w:val="20"/>
+        </w:rPr>
+        <w:br/>
+        <w:t>B) In RAM (volatile)</w:t>
+      </w:r>
+      <w:r>
+        <w:rPr>
+          <w:rFonts w:ascii="Arial" w:hAnsi="Arial" w:cs="Arial"/>
+          <w:sz w:val="20"/>
+          <w:szCs w:val="20"/>
+        </w:rPr>
+        <w:br/>
+        <w:t>C) In a temporary file</w:t>
+      </w:r>
+      <w:r>
+        <w:rPr>
+          <w:rFonts w:ascii="Arial" w:hAnsi="Arial" w:cs="Arial"/>
+          <w:sz w:val="20"/>
+          <w:szCs w:val="20"/>
+        </w:rPr>
+        <w:br/>
+        <w:t>D) Encrypted by default</w:t>
       </w:r>
     </w:p>
     <w:p>
@@ -8472,52 +9006,72 @@
           <w:sz w:val="20"/>
           <w:szCs w:val="20"/>
         </w:rPr>
-        <w:t>80. The MEMORY (HEAP) storage engine stores data:</w:t>
-      </w:r>
-    </w:p>
-    <w:p>
-      <w:pPr>
-        <w:spacing w:after="0" w:line="240" w:lineRule="auto"/>
-        <w:rPr>
-          <w:rFonts w:ascii="Arial" w:hAnsi="Arial" w:cs="Arial"/>
-          <w:sz w:val="20"/>
-          <w:szCs w:val="20"/>
-        </w:rPr>
-      </w:pPr>
-      <w:r>
-        <w:rPr>
-          <w:rFonts w:ascii="Arial" w:hAnsi="Arial" w:cs="Arial"/>
-          <w:sz w:val="20"/>
-          <w:szCs w:val="20"/>
-        </w:rPr>
-        <w:t>A) On disk only</w:t>
-      </w:r>
-      <w:r>
-        <w:rPr>
-          <w:rFonts w:ascii="Arial" w:hAnsi="Arial" w:cs="Arial"/>
-          <w:sz w:val="20"/>
-          <w:szCs w:val="20"/>
-        </w:rPr>
-        <w:br/>
-        <w:t>B) In RAM (volatile)</w:t>
-      </w:r>
-      <w:r>
-        <w:rPr>
-          <w:rFonts w:ascii="Arial" w:hAnsi="Arial" w:cs="Arial"/>
-          <w:sz w:val="20"/>
-          <w:szCs w:val="20"/>
-        </w:rPr>
-        <w:br/>
-        <w:t>C) In a temporary file</w:t>
-      </w:r>
-      <w:r>
-        <w:rPr>
-          <w:rFonts w:ascii="Arial" w:hAnsi="Arial" w:cs="Arial"/>
-          <w:sz w:val="20"/>
-          <w:szCs w:val="20"/>
-        </w:rPr>
-        <w:br/>
-        <w:t>D) Encrypted by default</w:t>
+        <w:t>81. Which engine supports table-level locking only?</w:t>
+      </w:r>
+    </w:p>
+    <w:p>
+      <w:pPr>
+        <w:spacing w:after="0" w:line="240" w:lineRule="auto"/>
+        <w:rPr>
+          <w:rFonts w:ascii="Arial" w:hAnsi="Arial" w:cs="Arial"/>
+          <w:sz w:val="20"/>
+          <w:szCs w:val="20"/>
+        </w:rPr>
+      </w:pPr>
+      <w:r>
+        <w:rPr>
+          <w:rFonts w:ascii="Arial" w:hAnsi="Arial" w:cs="Arial"/>
+          <w:sz w:val="20"/>
+          <w:szCs w:val="20"/>
+        </w:rPr>
+        <w:t xml:space="preserve">A) </w:t>
+      </w:r>
+      <w:proofErr w:type="spellStart"/>
+      <w:r>
+        <w:rPr>
+          <w:rFonts w:ascii="Arial" w:hAnsi="Arial" w:cs="Arial"/>
+          <w:sz w:val="20"/>
+          <w:szCs w:val="20"/>
+        </w:rPr>
+        <w:t>InnoDB</w:t>
+      </w:r>
+      <w:proofErr w:type="spellEnd"/>
+      <w:r>
+        <w:rPr>
+          <w:rFonts w:ascii="Arial" w:hAnsi="Arial" w:cs="Arial"/>
+          <w:sz w:val="20"/>
+          <w:szCs w:val="20"/>
+        </w:rPr>
+        <w:br/>
+        <w:t xml:space="preserve">B) </w:t>
+      </w:r>
+      <w:proofErr w:type="spellStart"/>
+      <w:r>
+        <w:rPr>
+          <w:rFonts w:ascii="Arial" w:hAnsi="Arial" w:cs="Arial"/>
+          <w:sz w:val="20"/>
+          <w:szCs w:val="20"/>
+        </w:rPr>
+        <w:t>MyISAM</w:t>
+      </w:r>
+      <w:proofErr w:type="spellEnd"/>
+      <w:r>
+        <w:rPr>
+          <w:rFonts w:ascii="Arial" w:hAnsi="Arial" w:cs="Arial"/>
+          <w:sz w:val="20"/>
+          <w:szCs w:val="20"/>
+        </w:rPr>
+        <w:br/>
+        <w:t>C) Both A and B</w:t>
+      </w:r>
+      <w:r>
+        <w:rPr>
+          <w:rFonts w:ascii="Arial" w:hAnsi="Arial" w:cs="Arial"/>
+          <w:sz w:val="20"/>
+          <w:szCs w:val="20"/>
+        </w:rPr>
+        <w:br/>
+        <w:t>D) Neither</w:t>
       </w:r>
     </w:p>
     <w:p>
@@ -8575,52 +9129,72 @@
           <w:sz w:val="20"/>
           <w:szCs w:val="20"/>
         </w:rPr>
-        <w:t>81. Which engine supports table-level locking only?</w:t>
-      </w:r>
-    </w:p>
-    <w:p>
-      <w:pPr>
-        <w:spacing w:after="0" w:line="240" w:lineRule="auto"/>
-        <w:rPr>
-          <w:rFonts w:ascii="Arial" w:hAnsi="Arial" w:cs="Arial"/>
-          <w:sz w:val="20"/>
-          <w:szCs w:val="20"/>
-        </w:rPr>
-      </w:pPr>
-      <w:r>
-        <w:rPr>
-          <w:rFonts w:ascii="Arial" w:hAnsi="Arial" w:cs="Arial"/>
-          <w:sz w:val="20"/>
-          <w:szCs w:val="20"/>
-        </w:rPr>
-        <w:t>A) InnoDB</w:t>
-      </w:r>
-      <w:r>
-        <w:rPr>
-          <w:rFonts w:ascii="Arial" w:hAnsi="Arial" w:cs="Arial"/>
-          <w:sz w:val="20"/>
-          <w:szCs w:val="20"/>
-        </w:rPr>
-        <w:br/>
-        <w:t>B) MyISAM</w:t>
-      </w:r>
-      <w:r>
-        <w:rPr>
-          <w:rFonts w:ascii="Arial" w:hAnsi="Arial" w:cs="Arial"/>
-          <w:sz w:val="20"/>
-          <w:szCs w:val="20"/>
-        </w:rPr>
-        <w:br/>
-        <w:t>C) Both A and B</w:t>
-      </w:r>
-      <w:r>
-        <w:rPr>
-          <w:rFonts w:ascii="Arial" w:hAnsi="Arial" w:cs="Arial"/>
-          <w:sz w:val="20"/>
-          <w:szCs w:val="20"/>
-        </w:rPr>
-        <w:br/>
-        <w:t>D) Neither</w:t>
+        <w:t>82. The default storage engine in MySQL 8.0 is:</w:t>
+      </w:r>
+    </w:p>
+    <w:p>
+      <w:pPr>
+        <w:spacing w:after="0" w:line="240" w:lineRule="auto"/>
+        <w:rPr>
+          <w:rFonts w:ascii="Arial" w:hAnsi="Arial" w:cs="Arial"/>
+          <w:sz w:val="20"/>
+          <w:szCs w:val="20"/>
+        </w:rPr>
+      </w:pPr>
+      <w:r>
+        <w:rPr>
+          <w:rFonts w:ascii="Arial" w:hAnsi="Arial" w:cs="Arial"/>
+          <w:sz w:val="20"/>
+          <w:szCs w:val="20"/>
+        </w:rPr>
+        <w:t xml:space="preserve">A) </w:t>
+      </w:r>
+      <w:proofErr w:type="spellStart"/>
+      <w:r>
+        <w:rPr>
+          <w:rFonts w:ascii="Arial" w:hAnsi="Arial" w:cs="Arial"/>
+          <w:sz w:val="20"/>
+          <w:szCs w:val="20"/>
+        </w:rPr>
+        <w:t>MyISAM</w:t>
+      </w:r>
+      <w:proofErr w:type="spellEnd"/>
+      <w:r>
+        <w:rPr>
+          <w:rFonts w:ascii="Arial" w:hAnsi="Arial" w:cs="Arial"/>
+          <w:sz w:val="20"/>
+          <w:szCs w:val="20"/>
+        </w:rPr>
+        <w:br/>
+        <w:t xml:space="preserve">B) </w:t>
+      </w:r>
+      <w:proofErr w:type="spellStart"/>
+      <w:r>
+        <w:rPr>
+          <w:rFonts w:ascii="Arial" w:hAnsi="Arial" w:cs="Arial"/>
+          <w:sz w:val="20"/>
+          <w:szCs w:val="20"/>
+        </w:rPr>
+        <w:t>InnoDB</w:t>
+      </w:r>
+      <w:proofErr w:type="spellEnd"/>
+      <w:r>
+        <w:rPr>
+          <w:rFonts w:ascii="Arial" w:hAnsi="Arial" w:cs="Arial"/>
+          <w:sz w:val="20"/>
+          <w:szCs w:val="20"/>
+        </w:rPr>
+        <w:br/>
+        <w:t>C) MEMORY</w:t>
+      </w:r>
+      <w:r>
+        <w:rPr>
+          <w:rFonts w:ascii="Arial" w:hAnsi="Arial" w:cs="Arial"/>
+          <w:sz w:val="20"/>
+          <w:szCs w:val="20"/>
+        </w:rPr>
+        <w:br/>
+        <w:t>D) CSV</w:t>
       </w:r>
     </w:p>
     <w:p>
@@ -8678,52 +9252,52 @@
           <w:sz w:val="20"/>
           <w:szCs w:val="20"/>
         </w:rPr>
-        <w:t>82. The default storage engine in MySQL 8.0 is:</w:t>
-      </w:r>
-    </w:p>
-    <w:p>
-      <w:pPr>
-        <w:spacing w:after="0" w:line="240" w:lineRule="auto"/>
-        <w:rPr>
-          <w:rFonts w:ascii="Arial" w:hAnsi="Arial" w:cs="Arial"/>
-          <w:sz w:val="20"/>
-          <w:szCs w:val="20"/>
-        </w:rPr>
-      </w:pPr>
-      <w:r>
-        <w:rPr>
-          <w:rFonts w:ascii="Arial" w:hAnsi="Arial" w:cs="Arial"/>
-          <w:sz w:val="20"/>
-          <w:szCs w:val="20"/>
-        </w:rPr>
-        <w:t>A) MyISAM</w:t>
-      </w:r>
-      <w:r>
-        <w:rPr>
-          <w:rFonts w:ascii="Arial" w:hAnsi="Arial" w:cs="Arial"/>
-          <w:sz w:val="20"/>
-          <w:szCs w:val="20"/>
-        </w:rPr>
-        <w:br/>
-        <w:t>B) InnoDB</w:t>
-      </w:r>
-      <w:r>
-        <w:rPr>
-          <w:rFonts w:ascii="Arial" w:hAnsi="Arial" w:cs="Arial"/>
-          <w:sz w:val="20"/>
-          <w:szCs w:val="20"/>
-        </w:rPr>
-        <w:br/>
-        <w:t>C) MEMORY</w:t>
-      </w:r>
-      <w:r>
-        <w:rPr>
-          <w:rFonts w:ascii="Arial" w:hAnsi="Arial" w:cs="Arial"/>
-          <w:sz w:val="20"/>
-          <w:szCs w:val="20"/>
-        </w:rPr>
-        <w:br/>
-        <w:t>D) CSV</w:t>
+        <w:t>83. Which command copies only the structure of a table (no data)?</w:t>
+      </w:r>
+    </w:p>
+    <w:p>
+      <w:pPr>
+        <w:spacing w:after="0" w:line="240" w:lineRule="auto"/>
+        <w:rPr>
+          <w:rFonts w:ascii="Arial" w:hAnsi="Arial" w:cs="Arial"/>
+          <w:sz w:val="20"/>
+          <w:szCs w:val="20"/>
+        </w:rPr>
+      </w:pPr>
+      <w:r>
+        <w:rPr>
+          <w:rFonts w:ascii="Arial" w:hAnsi="Arial" w:cs="Arial"/>
+          <w:sz w:val="20"/>
+          <w:szCs w:val="20"/>
+        </w:rPr>
+        <w:t>A) CREATE TABLE new LIKE old</w:t>
+      </w:r>
+      <w:r>
+        <w:rPr>
+          <w:rFonts w:ascii="Arial" w:hAnsi="Arial" w:cs="Arial"/>
+          <w:sz w:val="20"/>
+          <w:szCs w:val="20"/>
+        </w:rPr>
+        <w:br/>
+        <w:t>B) CREATE TABLE new AS SELECT * FROM old</w:t>
+      </w:r>
+      <w:r>
+        <w:rPr>
+          <w:rFonts w:ascii="Arial" w:hAnsi="Arial" w:cs="Arial"/>
+          <w:sz w:val="20"/>
+          <w:szCs w:val="20"/>
+        </w:rPr>
+        <w:br/>
+        <w:t>C) COPY TABLE new FROM old</w:t>
+      </w:r>
+      <w:r>
+        <w:rPr>
+          <w:rFonts w:ascii="Arial" w:hAnsi="Arial" w:cs="Arial"/>
+          <w:sz w:val="20"/>
+          <w:szCs w:val="20"/>
+        </w:rPr>
+        <w:br/>
+        <w:t>D) CLONE TABLE new FROM old</w:t>
       </w:r>
     </w:p>
     <w:p>
@@ -8781,52 +9355,52 @@
           <w:sz w:val="20"/>
           <w:szCs w:val="20"/>
         </w:rPr>
-        <w:t>83. Which command copies only the structure of a table (no data)?</w:t>
-      </w:r>
-    </w:p>
-    <w:p>
-      <w:pPr>
-        <w:spacing w:after="0" w:line="240" w:lineRule="auto"/>
-        <w:rPr>
-          <w:rFonts w:ascii="Arial" w:hAnsi="Arial" w:cs="Arial"/>
-          <w:sz w:val="20"/>
-          <w:szCs w:val="20"/>
-        </w:rPr>
-      </w:pPr>
-      <w:r>
-        <w:rPr>
-          <w:rFonts w:ascii="Arial" w:hAnsi="Arial" w:cs="Arial"/>
-          <w:sz w:val="20"/>
-          <w:szCs w:val="20"/>
-        </w:rPr>
-        <w:t>A) CREATE TABLE new LIKE old</w:t>
-      </w:r>
-      <w:r>
-        <w:rPr>
-          <w:rFonts w:ascii="Arial" w:hAnsi="Arial" w:cs="Arial"/>
-          <w:sz w:val="20"/>
-          <w:szCs w:val="20"/>
-        </w:rPr>
-        <w:br/>
-        <w:t>B) CREATE TABLE new AS SELECT * FROM old</w:t>
-      </w:r>
-      <w:r>
-        <w:rPr>
-          <w:rFonts w:ascii="Arial" w:hAnsi="Arial" w:cs="Arial"/>
-          <w:sz w:val="20"/>
-          <w:szCs w:val="20"/>
-        </w:rPr>
-        <w:br/>
-        <w:t>C) COPY TABLE new FROM old</w:t>
-      </w:r>
-      <w:r>
-        <w:rPr>
-          <w:rFonts w:ascii="Arial" w:hAnsi="Arial" w:cs="Arial"/>
-          <w:sz w:val="20"/>
-          <w:szCs w:val="20"/>
-        </w:rPr>
-        <w:br/>
-        <w:t>D) CLONE TABLE new FROM old</w:t>
+        <w:t>84. To copy both structure and data, you use:</w:t>
+      </w:r>
+    </w:p>
+    <w:p>
+      <w:pPr>
+        <w:spacing w:after="0" w:line="240" w:lineRule="auto"/>
+        <w:rPr>
+          <w:rFonts w:ascii="Arial" w:hAnsi="Arial" w:cs="Arial"/>
+          <w:sz w:val="20"/>
+          <w:szCs w:val="20"/>
+        </w:rPr>
+      </w:pPr>
+      <w:r>
+        <w:rPr>
+          <w:rFonts w:ascii="Arial" w:hAnsi="Arial" w:cs="Arial"/>
+          <w:sz w:val="20"/>
+          <w:szCs w:val="20"/>
+        </w:rPr>
+        <w:t>A) CREATE TABLE new AS SELECT * FROM old</w:t>
+      </w:r>
+      <w:r>
+        <w:rPr>
+          <w:rFonts w:ascii="Arial" w:hAnsi="Arial" w:cs="Arial"/>
+          <w:sz w:val="20"/>
+          <w:szCs w:val="20"/>
+        </w:rPr>
+        <w:br/>
+        <w:t>B) CREATE TABLE new SELECT * FROM old</w:t>
+      </w:r>
+      <w:r>
+        <w:rPr>
+          <w:rFonts w:ascii="Arial" w:hAnsi="Arial" w:cs="Arial"/>
+          <w:sz w:val="20"/>
+          <w:szCs w:val="20"/>
+        </w:rPr>
+        <w:br/>
+        <w:t>C) Both A and B are valid in MySQL</w:t>
+      </w:r>
+      <w:r>
+        <w:rPr>
+          <w:rFonts w:ascii="Arial" w:hAnsi="Arial" w:cs="Arial"/>
+          <w:sz w:val="20"/>
+          <w:szCs w:val="20"/>
+        </w:rPr>
+        <w:br/>
+        <w:t>D) COPY TABLE new FROM old</w:t>
       </w:r>
     </w:p>
     <w:p>
@@ -8884,52 +9458,52 @@
           <w:sz w:val="20"/>
           <w:szCs w:val="20"/>
         </w:rPr>
-        <w:t>84. To copy both structure and data, you use:</w:t>
-      </w:r>
-    </w:p>
-    <w:p>
-      <w:pPr>
-        <w:spacing w:after="0" w:line="240" w:lineRule="auto"/>
-        <w:rPr>
-          <w:rFonts w:ascii="Arial" w:hAnsi="Arial" w:cs="Arial"/>
-          <w:sz w:val="20"/>
-          <w:szCs w:val="20"/>
-        </w:rPr>
-      </w:pPr>
-      <w:r>
-        <w:rPr>
-          <w:rFonts w:ascii="Arial" w:hAnsi="Arial" w:cs="Arial"/>
-          <w:sz w:val="20"/>
-          <w:szCs w:val="20"/>
-        </w:rPr>
-        <w:t>A) CREATE TABLE new AS SELECT * FROM old</w:t>
-      </w:r>
-      <w:r>
-        <w:rPr>
-          <w:rFonts w:ascii="Arial" w:hAnsi="Arial" w:cs="Arial"/>
-          <w:sz w:val="20"/>
-          <w:szCs w:val="20"/>
-        </w:rPr>
-        <w:br/>
-        <w:t>B) CREATE TABLE new SELECT * FROM old</w:t>
-      </w:r>
-      <w:r>
-        <w:rPr>
-          <w:rFonts w:ascii="Arial" w:hAnsi="Arial" w:cs="Arial"/>
-          <w:sz w:val="20"/>
-          <w:szCs w:val="20"/>
-        </w:rPr>
-        <w:br/>
-        <w:t>C) Both A and B are valid in MySQL</w:t>
-      </w:r>
-      <w:r>
-        <w:rPr>
-          <w:rFonts w:ascii="Arial" w:hAnsi="Arial" w:cs="Arial"/>
-          <w:sz w:val="20"/>
-          <w:szCs w:val="20"/>
-        </w:rPr>
-        <w:br/>
-        <w:t>D) COPY TABLE new FROM old</w:t>
+        <w:t>85. AUTO_INCREMENT column in MySQL must be:</w:t>
+      </w:r>
+    </w:p>
+    <w:p>
+      <w:pPr>
+        <w:spacing w:after="0" w:line="240" w:lineRule="auto"/>
+        <w:rPr>
+          <w:rFonts w:ascii="Arial" w:hAnsi="Arial" w:cs="Arial"/>
+          <w:sz w:val="20"/>
+          <w:szCs w:val="20"/>
+        </w:rPr>
+      </w:pPr>
+      <w:r>
+        <w:rPr>
+          <w:rFonts w:ascii="Arial" w:hAnsi="Arial" w:cs="Arial"/>
+          <w:sz w:val="20"/>
+          <w:szCs w:val="20"/>
+        </w:rPr>
+        <w:t>A) Part of a foreign key</w:t>
+      </w:r>
+      <w:r>
+        <w:rPr>
+          <w:rFonts w:ascii="Arial" w:hAnsi="Arial" w:cs="Arial"/>
+          <w:sz w:val="20"/>
+          <w:szCs w:val="20"/>
+        </w:rPr>
+        <w:br/>
+        <w:t>B) A PRIMARY KEY or UNIQUE key</w:t>
+      </w:r>
+      <w:r>
+        <w:rPr>
+          <w:rFonts w:ascii="Arial" w:hAnsi="Arial" w:cs="Arial"/>
+          <w:sz w:val="20"/>
+          <w:szCs w:val="20"/>
+        </w:rPr>
+        <w:br/>
+        <w:t>C) A TEXT column</w:t>
+      </w:r>
+      <w:r>
+        <w:rPr>
+          <w:rFonts w:ascii="Arial" w:hAnsi="Arial" w:cs="Arial"/>
+          <w:sz w:val="20"/>
+          <w:szCs w:val="20"/>
+        </w:rPr>
+        <w:br/>
+        <w:t>D) A DATE column</w:t>
       </w:r>
     </w:p>
     <w:p>
@@ -8987,52 +9561,52 @@
           <w:sz w:val="20"/>
           <w:szCs w:val="20"/>
         </w:rPr>
-        <w:t>85. AUTO_INCREMENT column in MySQL must be:</w:t>
-      </w:r>
-    </w:p>
-    <w:p>
-      <w:pPr>
-        <w:spacing w:after="0" w:line="240" w:lineRule="auto"/>
-        <w:rPr>
-          <w:rFonts w:ascii="Arial" w:hAnsi="Arial" w:cs="Arial"/>
-          <w:sz w:val="20"/>
-          <w:szCs w:val="20"/>
-        </w:rPr>
-      </w:pPr>
-      <w:r>
-        <w:rPr>
-          <w:rFonts w:ascii="Arial" w:hAnsi="Arial" w:cs="Arial"/>
-          <w:sz w:val="20"/>
-          <w:szCs w:val="20"/>
-        </w:rPr>
-        <w:t>A) Part of a foreign key</w:t>
-      </w:r>
-      <w:r>
-        <w:rPr>
-          <w:rFonts w:ascii="Arial" w:hAnsi="Arial" w:cs="Arial"/>
-          <w:sz w:val="20"/>
-          <w:szCs w:val="20"/>
-        </w:rPr>
-        <w:br/>
-        <w:t>B) A PRIMARY KEY or UNIQUE key</w:t>
-      </w:r>
-      <w:r>
-        <w:rPr>
-          <w:rFonts w:ascii="Arial" w:hAnsi="Arial" w:cs="Arial"/>
-          <w:sz w:val="20"/>
-          <w:szCs w:val="20"/>
-        </w:rPr>
-        <w:br/>
-        <w:t>C) A TEXT column</w:t>
-      </w:r>
-      <w:r>
-        <w:rPr>
-          <w:rFonts w:ascii="Arial" w:hAnsi="Arial" w:cs="Arial"/>
-          <w:sz w:val="20"/>
-          <w:szCs w:val="20"/>
-        </w:rPr>
-        <w:br/>
-        <w:t>D) A DATE column</w:t>
+        <w:t>86. To reset AUTO_INCREMENT value, you use:</w:t>
+      </w:r>
+    </w:p>
+    <w:p>
+      <w:pPr>
+        <w:spacing w:after="0" w:line="240" w:lineRule="auto"/>
+        <w:rPr>
+          <w:rFonts w:ascii="Arial" w:hAnsi="Arial" w:cs="Arial"/>
+          <w:sz w:val="20"/>
+          <w:szCs w:val="20"/>
+        </w:rPr>
+      </w:pPr>
+      <w:r>
+        <w:rPr>
+          <w:rFonts w:ascii="Arial" w:hAnsi="Arial" w:cs="Arial"/>
+          <w:sz w:val="20"/>
+          <w:szCs w:val="20"/>
+        </w:rPr>
+        <w:t>A) ALTER TABLE t AUTO_INCREMENT = 1</w:t>
+      </w:r>
+      <w:r>
+        <w:rPr>
+          <w:rFonts w:ascii="Arial" w:hAnsi="Arial" w:cs="Arial"/>
+          <w:sz w:val="20"/>
+          <w:szCs w:val="20"/>
+        </w:rPr>
+        <w:br/>
+        <w:t>B) RESET AUTO_INCREMENT</w:t>
+      </w:r>
+      <w:r>
+        <w:rPr>
+          <w:rFonts w:ascii="Arial" w:hAnsi="Arial" w:cs="Arial"/>
+          <w:sz w:val="20"/>
+          <w:szCs w:val="20"/>
+        </w:rPr>
+        <w:br/>
+        <w:t>C) SET AUTO_INCREMENT</w:t>
+      </w:r>
+      <w:r>
+        <w:rPr>
+          <w:rFonts w:ascii="Arial" w:hAnsi="Arial" w:cs="Arial"/>
+          <w:sz w:val="20"/>
+          <w:szCs w:val="20"/>
+        </w:rPr>
+        <w:br/>
+        <w:t>D) MODIFY AUTO_INCREMENT</w:t>
       </w:r>
     </w:p>
     <w:p>
@@ -9090,52 +9664,52 @@
           <w:sz w:val="20"/>
           <w:szCs w:val="20"/>
         </w:rPr>
-        <w:t>86. To reset AUTO_INCREMENT value, you use:</w:t>
-      </w:r>
-    </w:p>
-    <w:p>
-      <w:pPr>
-        <w:spacing w:after="0" w:line="240" w:lineRule="auto"/>
-        <w:rPr>
-          <w:rFonts w:ascii="Arial" w:hAnsi="Arial" w:cs="Arial"/>
-          <w:sz w:val="20"/>
-          <w:szCs w:val="20"/>
-        </w:rPr>
-      </w:pPr>
-      <w:r>
-        <w:rPr>
-          <w:rFonts w:ascii="Arial" w:hAnsi="Arial" w:cs="Arial"/>
-          <w:sz w:val="20"/>
-          <w:szCs w:val="20"/>
-        </w:rPr>
-        <w:t>A) ALTER TABLE t AUTO_INCREMENT = 1</w:t>
-      </w:r>
-      <w:r>
-        <w:rPr>
-          <w:rFonts w:ascii="Arial" w:hAnsi="Arial" w:cs="Arial"/>
-          <w:sz w:val="20"/>
-          <w:szCs w:val="20"/>
-        </w:rPr>
-        <w:br/>
-        <w:t>B) RESET AUTO_INCREMENT</w:t>
-      </w:r>
-      <w:r>
-        <w:rPr>
-          <w:rFonts w:ascii="Arial" w:hAnsi="Arial" w:cs="Arial"/>
-          <w:sz w:val="20"/>
-          <w:szCs w:val="20"/>
-        </w:rPr>
-        <w:br/>
-        <w:t>C) SET AUTO_INCREMENT</w:t>
-      </w:r>
-      <w:r>
-        <w:rPr>
-          <w:rFonts w:ascii="Arial" w:hAnsi="Arial" w:cs="Arial"/>
-          <w:sz w:val="20"/>
-          <w:szCs w:val="20"/>
-        </w:rPr>
-        <w:br/>
-        <w:t>D) MODIFY AUTO_INCREMENT</w:t>
+        <w:t>87. What happens if you insert a value larger than current AUTO_INCREMENT?</w:t>
+      </w:r>
+    </w:p>
+    <w:p>
+      <w:pPr>
+        <w:spacing w:after="0" w:line="240" w:lineRule="auto"/>
+        <w:rPr>
+          <w:rFonts w:ascii="Arial" w:hAnsi="Arial" w:cs="Arial"/>
+          <w:sz w:val="20"/>
+          <w:szCs w:val="20"/>
+        </w:rPr>
+      </w:pPr>
+      <w:r>
+        <w:rPr>
+          <w:rFonts w:ascii="Arial" w:hAnsi="Arial" w:cs="Arial"/>
+          <w:sz w:val="20"/>
+          <w:szCs w:val="20"/>
+        </w:rPr>
+        <w:t>A) Error</w:t>
+      </w:r>
+      <w:r>
+        <w:rPr>
+          <w:rFonts w:ascii="Arial" w:hAnsi="Arial" w:cs="Arial"/>
+          <w:sz w:val="20"/>
+          <w:szCs w:val="20"/>
+        </w:rPr>
+        <w:br/>
+        <w:t>B) Next auto value becomes larger than inserted value + 1</w:t>
+      </w:r>
+      <w:r>
+        <w:rPr>
+          <w:rFonts w:ascii="Arial" w:hAnsi="Arial" w:cs="Arial"/>
+          <w:sz w:val="20"/>
+          <w:szCs w:val="20"/>
+        </w:rPr>
+        <w:br/>
+        <w:t>C) Next auto value remains same</w:t>
+      </w:r>
+      <w:r>
+        <w:rPr>
+          <w:rFonts w:ascii="Arial" w:hAnsi="Arial" w:cs="Arial"/>
+          <w:sz w:val="20"/>
+          <w:szCs w:val="20"/>
+        </w:rPr>
+        <w:br/>
+        <w:t>D) Table is locked</w:t>
       </w:r>
     </w:p>
     <w:p>
@@ -9193,52 +9767,88 @@
           <w:sz w:val="20"/>
           <w:szCs w:val="20"/>
         </w:rPr>
-        <w:t>87. What happens if you insert a value larger than current AUTO_INCREMENT?</w:t>
-      </w:r>
-    </w:p>
-    <w:p>
-      <w:pPr>
-        <w:spacing w:after="0" w:line="240" w:lineRule="auto"/>
-        <w:rPr>
-          <w:rFonts w:ascii="Arial" w:hAnsi="Arial" w:cs="Arial"/>
-          <w:sz w:val="20"/>
-          <w:szCs w:val="20"/>
-        </w:rPr>
-      </w:pPr>
-      <w:r>
-        <w:rPr>
-          <w:rFonts w:ascii="Arial" w:hAnsi="Arial" w:cs="Arial"/>
-          <w:sz w:val="20"/>
-          <w:szCs w:val="20"/>
-        </w:rPr>
-        <w:t>A) Error</w:t>
-      </w:r>
-      <w:r>
-        <w:rPr>
-          <w:rFonts w:ascii="Arial" w:hAnsi="Arial" w:cs="Arial"/>
-          <w:sz w:val="20"/>
-          <w:szCs w:val="20"/>
-        </w:rPr>
-        <w:br/>
-        <w:t>B) Next auto value becomes larger than inserted value + 1</w:t>
-      </w:r>
-      <w:r>
-        <w:rPr>
-          <w:rFonts w:ascii="Arial" w:hAnsi="Arial" w:cs="Arial"/>
-          <w:sz w:val="20"/>
-          <w:szCs w:val="20"/>
-        </w:rPr>
-        <w:br/>
-        <w:t>C) Next auto value remains same</w:t>
-      </w:r>
-      <w:r>
-        <w:rPr>
-          <w:rFonts w:ascii="Arial" w:hAnsi="Arial" w:cs="Arial"/>
-          <w:sz w:val="20"/>
-          <w:szCs w:val="20"/>
-        </w:rPr>
-        <w:br/>
-        <w:t>D) Table is locked</w:t>
+        <w:t>88. Which query finds the second highest salary from employees?</w:t>
+      </w:r>
+    </w:p>
+    <w:p>
+      <w:pPr>
+        <w:spacing w:after="0" w:line="240" w:lineRule="auto"/>
+        <w:rPr>
+          <w:rFonts w:ascii="Arial" w:hAnsi="Arial" w:cs="Arial"/>
+          <w:sz w:val="20"/>
+          <w:szCs w:val="20"/>
+        </w:rPr>
+      </w:pPr>
+      <w:r>
+        <w:rPr>
+          <w:rFonts w:ascii="Arial" w:hAnsi="Arial" w:cs="Arial"/>
+          <w:sz w:val="20"/>
+          <w:szCs w:val="20"/>
+        </w:rPr>
+        <w:t xml:space="preserve">A) SELECT </w:t>
+      </w:r>
+      <w:proofErr w:type="gramStart"/>
+      <w:r>
+        <w:rPr>
+          <w:rFonts w:ascii="Arial" w:hAnsi="Arial" w:cs="Arial"/>
+          <w:sz w:val="20"/>
+          <w:szCs w:val="20"/>
+        </w:rPr>
+        <w:t>MAX(</w:t>
+      </w:r>
+      <w:proofErr w:type="gramEnd"/>
+      <w:r>
+        <w:rPr>
+          <w:rFonts w:ascii="Arial" w:hAnsi="Arial" w:cs="Arial"/>
+          <w:sz w:val="20"/>
+          <w:szCs w:val="20"/>
+        </w:rPr>
+        <w:t xml:space="preserve">salary) FROM employees WHERE salary &lt; (SELECT </w:t>
+      </w:r>
+      <w:proofErr w:type="gramStart"/>
+      <w:r>
+        <w:rPr>
+          <w:rFonts w:ascii="Arial" w:hAnsi="Arial" w:cs="Arial"/>
+          <w:sz w:val="20"/>
+          <w:szCs w:val="20"/>
+        </w:rPr>
+        <w:t>MAX(</w:t>
+      </w:r>
+      <w:proofErr w:type="gramEnd"/>
+      <w:r>
+        <w:rPr>
+          <w:rFonts w:ascii="Arial" w:hAnsi="Arial" w:cs="Arial"/>
+          <w:sz w:val="20"/>
+          <w:szCs w:val="20"/>
+        </w:rPr>
+        <w:t>salary) FROM employees)</w:t>
+      </w:r>
+      <w:r>
+        <w:rPr>
+          <w:rFonts w:ascii="Arial" w:hAnsi="Arial" w:cs="Arial"/>
+          <w:sz w:val="20"/>
+          <w:szCs w:val="20"/>
+        </w:rPr>
+        <w:br/>
+        <w:t>B) SELECT salary FROM employees ORDER BY salary DESC LIMIT 1,1</w:t>
+      </w:r>
+      <w:r>
+        <w:rPr>
+          <w:rFonts w:ascii="Arial" w:hAnsi="Arial" w:cs="Arial"/>
+          <w:sz w:val="20"/>
+          <w:szCs w:val="20"/>
+        </w:rPr>
+        <w:br/>
+        <w:t>C) Both A and B are valid methods</w:t>
+      </w:r>
+      <w:r>
+        <w:rPr>
+          <w:rFonts w:ascii="Arial" w:hAnsi="Arial" w:cs="Arial"/>
+          <w:sz w:val="20"/>
+          <w:szCs w:val="20"/>
+        </w:rPr>
+        <w:br/>
+        <w:t>D) SELECT TOP 2 salary</w:t>
       </w:r>
     </w:p>
     <w:p>
@@ -9277,6 +9887,18 @@
         <w:spacing w:after="0" w:line="240" w:lineRule="auto"/>
         <w:rPr>
           <w:rFonts w:ascii="Arial" w:hAnsi="Arial" w:cs="Arial"/>
+          <w:b/>
+          <w:bCs/>
+          <w:sz w:val="20"/>
+          <w:szCs w:val="20"/>
+        </w:rPr>
+      </w:pPr>
+    </w:p>
+    <w:p>
+      <w:pPr>
+        <w:spacing w:after="0" w:line="240" w:lineRule="auto"/>
+        <w:rPr>
+          <w:rFonts w:ascii="Arial" w:hAnsi="Arial" w:cs="Arial"/>
           <w:sz w:val="20"/>
           <w:szCs w:val="20"/>
         </w:rPr>
@@ -9296,52 +9918,70 @@
           <w:sz w:val="20"/>
           <w:szCs w:val="20"/>
         </w:rPr>
-        <w:t>88. Which query finds the second highest salary from employees?</w:t>
-      </w:r>
-    </w:p>
-    <w:p>
-      <w:pPr>
-        <w:spacing w:after="0" w:line="240" w:lineRule="auto"/>
-        <w:rPr>
-          <w:rFonts w:ascii="Arial" w:hAnsi="Arial" w:cs="Arial"/>
-          <w:sz w:val="20"/>
-          <w:szCs w:val="20"/>
-        </w:rPr>
-      </w:pPr>
-      <w:r>
-        <w:rPr>
-          <w:rFonts w:ascii="Arial" w:hAnsi="Arial" w:cs="Arial"/>
-          <w:sz w:val="20"/>
-          <w:szCs w:val="20"/>
-        </w:rPr>
-        <w:t>A) SELECT MAX(salary) FROM employees WHERE salary &lt; (SELECT MAX(salary) FROM employees)</w:t>
-      </w:r>
-      <w:r>
-        <w:rPr>
-          <w:rFonts w:ascii="Arial" w:hAnsi="Arial" w:cs="Arial"/>
-          <w:sz w:val="20"/>
-          <w:szCs w:val="20"/>
-        </w:rPr>
-        <w:br/>
-        <w:t>B) SELECT salary FROM employees ORDER BY salary DESC LIMIT 1,1</w:t>
-      </w:r>
-      <w:r>
-        <w:rPr>
-          <w:rFonts w:ascii="Arial" w:hAnsi="Arial" w:cs="Arial"/>
-          <w:sz w:val="20"/>
-          <w:szCs w:val="20"/>
-        </w:rPr>
-        <w:br/>
-        <w:t>C) Both A and B are valid methods</w:t>
-      </w:r>
-      <w:r>
-        <w:rPr>
-          <w:rFonts w:ascii="Arial" w:hAnsi="Arial" w:cs="Arial"/>
-          <w:sz w:val="20"/>
-          <w:szCs w:val="20"/>
-        </w:rPr>
-        <w:br/>
-        <w:t>D) SELECT TOP 2 salary</w:t>
+        <w:t>89. Which finds employees whose names start with ‘S’ and have 5 letters?</w:t>
+      </w:r>
+    </w:p>
+    <w:p>
+      <w:pPr>
+        <w:spacing w:after="0" w:line="240" w:lineRule="auto"/>
+        <w:rPr>
+          <w:rFonts w:ascii="Arial" w:hAnsi="Arial" w:cs="Arial"/>
+          <w:sz w:val="20"/>
+          <w:szCs w:val="20"/>
+        </w:rPr>
+      </w:pPr>
+      <w:r>
+        <w:rPr>
+          <w:rFonts w:ascii="Arial" w:hAnsi="Arial" w:cs="Arial"/>
+          <w:sz w:val="20"/>
+          <w:szCs w:val="20"/>
+        </w:rPr>
+        <w:t>A) WHERE name LIKE ‘S____’</w:t>
+      </w:r>
+      <w:r>
+        <w:rPr>
+          <w:rFonts w:ascii="Arial" w:hAnsi="Arial" w:cs="Arial"/>
+          <w:sz w:val="20"/>
+          <w:szCs w:val="20"/>
+        </w:rPr>
+        <w:br/>
+        <w:t xml:space="preserve">B) WHERE name LIKE ‘S%’ AND </w:t>
+      </w:r>
+      <w:proofErr w:type="gramStart"/>
+      <w:r>
+        <w:rPr>
+          <w:rFonts w:ascii="Arial" w:hAnsi="Arial" w:cs="Arial"/>
+          <w:sz w:val="20"/>
+          <w:szCs w:val="20"/>
+        </w:rPr>
+        <w:t>LENGTH(</w:t>
+      </w:r>
+      <w:proofErr w:type="gramEnd"/>
+      <w:r>
+        <w:rPr>
+          <w:rFonts w:ascii="Arial" w:hAnsi="Arial" w:cs="Arial"/>
+          <w:sz w:val="20"/>
+          <w:szCs w:val="20"/>
+        </w:rPr>
+        <w:t>name)=5</w:t>
+      </w:r>
+      <w:r>
+        <w:rPr>
+          <w:rFonts w:ascii="Arial" w:hAnsi="Arial" w:cs="Arial"/>
+          <w:sz w:val="20"/>
+          <w:szCs w:val="20"/>
+        </w:rPr>
+        <w:br/>
+        <w:t>C) Both A and B</w:t>
+      </w:r>
+      <w:r>
+        <w:rPr>
+          <w:rFonts w:ascii="Arial" w:hAnsi="Arial" w:cs="Arial"/>
+          <w:sz w:val="20"/>
+          <w:szCs w:val="20"/>
+        </w:rPr>
+        <w:br/>
+        <w:t>D) WHERE name = ‘S___’</w:t>
       </w:r>
     </w:p>
     <w:p>
@@ -9399,52 +10039,124 @@
           <w:sz w:val="20"/>
           <w:szCs w:val="20"/>
         </w:rPr>
-        <w:t>89. Which finds employees whose names start with ‘S’ and have 5 letters?</w:t>
-      </w:r>
-    </w:p>
-    <w:p>
-      <w:pPr>
-        <w:spacing w:after="0" w:line="240" w:lineRule="auto"/>
-        <w:rPr>
-          <w:rFonts w:ascii="Arial" w:hAnsi="Arial" w:cs="Arial"/>
-          <w:sz w:val="20"/>
-          <w:szCs w:val="20"/>
-        </w:rPr>
-      </w:pPr>
-      <w:r>
-        <w:rPr>
-          <w:rFonts w:ascii="Arial" w:hAnsi="Arial" w:cs="Arial"/>
-          <w:sz w:val="20"/>
-          <w:szCs w:val="20"/>
-        </w:rPr>
-        <w:t>A) WHERE name LIKE ‘S____’</w:t>
-      </w:r>
-      <w:r>
-        <w:rPr>
-          <w:rFonts w:ascii="Arial" w:hAnsi="Arial" w:cs="Arial"/>
-          <w:sz w:val="20"/>
-          <w:szCs w:val="20"/>
-        </w:rPr>
-        <w:br/>
-        <w:t>B) WHERE name LIKE ‘S%’ AND LENGTH(name)=5</w:t>
-      </w:r>
-      <w:r>
-        <w:rPr>
-          <w:rFonts w:ascii="Arial" w:hAnsi="Arial" w:cs="Arial"/>
-          <w:sz w:val="20"/>
-          <w:szCs w:val="20"/>
-        </w:rPr>
-        <w:br/>
-        <w:t>C) Both A and B</w:t>
-      </w:r>
-      <w:r>
-        <w:rPr>
-          <w:rFonts w:ascii="Arial" w:hAnsi="Arial" w:cs="Arial"/>
-          <w:sz w:val="20"/>
-          <w:szCs w:val="20"/>
-        </w:rPr>
-        <w:br/>
-        <w:t>D) WHERE name = ‘S___’</w:t>
+        <w:t>90. Which query returns the number of distinct departments?</w:t>
+      </w:r>
+    </w:p>
+    <w:p>
+      <w:pPr>
+        <w:spacing w:after="0" w:line="240" w:lineRule="auto"/>
+        <w:rPr>
+          <w:rFonts w:ascii="Arial" w:hAnsi="Arial" w:cs="Arial"/>
+          <w:sz w:val="20"/>
+          <w:szCs w:val="20"/>
+        </w:rPr>
+      </w:pPr>
+      <w:r>
+        <w:rPr>
+          <w:rFonts w:ascii="Arial" w:hAnsi="Arial" w:cs="Arial"/>
+          <w:sz w:val="20"/>
+          <w:szCs w:val="20"/>
+        </w:rPr>
+        <w:t xml:space="preserve">A) SELECT </w:t>
+      </w:r>
+      <w:proofErr w:type="gramStart"/>
+      <w:r>
+        <w:rPr>
+          <w:rFonts w:ascii="Arial" w:hAnsi="Arial" w:cs="Arial"/>
+          <w:sz w:val="20"/>
+          <w:szCs w:val="20"/>
+        </w:rPr>
+        <w:t>COUNT(</w:t>
+      </w:r>
+      <w:proofErr w:type="gramEnd"/>
+      <w:r>
+        <w:rPr>
+          <w:rFonts w:ascii="Arial" w:hAnsi="Arial" w:cs="Arial"/>
+          <w:sz w:val="20"/>
+          <w:szCs w:val="20"/>
+        </w:rPr>
+        <w:t>department) FROM employees</w:t>
+      </w:r>
+      <w:r>
+        <w:rPr>
+          <w:rFonts w:ascii="Arial" w:hAnsi="Arial" w:cs="Arial"/>
+          <w:sz w:val="20"/>
+          <w:szCs w:val="20"/>
+        </w:rPr>
+        <w:br/>
+        <w:t xml:space="preserve">B) SELECT </w:t>
+      </w:r>
+      <w:proofErr w:type="gramStart"/>
+      <w:r>
+        <w:rPr>
+          <w:rFonts w:ascii="Arial" w:hAnsi="Arial" w:cs="Arial"/>
+          <w:sz w:val="20"/>
+          <w:szCs w:val="20"/>
+        </w:rPr>
+        <w:t>COUNT(</w:t>
+      </w:r>
+      <w:proofErr w:type="gramEnd"/>
+      <w:r>
+        <w:rPr>
+          <w:rFonts w:ascii="Arial" w:hAnsi="Arial" w:cs="Arial"/>
+          <w:sz w:val="20"/>
+          <w:szCs w:val="20"/>
+        </w:rPr>
+        <w:t>DISTINCT department) FROM employees</w:t>
+      </w:r>
+      <w:r>
+        <w:rPr>
+          <w:rFonts w:ascii="Arial" w:hAnsi="Arial" w:cs="Arial"/>
+          <w:sz w:val="20"/>
+          <w:szCs w:val="20"/>
+        </w:rPr>
+        <w:br/>
+        <w:t xml:space="preserve">C) SELECT DISTINCT </w:t>
+      </w:r>
+      <w:proofErr w:type="gramStart"/>
+      <w:r>
+        <w:rPr>
+          <w:rFonts w:ascii="Arial" w:hAnsi="Arial" w:cs="Arial"/>
+          <w:sz w:val="20"/>
+          <w:szCs w:val="20"/>
+        </w:rPr>
+        <w:t>COUNT(</w:t>
+      </w:r>
+      <w:proofErr w:type="gramEnd"/>
+      <w:r>
+        <w:rPr>
+          <w:rFonts w:ascii="Arial" w:hAnsi="Arial" w:cs="Arial"/>
+          <w:sz w:val="20"/>
+          <w:szCs w:val="20"/>
+        </w:rPr>
+        <w:t>department) FROM employees</w:t>
+      </w:r>
+      <w:r>
+        <w:rPr>
+          <w:rFonts w:ascii="Arial" w:hAnsi="Arial" w:cs="Arial"/>
+          <w:sz w:val="20"/>
+          <w:szCs w:val="20"/>
+        </w:rPr>
+        <w:br/>
+        <w:t xml:space="preserve">D) SELECT UNIQUE </w:t>
+      </w:r>
+      <w:proofErr w:type="gramStart"/>
+      <w:r>
+        <w:rPr>
+          <w:rFonts w:ascii="Arial" w:hAnsi="Arial" w:cs="Arial"/>
+          <w:sz w:val="20"/>
+          <w:szCs w:val="20"/>
+        </w:rPr>
+        <w:t>COUNT(</w:t>
+      </w:r>
+      <w:proofErr w:type="gramEnd"/>
+      <w:r>
+        <w:rPr>
+          <w:rFonts w:ascii="Arial" w:hAnsi="Arial" w:cs="Arial"/>
+          <w:sz w:val="20"/>
+          <w:szCs w:val="20"/>
+        </w:rPr>
+        <w:t>department)</w:t>
       </w:r>
     </w:p>
     <w:p>
@@ -9502,52 +10214,52 @@
           <w:sz w:val="20"/>
           <w:szCs w:val="20"/>
         </w:rPr>
-        <w:t>90. Which query returns the number of distinct departments?</w:t>
-      </w:r>
-    </w:p>
-    <w:p>
-      <w:pPr>
-        <w:spacing w:after="0" w:line="240" w:lineRule="auto"/>
-        <w:rPr>
-          <w:rFonts w:ascii="Arial" w:hAnsi="Arial" w:cs="Arial"/>
-          <w:sz w:val="20"/>
-          <w:szCs w:val="20"/>
-        </w:rPr>
-      </w:pPr>
-      <w:r>
-        <w:rPr>
-          <w:rFonts w:ascii="Arial" w:hAnsi="Arial" w:cs="Arial"/>
-          <w:sz w:val="20"/>
-          <w:szCs w:val="20"/>
-        </w:rPr>
-        <w:t>A) SELECT COUNT(department) FROM employees</w:t>
-      </w:r>
-      <w:r>
-        <w:rPr>
-          <w:rFonts w:ascii="Arial" w:hAnsi="Arial" w:cs="Arial"/>
-          <w:sz w:val="20"/>
-          <w:szCs w:val="20"/>
-        </w:rPr>
-        <w:br/>
-        <w:t>B) SELECT COUNT(DISTINCT department) FROM employees</w:t>
-      </w:r>
-      <w:r>
-        <w:rPr>
-          <w:rFonts w:ascii="Arial" w:hAnsi="Arial" w:cs="Arial"/>
-          <w:sz w:val="20"/>
-          <w:szCs w:val="20"/>
-        </w:rPr>
-        <w:br/>
-        <w:t>C) SELECT DISTINCT COUNT(department) FROM employees</w:t>
-      </w:r>
-      <w:r>
-        <w:rPr>
-          <w:rFonts w:ascii="Arial" w:hAnsi="Arial" w:cs="Arial"/>
-          <w:sz w:val="20"/>
-          <w:szCs w:val="20"/>
-        </w:rPr>
-        <w:br/>
-        <w:t>D) SELECT UNIQUE COUNT(department)</w:t>
+        <w:t>91. Which clause is used to limit rows in MySQL?</w:t>
+      </w:r>
+    </w:p>
+    <w:p>
+      <w:pPr>
+        <w:spacing w:after="0" w:line="240" w:lineRule="auto"/>
+        <w:rPr>
+          <w:rFonts w:ascii="Arial" w:hAnsi="Arial" w:cs="Arial"/>
+          <w:sz w:val="20"/>
+          <w:szCs w:val="20"/>
+        </w:rPr>
+      </w:pPr>
+      <w:r>
+        <w:rPr>
+          <w:rFonts w:ascii="Arial" w:hAnsi="Arial" w:cs="Arial"/>
+          <w:sz w:val="20"/>
+          <w:szCs w:val="20"/>
+        </w:rPr>
+        <w:t>A) TOP</w:t>
+      </w:r>
+      <w:r>
+        <w:rPr>
+          <w:rFonts w:ascii="Arial" w:hAnsi="Arial" w:cs="Arial"/>
+          <w:sz w:val="20"/>
+          <w:szCs w:val="20"/>
+        </w:rPr>
+        <w:br/>
+        <w:t>B) LIMIT</w:t>
+      </w:r>
+      <w:r>
+        <w:rPr>
+          <w:rFonts w:ascii="Arial" w:hAnsi="Arial" w:cs="Arial"/>
+          <w:sz w:val="20"/>
+          <w:szCs w:val="20"/>
+        </w:rPr>
+        <w:br/>
+        <w:t>C) ROWNUM</w:t>
+      </w:r>
+      <w:r>
+        <w:rPr>
+          <w:rFonts w:ascii="Arial" w:hAnsi="Arial" w:cs="Arial"/>
+          <w:sz w:val="20"/>
+          <w:szCs w:val="20"/>
+        </w:rPr>
+        <w:br/>
+        <w:t>D) FETCH</w:t>
       </w:r>
     </w:p>
     <w:p>
@@ -9605,52 +10317,52 @@
           <w:sz w:val="20"/>
           <w:szCs w:val="20"/>
         </w:rPr>
-        <w:t>91. Which clause is used to limit rows in MySQL?</w:t>
-      </w:r>
-    </w:p>
-    <w:p>
-      <w:pPr>
-        <w:spacing w:after="0" w:line="240" w:lineRule="auto"/>
-        <w:rPr>
-          <w:rFonts w:ascii="Arial" w:hAnsi="Arial" w:cs="Arial"/>
-          <w:sz w:val="20"/>
-          <w:szCs w:val="20"/>
-        </w:rPr>
-      </w:pPr>
-      <w:r>
-        <w:rPr>
-          <w:rFonts w:ascii="Arial" w:hAnsi="Arial" w:cs="Arial"/>
-          <w:sz w:val="20"/>
-          <w:szCs w:val="20"/>
-        </w:rPr>
-        <w:t>A) TOP</w:t>
-      </w:r>
-      <w:r>
-        <w:rPr>
-          <w:rFonts w:ascii="Arial" w:hAnsi="Arial" w:cs="Arial"/>
-          <w:sz w:val="20"/>
-          <w:szCs w:val="20"/>
-        </w:rPr>
-        <w:br/>
-        <w:t>B) LIMIT</w:t>
-      </w:r>
-      <w:r>
-        <w:rPr>
-          <w:rFonts w:ascii="Arial" w:hAnsi="Arial" w:cs="Arial"/>
-          <w:sz w:val="20"/>
-          <w:szCs w:val="20"/>
-        </w:rPr>
-        <w:br/>
-        <w:t>C) ROWNUM</w:t>
-      </w:r>
-      <w:r>
-        <w:rPr>
-          <w:rFonts w:ascii="Arial" w:hAnsi="Arial" w:cs="Arial"/>
-          <w:sz w:val="20"/>
-          <w:szCs w:val="20"/>
-        </w:rPr>
-        <w:br/>
-        <w:t>D) FETCH</w:t>
+        <w:t>92. To display employees with commission greater than their salary:</w:t>
+      </w:r>
+    </w:p>
+    <w:p>
+      <w:pPr>
+        <w:spacing w:after="0" w:line="240" w:lineRule="auto"/>
+        <w:rPr>
+          <w:rFonts w:ascii="Arial" w:hAnsi="Arial" w:cs="Arial"/>
+          <w:sz w:val="20"/>
+          <w:szCs w:val="20"/>
+        </w:rPr>
+      </w:pPr>
+      <w:r>
+        <w:rPr>
+          <w:rFonts w:ascii="Arial" w:hAnsi="Arial" w:cs="Arial"/>
+          <w:sz w:val="20"/>
+          <w:szCs w:val="20"/>
+        </w:rPr>
+        <w:t>A) WHERE commission &gt; salary</w:t>
+      </w:r>
+      <w:r>
+        <w:rPr>
+          <w:rFonts w:ascii="Arial" w:hAnsi="Arial" w:cs="Arial"/>
+          <w:sz w:val="20"/>
+          <w:szCs w:val="20"/>
+        </w:rPr>
+        <w:br/>
+        <w:t>B) WHERE commission &gt; salary IS TRUE</w:t>
+      </w:r>
+      <w:r>
+        <w:rPr>
+          <w:rFonts w:ascii="Arial" w:hAnsi="Arial" w:cs="Arial"/>
+          <w:sz w:val="20"/>
+          <w:szCs w:val="20"/>
+        </w:rPr>
+        <w:br/>
+        <w:t>C) HAVING commission &gt; salary</w:t>
+      </w:r>
+      <w:r>
+        <w:rPr>
+          <w:rFonts w:ascii="Arial" w:hAnsi="Arial" w:cs="Arial"/>
+          <w:sz w:val="20"/>
+          <w:szCs w:val="20"/>
+        </w:rPr>
+        <w:br/>
+        <w:t>D) ORDER BY commission &gt; salary</w:t>
       </w:r>
     </w:p>
     <w:p>
@@ -9708,53 +10420,137 @@
           <w:sz w:val="20"/>
           <w:szCs w:val="20"/>
         </w:rPr>
-        <w:t>92. To display employees with commission greater than their salary:</w:t>
-      </w:r>
-    </w:p>
-    <w:p>
-      <w:pPr>
-        <w:spacing w:after="0" w:line="240" w:lineRule="auto"/>
-        <w:rPr>
-          <w:rFonts w:ascii="Arial" w:hAnsi="Arial" w:cs="Arial"/>
-          <w:sz w:val="20"/>
-          <w:szCs w:val="20"/>
-        </w:rPr>
-      </w:pPr>
-      <w:r>
-        <w:rPr>
-          <w:rFonts w:ascii="Arial" w:hAnsi="Arial" w:cs="Arial"/>
-          <w:sz w:val="20"/>
-          <w:szCs w:val="20"/>
-        </w:rPr>
-        <w:t>A) WHERE commission &gt; salary</w:t>
-      </w:r>
-      <w:r>
-        <w:rPr>
-          <w:rFonts w:ascii="Arial" w:hAnsi="Arial" w:cs="Arial"/>
-          <w:sz w:val="20"/>
-          <w:szCs w:val="20"/>
-        </w:rPr>
-        <w:br/>
-        <w:t>B) WHERE commission &gt; salary IS TRUE</w:t>
-      </w:r>
-      <w:r>
-        <w:rPr>
-          <w:rFonts w:ascii="Arial" w:hAnsi="Arial" w:cs="Arial"/>
-          <w:sz w:val="20"/>
-          <w:szCs w:val="20"/>
-        </w:rPr>
-        <w:br/>
-        <w:t>C) HAVING commission &gt; salary</w:t>
-      </w:r>
-      <w:r>
-        <w:rPr>
-          <w:rFonts w:ascii="Arial" w:hAnsi="Arial" w:cs="Arial"/>
-          <w:sz w:val="20"/>
-          <w:szCs w:val="20"/>
-        </w:rPr>
-        <w:br/>
-        <w:t>D) ORDER BY commission &gt; salary</w:t>
-      </w:r>
+        <w:t>93. Which query finds customers who have placed no orders (using NULL)?</w:t>
+      </w:r>
+    </w:p>
+    <w:p>
+      <w:pPr>
+        <w:spacing w:after="0" w:line="240" w:lineRule="auto"/>
+        <w:rPr>
+          <w:rFonts w:ascii="Arial" w:hAnsi="Arial" w:cs="Arial"/>
+          <w:sz w:val="20"/>
+          <w:szCs w:val="20"/>
+        </w:rPr>
+      </w:pPr>
+      <w:r>
+        <w:rPr>
+          <w:rFonts w:ascii="Arial" w:hAnsi="Arial" w:cs="Arial"/>
+          <w:sz w:val="20"/>
+          <w:szCs w:val="20"/>
+        </w:rPr>
+        <w:t>A) SELECT * FROM customers c LEFT JOIN orders o ON c.id=</w:t>
+      </w:r>
+      <w:proofErr w:type="spellStart"/>
+      <w:proofErr w:type="gramStart"/>
+      <w:r>
+        <w:rPr>
+          <w:rFonts w:ascii="Arial" w:hAnsi="Arial" w:cs="Arial"/>
+          <w:sz w:val="20"/>
+          <w:szCs w:val="20"/>
+        </w:rPr>
+        <w:t>o.cust</w:t>
+      </w:r>
+      <w:proofErr w:type="gramEnd"/>
+      <w:r>
+        <w:rPr>
+          <w:rFonts w:ascii="Arial" w:hAnsi="Arial" w:cs="Arial"/>
+          <w:sz w:val="20"/>
+          <w:szCs w:val="20"/>
+        </w:rPr>
+        <w:t>_id</w:t>
+      </w:r>
+      <w:proofErr w:type="spellEnd"/>
+      <w:r>
+        <w:rPr>
+          <w:rFonts w:ascii="Arial" w:hAnsi="Arial" w:cs="Arial"/>
+          <w:sz w:val="20"/>
+          <w:szCs w:val="20"/>
+        </w:rPr>
+        <w:t xml:space="preserve"> WHERE o.id IS NULL</w:t>
+      </w:r>
+      <w:r>
+        <w:rPr>
+          <w:rFonts w:ascii="Arial" w:hAnsi="Arial" w:cs="Arial"/>
+          <w:sz w:val="20"/>
+          <w:szCs w:val="20"/>
+        </w:rPr>
+        <w:br/>
+        <w:t xml:space="preserve">B) SELECT * FROM customers WHERE </w:t>
+      </w:r>
+      <w:proofErr w:type="spellStart"/>
+      <w:r>
+        <w:rPr>
+          <w:rFonts w:ascii="Arial" w:hAnsi="Arial" w:cs="Arial"/>
+          <w:sz w:val="20"/>
+          <w:szCs w:val="20"/>
+        </w:rPr>
+        <w:t>id</w:t>
+      </w:r>
+      <w:proofErr w:type="spellEnd"/>
+      <w:r>
+        <w:rPr>
+          <w:rFonts w:ascii="Arial" w:hAnsi="Arial" w:cs="Arial"/>
+          <w:sz w:val="20"/>
+          <w:szCs w:val="20"/>
+        </w:rPr>
+        <w:t xml:space="preserve"> NOT IN (SELECT </w:t>
+      </w:r>
+      <w:proofErr w:type="spellStart"/>
+      <w:r>
+        <w:rPr>
+          <w:rFonts w:ascii="Arial" w:hAnsi="Arial" w:cs="Arial"/>
+          <w:sz w:val="20"/>
+          <w:szCs w:val="20"/>
+        </w:rPr>
+        <w:t>cust_id</w:t>
+      </w:r>
+      <w:proofErr w:type="spellEnd"/>
+      <w:r>
+        <w:rPr>
+          <w:rFonts w:ascii="Arial" w:hAnsi="Arial" w:cs="Arial"/>
+          <w:sz w:val="20"/>
+          <w:szCs w:val="20"/>
+        </w:rPr>
+        <w:t xml:space="preserve"> FROM orders)</w:t>
+      </w:r>
+      <w:r>
+        <w:rPr>
+          <w:rFonts w:ascii="Arial" w:hAnsi="Arial" w:cs="Arial"/>
+          <w:sz w:val="20"/>
+          <w:szCs w:val="20"/>
+        </w:rPr>
+        <w:br/>
+        <w:t>C) Both A and B</w:t>
+      </w:r>
+      <w:r>
+        <w:rPr>
+          <w:rFonts w:ascii="Arial" w:hAnsi="Arial" w:cs="Arial"/>
+          <w:sz w:val="20"/>
+          <w:szCs w:val="20"/>
+        </w:rPr>
+        <w:br/>
+        <w:t>D) SELECT * FROM customers c RIGHT JOIN orders o ON c.id=</w:t>
+      </w:r>
+      <w:proofErr w:type="spellStart"/>
+      <w:proofErr w:type="gramStart"/>
+      <w:r>
+        <w:rPr>
+          <w:rFonts w:ascii="Arial" w:hAnsi="Arial" w:cs="Arial"/>
+          <w:sz w:val="20"/>
+          <w:szCs w:val="20"/>
+        </w:rPr>
+        <w:t>o.cust</w:t>
+      </w:r>
+      <w:proofErr w:type="gramEnd"/>
+      <w:r>
+        <w:rPr>
+          <w:rFonts w:ascii="Arial" w:hAnsi="Arial" w:cs="Arial"/>
+          <w:sz w:val="20"/>
+          <w:szCs w:val="20"/>
+        </w:rPr>
+        <w:t>_id</w:t>
+      </w:r>
+      <w:proofErr w:type="spellEnd"/>
     </w:p>
     <w:p>
       <w:pPr>
@@ -9811,52 +10607,52 @@
           <w:sz w:val="20"/>
           <w:szCs w:val="20"/>
         </w:rPr>
-        <w:t>93. Which query finds customers who have placed no orders (using NULL)?</w:t>
-      </w:r>
-    </w:p>
-    <w:p>
-      <w:pPr>
-        <w:spacing w:after="0" w:line="240" w:lineRule="auto"/>
-        <w:rPr>
-          <w:rFonts w:ascii="Arial" w:hAnsi="Arial" w:cs="Arial"/>
-          <w:sz w:val="20"/>
-          <w:szCs w:val="20"/>
-        </w:rPr>
-      </w:pPr>
-      <w:r>
-        <w:rPr>
-          <w:rFonts w:ascii="Arial" w:hAnsi="Arial" w:cs="Arial"/>
-          <w:sz w:val="20"/>
-          <w:szCs w:val="20"/>
-        </w:rPr>
-        <w:t>A) SELECT * FROM customers c LEFT JOIN orders o ON c.id=o.cust_id WHERE o.id IS NULL</w:t>
-      </w:r>
-      <w:r>
-        <w:rPr>
-          <w:rFonts w:ascii="Arial" w:hAnsi="Arial" w:cs="Arial"/>
-          <w:sz w:val="20"/>
-          <w:szCs w:val="20"/>
-        </w:rPr>
-        <w:br/>
-        <w:t>B) SELECT * FROM customers WHERE id NOT IN (SELECT cust_id FROM orders)</w:t>
-      </w:r>
-      <w:r>
-        <w:rPr>
-          <w:rFonts w:ascii="Arial" w:hAnsi="Arial" w:cs="Arial"/>
-          <w:sz w:val="20"/>
-          <w:szCs w:val="20"/>
-        </w:rPr>
-        <w:br/>
-        <w:t>C) Both A and B</w:t>
-      </w:r>
-      <w:r>
-        <w:rPr>
-          <w:rFonts w:ascii="Arial" w:hAnsi="Arial" w:cs="Arial"/>
-          <w:sz w:val="20"/>
-          <w:szCs w:val="20"/>
-        </w:rPr>
-        <w:br/>
-        <w:t>D) SELECT * FROM customers c RIGHT JOIN orders o ON c.id=o.cust_id</w:t>
+        <w:t>94. A self-join is used to:</w:t>
+      </w:r>
+    </w:p>
+    <w:p>
+      <w:pPr>
+        <w:spacing w:after="0" w:line="240" w:lineRule="auto"/>
+        <w:rPr>
+          <w:rFonts w:ascii="Arial" w:hAnsi="Arial" w:cs="Arial"/>
+          <w:sz w:val="20"/>
+          <w:szCs w:val="20"/>
+        </w:rPr>
+      </w:pPr>
+      <w:r>
+        <w:rPr>
+          <w:rFonts w:ascii="Arial" w:hAnsi="Arial" w:cs="Arial"/>
+          <w:sz w:val="20"/>
+          <w:szCs w:val="20"/>
+        </w:rPr>
+        <w:t>A) Join a table with itself</w:t>
+      </w:r>
+      <w:r>
+        <w:rPr>
+          <w:rFonts w:ascii="Arial" w:hAnsi="Arial" w:cs="Arial"/>
+          <w:sz w:val="20"/>
+          <w:szCs w:val="20"/>
+        </w:rPr>
+        <w:br/>
+        <w:t>B) Join two different tables</w:t>
+      </w:r>
+      <w:r>
+        <w:rPr>
+          <w:rFonts w:ascii="Arial" w:hAnsi="Arial" w:cs="Arial"/>
+          <w:sz w:val="20"/>
+          <w:szCs w:val="20"/>
+        </w:rPr>
+        <w:br/>
+        <w:t>C) Join a table with a view</w:t>
+      </w:r>
+      <w:r>
+        <w:rPr>
+          <w:rFonts w:ascii="Arial" w:hAnsi="Arial" w:cs="Arial"/>
+          <w:sz w:val="20"/>
+          <w:szCs w:val="20"/>
+        </w:rPr>
+        <w:br/>
+        <w:t>D) Join a table with a temporary table</w:t>
       </w:r>
     </w:p>
     <w:p>
@@ -9914,52 +10710,52 @@
           <w:sz w:val="20"/>
           <w:szCs w:val="20"/>
         </w:rPr>
-        <w:t>94. A self-join is used to:</w:t>
-      </w:r>
-    </w:p>
-    <w:p>
-      <w:pPr>
-        <w:spacing w:after="0" w:line="240" w:lineRule="auto"/>
-        <w:rPr>
-          <w:rFonts w:ascii="Arial" w:hAnsi="Arial" w:cs="Arial"/>
-          <w:sz w:val="20"/>
-          <w:szCs w:val="20"/>
-        </w:rPr>
-      </w:pPr>
-      <w:r>
-        <w:rPr>
-          <w:rFonts w:ascii="Arial" w:hAnsi="Arial" w:cs="Arial"/>
-          <w:sz w:val="20"/>
-          <w:szCs w:val="20"/>
-        </w:rPr>
-        <w:t>A) Join a table with itself</w:t>
-      </w:r>
-      <w:r>
-        <w:rPr>
-          <w:rFonts w:ascii="Arial" w:hAnsi="Arial" w:cs="Arial"/>
-          <w:sz w:val="20"/>
-          <w:szCs w:val="20"/>
-        </w:rPr>
-        <w:br/>
-        <w:t>B) Join two different tables</w:t>
-      </w:r>
-      <w:r>
-        <w:rPr>
-          <w:rFonts w:ascii="Arial" w:hAnsi="Arial" w:cs="Arial"/>
-          <w:sz w:val="20"/>
-          <w:szCs w:val="20"/>
-        </w:rPr>
-        <w:br/>
-        <w:t>C) Join a table with a view</w:t>
-      </w:r>
-      <w:r>
-        <w:rPr>
-          <w:rFonts w:ascii="Arial" w:hAnsi="Arial" w:cs="Arial"/>
-          <w:sz w:val="20"/>
-          <w:szCs w:val="20"/>
-        </w:rPr>
-        <w:br/>
-        <w:t>D) Join a table with a temporary table</w:t>
+        <w:t>95. Which is true about UNION vs UNION ALL?</w:t>
+      </w:r>
+    </w:p>
+    <w:p>
+      <w:pPr>
+        <w:spacing w:after="0" w:line="240" w:lineRule="auto"/>
+        <w:rPr>
+          <w:rFonts w:ascii="Arial" w:hAnsi="Arial" w:cs="Arial"/>
+          <w:sz w:val="20"/>
+          <w:szCs w:val="20"/>
+        </w:rPr>
+      </w:pPr>
+      <w:r>
+        <w:rPr>
+          <w:rFonts w:ascii="Arial" w:hAnsi="Arial" w:cs="Arial"/>
+          <w:sz w:val="20"/>
+          <w:szCs w:val="20"/>
+        </w:rPr>
+        <w:t>A) UNION removes duplicates, UNION ALL does not</w:t>
+      </w:r>
+      <w:r>
+        <w:rPr>
+          <w:rFonts w:ascii="Arial" w:hAnsi="Arial" w:cs="Arial"/>
+          <w:sz w:val="20"/>
+          <w:szCs w:val="20"/>
+        </w:rPr>
+        <w:br/>
+        <w:t>B) UNION ALL is slower</w:t>
+      </w:r>
+      <w:r>
+        <w:rPr>
+          <w:rFonts w:ascii="Arial" w:hAnsi="Arial" w:cs="Arial"/>
+          <w:sz w:val="20"/>
+          <w:szCs w:val="20"/>
+        </w:rPr>
+        <w:br/>
+        <w:t>C) UNION preserves duplicates</w:t>
+      </w:r>
+      <w:r>
+        <w:rPr>
+          <w:rFonts w:ascii="Arial" w:hAnsi="Arial" w:cs="Arial"/>
+          <w:sz w:val="20"/>
+          <w:szCs w:val="20"/>
+        </w:rPr>
+        <w:br/>
+        <w:t>D) Both are same</w:t>
       </w:r>
     </w:p>
     <w:p>
@@ -10017,52 +10813,52 @@
           <w:sz w:val="20"/>
           <w:szCs w:val="20"/>
         </w:rPr>
-        <w:t>95. Which is true about UNION vs UNION ALL?</w:t>
-      </w:r>
-    </w:p>
-    <w:p>
-      <w:pPr>
-        <w:spacing w:after="0" w:line="240" w:lineRule="auto"/>
-        <w:rPr>
-          <w:rFonts w:ascii="Arial" w:hAnsi="Arial" w:cs="Arial"/>
-          <w:sz w:val="20"/>
-          <w:szCs w:val="20"/>
-        </w:rPr>
-      </w:pPr>
-      <w:r>
-        <w:rPr>
-          <w:rFonts w:ascii="Arial" w:hAnsi="Arial" w:cs="Arial"/>
-          <w:sz w:val="20"/>
-          <w:szCs w:val="20"/>
-        </w:rPr>
-        <w:t>A) UNION removes duplicates, UNION ALL does not</w:t>
-      </w:r>
-      <w:r>
-        <w:rPr>
-          <w:rFonts w:ascii="Arial" w:hAnsi="Arial" w:cs="Arial"/>
-          <w:sz w:val="20"/>
-          <w:szCs w:val="20"/>
-        </w:rPr>
-        <w:br/>
-        <w:t>B) UNION ALL is slower</w:t>
-      </w:r>
-      <w:r>
-        <w:rPr>
-          <w:rFonts w:ascii="Arial" w:hAnsi="Arial" w:cs="Arial"/>
-          <w:sz w:val="20"/>
-          <w:szCs w:val="20"/>
-        </w:rPr>
-        <w:br/>
-        <w:t>C) UNION preserves duplicates</w:t>
-      </w:r>
-      <w:r>
-        <w:rPr>
-          <w:rFonts w:ascii="Arial" w:hAnsi="Arial" w:cs="Arial"/>
-          <w:sz w:val="20"/>
-          <w:szCs w:val="20"/>
-        </w:rPr>
-        <w:br/>
-        <w:t>D) Both are same</w:t>
+        <w:t>96. Which operator is used for pattern matching without LIKE?</w:t>
+      </w:r>
+    </w:p>
+    <w:p>
+      <w:pPr>
+        <w:spacing w:after="0" w:line="240" w:lineRule="auto"/>
+        <w:rPr>
+          <w:rFonts w:ascii="Arial" w:hAnsi="Arial" w:cs="Arial"/>
+          <w:sz w:val="20"/>
+          <w:szCs w:val="20"/>
+        </w:rPr>
+      </w:pPr>
+      <w:r>
+        <w:rPr>
+          <w:rFonts w:ascii="Arial" w:hAnsi="Arial" w:cs="Arial"/>
+          <w:sz w:val="20"/>
+          <w:szCs w:val="20"/>
+        </w:rPr>
+        <w:t>A) REGEXP</w:t>
+      </w:r>
+      <w:r>
+        <w:rPr>
+          <w:rFonts w:ascii="Arial" w:hAnsi="Arial" w:cs="Arial"/>
+          <w:sz w:val="20"/>
+          <w:szCs w:val="20"/>
+        </w:rPr>
+        <w:br/>
+        <w:t>B) MATCH</w:t>
+      </w:r>
+      <w:r>
+        <w:rPr>
+          <w:rFonts w:ascii="Arial" w:hAnsi="Arial" w:cs="Arial"/>
+          <w:sz w:val="20"/>
+          <w:szCs w:val="20"/>
+        </w:rPr>
+        <w:br/>
+        <w:t>C) SIMILAR TO</w:t>
+      </w:r>
+      <w:r>
+        <w:rPr>
+          <w:rFonts w:ascii="Arial" w:hAnsi="Arial" w:cs="Arial"/>
+          <w:sz w:val="20"/>
+          <w:szCs w:val="20"/>
+        </w:rPr>
+        <w:br/>
+        <w:t>D) PATTERN</w:t>
       </w:r>
     </w:p>
     <w:p>
@@ -10120,52 +10916,74 @@
           <w:sz w:val="20"/>
           <w:szCs w:val="20"/>
         </w:rPr>
-        <w:t>96. Which operator is used for pattern matching without LIKE?</w:t>
-      </w:r>
-    </w:p>
-    <w:p>
-      <w:pPr>
-        <w:spacing w:after="0" w:line="240" w:lineRule="auto"/>
-        <w:rPr>
-          <w:rFonts w:ascii="Arial" w:hAnsi="Arial" w:cs="Arial"/>
-          <w:sz w:val="20"/>
-          <w:szCs w:val="20"/>
-        </w:rPr>
-      </w:pPr>
-      <w:r>
-        <w:rPr>
-          <w:rFonts w:ascii="Arial" w:hAnsi="Arial" w:cs="Arial"/>
-          <w:sz w:val="20"/>
-          <w:szCs w:val="20"/>
-        </w:rPr>
-        <w:t>A) REGEXP</w:t>
-      </w:r>
-      <w:r>
-        <w:rPr>
-          <w:rFonts w:ascii="Arial" w:hAnsi="Arial" w:cs="Arial"/>
-          <w:sz w:val="20"/>
-          <w:szCs w:val="20"/>
-        </w:rPr>
-        <w:br/>
-        <w:t>B) MATCH</w:t>
-      </w:r>
-      <w:r>
-        <w:rPr>
-          <w:rFonts w:ascii="Arial" w:hAnsi="Arial" w:cs="Arial"/>
-          <w:sz w:val="20"/>
-          <w:szCs w:val="20"/>
-        </w:rPr>
-        <w:br/>
-        <w:t>C) SIMILAR TO</w:t>
-      </w:r>
-      <w:r>
-        <w:rPr>
-          <w:rFonts w:ascii="Arial" w:hAnsi="Arial" w:cs="Arial"/>
-          <w:sz w:val="20"/>
-          <w:szCs w:val="20"/>
-        </w:rPr>
-        <w:br/>
-        <w:t>D) PATTERN</w:t>
+        <w:t xml:space="preserve">97. To find rows where salary is between 30000 and 50000 </w:t>
+      </w:r>
+      <w:proofErr w:type="gramStart"/>
+      <w:r>
+        <w:rPr>
+          <w:rFonts w:ascii="Arial" w:hAnsi="Arial" w:cs="Arial"/>
+          <w:b/>
+          <w:bCs/>
+          <w:sz w:val="20"/>
+          <w:szCs w:val="20"/>
+        </w:rPr>
+        <w:t>exclusive</w:t>
+      </w:r>
+      <w:proofErr w:type="gramEnd"/>
+      <w:r>
+        <w:rPr>
+          <w:rFonts w:ascii="Arial" w:hAnsi="Arial" w:cs="Arial"/>
+          <w:b/>
+          <w:bCs/>
+          <w:sz w:val="20"/>
+          <w:szCs w:val="20"/>
+        </w:rPr>
+        <w:t>:</w:t>
+      </w:r>
+    </w:p>
+    <w:p>
+      <w:pPr>
+        <w:spacing w:after="0" w:line="240" w:lineRule="auto"/>
+        <w:rPr>
+          <w:rFonts w:ascii="Arial" w:hAnsi="Arial" w:cs="Arial"/>
+          <w:sz w:val="20"/>
+          <w:szCs w:val="20"/>
+        </w:rPr>
+      </w:pPr>
+      <w:r>
+        <w:rPr>
+          <w:rFonts w:ascii="Arial" w:hAnsi="Arial" w:cs="Arial"/>
+          <w:sz w:val="20"/>
+          <w:szCs w:val="20"/>
+        </w:rPr>
+        <w:t>A) BETWEEN 30000 AND 50000</w:t>
+      </w:r>
+      <w:r>
+        <w:rPr>
+          <w:rFonts w:ascii="Arial" w:hAnsi="Arial" w:cs="Arial"/>
+          <w:sz w:val="20"/>
+          <w:szCs w:val="20"/>
+        </w:rPr>
+        <w:br/>
+        <w:t>B) salary &gt; 30000 AND salary &lt; 50000</w:t>
+      </w:r>
+      <w:r>
+        <w:rPr>
+          <w:rFonts w:ascii="Arial" w:hAnsi="Arial" w:cs="Arial"/>
+          <w:sz w:val="20"/>
+          <w:szCs w:val="20"/>
+        </w:rPr>
+        <w:br/>
+        <w:t>C) salary &gt;= 30000 AND &lt;= 50000</w:t>
+      </w:r>
+      <w:r>
+        <w:rPr>
+          <w:rFonts w:ascii="Arial" w:hAnsi="Arial" w:cs="Arial"/>
+          <w:sz w:val="20"/>
+          <w:szCs w:val="20"/>
+        </w:rPr>
+        <w:br/>
+        <w:t>D) Both A and C (inclusive)</w:t>
       </w:r>
     </w:p>
     <w:p>
@@ -10223,52 +11041,196 @@
           <w:sz w:val="20"/>
           <w:szCs w:val="20"/>
         </w:rPr>
-        <w:t>97. To find rows where salary is between 30000 and 50000 exclusive:</w:t>
-      </w:r>
-    </w:p>
-    <w:p>
-      <w:pPr>
-        <w:spacing w:after="0" w:line="240" w:lineRule="auto"/>
-        <w:rPr>
-          <w:rFonts w:ascii="Arial" w:hAnsi="Arial" w:cs="Arial"/>
-          <w:sz w:val="20"/>
-          <w:szCs w:val="20"/>
-        </w:rPr>
-      </w:pPr>
-      <w:r>
-        <w:rPr>
-          <w:rFonts w:ascii="Arial" w:hAnsi="Arial" w:cs="Arial"/>
-          <w:sz w:val="20"/>
-          <w:szCs w:val="20"/>
-        </w:rPr>
-        <w:t>A) BETWEEN 30000 AND 50000</w:t>
-      </w:r>
-      <w:r>
-        <w:rPr>
-          <w:rFonts w:ascii="Arial" w:hAnsi="Arial" w:cs="Arial"/>
-          <w:sz w:val="20"/>
-          <w:szCs w:val="20"/>
-        </w:rPr>
-        <w:br/>
-        <w:t>B) salary &gt; 30000 AND salary &lt; 50000</w:t>
-      </w:r>
-      <w:r>
-        <w:rPr>
-          <w:rFonts w:ascii="Arial" w:hAnsi="Arial" w:cs="Arial"/>
-          <w:sz w:val="20"/>
-          <w:szCs w:val="20"/>
-        </w:rPr>
-        <w:br/>
-        <w:t>C) salary &gt;= 30000 AND &lt;= 50000</w:t>
-      </w:r>
-      <w:r>
-        <w:rPr>
-          <w:rFonts w:ascii="Arial" w:hAnsi="Arial" w:cs="Arial"/>
-          <w:sz w:val="20"/>
-          <w:szCs w:val="20"/>
-        </w:rPr>
-        <w:br/>
-        <w:t>D) Both A and C (inclusive)</w:t>
+        <w:t>98. Which query gives employees grouped by department with average salary &gt; 40000?</w:t>
+      </w:r>
+    </w:p>
+    <w:p>
+      <w:pPr>
+        <w:spacing w:after="0" w:line="240" w:lineRule="auto"/>
+        <w:rPr>
+          <w:rFonts w:ascii="Arial" w:hAnsi="Arial" w:cs="Arial"/>
+          <w:sz w:val="20"/>
+          <w:szCs w:val="20"/>
+        </w:rPr>
+      </w:pPr>
+      <w:r>
+        <w:rPr>
+          <w:rFonts w:ascii="Arial" w:hAnsi="Arial" w:cs="Arial"/>
+          <w:sz w:val="20"/>
+          <w:szCs w:val="20"/>
+        </w:rPr>
+        <w:t xml:space="preserve">A) SELECT dept, </w:t>
+      </w:r>
+      <w:proofErr w:type="gramStart"/>
+      <w:r>
+        <w:rPr>
+          <w:rFonts w:ascii="Arial" w:hAnsi="Arial" w:cs="Arial"/>
+          <w:sz w:val="20"/>
+          <w:szCs w:val="20"/>
+        </w:rPr>
+        <w:t>AVG(</w:t>
+      </w:r>
+      <w:proofErr w:type="gramEnd"/>
+      <w:r>
+        <w:rPr>
+          <w:rFonts w:ascii="Arial" w:hAnsi="Arial" w:cs="Arial"/>
+          <w:sz w:val="20"/>
+          <w:szCs w:val="20"/>
+        </w:rPr>
+        <w:t xml:space="preserve">salary) FROM emp GROUP BY dept HAVING </w:t>
+      </w:r>
+      <w:proofErr w:type="gramStart"/>
+      <w:r>
+        <w:rPr>
+          <w:rFonts w:ascii="Arial" w:hAnsi="Arial" w:cs="Arial"/>
+          <w:sz w:val="20"/>
+          <w:szCs w:val="20"/>
+        </w:rPr>
+        <w:t>AVG(</w:t>
+      </w:r>
+      <w:proofErr w:type="gramEnd"/>
+      <w:r>
+        <w:rPr>
+          <w:rFonts w:ascii="Arial" w:hAnsi="Arial" w:cs="Arial"/>
+          <w:sz w:val="20"/>
+          <w:szCs w:val="20"/>
+        </w:rPr>
+        <w:t>salary) &gt; 40000</w:t>
+      </w:r>
+      <w:r>
+        <w:rPr>
+          <w:rFonts w:ascii="Arial" w:hAnsi="Arial" w:cs="Arial"/>
+          <w:sz w:val="20"/>
+          <w:szCs w:val="20"/>
+        </w:rPr>
+        <w:br/>
+        <w:t xml:space="preserve">B) SELECT dept, </w:t>
+      </w:r>
+      <w:proofErr w:type="gramStart"/>
+      <w:r>
+        <w:rPr>
+          <w:rFonts w:ascii="Arial" w:hAnsi="Arial" w:cs="Arial"/>
+          <w:sz w:val="20"/>
+          <w:szCs w:val="20"/>
+        </w:rPr>
+        <w:t>AVG(</w:t>
+      </w:r>
+      <w:proofErr w:type="gramEnd"/>
+      <w:r>
+        <w:rPr>
+          <w:rFonts w:ascii="Arial" w:hAnsi="Arial" w:cs="Arial"/>
+          <w:sz w:val="20"/>
+          <w:szCs w:val="20"/>
+        </w:rPr>
+        <w:t xml:space="preserve">salary) FROM emp WHERE </w:t>
+      </w:r>
+      <w:proofErr w:type="gramStart"/>
+      <w:r>
+        <w:rPr>
+          <w:rFonts w:ascii="Arial" w:hAnsi="Arial" w:cs="Arial"/>
+          <w:sz w:val="20"/>
+          <w:szCs w:val="20"/>
+        </w:rPr>
+        <w:t>AVG(</w:t>
+      </w:r>
+      <w:proofErr w:type="gramEnd"/>
+      <w:r>
+        <w:rPr>
+          <w:rFonts w:ascii="Arial" w:hAnsi="Arial" w:cs="Arial"/>
+          <w:sz w:val="20"/>
+          <w:szCs w:val="20"/>
+        </w:rPr>
+        <w:t>salary) &gt; 40000 GROUP BY dept</w:t>
+      </w:r>
+      <w:r>
+        <w:rPr>
+          <w:rFonts w:ascii="Arial" w:hAnsi="Arial" w:cs="Arial"/>
+          <w:sz w:val="20"/>
+          <w:szCs w:val="20"/>
+        </w:rPr>
+        <w:br/>
+        <w:t xml:space="preserve">C) SELECT dept, </w:t>
+      </w:r>
+      <w:proofErr w:type="gramStart"/>
+      <w:r>
+        <w:rPr>
+          <w:rFonts w:ascii="Arial" w:hAnsi="Arial" w:cs="Arial"/>
+          <w:sz w:val="20"/>
+          <w:szCs w:val="20"/>
+        </w:rPr>
+        <w:t>AVG(</w:t>
+      </w:r>
+      <w:proofErr w:type="gramEnd"/>
+      <w:r>
+        <w:rPr>
+          <w:rFonts w:ascii="Arial" w:hAnsi="Arial" w:cs="Arial"/>
+          <w:sz w:val="20"/>
+          <w:szCs w:val="20"/>
+        </w:rPr>
+        <w:t xml:space="preserve">salary) FROM emp HAVING </w:t>
+      </w:r>
+      <w:proofErr w:type="gramStart"/>
+      <w:r>
+        <w:rPr>
+          <w:rFonts w:ascii="Arial" w:hAnsi="Arial" w:cs="Arial"/>
+          <w:sz w:val="20"/>
+          <w:szCs w:val="20"/>
+        </w:rPr>
+        <w:t>AVG(</w:t>
+      </w:r>
+      <w:proofErr w:type="gramEnd"/>
+      <w:r>
+        <w:rPr>
+          <w:rFonts w:ascii="Arial" w:hAnsi="Arial" w:cs="Arial"/>
+          <w:sz w:val="20"/>
+          <w:szCs w:val="20"/>
+        </w:rPr>
+        <w:t>salary) &gt; 40000</w:t>
+      </w:r>
+      <w:r>
+        <w:rPr>
+          <w:rFonts w:ascii="Arial" w:hAnsi="Arial" w:cs="Arial"/>
+          <w:sz w:val="20"/>
+          <w:szCs w:val="20"/>
+        </w:rPr>
+        <w:br/>
+        <w:t xml:space="preserve">D) SELECT dept, </w:t>
+      </w:r>
+      <w:proofErr w:type="gramStart"/>
+      <w:r>
+        <w:rPr>
+          <w:rFonts w:ascii="Arial" w:hAnsi="Arial" w:cs="Arial"/>
+          <w:sz w:val="20"/>
+          <w:szCs w:val="20"/>
+        </w:rPr>
+        <w:t>AVG(</w:t>
+      </w:r>
+      <w:proofErr w:type="gramEnd"/>
+      <w:r>
+        <w:rPr>
+          <w:rFonts w:ascii="Arial" w:hAnsi="Arial" w:cs="Arial"/>
+          <w:sz w:val="20"/>
+          <w:szCs w:val="20"/>
+        </w:rPr>
+        <w:t xml:space="preserve">salary) FROM emp GROUP BY dept WHERE </w:t>
+      </w:r>
+      <w:proofErr w:type="gramStart"/>
+      <w:r>
+        <w:rPr>
+          <w:rFonts w:ascii="Arial" w:hAnsi="Arial" w:cs="Arial"/>
+          <w:sz w:val="20"/>
+          <w:szCs w:val="20"/>
+        </w:rPr>
+        <w:t>AVG(</w:t>
+      </w:r>
+      <w:proofErr w:type="gramEnd"/>
+      <w:r>
+        <w:rPr>
+          <w:rFonts w:ascii="Arial" w:hAnsi="Arial" w:cs="Arial"/>
+          <w:sz w:val="20"/>
+          <w:szCs w:val="20"/>
+        </w:rPr>
+        <w:t>salary) &gt; 40000</w:t>
       </w:r>
     </w:p>
     <w:p>
@@ -10326,52 +11288,52 @@
           <w:sz w:val="20"/>
           <w:szCs w:val="20"/>
         </w:rPr>
-        <w:t>98. Which query gives employees grouped by department with average salary &gt; 40000?</w:t>
-      </w:r>
-    </w:p>
-    <w:p>
-      <w:pPr>
-        <w:spacing w:after="0" w:line="240" w:lineRule="auto"/>
-        <w:rPr>
-          <w:rFonts w:ascii="Arial" w:hAnsi="Arial" w:cs="Arial"/>
-          <w:sz w:val="20"/>
-          <w:szCs w:val="20"/>
-        </w:rPr>
-      </w:pPr>
-      <w:r>
-        <w:rPr>
-          <w:rFonts w:ascii="Arial" w:hAnsi="Arial" w:cs="Arial"/>
-          <w:sz w:val="20"/>
-          <w:szCs w:val="20"/>
-        </w:rPr>
-        <w:t>A) SELECT dept, AVG(salary) FROM emp GROUP BY dept HAVING AVG(salary) &gt; 40000</w:t>
-      </w:r>
-      <w:r>
-        <w:rPr>
-          <w:rFonts w:ascii="Arial" w:hAnsi="Arial" w:cs="Arial"/>
-          <w:sz w:val="20"/>
-          <w:szCs w:val="20"/>
-        </w:rPr>
-        <w:br/>
-        <w:t>B) SELECT dept, AVG(salary) FROM emp WHERE AVG(salary) &gt; 40000 GROUP BY dept</w:t>
-      </w:r>
-      <w:r>
-        <w:rPr>
-          <w:rFonts w:ascii="Arial" w:hAnsi="Arial" w:cs="Arial"/>
-          <w:sz w:val="20"/>
-          <w:szCs w:val="20"/>
-        </w:rPr>
-        <w:br/>
-        <w:t>C) SELECT dept, AVG(salary) FROM emp HAVING AVG(salary) &gt; 40000</w:t>
-      </w:r>
-      <w:r>
-        <w:rPr>
-          <w:rFonts w:ascii="Arial" w:hAnsi="Arial" w:cs="Arial"/>
-          <w:sz w:val="20"/>
-          <w:szCs w:val="20"/>
-        </w:rPr>
-        <w:br/>
-        <w:t>D) SELECT dept, AVG(salary) FROM emp GROUP BY dept WHERE AVG(salary) &gt; 40000</w:t>
+        <w:t>99. A correlated subquery example:</w:t>
+      </w:r>
+    </w:p>
+    <w:p>
+      <w:pPr>
+        <w:spacing w:after="0" w:line="240" w:lineRule="auto"/>
+        <w:rPr>
+          <w:rFonts w:ascii="Arial" w:hAnsi="Arial" w:cs="Arial"/>
+          <w:sz w:val="20"/>
+          <w:szCs w:val="20"/>
+        </w:rPr>
+      </w:pPr>
+      <w:r>
+        <w:rPr>
+          <w:rFonts w:ascii="Arial" w:hAnsi="Arial" w:cs="Arial"/>
+          <w:sz w:val="20"/>
+          <w:szCs w:val="20"/>
+        </w:rPr>
+        <w:t>A) SELECT * FROM t1 WHERE col IN (SELECT col FROM t2)</w:t>
+      </w:r>
+      <w:r>
+        <w:rPr>
+          <w:rFonts w:ascii="Arial" w:hAnsi="Arial" w:cs="Arial"/>
+          <w:sz w:val="20"/>
+          <w:szCs w:val="20"/>
+        </w:rPr>
+        <w:br/>
+        <w:t>B) SELECT * FROM t1 WHERE col = (SELECT col FROM t2 WHERE t2.id = t1.id)</w:t>
+      </w:r>
+      <w:r>
+        <w:rPr>
+          <w:rFonts w:ascii="Arial" w:hAnsi="Arial" w:cs="Arial"/>
+          <w:sz w:val="20"/>
+          <w:szCs w:val="20"/>
+        </w:rPr>
+        <w:br/>
+        <w:t>C) SELECT * FROM t1, t2</w:t>
+      </w:r>
+      <w:r>
+        <w:rPr>
+          <w:rFonts w:ascii="Arial" w:hAnsi="Arial" w:cs="Arial"/>
+          <w:sz w:val="20"/>
+          <w:szCs w:val="20"/>
+        </w:rPr>
+        <w:br/>
+        <w:t>D) SELECT * FROM t1 UNION SELECT * FROM t2</w:t>
       </w:r>
     </w:p>
     <w:p>
@@ -10429,109 +11391,6 @@
           <w:sz w:val="20"/>
           <w:szCs w:val="20"/>
         </w:rPr>
-        <w:t>99. A correlated subquery example:</w:t>
-      </w:r>
-    </w:p>
-    <w:p>
-      <w:pPr>
-        <w:spacing w:after="0" w:line="240" w:lineRule="auto"/>
-        <w:rPr>
-          <w:rFonts w:ascii="Arial" w:hAnsi="Arial" w:cs="Arial"/>
-          <w:sz w:val="20"/>
-          <w:szCs w:val="20"/>
-        </w:rPr>
-      </w:pPr>
-      <w:r>
-        <w:rPr>
-          <w:rFonts w:ascii="Arial" w:hAnsi="Arial" w:cs="Arial"/>
-          <w:sz w:val="20"/>
-          <w:szCs w:val="20"/>
-        </w:rPr>
-        <w:t>A) SELECT * FROM t1 WHERE col IN (SELECT col FROM t2)</w:t>
-      </w:r>
-      <w:r>
-        <w:rPr>
-          <w:rFonts w:ascii="Arial" w:hAnsi="Arial" w:cs="Arial"/>
-          <w:sz w:val="20"/>
-          <w:szCs w:val="20"/>
-        </w:rPr>
-        <w:br/>
-        <w:t>B) SELECT * FROM t1 WHERE col = (SELECT col FROM t2 WHERE t2.id = t1.id)</w:t>
-      </w:r>
-      <w:r>
-        <w:rPr>
-          <w:rFonts w:ascii="Arial" w:hAnsi="Arial" w:cs="Arial"/>
-          <w:sz w:val="20"/>
-          <w:szCs w:val="20"/>
-        </w:rPr>
-        <w:br/>
-        <w:t>C) SELECT * FROM t1, t2</w:t>
-      </w:r>
-      <w:r>
-        <w:rPr>
-          <w:rFonts w:ascii="Arial" w:hAnsi="Arial" w:cs="Arial"/>
-          <w:sz w:val="20"/>
-          <w:szCs w:val="20"/>
-        </w:rPr>
-        <w:br/>
-        <w:t>D) SELECT * FROM t1 UNION SELECT * FROM t2</w:t>
-      </w:r>
-    </w:p>
-    <w:p>
-      <w:pPr>
-        <w:spacing w:after="0" w:line="240" w:lineRule="auto"/>
-        <w:rPr>
-          <w:rFonts w:ascii="Arial" w:hAnsi="Arial" w:cs="Arial"/>
-          <w:b/>
-          <w:bCs/>
-          <w:sz w:val="20"/>
-          <w:szCs w:val="20"/>
-        </w:rPr>
-        <w:sectPr>
-          <w:type w:val="continuous"/>
-          <w:pgSz w:w="11906" w:h="16838"/>
-          <w:pgMar w:top="567" w:right="1440" w:bottom="567" w:left="1440" w:header="708" w:footer="708" w:gutter="0"/>
-          <w:cols w:num="2" w:space="708"/>
-          <w:docGrid w:linePitch="360"/>
-        </w:sectPr>
-      </w:pPr>
-    </w:p>
-    <w:p>
-      <w:pPr>
-        <w:spacing w:after="0" w:line="240" w:lineRule="auto"/>
-        <w:rPr>
-          <w:rFonts w:ascii="Arial" w:hAnsi="Arial" w:cs="Arial"/>
-          <w:b/>
-          <w:bCs/>
-          <w:sz w:val="20"/>
-          <w:szCs w:val="20"/>
-        </w:rPr>
-      </w:pPr>
-    </w:p>
-    <w:p>
-      <w:pPr>
-        <w:spacing w:after="0" w:line="240" w:lineRule="auto"/>
-        <w:rPr>
-          <w:rFonts w:ascii="Arial" w:hAnsi="Arial" w:cs="Arial"/>
-          <w:sz w:val="20"/>
-          <w:szCs w:val="20"/>
-        </w:rPr>
-        <w:sectPr>
-          <w:type w:val="continuous"/>
-          <w:pgSz w:w="11906" w:h="16838"/>
-          <w:pgMar w:top="567" w:right="1440" w:bottom="567" w:left="1440" w:header="708" w:footer="708" w:gutter="0"/>
-          <w:cols w:space="708"/>
-          <w:docGrid w:linePitch="360"/>
-        </w:sectPr>
-      </w:pPr>
-      <w:r>
-        <w:rPr>
-          <w:rFonts w:ascii="Arial" w:hAnsi="Arial" w:cs="Arial"/>
-          <w:b/>
-          <w:bCs/>
-          <w:sz w:val="20"/>
-          <w:szCs w:val="20"/>
-        </w:rPr>
         <w:t>100. Which engine supports full-text indexes by default?</w:t>
       </w:r>
     </w:p>
@@ -10550,17 +11409,45 @@
           <w:sz w:val="20"/>
           <w:szCs w:val="20"/>
         </w:rPr>
-        <w:t>A) InnoDB (from MySQL 5.6+)</w:t>
-      </w:r>
-      <w:r>
-        <w:rPr>
-          <w:rFonts w:ascii="Arial" w:hAnsi="Arial" w:cs="Arial"/>
-          <w:sz w:val="20"/>
-          <w:szCs w:val="20"/>
-        </w:rPr>
-        <w:br/>
-        <w:t>B) MyISAM</w:t>
-      </w:r>
+        <w:t xml:space="preserve">A) </w:t>
+      </w:r>
+      <w:proofErr w:type="spellStart"/>
+      <w:r>
+        <w:rPr>
+          <w:rFonts w:ascii="Arial" w:hAnsi="Arial" w:cs="Arial"/>
+          <w:sz w:val="20"/>
+          <w:szCs w:val="20"/>
+        </w:rPr>
+        <w:t>InnoDB</w:t>
+      </w:r>
+      <w:proofErr w:type="spellEnd"/>
+      <w:r>
+        <w:rPr>
+          <w:rFonts w:ascii="Arial" w:hAnsi="Arial" w:cs="Arial"/>
+          <w:sz w:val="20"/>
+          <w:szCs w:val="20"/>
+        </w:rPr>
+        <w:t xml:space="preserve"> (from MySQL 5.6+)</w:t>
+      </w:r>
+      <w:r>
+        <w:rPr>
+          <w:rFonts w:ascii="Arial" w:hAnsi="Arial" w:cs="Arial"/>
+          <w:sz w:val="20"/>
+          <w:szCs w:val="20"/>
+        </w:rPr>
+        <w:br/>
+        <w:t xml:space="preserve">B) </w:t>
+      </w:r>
+      <w:proofErr w:type="spellStart"/>
+      <w:r>
+        <w:rPr>
+          <w:rFonts w:ascii="Arial" w:hAnsi="Arial" w:cs="Arial"/>
+          <w:sz w:val="20"/>
+          <w:szCs w:val="20"/>
+        </w:rPr>
+        <w:t>MyISAM</w:t>
+      </w:r>
+      <w:proofErr w:type="spellEnd"/>
       <w:r>
         <w:rPr>
           <w:rFonts w:ascii="Arial" w:hAnsi="Arial" w:cs="Arial"/>
@@ -18460,8 +19347,10 @@
     <w:rsid w:val="005C1D59"/>
     <w:rsid w:val="0071112B"/>
     <w:rsid w:val="008641C7"/>
+    <w:rsid w:val="00891CAD"/>
     <w:rsid w:val="009D1FE9"/>
     <w:rsid w:val="00C3627A"/>
+    <w:rsid w:val="00C812DD"/>
     <w:rsid w:val="00DB6AFF"/>
     <w:rsid w:val="00F342DD"/>
   </w:rsids>
